--- a/MFIX-OFC.docx
+++ b/MFIX-OFC.docx
@@ -246,15 +246,7 @@
           <w:b/>
           <w:sz w:val="36"/>
         </w:rPr>
-        <w:t>MFIX FIXADORES</w:t>
-      </w:r>
-      <w:r>
-        <w:rPr>
-          <w:rFonts w:ascii="Arial"/>
-          <w:b/>
-          <w:sz w:val="36"/>
-        </w:rPr>
-        <w:t xml:space="preserve"> Projeto</w:t>
+        <w:t>MFIX FIXADORES Projeto</w:t>
       </w:r>
       <w:r>
         <w:rPr>
@@ -397,21 +389,7 @@
           <w:sz w:val="31"/>
           <w:szCs w:val="31"/>
         </w:rPr>
-        <w:t>Bárbara</w:t>
-      </w:r>
-      <w:r>
-        <w:rPr>
-          <w:sz w:val="31"/>
-          <w:szCs w:val="31"/>
-        </w:rPr>
-        <w:t xml:space="preserve"> </w:t>
-      </w:r>
-      <w:r>
-        <w:rPr>
-          <w:sz w:val="31"/>
-          <w:szCs w:val="31"/>
-        </w:rPr>
-        <w:t>de Carvalho - 2041382511031</w:t>
+        <w:t>Bárbara de Carvalho - 2041382511031</w:t>
       </w:r>
     </w:p>
     <w:p>
@@ -19122,229 +19100,313 @@
     </w:p>
     <w:p>
       <w:pPr>
-        <w:pStyle w:val="Corpodetexto"/>
-        <w:spacing w:before="66" w:line="249" w:lineRule="auto"/>
-        <w:ind w:left="360"/>
+        <w:pStyle w:val="Ttulo4"/>
+        <w:tabs>
+          <w:tab w:val="left" w:pos="699"/>
+        </w:tabs>
+        <w:ind w:left="699" w:firstLine="0"/>
+        <w:rPr>
+          <w:sz w:val="24"/>
+          <w:szCs w:val="24"/>
+        </w:rPr>
       </w:pPr>
-      <w:r>
-        <w:rPr>
-          <w:color w:val="0000FF"/>
-        </w:rPr>
-        <w:t>[Esta</w:t>
-      </w:r>
-      <w:r>
-        <w:rPr>
-          <w:color w:val="0000FF"/>
-          <w:spacing w:val="31"/>
-        </w:rPr>
-        <w:t xml:space="preserve"> </w:t>
-      </w:r>
-      <w:r>
-        <w:rPr>
-          <w:color w:val="0000FF"/>
-        </w:rPr>
-        <w:t>seção</w:t>
-      </w:r>
-      <w:r>
-        <w:rPr>
-          <w:color w:val="0000FF"/>
-          <w:spacing w:val="31"/>
-        </w:rPr>
-        <w:t xml:space="preserve"> </w:t>
-      </w:r>
-      <w:r>
-        <w:rPr>
-          <w:color w:val="0000FF"/>
-        </w:rPr>
-        <w:t>apresenta</w:t>
-      </w:r>
-      <w:r>
-        <w:rPr>
-          <w:color w:val="0000FF"/>
-          <w:spacing w:val="26"/>
-        </w:rPr>
-        <w:t xml:space="preserve"> </w:t>
-      </w:r>
-      <w:r>
-        <w:rPr>
-          <w:color w:val="0000FF"/>
-        </w:rPr>
-        <w:t>os</w:t>
-      </w:r>
-      <w:r>
-        <w:rPr>
-          <w:color w:val="0000FF"/>
-          <w:spacing w:val="28"/>
-        </w:rPr>
-        <w:t xml:space="preserve"> </w:t>
-      </w:r>
-      <w:r>
-        <w:rPr>
-          <w:color w:val="0000FF"/>
-        </w:rPr>
-        <w:t>artefatos</w:t>
-      </w:r>
-      <w:r>
-        <w:rPr>
-          <w:color w:val="0000FF"/>
-          <w:spacing w:val="28"/>
-        </w:rPr>
-        <w:t xml:space="preserve"> </w:t>
-      </w:r>
-      <w:r>
-        <w:rPr>
-          <w:color w:val="0000FF"/>
-        </w:rPr>
-        <w:t>relativos</w:t>
-      </w:r>
-      <w:r>
-        <w:rPr>
-          <w:color w:val="0000FF"/>
-          <w:spacing w:val="33"/>
-        </w:rPr>
-        <w:t xml:space="preserve"> </w:t>
-      </w:r>
-      <w:r>
-        <w:rPr>
-          <w:color w:val="0000FF"/>
-        </w:rPr>
-        <w:t>às</w:t>
-      </w:r>
-      <w:r>
-        <w:rPr>
-          <w:color w:val="0000FF"/>
-          <w:spacing w:val="33"/>
-        </w:rPr>
-        <w:t xml:space="preserve"> </w:t>
-      </w:r>
-      <w:r>
-        <w:rPr>
-          <w:color w:val="0000FF"/>
-        </w:rPr>
-        <w:t>soluções</w:t>
-      </w:r>
-      <w:r>
-        <w:rPr>
-          <w:color w:val="0000FF"/>
-          <w:spacing w:val="36"/>
-        </w:rPr>
-        <w:t xml:space="preserve"> </w:t>
-      </w:r>
-      <w:r>
-        <w:rPr>
-          <w:color w:val="0000FF"/>
-        </w:rPr>
-        <w:t>de</w:t>
-      </w:r>
-      <w:r>
-        <w:rPr>
-          <w:color w:val="0000FF"/>
-          <w:spacing w:val="28"/>
-        </w:rPr>
-        <w:t xml:space="preserve"> </w:t>
-      </w:r>
-      <w:r>
-        <w:rPr>
-          <w:color w:val="0000FF"/>
-        </w:rPr>
-        <w:t>Laboratório</w:t>
-      </w:r>
-      <w:r>
-        <w:rPr>
-          <w:color w:val="0000FF"/>
-          <w:spacing w:val="31"/>
-        </w:rPr>
-        <w:t xml:space="preserve"> </w:t>
-      </w:r>
-      <w:r>
-        <w:rPr>
-          <w:color w:val="0000FF"/>
-        </w:rPr>
-        <w:t>de</w:t>
-      </w:r>
-      <w:r>
-        <w:rPr>
-          <w:color w:val="0000FF"/>
-          <w:spacing w:val="32"/>
-        </w:rPr>
-        <w:t xml:space="preserve"> </w:t>
-      </w:r>
-      <w:r>
-        <w:rPr>
-          <w:color w:val="0000FF"/>
-        </w:rPr>
-        <w:t>Programação</w:t>
-      </w:r>
-      <w:r>
-        <w:rPr>
-          <w:color w:val="0000FF"/>
-          <w:spacing w:val="26"/>
-        </w:rPr>
-        <w:t xml:space="preserve"> </w:t>
-      </w:r>
-      <w:r>
-        <w:rPr>
-          <w:color w:val="0000FF"/>
-        </w:rPr>
-        <w:t>I,</w:t>
-      </w:r>
-      <w:r>
-        <w:rPr>
-          <w:color w:val="0000FF"/>
-          <w:spacing w:val="32"/>
-        </w:rPr>
-        <w:t xml:space="preserve"> </w:t>
-      </w:r>
-      <w:r>
-        <w:rPr>
-          <w:color w:val="0000FF"/>
-        </w:rPr>
-        <w:t>de</w:t>
-      </w:r>
-      <w:r>
-        <w:rPr>
-          <w:color w:val="0000FF"/>
-          <w:spacing w:val="32"/>
-        </w:rPr>
-        <w:t xml:space="preserve"> </w:t>
-      </w:r>
-      <w:r>
-        <w:rPr>
-          <w:color w:val="0000FF"/>
-        </w:rPr>
-        <w:t>acordo,</w:t>
-      </w:r>
-      <w:r>
-        <w:rPr>
-          <w:color w:val="0000FF"/>
-          <w:spacing w:val="26"/>
-        </w:rPr>
-        <w:t xml:space="preserve"> </w:t>
-      </w:r>
-      <w:r>
-        <w:rPr>
-          <w:color w:val="0000FF"/>
-        </w:rPr>
-        <w:t>com</w:t>
-      </w:r>
-      <w:r>
-        <w:rPr>
-          <w:color w:val="0000FF"/>
-          <w:spacing w:val="32"/>
-        </w:rPr>
-        <w:t xml:space="preserve"> </w:t>
-      </w:r>
-      <w:r>
-        <w:rPr>
-          <w:color w:val="0000FF"/>
-        </w:rPr>
-        <w:t>os requisitos definidos no item 4. Disciplina de Apoio: Laboratório de Programação I].</w:t>
-      </w:r>
     </w:p>
     <w:p>
       <w:pPr>
-        <w:pStyle w:val="Corpodetexto"/>
+        <w:pStyle w:val="NormalWeb"/>
+        <w:spacing w:before="0" w:beforeAutospacing="0" w:after="120" w:afterAutospacing="0"/>
+        <w:ind w:firstLine="357"/>
       </w:pPr>
+      <w:r>
+        <w:t xml:space="preserve">No contexto da disciplina de </w:t>
+      </w:r>
+      <w:r>
+        <w:rPr>
+          <w:rStyle w:val="Forte"/>
+        </w:rPr>
+        <w:t>Laboratório de Programação I</w:t>
+      </w:r>
+      <w:r>
+        <w:t xml:space="preserve">, o estudo da linguagem </w:t>
+      </w:r>
+      <w:r>
+        <w:rPr>
+          <w:rStyle w:val="Forte"/>
+        </w:rPr>
+        <w:t>Python</w:t>
+      </w:r>
+      <w:r>
+        <w:t xml:space="preserve"> tem como objetivo desenvolver a compreensão dos fundamentos da programação e de sua aplicação prática na resolução de problemas computacionais. A ementa da disciplina contempla o funcionamento geral da sintaxe básica da linguagem, abrangendo estruturas de controle, variáveis, tipos de dados, operadores, funções e manipulação de estruturas como listas, dicionários e tabelas. Esses elementos constituem a base necessária para a construção de programas capazes de organizar, processar e interpretar informações de forma estruturada.</w:t>
+      </w:r>
+    </w:p>
+    <w:p>
+      <w:pPr>
+        <w:pStyle w:val="NormalWeb"/>
+        <w:spacing w:before="0" w:beforeAutospacing="0" w:after="120" w:afterAutospacing="0"/>
+        <w:ind w:firstLine="357"/>
+      </w:pPr>
+      <w:r>
+        <w:t>Além do domínio da sintaxe fundamental, a disciplina também introduz o uso de bibliotecas amplamente empregadas no ecossistema de desenvolvimento em Python. A integração entre os fundamentos da linguagem e essas bibliotecas amplia significativamente as possibilidades de análise e automação, permitindo que conceitos introdutórios de programação sejam conectados a aplicações concretas em contextos acadêmicos e profissionais.</w:t>
+      </w:r>
+    </w:p>
+    <w:p>
+      <w:pPr>
+        <w:pStyle w:val="NormalWeb"/>
+        <w:spacing w:before="0" w:beforeAutospacing="0" w:after="120" w:afterAutospacing="0"/>
+        <w:ind w:firstLine="357"/>
+      </w:pPr>
+      <w:r>
+        <w:t xml:space="preserve">Nesse sentido, o presente trabalho articula os conhecimentos desenvolvidos na disciplina com uma aplicação prática orientada ao contexto de análise de dados. A partir da utilização de Python e de suas bibliotecas de manipulação e análise estatística, foi possível explorar informações provenientes do data </w:t>
+      </w:r>
+      <w:r>
+        <w:t>Warehouse</w:t>
+      </w:r>
+      <w:r>
+        <w:t xml:space="preserve"> do sistema de controle de estoque da MFix, demonstrando como os fundamentos de programação podem ser empregados na construção de soluções analíticas voltadas à interpretação de dados e ao apoio à tomada de decisão.</w:t>
+      </w:r>
+    </w:p>
+    <w:p>
+      <w:pPr>
+        <w:pStyle w:val="NormalWeb"/>
+        <w:spacing w:before="0" w:beforeAutospacing="0" w:after="120" w:afterAutospacing="0"/>
+        <w:ind w:firstLine="357"/>
+      </w:pPr>
+      <w:r>
+        <w:t xml:space="preserve">No presente estudo, utilizou-se como base analítica o </w:t>
+      </w:r>
+      <w:r>
+        <w:t>D</w:t>
+      </w:r>
+      <w:r>
+        <w:t xml:space="preserve">ata </w:t>
+      </w:r>
+      <w:r>
+        <w:t>Warehouse</w:t>
+      </w:r>
+      <w:r>
+        <w:t xml:space="preserve"> desenvolvido para o sistema de controle de estoque da empresa MFix. A modelagem adotada possui como núcleo a tabela fato `fato_movimentacao`, estruturada para registrar eventos operacionais de movimentação de estoque e composta por medidas quantitativas e monetárias, além de chaves de relacionamento com as dimensões de produto, tempo, tipo de movimentação, fornecedor, transportadora e lote. Essa organização dimensional permitiu que os dados históricos já integrados pelo processo de ETL fossem empregados como fonte </w:t>
+      </w:r>
+      <w:r>
+        <w:lastRenderedPageBreak/>
+        <w:t>consistente para análise estatística inferencial, sem necessidade de intervenções adicionais na etapa de carga ou transformação.</w:t>
+      </w:r>
+    </w:p>
+    <w:p>
+      <w:pPr>
+        <w:pStyle w:val="NormalWeb"/>
+        <w:spacing w:before="0" w:beforeAutospacing="0" w:after="120" w:afterAutospacing="0"/>
+        <w:ind w:firstLine="357"/>
+      </w:pPr>
+      <w:r>
+        <w:t>A partir da estrutura da tabela fato, foram identificadas as medidas `quantidade` e `valor_total`. Embora ambas apresentem natureza numérica, optou-se pela construção de uma nova variável contínua denominada valor unitário, obtida pela razão entre o valor total da movimentação e a respectiva quantidade movimentada. Essa escolha foi adotada porque a utilização isolada do valor total poderia introduzir distorções decorrentes da variação no tamanho dos lotes movimentados. Em operações de estoque, movimentações com quantidades muito distintas podem apresentar valores totais proporcionalmente diferentes sem necessariamente refletir alteração no comportamento do preço unitário. Dessa forma, o valor unitário foi considerado mais adequado para representar o fenômeno econômico de interesse e permitir comparabilidade estatística entre os registros.</w:t>
+      </w:r>
+    </w:p>
+    <w:p>
+      <w:pPr>
+        <w:pStyle w:val="NormalWeb"/>
+        <w:spacing w:before="0" w:beforeAutospacing="0" w:after="120" w:afterAutospacing="0"/>
+        <w:ind w:firstLine="357"/>
+      </w:pPr>
+      <w:r>
+        <w:t xml:space="preserve">Para a composição da população estatística, foram selecionados todos os registros válidos da tabela `fato_movimentacao` que apresentavam valores positivos para quantidade e valor total. Essa filtragem teve como objetivo excluir observações nulas, inconsistentes ou sem significado analítico, assegurando maior robustez à análise. Após a aplicação desses critérios, a população foi composta por </w:t>
+      </w:r>
+      <w:r>
+        <w:rPr>
+          <w:b/>
+          <w:bCs/>
+        </w:rPr>
+        <w:t>200 observações</w:t>
+      </w:r>
+      <w:r>
+        <w:t xml:space="preserve">, consideradas representativas do histórico disponível no </w:t>
+      </w:r>
+      <w:r>
+        <w:t>D</w:t>
+      </w:r>
+      <w:r>
+        <w:t xml:space="preserve">ata </w:t>
+      </w:r>
+      <w:r>
+        <w:t>Warehouse</w:t>
+      </w:r>
+      <w:r>
+        <w:t xml:space="preserve"> para a variável estudada.</w:t>
+      </w:r>
+    </w:p>
+    <w:p>
+      <w:pPr>
+        <w:pStyle w:val="NormalWeb"/>
+        <w:spacing w:before="0" w:beforeAutospacing="0" w:after="120" w:afterAutospacing="0"/>
+        <w:ind w:firstLine="357"/>
+      </w:pPr>
+      <w:r>
+        <w:t xml:space="preserve">Em seguida, procedeu-se à determinação do tamanho amostral com </w:t>
+      </w:r>
+      <w:r>
+        <w:rPr>
+          <w:b/>
+          <w:bCs/>
+        </w:rPr>
+        <w:t>nível de confiança de 95%.</w:t>
+      </w:r>
+      <w:r>
+        <w:t xml:space="preserve"> Para esse cálculo, utilizou-se o valor crítico da distribuição normal correspondente a 1,96, o desvio padrão estimado da população e a correção para população finita. O emprego desse procedimento teve por finalidade estimar o número mínimo de observações necessário para representar adequadamente a população dentro de um nível conhecido de confiança estatística. O resultado obtido indicou necessidade de </w:t>
+      </w:r>
+      <w:r>
+        <w:rPr>
+          <w:b/>
+          <w:bCs/>
+        </w:rPr>
+        <w:t>200 observações</w:t>
+      </w:r>
+      <w:r>
+        <w:t>, valor equivalente ao tamanho total da população disponível. Desse modo, a análise assumiu caráter próximo de um censo estatístico, uma vez que praticamente todos os registros válidos foram incorporados ao estudo.</w:t>
+      </w:r>
+    </w:p>
+    <w:p>
+      <w:pPr>
+        <w:pStyle w:val="NormalWeb"/>
+        <w:spacing w:before="0" w:beforeAutospacing="0" w:after="120" w:afterAutospacing="0"/>
+        <w:ind w:firstLine="357"/>
+      </w:pPr>
+      <w:r>
+        <w:t xml:space="preserve">A partir da amostra obtida, foram calculadas as estatísticas descritivas da variável `valor_unitario`. A média amostral observada foi de </w:t>
+      </w:r>
+      <w:r>
+        <w:rPr>
+          <w:b/>
+          <w:bCs/>
+        </w:rPr>
+        <w:t>134,24</w:t>
+      </w:r>
+      <w:r>
+        <w:t xml:space="preserve">, enquanto o desvio padrão foi de </w:t>
+      </w:r>
+      <w:r>
+        <w:rPr>
+          <w:b/>
+          <w:bCs/>
+        </w:rPr>
+        <w:t>378,79</w:t>
+      </w:r>
+      <w:r>
+        <w:t>. A análise dos quartis mostrou que 25% das observações apresentaram valores inferiores a 12,19</w:t>
+      </w:r>
+      <w:r>
+        <w:t xml:space="preserve">, </w:t>
+      </w:r>
+      <w:r>
+        <w:t xml:space="preserve">50% inferiores a 18,74 e 75% inferiores a 97,81. O valor mínimo identificado foi 0,25, enquanto o valor máximo atingiu 4248,75. A diferença expressiva entre média e mediana, associada à elevada amplitude observada, indica que a distribuição da variável apresenta </w:t>
+      </w:r>
+      <w:r>
+        <w:rPr>
+          <w:b/>
+          <w:bCs/>
+        </w:rPr>
+        <w:t>assimetria positiva acentuada</w:t>
+      </w:r>
+      <w:r>
+        <w:t>, caracterizada pela presença de poucos valores extremos elevados que exercem influência relevante sobre a média amostral.</w:t>
+      </w:r>
+    </w:p>
+    <w:p>
+      <w:pPr>
+        <w:pStyle w:val="NormalWeb"/>
+        <w:spacing w:before="0" w:beforeAutospacing="0" w:after="120" w:afterAutospacing="0"/>
+        <w:ind w:firstLine="357"/>
+      </w:pPr>
+      <w:r>
+        <w:t>Com base nesses resultados, estimou-se o intervalo de confiança de 95% para a média populacional, obtendo-se o intervalo compreendido entre 81,42 e 187,05. O uso do intervalo de confiança foi importante porque permitiu estimar uma faixa de valores plausíveis para a média populacional, em vez de se restringir a um único valor pontual. A amplitude relativamente elevada desse intervalo é coerente com a elevada dispersão observada nos dados e com a presença de valores extremos que ampliam a variabilidade da distribuição.</w:t>
+      </w:r>
+    </w:p>
+    <w:p>
+      <w:pPr>
+        <w:pStyle w:val="NormalWeb"/>
+        <w:spacing w:before="0" w:beforeAutospacing="0" w:after="120" w:afterAutospacing="0"/>
+        <w:ind w:firstLine="357"/>
+      </w:pPr>
+      <w:r>
+        <w:t xml:space="preserve">Na etapa de inferência estatística, foi realizado um </w:t>
+      </w:r>
+      <w:r>
+        <w:rPr>
+          <w:b/>
+          <w:bCs/>
+        </w:rPr>
+        <w:t>teste t para uma amostra</w:t>
+      </w:r>
+      <w:r>
+        <w:t xml:space="preserve">, adotando-se como hipótese nula a igualdade entre a média populacional do valor unitário e o valor de referência de </w:t>
+      </w:r>
+      <w:r>
+        <w:rPr>
+          <w:b/>
+          <w:bCs/>
+        </w:rPr>
+        <w:t>90.</w:t>
+      </w:r>
+      <w:r>
+        <w:t xml:space="preserve"> Formalmente, estabeleceu-se (H_0: \mu = 90) e (H_1: \mu \neq 90). A escolha desse valor de referência foi considerada metodologicamente plausível por situar-se dentro do intervalo de confiança obtido e por representar um patamar compatível com a dispersão observada nos dados. O teste produziu </w:t>
+      </w:r>
+      <w:r>
+        <w:rPr>
+          <w:b/>
+          <w:bCs/>
+        </w:rPr>
+        <w:t>estatística (t = 1{,}6516) e p-valor = 0,1002.</w:t>
+      </w:r>
+    </w:p>
+    <w:p>
+      <w:pPr>
+        <w:pStyle w:val="NormalWeb"/>
+        <w:spacing w:before="0" w:beforeAutospacing="0" w:after="120" w:afterAutospacing="0"/>
+        <w:ind w:firstLine="357"/>
+      </w:pPr>
+      <w:r>
+        <w:t xml:space="preserve">Considerando-se nível de significância de 5%, o p-valor encontrado é superior a 0,05. Dessa forma, </w:t>
+      </w:r>
+      <w:r>
+        <w:rPr>
+          <w:b/>
+          <w:bCs/>
+        </w:rPr>
+        <w:t>não foram encontradas evidências estatísticas suficientes para rejeitar a hipótese nula</w:t>
+      </w:r>
+      <w:r>
+        <w:t xml:space="preserve">. Em termos </w:t>
+      </w:r>
+      <w:r>
+        <w:lastRenderedPageBreak/>
+        <w:t xml:space="preserve">analíticos, isso significa que, com base nos dados observados, não se pode afirmar que a média populacional do valor unitário seja estatisticamente diferente de 90. Esse resultado é consistente com o intervalo de confiança estimado, uma vez que o valor de referência adotado </w:t>
+      </w:r>
+      <w:r>
+        <w:t>se encontra</w:t>
+      </w:r>
+      <w:r>
+        <w:t xml:space="preserve"> contido no intervalo calculado.</w:t>
+      </w:r>
+    </w:p>
+    <w:p>
+      <w:pPr>
+        <w:pStyle w:val="NormalWeb"/>
+        <w:spacing w:before="0" w:beforeAutospacing="0" w:after="120" w:afterAutospacing="0"/>
+        <w:ind w:firstLine="357"/>
+      </w:pPr>
+      <w:r>
+        <w:t xml:space="preserve">Em síntese, a aplicação de técnicas de estatística inferencial sobre o data </w:t>
+      </w:r>
+      <w:r>
+        <w:t>Warehouse</w:t>
+      </w:r>
+      <w:r>
+        <w:t xml:space="preserve"> da MFix demonstrou que a infraestrutura analítica previamente construída pelo projeto permitiu não apenas o armazenamento e integração de dados operacionais, mas também sua utilização em procedimentos quantitativos de apoio à análise gerencial. A construção da variável valor unitário mostrou-se adequada para neutralizar efeitos de escala associados às quantidades movimentadas, enquanto a análise estatística evidenciou elevada heterogeneidade entre as movimentações registradas. Dessa forma, o estudo confirma que o ambiente de data </w:t>
+      </w:r>
+      <w:r>
+        <w:t>Warehouse</w:t>
+      </w:r>
+      <w:r>
+        <w:t xml:space="preserve"> desenvolvido constitui uma base consistente para exploração analítica, interpretação estatística e apoio à tomada de decisão no contexto do controle de estoque empresarial.</w:t>
+      </w:r>
     </w:p>
     <w:p>
       <w:pPr>
@@ -21716,7 +21778,6 @@
       <w:lvlJc w:val="left"/>
       <w:pPr>
         <w:ind w:left="105" w:hanging="220"/>
-        <w:jc w:val="left"/>
       </w:pPr>
       <w:rPr>
         <w:rFonts w:ascii="Arial MT" w:eastAsia="Arial MT" w:hAnsi="Arial MT" w:cs="Arial MT" w:hint="default"/>
@@ -21969,7 +22030,6 @@
       <w:lvlJc w:val="left"/>
       <w:pPr>
         <w:ind w:left="105" w:hanging="221"/>
-        <w:jc w:val="left"/>
       </w:pPr>
       <w:rPr>
         <w:rFonts w:ascii="Arial MT" w:eastAsia="Arial MT" w:hAnsi="Arial MT" w:cs="Arial MT" w:hint="default"/>
@@ -22100,7 +22160,6 @@
       <w:lvlJc w:val="left"/>
       <w:pPr>
         <w:ind w:left="786" w:hanging="426"/>
-        <w:jc w:val="left"/>
       </w:pPr>
       <w:rPr>
         <w:rFonts w:ascii="Times New Roman" w:eastAsia="Times New Roman" w:hAnsi="Times New Roman" w:cs="Times New Roman" w:hint="default"/>
@@ -22122,7 +22181,6 @@
       <w:lvlJc w:val="left"/>
       <w:pPr>
         <w:ind w:left="1361" w:hanging="570"/>
-        <w:jc w:val="left"/>
       </w:pPr>
       <w:rPr>
         <w:rFonts w:ascii="Times New Roman" w:eastAsia="Times New Roman" w:hAnsi="Times New Roman" w:cs="Times New Roman" w:hint="default"/>
@@ -22233,7 +22291,6 @@
       <w:lvlJc w:val="left"/>
       <w:pPr>
         <w:ind w:left="645" w:hanging="285"/>
-        <w:jc w:val="left"/>
       </w:pPr>
       <w:rPr>
         <w:rFonts w:ascii="Arial" w:eastAsia="Arial" w:hAnsi="Arial" w:cs="Arial" w:hint="default"/>
@@ -22255,7 +22312,6 @@
       <w:lvlJc w:val="left"/>
       <w:pPr>
         <w:ind w:left="1081" w:hanging="721"/>
-        <w:jc w:val="left"/>
       </w:pPr>
       <w:rPr>
         <w:rFonts w:ascii="Arial" w:eastAsia="Arial" w:hAnsi="Arial" w:cs="Arial" w:hint="default"/>
@@ -23096,6 +23152,37 @@
       <w:ind w:left="105"/>
     </w:pPr>
   </w:style>
+  <w:style w:type="paragraph" w:styleId="NormalWeb">
+    <w:name w:val="Normal (Web)"/>
+    <w:basedOn w:val="Normal"/>
+    <w:uiPriority w:val="99"/>
+    <w:semiHidden/>
+    <w:unhideWhenUsed/>
+    <w:rsid w:val="00C35771"/>
+    <w:pPr>
+      <w:widowControl/>
+      <w:autoSpaceDE/>
+      <w:autoSpaceDN/>
+      <w:spacing w:before="100" w:beforeAutospacing="1" w:after="100" w:afterAutospacing="1"/>
+    </w:pPr>
+    <w:rPr>
+      <w:rFonts w:ascii="Times New Roman" w:eastAsia="Times New Roman" w:hAnsi="Times New Roman" w:cs="Times New Roman"/>
+      <w:sz w:val="24"/>
+      <w:szCs w:val="24"/>
+      <w:lang w:val="pt-BR" w:eastAsia="pt-BR"/>
+    </w:rPr>
+  </w:style>
+  <w:style w:type="character" w:styleId="Forte">
+    <w:name w:val="Strong"/>
+    <w:basedOn w:val="Fontepargpadro"/>
+    <w:uiPriority w:val="22"/>
+    <w:qFormat/>
+    <w:rsid w:val="00C35771"/>
+    <w:rPr>
+      <w:b/>
+      <w:bCs/>
+    </w:rPr>
+  </w:style>
 </w:styles>
 </file>
 

--- a/MFIX-OFC.docx
+++ b/MFIX-OFC.docx
@@ -123,15 +123,15 @@
           <w:sz w:val="17"/>
         </w:rPr>
         <w:drawing>
-          <wp:anchor distT="0" distB="0" distL="0" distR="0" simplePos="0" relativeHeight="487587840" behindDoc="1" locked="0" layoutInCell="1" allowOverlap="1" wp14:anchorId="62D27EEB" wp14:editId="405BF15C">
+          <wp:anchor distT="0" distB="0" distL="0" distR="0" simplePos="0" relativeHeight="487587840" behindDoc="1" locked="0" layoutInCell="1" allowOverlap="1" wp14:anchorId="62D27EEB" wp14:editId="0BD219DA">
             <wp:simplePos x="0" y="0"/>
             <wp:positionH relativeFrom="page">
-              <wp:posOffset>1602116</wp:posOffset>
+              <wp:posOffset>1849755</wp:posOffset>
             </wp:positionH>
             <wp:positionV relativeFrom="paragraph">
-              <wp:posOffset>141048</wp:posOffset>
+              <wp:posOffset>264795</wp:posOffset>
             </wp:positionV>
-            <wp:extent cx="4078466" cy="565213"/>
+            <wp:extent cx="4077970" cy="565150"/>
             <wp:effectExtent l="0" t="0" r="0" b="0"/>
             <wp:wrapTopAndBottom/>
             <wp:docPr id="1" name="Image 1"/>
@@ -154,7 +154,7 @@
                   <pic:spPr>
                     <a:xfrm>
                       <a:off x="0" y="0"/>
-                      <a:ext cx="4078466" cy="565213"/>
+                      <a:ext cx="4077970" cy="565150"/>
                     </a:xfrm>
                     <a:prstGeom prst="rect">
                       <a:avLst/>
@@ -183,6 +183,7 @@
     </w:p>
     <w:p>
       <w:pPr>
+        <w:spacing w:before="336" w:after="240"/>
         <w:rPr>
           <w:sz w:val="36"/>
         </w:rPr>
@@ -190,53 +191,13 @@
     </w:p>
     <w:p>
       <w:pPr>
-        <w:rPr>
-          <w:sz w:val="36"/>
-        </w:rPr>
-      </w:pPr>
-    </w:p>
-    <w:p>
-      <w:pPr>
-        <w:rPr>
-          <w:sz w:val="36"/>
-        </w:rPr>
-      </w:pPr>
-    </w:p>
-    <w:p>
-      <w:pPr>
-        <w:rPr>
-          <w:sz w:val="36"/>
-        </w:rPr>
-      </w:pPr>
-    </w:p>
-    <w:p>
-      <w:pPr>
-        <w:rPr>
-          <w:sz w:val="36"/>
-        </w:rPr>
-      </w:pPr>
-    </w:p>
-    <w:p>
-      <w:pPr>
-        <w:rPr>
-          <w:sz w:val="36"/>
-        </w:rPr>
-      </w:pPr>
-    </w:p>
-    <w:p>
-      <w:pPr>
-        <w:spacing w:before="336"/>
-        <w:rPr>
-          <w:sz w:val="36"/>
-        </w:rPr>
-      </w:pPr>
-    </w:p>
-    <w:p>
-      <w:pPr>
+        <w:spacing w:after="240"/>
         <w:ind w:left="6203" w:firstLine="220"/>
+        <w:jc w:val="right"/>
         <w:rPr>
           <w:rFonts w:ascii="Arial"/>
           <w:b/>
+          <w:spacing w:val="-5"/>
           <w:sz w:val="36"/>
         </w:rPr>
       </w:pPr>
@@ -286,25 +247,13 @@
     </w:p>
     <w:p>
       <w:pPr>
-        <w:pStyle w:val="Corpodetexto"/>
-        <w:spacing w:before="85"/>
-        <w:ind w:left="-142" w:firstLine="142"/>
-        <w:rPr>
-          <w:rFonts w:ascii="Arial"/>
-          <w:b/>
-          <w:i w:val="0"/>
-          <w:sz w:val="28"/>
-        </w:rPr>
-      </w:pPr>
-    </w:p>
-    <w:p>
-      <w:pPr>
         <w:spacing w:before="1"/>
-        <w:ind w:left="-142" w:right="714" w:firstLine="142"/>
+        <w:ind w:right="92"/>
         <w:jc w:val="right"/>
         <w:rPr>
           <w:rFonts w:ascii="Arial" w:hAnsi="Arial"/>
           <w:b/>
+          <w:spacing w:val="-2"/>
           <w:sz w:val="28"/>
         </w:rPr>
       </w:pPr>
@@ -332,24 +281,57 @@
           <w:spacing w:val="-2"/>
           <w:sz w:val="28"/>
         </w:rPr>
-        <w:t>&lt;2.0&gt;</w:t>
+        <w:t>1</w:t>
+      </w:r>
+      <w:r>
+        <w:rPr>
+          <w:rFonts w:ascii="Arial" w:hAnsi="Arial"/>
+          <w:b/>
+          <w:spacing w:val="-2"/>
+          <w:sz w:val="28"/>
+        </w:rPr>
+        <w:t>.0</w:t>
       </w:r>
     </w:p>
     <w:p>
       <w:pPr>
-        <w:pStyle w:val="Corpodetexto"/>
-        <w:spacing w:before="3"/>
-        <w:ind w:left="851" w:firstLine="142"/>
-        <w:rPr>
-          <w:rFonts w:ascii="Arial"/>
+        <w:spacing w:before="1"/>
+        <w:ind w:right="714"/>
+        <w:jc w:val="right"/>
+        <w:rPr>
+          <w:rFonts w:ascii="Arial" w:hAnsi="Arial"/>
           <w:b/>
-          <w:i w:val="0"/>
+          <w:spacing w:val="-2"/>
           <w:sz w:val="28"/>
         </w:rPr>
       </w:pPr>
     </w:p>
     <w:p>
       <w:pPr>
+        <w:spacing w:before="1"/>
+        <w:ind w:right="714"/>
+        <w:jc w:val="right"/>
+        <w:rPr>
+          <w:rFonts w:ascii="Arial" w:hAnsi="Arial"/>
+          <w:b/>
+          <w:sz w:val="28"/>
+        </w:rPr>
+      </w:pPr>
+    </w:p>
+    <w:p>
+      <w:pPr>
+        <w:spacing w:before="1"/>
+        <w:ind w:right="714"/>
+        <w:jc w:val="right"/>
+        <w:rPr>
+          <w:rFonts w:ascii="Arial" w:hAnsi="Arial"/>
+          <w:b/>
+          <w:sz w:val="28"/>
+        </w:rPr>
+      </w:pPr>
+    </w:p>
+    <w:p>
+      <w:pPr>
         <w:pStyle w:val="Ttulo2"/>
         <w:ind w:left="993" w:right="1509" w:firstLine="142"/>
         <w:rPr>
@@ -379,16 +361,8 @@
       <w:pPr>
         <w:pStyle w:val="Ttulo2"/>
         <w:ind w:left="993" w:right="1509" w:firstLine="142"/>
-        <w:rPr>
-          <w:sz w:val="31"/>
-          <w:szCs w:val="31"/>
-        </w:rPr>
-      </w:pPr>
-      <w:r>
-        <w:rPr>
-          <w:sz w:val="31"/>
-          <w:szCs w:val="31"/>
-        </w:rPr>
+      </w:pPr>
+      <w:r>
         <w:t>Bárbara de Carvalho - 2041382511031</w:t>
       </w:r>
     </w:p>
@@ -396,16 +370,8 @@
       <w:pPr>
         <w:pStyle w:val="Ttulo2"/>
         <w:ind w:left="993" w:right="1509" w:firstLine="142"/>
-        <w:rPr>
-          <w:sz w:val="31"/>
-          <w:szCs w:val="31"/>
-        </w:rPr>
-      </w:pPr>
-      <w:r>
-        <w:rPr>
-          <w:sz w:val="31"/>
-          <w:szCs w:val="31"/>
-        </w:rPr>
+      </w:pPr>
+      <w:r>
         <w:t>Giovanna Muniz Batista - 2041382511001</w:t>
       </w:r>
     </w:p>
@@ -413,16 +379,8 @@
       <w:pPr>
         <w:pStyle w:val="Ttulo2"/>
         <w:ind w:left="993" w:right="1509" w:firstLine="142"/>
-        <w:rPr>
-          <w:sz w:val="31"/>
-          <w:szCs w:val="31"/>
-        </w:rPr>
-      </w:pPr>
-      <w:r>
-        <w:rPr>
-          <w:sz w:val="31"/>
-          <w:szCs w:val="31"/>
-        </w:rPr>
+      </w:pPr>
+      <w:r>
         <w:t>Heloísa Prestes Souza - 2041382511009</w:t>
       </w:r>
     </w:p>
@@ -430,27 +388,6 @@
       <w:pPr>
         <w:pStyle w:val="Ttulo2"/>
         <w:ind w:left="993" w:right="1509" w:firstLine="142"/>
-        <w:rPr>
-          <w:sz w:val="31"/>
-          <w:szCs w:val="31"/>
-        </w:rPr>
-      </w:pPr>
-      <w:r>
-        <w:rPr>
-          <w:sz w:val="31"/>
-          <w:szCs w:val="31"/>
-        </w:rPr>
-        <w:t xml:space="preserve">Lívia Vitória - </w:t>
-      </w:r>
-    </w:p>
-    <w:p>
-      <w:pPr>
-        <w:pStyle w:val="Ttulo2"/>
-        <w:ind w:left="993" w:right="1509" w:firstLine="142"/>
-        <w:rPr>
-          <w:sz w:val="31"/>
-          <w:szCs w:val="31"/>
-        </w:rPr>
         <w:sectPr>
           <w:type w:val="continuous"/>
           <w:pgSz w:w="12240" w:h="15840"/>
@@ -459,31 +396,15 @@
         </w:sectPr>
       </w:pPr>
       <w:r>
-        <w:rPr>
-          <w:sz w:val="31"/>
-          <w:szCs w:val="31"/>
-        </w:rPr>
         <w:t xml:space="preserve">Marisa do Nascimento Cruz </w:t>
       </w:r>
       <w:r>
-        <w:rPr>
-          <w:sz w:val="31"/>
-          <w:szCs w:val="31"/>
-        </w:rPr>
         <w:t xml:space="preserve">- </w:t>
       </w:r>
       <w:r>
-        <w:rPr>
-          <w:sz w:val="31"/>
-          <w:szCs w:val="31"/>
-        </w:rPr>
         <w:t>2041382511</w:t>
       </w:r>
       <w:r>
-        <w:rPr>
-          <w:sz w:val="31"/>
-          <w:szCs w:val="31"/>
-        </w:rPr>
         <w:t>025</w:t>
       </w:r>
     </w:p>
@@ -692,7 +613,7 @@
                 <w:spacing w:val="-2"/>
                 <w:sz w:val="20"/>
               </w:rPr>
-              <w:t>&lt;dd/mmm/aa&gt;</w:t>
+              <w:t>13/05/2026</w:t>
             </w:r>
           </w:p>
         </w:tc>
@@ -719,7 +640,7 @@
                 <w:spacing w:val="-2"/>
                 <w:sz w:val="20"/>
               </w:rPr>
-              <w:t>&lt;x.x&gt;</w:t>
+              <w:t>1.0</w:t>
             </w:r>
           </w:p>
         </w:tc>
@@ -746,7 +667,23 @@
                 <w:spacing w:val="-2"/>
                 <w:sz w:val="20"/>
               </w:rPr>
-              <w:t>&lt;detalhes&gt;</w:t>
+              <w:t>Primeiras parciais das disciplinas do semestre e introdu</w:t>
+            </w:r>
+            <w:r>
+              <w:rPr>
+                <w:rFonts w:ascii="Times New Roman" w:hAnsi="Times New Roman" w:cs="Times New Roman"/>
+                <w:spacing w:val="-2"/>
+                <w:sz w:val="20"/>
+              </w:rPr>
+              <w:t>çã</w:t>
+            </w:r>
+            <w:r>
+              <w:rPr>
+                <w:rFonts w:ascii="Times New Roman"/>
+                <w:spacing w:val="-2"/>
+                <w:sz w:val="20"/>
+              </w:rPr>
+              <w:t>o do documento</w:t>
             </w:r>
           </w:p>
         </w:tc>
@@ -773,7 +710,15 @@
                 <w:spacing w:val="-2"/>
                 <w:sz w:val="20"/>
               </w:rPr>
-              <w:t>&lt;nome&gt;</w:t>
+              <w:t>Giovanna</w:t>
+            </w:r>
+            <w:r>
+              <w:rPr>
+                <w:rFonts w:ascii="Times New Roman"/>
+                <w:spacing w:val="-2"/>
+                <w:sz w:val="20"/>
+              </w:rPr>
+              <w:t xml:space="preserve"> Muniz</w:t>
             </w:r>
           </w:p>
         </w:tc>
@@ -3337,36 +3282,6 @@
         </w:tc>
       </w:tr>
     </w:tbl>
-    <w:p>
-      <w:pPr>
-        <w:pStyle w:val="Corpodetexto"/>
-        <w:rPr>
-          <w:rFonts w:ascii="Arial"/>
-          <w:b/>
-          <w:i w:val="0"/>
-        </w:rPr>
-      </w:pPr>
-    </w:p>
-    <w:p>
-      <w:pPr>
-        <w:pStyle w:val="Corpodetexto"/>
-        <w:rPr>
-          <w:rFonts w:ascii="Arial"/>
-          <w:b/>
-          <w:i w:val="0"/>
-        </w:rPr>
-      </w:pPr>
-    </w:p>
-    <w:p>
-      <w:pPr>
-        <w:pStyle w:val="Corpodetexto"/>
-        <w:rPr>
-          <w:rFonts w:ascii="Arial"/>
-          <w:b/>
-          <w:i w:val="0"/>
-        </w:rPr>
-      </w:pPr>
-    </w:p>
     <w:p>
       <w:pPr>
         <w:pStyle w:val="Corpodetexto"/>
@@ -6908,273 +6823,43 @@
     </w:p>
     <w:p>
       <w:pPr>
-        <w:pStyle w:val="Corpodetexto"/>
-        <w:spacing w:before="66"/>
-        <w:ind w:left="360"/>
-        <w:jc w:val="both"/>
-      </w:pPr>
-      <w:r>
-        <w:rPr>
-          <w:color w:val="0000FF"/>
-        </w:rPr>
-        <w:t>[A</w:t>
-      </w:r>
-      <w:r>
-        <w:rPr>
-          <w:color w:val="0000FF"/>
-          <w:spacing w:val="14"/>
-        </w:rPr>
-        <w:t xml:space="preserve"> </w:t>
-      </w:r>
-      <w:r>
-        <w:rPr>
-          <w:color w:val="0000FF"/>
-        </w:rPr>
-        <w:t>finalidade</w:t>
-      </w:r>
-      <w:r>
-        <w:rPr>
-          <w:color w:val="0000FF"/>
-          <w:spacing w:val="19"/>
-        </w:rPr>
-        <w:t xml:space="preserve"> </w:t>
-      </w:r>
-      <w:r>
-        <w:rPr>
-          <w:color w:val="0000FF"/>
-        </w:rPr>
-        <w:t>deste</w:t>
-      </w:r>
-      <w:r>
-        <w:rPr>
-          <w:color w:val="0000FF"/>
-          <w:spacing w:val="19"/>
-        </w:rPr>
-        <w:t xml:space="preserve"> </w:t>
-      </w:r>
-      <w:r>
-        <w:rPr>
-          <w:color w:val="0000FF"/>
-        </w:rPr>
-        <w:t>documento</w:t>
-      </w:r>
-      <w:r>
-        <w:rPr>
-          <w:color w:val="0000FF"/>
-          <w:spacing w:val="18"/>
-        </w:rPr>
-        <w:t xml:space="preserve"> </w:t>
-      </w:r>
-      <w:r>
-        <w:rPr>
-          <w:color w:val="0000FF"/>
-        </w:rPr>
-        <w:t>é</w:t>
-      </w:r>
-      <w:r>
-        <w:rPr>
-          <w:color w:val="0000FF"/>
-          <w:spacing w:val="19"/>
-        </w:rPr>
-        <w:t xml:space="preserve"> </w:t>
-      </w:r>
-      <w:r>
-        <w:rPr>
-          <w:color w:val="0000FF"/>
-        </w:rPr>
-        <w:t>coletar,</w:t>
-      </w:r>
-      <w:r>
-        <w:rPr>
-          <w:color w:val="0000FF"/>
-          <w:spacing w:val="18"/>
-        </w:rPr>
-        <w:t xml:space="preserve"> </w:t>
-      </w:r>
-      <w:r>
-        <w:rPr>
-          <w:color w:val="0000FF"/>
-        </w:rPr>
-        <w:t>analisar</w:t>
-      </w:r>
-      <w:r>
-        <w:rPr>
-          <w:color w:val="0000FF"/>
-          <w:spacing w:val="15"/>
-        </w:rPr>
-        <w:t xml:space="preserve"> </w:t>
-      </w:r>
-      <w:r>
-        <w:rPr>
-          <w:color w:val="0000FF"/>
-        </w:rPr>
-        <w:t>e</w:t>
-      </w:r>
-      <w:r>
-        <w:rPr>
-          <w:color w:val="0000FF"/>
-          <w:spacing w:val="19"/>
-        </w:rPr>
-        <w:t xml:space="preserve"> </w:t>
-      </w:r>
-      <w:r>
-        <w:rPr>
-          <w:color w:val="0000FF"/>
-        </w:rPr>
-        <w:t>definir</w:t>
-      </w:r>
-      <w:r>
-        <w:rPr>
-          <w:color w:val="0000FF"/>
-          <w:spacing w:val="19"/>
-        </w:rPr>
-        <w:t xml:space="preserve"> </w:t>
-      </w:r>
-      <w:r>
-        <w:rPr>
-          <w:color w:val="0000FF"/>
-        </w:rPr>
-        <w:t>as</w:t>
-      </w:r>
-      <w:r>
-        <w:rPr>
-          <w:color w:val="0000FF"/>
-          <w:spacing w:val="15"/>
-        </w:rPr>
-        <w:t xml:space="preserve"> </w:t>
-      </w:r>
-      <w:r>
-        <w:rPr>
-          <w:color w:val="0000FF"/>
-        </w:rPr>
-        <w:t>necessidades</w:t>
-      </w:r>
-      <w:r>
-        <w:rPr>
-          <w:color w:val="0000FF"/>
-          <w:spacing w:val="16"/>
-        </w:rPr>
-        <w:t xml:space="preserve"> </w:t>
-      </w:r>
-      <w:r>
-        <w:rPr>
-          <w:color w:val="0000FF"/>
-        </w:rPr>
-        <w:t>e</w:t>
-      </w:r>
-      <w:r>
-        <w:rPr>
-          <w:color w:val="0000FF"/>
-          <w:spacing w:val="19"/>
-        </w:rPr>
-        <w:t xml:space="preserve"> </w:t>
-      </w:r>
-      <w:r>
-        <w:rPr>
-          <w:color w:val="0000FF"/>
-        </w:rPr>
-        <w:t>características</w:t>
-      </w:r>
-      <w:r>
-        <w:rPr>
-          <w:color w:val="0000FF"/>
-          <w:spacing w:val="22"/>
-        </w:rPr>
-        <w:t xml:space="preserve"> </w:t>
-      </w:r>
-      <w:r>
-        <w:rPr>
-          <w:color w:val="0000FF"/>
-        </w:rPr>
-        <w:t>de</w:t>
-      </w:r>
-      <w:r>
-        <w:rPr>
-          <w:color w:val="0000FF"/>
-          <w:spacing w:val="19"/>
-        </w:rPr>
-        <w:t xml:space="preserve"> </w:t>
-      </w:r>
-      <w:r>
-        <w:rPr>
-          <w:color w:val="0000FF"/>
-        </w:rPr>
-        <w:t>nível</w:t>
-      </w:r>
-      <w:r>
-        <w:rPr>
-          <w:color w:val="0000FF"/>
-          <w:spacing w:val="17"/>
-        </w:rPr>
-        <w:t xml:space="preserve"> </w:t>
-      </w:r>
-      <w:r>
-        <w:rPr>
-          <w:color w:val="0000FF"/>
-        </w:rPr>
-        <w:t>superior</w:t>
-      </w:r>
-      <w:r>
-        <w:rPr>
-          <w:color w:val="0000FF"/>
-          <w:spacing w:val="21"/>
-        </w:rPr>
-        <w:t xml:space="preserve"> </w:t>
-      </w:r>
-      <w:r>
-        <w:rPr>
-          <w:color w:val="0000FF"/>
-          <w:spacing w:val="-5"/>
-        </w:rPr>
-        <w:t>do</w:t>
+        <w:pStyle w:val="NormalWeb"/>
+        <w:spacing w:before="0" w:after="120"/>
+        <w:ind w:firstLine="357"/>
+      </w:pPr>
+      <w:r>
+        <w:t xml:space="preserve">O presente Projeto Integrador tem como finalidade desenvolver uma solução informatizada voltada à gestão estratégica e operacional da empresa MFIX Fixadores, utilizando conceitos de Inteligência Competitiva, Estatística Inferencial, Banco de Dados, Inteligência Artificial e Desenvolvimento de Software como apoio à tomada de decisão organizacional. </w:t>
       </w:r>
     </w:p>
     <w:p>
       <w:pPr>
-        <w:pStyle w:val="Corpodetexto"/>
-        <w:spacing w:before="10" w:line="249" w:lineRule="auto"/>
-        <w:ind w:left="360" w:right="709"/>
-        <w:jc w:val="both"/>
-      </w:pPr>
-      <w:r>
-        <w:rPr>
-          <w:color w:val="0000FF"/>
-        </w:rPr>
-        <w:t xml:space="preserve">&lt;&lt;Nome do Projeto&gt;&gt;. Ele enfoca os recursos de que os envolvidos e usuários-alvo precisam e mostra </w:t>
-      </w:r>
-      <w:r>
-        <w:rPr>
-          <w:b/>
-          <w:color w:val="0000FF"/>
-        </w:rPr>
-        <w:t xml:space="preserve">por que </w:t>
-      </w:r>
-      <w:r>
-        <w:rPr>
-          <w:color w:val="0000FF"/>
-        </w:rPr>
-        <w:t>essas necessidades existem.]</w:t>
+        <w:pStyle w:val="NormalWeb"/>
+        <w:spacing w:before="0" w:after="120"/>
+        <w:ind w:firstLine="357"/>
+      </w:pPr>
+      <w:r>
+        <w:t xml:space="preserve">Em um cenário industrial cada vez mais competitivo, empresas do setor de fixadores e componentes industriais enfrentam desafios relacionados ao controle de estoque, movimentações de produtos, eficiência logística, rapidez nas entregas, análise de dados e adaptação às transformações tecnológicas. Nesse contexto, torna-se essencial a utilização de ferramentas capazes de integrar informações operacionais e estratégicas, permitindo maior controle das operações e suporte analítico à gestão empresarial. </w:t>
       </w:r>
     </w:p>
     <w:p>
       <w:pPr>
-        <w:pStyle w:val="Corpodetexto"/>
-        <w:spacing w:before="122" w:line="249" w:lineRule="auto"/>
-        <w:ind w:left="360" w:right="712" w:firstLine="50"/>
-        <w:jc w:val="both"/>
-      </w:pPr>
-      <w:r>
-        <w:rPr>
-          <w:color w:val="0000FF"/>
-        </w:rPr>
-        <w:t>[A introdução do documento oferece uma visão geral de todo o documento. Ela inclui a finalidade e referências deste documento.]</w:t>
+        <w:pStyle w:val="NormalWeb"/>
+        <w:spacing w:before="0" w:after="120"/>
+        <w:ind w:firstLine="357"/>
+      </w:pPr>
+      <w:r>
+        <w:t xml:space="preserve">A Inteligência Competitiva permite transformar dados em conhecimento estratégico, auxiliando empresas na identificação de tendências, ameaças, oportunidades e melhorias organizacionais. Diante disso, o projeto busca desenvolver mecanismos de coleta, tratamento, armazenamento e análise de dados, apoiados por tecnologias como banco de dados relacional, processos ETL, Data Warehouse (DW), dashboards gerenciais e técnicas de inteligência artificial. </w:t>
       </w:r>
     </w:p>
     <w:p>
       <w:pPr>
-        <w:pStyle w:val="Corpodetexto"/>
-        <w:spacing w:before="16"/>
-      </w:pPr>
+        <w:pStyle w:val="NormalWeb"/>
+        <w:spacing w:before="0" w:after="120"/>
+        <w:ind w:firstLine="357"/>
+      </w:pPr>
+      <w:r>
+        <w:t>A solução proposta contempla a construção de um ambiente integrado para controle de estoque e movimentações de produtos, permitindo acompanhar entradas e saídas de mercadorias, disponibilidade de itens, fluxo operacional e indicadores estratégicos da empresa. Além do suporte operacional, o sistema também busca melhorar a eficiência logística e o relacionamento com os clientes, permitindo maior controle sobre prazos de entrega, previsão de reposição de produtos e comunicação sobre disponibilidade de estoque.</w:t>
+      </w:r>
     </w:p>
     <w:p>
       <w:pPr>
@@ -7195,6 +6880,16 @@
           <w:spacing w:val="-2"/>
         </w:rPr>
         <w:t>Posicionamento</w:t>
+      </w:r>
+    </w:p>
+    <w:p>
+      <w:pPr>
+        <w:pStyle w:val="NormalWeb"/>
+        <w:spacing w:before="0" w:after="120"/>
+        <w:ind w:firstLine="357"/>
+      </w:pPr>
+      <w:r>
+        <w:t>A MFIX Fixadores atua em um setor industrial altamente competitivo e dependente de eficiência operacional, controle de estoque, qualidade logística e rapidez na tomada de decisão. A transformação digital no ambiente corporativo vem exigindo das empresas maior capacidade analítica, integração de sistemas e utilização inteligente de dados para otimização de processos e previsão de tendências de mercado. Nesse contexto, o projeto desenvolvido para a MFIX contempla a integração entre banco de dados relacional, processos ETL e um ambiente de Data Warehouse voltado à análise estratégica das informações corporativas. Além disso, foi desenvolvida uma interface integrada ao sistema contendo dashboards interativos responsáveis pela visualização dos indicadores e métricas estratégicas da empresa, com foco no monitoramento das movimentações de estoque, entradas e saídas de produtos, fluxo operacional e acompanhamento logístico. A solução também contribui para o relacionamento com os clientes, possibilitando melhor controle sobre disponibilidade de produtos, acompanhamento de pedidos e previsões de reposição de estoque.</w:t>
       </w:r>
     </w:p>
     <w:p>
@@ -7239,101 +6934,40 @@
     </w:p>
     <w:p>
       <w:pPr>
-        <w:pStyle w:val="Corpodetexto"/>
-        <w:spacing w:before="66" w:line="249" w:lineRule="auto"/>
-        <w:ind w:left="360" w:right="710"/>
-        <w:jc w:val="both"/>
-      </w:pPr>
-      <w:r>
-        <w:rPr>
-          <w:color w:val="0000FF"/>
-        </w:rPr>
-        <w:t>[Forneça uma</w:t>
-      </w:r>
-      <w:r>
-        <w:rPr>
-          <w:color w:val="0000FF"/>
-          <w:spacing w:val="-2"/>
-        </w:rPr>
-        <w:t xml:space="preserve"> </w:t>
-      </w:r>
-      <w:r>
-        <w:rPr>
-          <w:color w:val="0000FF"/>
-        </w:rPr>
-        <w:t>descrição</w:t>
-      </w:r>
-      <w:r>
-        <w:rPr>
-          <w:color w:val="0000FF"/>
-          <w:spacing w:val="-1"/>
-        </w:rPr>
-        <w:t xml:space="preserve"> </w:t>
-      </w:r>
-      <w:r>
-        <w:rPr>
-          <w:color w:val="0000FF"/>
-        </w:rPr>
-        <w:t>resumindo o problema que</w:t>
-      </w:r>
-      <w:r>
-        <w:rPr>
-          <w:color w:val="0000FF"/>
-          <w:spacing w:val="-1"/>
-        </w:rPr>
-        <w:t xml:space="preserve"> </w:t>
-      </w:r>
-      <w:r>
-        <w:rPr>
-          <w:color w:val="0000FF"/>
-        </w:rPr>
-        <w:t>está</w:t>
-      </w:r>
-      <w:r>
-        <w:rPr>
-          <w:color w:val="0000FF"/>
-          <w:spacing w:val="-3"/>
-        </w:rPr>
-        <w:t xml:space="preserve"> </w:t>
-      </w:r>
-      <w:r>
-        <w:rPr>
-          <w:color w:val="0000FF"/>
-        </w:rPr>
-        <w:t>sendo</w:t>
-      </w:r>
-      <w:r>
-        <w:rPr>
-          <w:color w:val="0000FF"/>
-          <w:spacing w:val="-2"/>
-        </w:rPr>
-        <w:t xml:space="preserve"> </w:t>
-      </w:r>
-      <w:r>
-        <w:rPr>
-          <w:color w:val="0000FF"/>
-        </w:rPr>
-        <w:t>resolvido pelo projeto. Pode ser utilizado</w:t>
-      </w:r>
-      <w:r>
-        <w:rPr>
-          <w:color w:val="0000FF"/>
-          <w:spacing w:val="-2"/>
-        </w:rPr>
-        <w:t xml:space="preserve"> </w:t>
-      </w:r>
-      <w:r>
-        <w:rPr>
-          <w:color w:val="0000FF"/>
-        </w:rPr>
-        <w:t xml:space="preserve">o seguinte </w:t>
-      </w:r>
-      <w:r>
-        <w:rPr>
-          <w:color w:val="0000FF"/>
-          <w:spacing w:val="-2"/>
-        </w:rPr>
-        <w:t>formato:]</w:t>
+        <w:pStyle w:val="NormalWeb"/>
+        <w:spacing w:before="0" w:after="120"/>
+        <w:ind w:firstLine="357"/>
+      </w:pPr>
+      <w:r>
+        <w:t xml:space="preserve">A MFIX Fixadores enfrenta dificuldades relacionadas ao controle e monitoramento das movimentações de </w:t>
+      </w:r>
+      <w:r>
+        <w:t>estoque, principalmente no acompanhamento integrado das entradas e saídas de produtos, atualização das informações operacionais e consolidação dos dados estratégicos da empresa. Atualmente, parte dos</w:t>
+      </w:r>
+    </w:p>
+    <w:p>
+      <w:pPr>
+        <w:pStyle w:val="NormalWeb"/>
+        <w:spacing w:before="0" w:after="120"/>
+      </w:pPr>
+    </w:p>
+    <w:p>
+      <w:pPr>
+        <w:pStyle w:val="NormalWeb"/>
+        <w:spacing w:before="0" w:after="120"/>
+      </w:pPr>
+      <w:r>
+        <w:t xml:space="preserve">processos ocorre de forma descentralizada, dificultando a visualização em tempo real das movimentações logísticas, do fluxo de produtos e dos indicadores operacionais necessários para uma tomada de decisão eficiente. Além disso, a ausência de um ambiente analítico estruturado dificulta a transformação dos dados operacionais em informações estratégicas relevantes. </w:t>
+      </w:r>
+    </w:p>
+    <w:p>
+      <w:pPr>
+        <w:pStyle w:val="NormalWeb"/>
+        <w:spacing w:before="0" w:after="120"/>
+        <w:ind w:firstLine="720"/>
+      </w:pPr>
+      <w:r>
+        <w:t>Outro desafio importante está relacionado à necessidade de modernização tecnológica da organização, especialmente na utilização de ferramentas capazes de automatizar processos, integrar informações e fornecer maior precisão no gerenciamento de estoque e na análise de dados corporativos. Além dos impactos operacionais, a falta de controle eficiente sobre o estoque e as movimentações de produtos também afeta diretamente o relacionamento com os clientes. A ausência de informações atualizadas pode gerar atrasos em entregas, dificuldades na previsão de disponibilidade de produtos e falhas na comunicação sobre itens em falta ou prazos de reposição.</w:t>
       </w:r>
     </w:p>
     <w:p>
@@ -7362,8 +6996,8 @@
         <w:tblLook w:val="01E0" w:firstRow="1" w:lastRow="1" w:firstColumn="1" w:lastColumn="1" w:noHBand="0" w:noVBand="0"/>
       </w:tblPr>
       <w:tblGrid>
-        <w:gridCol w:w="2971"/>
-        <w:gridCol w:w="5223"/>
+        <w:gridCol w:w="2181"/>
+        <w:gridCol w:w="6013"/>
       </w:tblGrid>
       <w:tr>
         <w:trPr>
@@ -7371,17 +7005,17 @@
         </w:trPr>
         <w:tc>
           <w:tcPr>
-            <w:tcW w:w="2971" w:type="dxa"/>
+            <w:tcW w:w="2181" w:type="dxa"/>
             <w:tcBorders>
               <w:bottom w:val="single" w:sz="6" w:space="0" w:color="000000"/>
             </w:tcBorders>
             <w:shd w:val="clear" w:color="auto" w:fill="BEBEBE"/>
+            <w:vAlign w:val="center"/>
           </w:tcPr>
           <w:p>
             <w:pPr>
               <w:pStyle w:val="TableParagraph"/>
               <w:spacing w:before="8"/>
-              <w:ind w:left="180"/>
               <w:rPr>
                 <w:rFonts w:ascii="Times New Roman"/>
                 <w:sz w:val="20"/>
@@ -7406,7 +7040,7 @@
         </w:tc>
         <w:tc>
           <w:tcPr>
-            <w:tcW w:w="5223" w:type="dxa"/>
+            <w:tcW w:w="6013" w:type="dxa"/>
             <w:tcBorders>
               <w:bottom w:val="single" w:sz="6" w:space="0" w:color="000000"/>
             </w:tcBorders>
@@ -7419,6 +7053,7 @@
               <w:rPr>
                 <w:rFonts w:ascii="Times New Roman"/>
                 <w:i/>
+                <w:color w:val="000000" w:themeColor="text1"/>
                 <w:sz w:val="20"/>
               </w:rPr>
             </w:pPr>
@@ -7426,49 +7061,502 @@
               <w:rPr>
                 <w:rFonts w:ascii="Times New Roman"/>
                 <w:i/>
-                <w:color w:val="0000FF"/>
-                <w:sz w:val="20"/>
-              </w:rPr>
-              <w:t>[descreva</w:t>
+                <w:color w:val="000000" w:themeColor="text1"/>
+                <w:sz w:val="20"/>
+              </w:rPr>
+              <w:t>M</w:t>
             </w:r>
             <w:r>
               <w:rPr>
                 <w:rFonts w:ascii="Times New Roman"/>
                 <w:i/>
-                <w:color w:val="0000FF"/>
-                <w:spacing w:val="2"/>
-                <w:sz w:val="20"/>
-              </w:rPr>
-              <w:t xml:space="preserve"> </w:t>
+                <w:color w:val="000000" w:themeColor="text1"/>
+                <w:sz w:val="20"/>
+              </w:rPr>
+              <w:t>onitoramento das movimenta</w:t>
+            </w:r>
+            <w:r>
+              <w:rPr>
+                <w:rFonts w:ascii="Times New Roman" w:hAnsi="Times New Roman" w:cs="Times New Roman"/>
+                <w:i/>
+                <w:color w:val="000000" w:themeColor="text1"/>
+                <w:sz w:val="20"/>
+              </w:rPr>
+              <w:t>ç</w:t>
+            </w:r>
+            <w:r>
+              <w:rPr>
+                <w:rFonts w:ascii="Times New Roman" w:hAnsi="Times New Roman" w:cs="Times New Roman"/>
+                <w:i/>
+                <w:color w:val="000000" w:themeColor="text1"/>
+                <w:sz w:val="20"/>
+              </w:rPr>
+              <w:t>õ</w:t>
             </w:r>
             <w:r>
               <w:rPr>
                 <w:rFonts w:ascii="Times New Roman"/>
                 <w:i/>
-                <w:color w:val="0000FF"/>
-                <w:sz w:val="20"/>
-              </w:rPr>
-              <w:t>o</w:t>
-            </w:r>
+                <w:color w:val="000000" w:themeColor="text1"/>
+                <w:sz w:val="20"/>
+              </w:rPr>
+              <w:t>es de estoque</w:t>
+            </w:r>
+          </w:p>
+        </w:tc>
+      </w:tr>
+      <w:tr>
+        <w:trPr>
+          <w:trHeight w:val="1899"/>
+        </w:trPr>
+        <w:tc>
+          <w:tcPr>
+            <w:tcW w:w="2181" w:type="dxa"/>
+            <w:tcBorders>
+              <w:top w:val="single" w:sz="6" w:space="0" w:color="000000"/>
+              <w:bottom w:val="single" w:sz="6" w:space="0" w:color="000000"/>
+            </w:tcBorders>
+            <w:shd w:val="clear" w:color="auto" w:fill="BEBEBE"/>
+            <w:vAlign w:val="center"/>
+          </w:tcPr>
+          <w:p>
+            <w:pPr>
+              <w:pStyle w:val="TableParagraph"/>
+              <w:spacing w:before="8"/>
+              <w:ind w:left="180"/>
+              <w:rPr>
+                <w:rFonts w:ascii="Times New Roman"/>
+                <w:sz w:val="20"/>
+              </w:rPr>
+            </w:pPr>
+            <w:r>
+              <w:rPr>
+                <w:rFonts w:ascii="Times New Roman"/>
+                <w:spacing w:val="-2"/>
+                <w:sz w:val="20"/>
+              </w:rPr>
+              <w:t>Afeta</w:t>
+            </w:r>
+          </w:p>
+        </w:tc>
+        <w:tc>
+          <w:tcPr>
+            <w:tcW w:w="6013" w:type="dxa"/>
+            <w:tcBorders>
+              <w:top w:val="single" w:sz="6" w:space="0" w:color="000000"/>
+              <w:bottom w:val="single" w:sz="6" w:space="0" w:color="000000"/>
+            </w:tcBorders>
+            <w:vAlign w:val="center"/>
+          </w:tcPr>
+          <w:p>
+            <w:pPr>
+              <w:pStyle w:val="TableParagraph"/>
+              <w:spacing w:before="8"/>
+              <w:ind w:left="110"/>
+              <w:rPr>
+                <w:rFonts w:ascii="Times New Roman" w:hAnsi="Times New Roman" w:cs="Times New Roman"/>
+                <w:i/>
+                <w:color w:val="000000" w:themeColor="text1"/>
+                <w:sz w:val="20"/>
+              </w:rPr>
+            </w:pPr>
             <w:r>
               <w:rPr>
                 <w:rFonts w:ascii="Times New Roman"/>
                 <w:i/>
-                <w:color w:val="0000FF"/>
-                <w:spacing w:val="1"/>
-                <w:sz w:val="20"/>
-              </w:rPr>
-              <w:t xml:space="preserve"> </w:t>
+                <w:color w:val="000000" w:themeColor="text1"/>
+                <w:sz w:val="20"/>
+              </w:rPr>
+              <w:t>•</w:t>
             </w:r>
             <w:r>
               <w:rPr>
                 <w:rFonts w:ascii="Times New Roman"/>
                 <w:i/>
-                <w:color w:val="0000FF"/>
-                <w:spacing w:val="-2"/>
-                <w:sz w:val="20"/>
-              </w:rPr>
-              <w:t>problema]</w:t>
+                <w:color w:val="000000" w:themeColor="text1"/>
+                <w:sz w:val="20"/>
+              </w:rPr>
+              <w:t xml:space="preserve">Gestores </w:t>
+            </w:r>
+            <w:r>
+              <w:rPr>
+                <w:rFonts w:ascii="Times New Roman" w:hAnsi="Times New Roman" w:cs="Times New Roman"/>
+                <w:i/>
+                <w:color w:val="000000" w:themeColor="text1"/>
+                <w:sz w:val="20"/>
+              </w:rPr>
+              <w:t>responsáveis pela tomada de decisão;</w:t>
+            </w:r>
+          </w:p>
+          <w:p>
+            <w:pPr>
+              <w:pStyle w:val="TableParagraph"/>
+              <w:spacing w:before="8"/>
+              <w:ind w:left="110"/>
+              <w:rPr>
+                <w:rFonts w:ascii="Times New Roman" w:hAnsi="Times New Roman" w:cs="Times New Roman"/>
+                <w:i/>
+                <w:color w:val="000000" w:themeColor="text1"/>
+                <w:sz w:val="20"/>
+              </w:rPr>
+            </w:pPr>
+            <w:r>
+              <w:rPr>
+                <w:rFonts w:ascii="Times New Roman" w:hAnsi="Times New Roman" w:cs="Times New Roman"/>
+                <w:i/>
+                <w:color w:val="000000" w:themeColor="text1"/>
+                <w:sz w:val="20"/>
+              </w:rPr>
+              <w:t>•Setores administrativos e operacionais;</w:t>
+            </w:r>
+          </w:p>
+          <w:p>
+            <w:pPr>
+              <w:pStyle w:val="TableParagraph"/>
+              <w:spacing w:before="8"/>
+              <w:ind w:left="110"/>
+              <w:rPr>
+                <w:rFonts w:ascii="Times New Roman" w:hAnsi="Times New Roman" w:cs="Times New Roman"/>
+                <w:i/>
+                <w:color w:val="000000" w:themeColor="text1"/>
+                <w:sz w:val="20"/>
+              </w:rPr>
+            </w:pPr>
+            <w:r>
+              <w:rPr>
+                <w:rFonts w:ascii="Times New Roman" w:hAnsi="Times New Roman" w:cs="Times New Roman"/>
+                <w:i/>
+                <w:color w:val="000000" w:themeColor="text1"/>
+                <w:sz w:val="20"/>
+              </w:rPr>
+              <w:t>•Controle de estoque e movimentações de produtos;</w:t>
+            </w:r>
+          </w:p>
+          <w:p>
+            <w:pPr>
+              <w:pStyle w:val="TableParagraph"/>
+              <w:spacing w:before="8"/>
+              <w:ind w:left="110"/>
+              <w:rPr>
+                <w:rFonts w:ascii="Times New Roman" w:hAnsi="Times New Roman" w:cs="Times New Roman"/>
+                <w:i/>
+                <w:color w:val="000000" w:themeColor="text1"/>
+                <w:sz w:val="20"/>
+              </w:rPr>
+            </w:pPr>
+            <w:r>
+              <w:rPr>
+                <w:rFonts w:ascii="Times New Roman" w:hAnsi="Times New Roman" w:cs="Times New Roman"/>
+                <w:i/>
+                <w:color w:val="000000" w:themeColor="text1"/>
+                <w:sz w:val="20"/>
+              </w:rPr>
+              <w:t>•Processos logísticos e organizacionais;</w:t>
+            </w:r>
+          </w:p>
+          <w:p>
+            <w:pPr>
+              <w:pStyle w:val="TableParagraph"/>
+              <w:spacing w:before="8"/>
+              <w:ind w:left="110"/>
+              <w:rPr>
+                <w:rFonts w:ascii="Times New Roman" w:hAnsi="Times New Roman" w:cs="Times New Roman"/>
+                <w:i/>
+                <w:color w:val="000000" w:themeColor="text1"/>
+                <w:sz w:val="20"/>
+              </w:rPr>
+            </w:pPr>
+            <w:r>
+              <w:rPr>
+                <w:rFonts w:ascii="Times New Roman" w:hAnsi="Times New Roman" w:cs="Times New Roman"/>
+                <w:i/>
+                <w:color w:val="000000" w:themeColor="text1"/>
+                <w:sz w:val="20"/>
+              </w:rPr>
+              <w:t xml:space="preserve">•Relacionamento e comunicação com clientes; </w:t>
+            </w:r>
+          </w:p>
+          <w:p>
+            <w:pPr>
+              <w:pStyle w:val="TableParagraph"/>
+              <w:spacing w:before="8"/>
+              <w:ind w:left="110"/>
+              <w:rPr>
+                <w:rFonts w:ascii="Times New Roman" w:hAnsi="Times New Roman" w:cs="Times New Roman"/>
+                <w:i/>
+                <w:color w:val="000000" w:themeColor="text1"/>
+                <w:sz w:val="20"/>
+              </w:rPr>
+            </w:pPr>
+            <w:r>
+              <w:rPr>
+                <w:rFonts w:ascii="Times New Roman" w:hAnsi="Times New Roman" w:cs="Times New Roman"/>
+                <w:i/>
+                <w:color w:val="000000" w:themeColor="text1"/>
+                <w:sz w:val="20"/>
+              </w:rPr>
+              <w:t>•Processos de entrega e atendimento comercial;</w:t>
+            </w:r>
+          </w:p>
+          <w:p>
+            <w:pPr>
+              <w:pStyle w:val="TableParagraph"/>
+              <w:spacing w:before="8"/>
+              <w:ind w:left="110"/>
+              <w:rPr>
+                <w:rFonts w:ascii="Times New Roman"/>
+                <w:i/>
+                <w:color w:val="000000" w:themeColor="text1"/>
+                <w:sz w:val="20"/>
+              </w:rPr>
+            </w:pPr>
+            <w:r>
+              <w:rPr>
+                <w:rFonts w:ascii="Times New Roman" w:hAnsi="Times New Roman" w:cs="Times New Roman"/>
+                <w:i/>
+                <w:color w:val="000000" w:themeColor="text1"/>
+                <w:sz w:val="20"/>
+              </w:rPr>
+              <w:t>•Planejamento estratégico da</w:t>
+            </w:r>
+            <w:r>
+              <w:rPr>
+                <w:rFonts w:ascii="Times New Roman"/>
+                <w:i/>
+                <w:color w:val="000000" w:themeColor="text1"/>
+                <w:sz w:val="20"/>
+              </w:rPr>
+              <w:t xml:space="preserve"> empresa.</w:t>
+            </w:r>
+          </w:p>
+        </w:tc>
+      </w:tr>
+      <w:tr>
+        <w:trPr>
+          <w:trHeight w:val="1968"/>
+        </w:trPr>
+        <w:tc>
+          <w:tcPr>
+            <w:tcW w:w="2181" w:type="dxa"/>
+            <w:tcBorders>
+              <w:top w:val="single" w:sz="6" w:space="0" w:color="000000"/>
+              <w:bottom w:val="single" w:sz="6" w:space="0" w:color="000000"/>
+            </w:tcBorders>
+            <w:shd w:val="clear" w:color="auto" w:fill="BEBEBE"/>
+            <w:vAlign w:val="center"/>
+          </w:tcPr>
+          <w:p>
+            <w:pPr>
+              <w:pStyle w:val="TableParagraph"/>
+              <w:spacing w:before="8"/>
+              <w:rPr>
+                <w:rFonts w:ascii="Times New Roman" w:hAnsi="Times New Roman"/>
+                <w:sz w:val="20"/>
+              </w:rPr>
+            </w:pPr>
+            <w:r>
+              <w:rPr>
+                <w:rFonts w:ascii="Times New Roman" w:hAnsi="Times New Roman"/>
+                <w:sz w:val="20"/>
+              </w:rPr>
+              <w:t>C</w:t>
+            </w:r>
+            <w:r>
+              <w:rPr>
+                <w:rFonts w:ascii="Times New Roman" w:hAnsi="Times New Roman"/>
+                <w:sz w:val="20"/>
+              </w:rPr>
+              <w:t xml:space="preserve">ujo impacto </w:t>
+            </w:r>
+            <w:r>
+              <w:rPr>
+                <w:rFonts w:ascii="Times New Roman" w:hAnsi="Times New Roman"/>
+                <w:spacing w:val="-10"/>
+                <w:sz w:val="20"/>
+              </w:rPr>
+              <w:t>é</w:t>
+            </w:r>
+          </w:p>
+        </w:tc>
+        <w:tc>
+          <w:tcPr>
+            <w:tcW w:w="6013" w:type="dxa"/>
+            <w:tcBorders>
+              <w:top w:val="single" w:sz="6" w:space="0" w:color="000000"/>
+              <w:bottom w:val="single" w:sz="6" w:space="0" w:color="000000"/>
+            </w:tcBorders>
+            <w:vAlign w:val="center"/>
+          </w:tcPr>
+          <w:p>
+            <w:pPr>
+              <w:pStyle w:val="TableParagraph"/>
+              <w:spacing w:before="8"/>
+              <w:ind w:left="110"/>
+              <w:rPr>
+                <w:rFonts w:ascii="Times New Roman" w:hAnsi="Times New Roman"/>
+                <w:i/>
+                <w:color w:val="000000" w:themeColor="text1"/>
+                <w:sz w:val="20"/>
+              </w:rPr>
+            </w:pPr>
+            <w:r>
+              <w:rPr>
+                <w:rFonts w:ascii="Times New Roman" w:hAnsi="Times New Roman"/>
+                <w:i/>
+                <w:color w:val="000000" w:themeColor="text1"/>
+                <w:sz w:val="20"/>
+              </w:rPr>
+              <w:t>•Dificuldade no acompanhamento das movimentações de</w:t>
+            </w:r>
+            <w:r>
+              <w:rPr>
+                <w:rFonts w:ascii="Times New Roman" w:hAnsi="Times New Roman"/>
+                <w:i/>
+                <w:color w:val="000000" w:themeColor="text1"/>
+                <w:sz w:val="20"/>
+              </w:rPr>
+              <w:t xml:space="preserve"> </w:t>
+            </w:r>
+            <w:r>
+              <w:rPr>
+                <w:rFonts w:ascii="Times New Roman" w:hAnsi="Times New Roman"/>
+                <w:i/>
+                <w:color w:val="000000" w:themeColor="text1"/>
+                <w:sz w:val="20"/>
+              </w:rPr>
+              <w:t>estoque;</w:t>
+            </w:r>
+          </w:p>
+          <w:p>
+            <w:pPr>
+              <w:pStyle w:val="TableParagraph"/>
+              <w:spacing w:before="8"/>
+              <w:ind w:left="110"/>
+              <w:rPr>
+                <w:rFonts w:ascii="Times New Roman" w:hAnsi="Times New Roman"/>
+                <w:i/>
+                <w:color w:val="000000" w:themeColor="text1"/>
+                <w:sz w:val="20"/>
+              </w:rPr>
+            </w:pPr>
+            <w:r>
+              <w:rPr>
+                <w:rFonts w:ascii="Times New Roman" w:hAnsi="Times New Roman"/>
+                <w:i/>
+                <w:color w:val="000000" w:themeColor="text1"/>
+                <w:sz w:val="20"/>
+              </w:rPr>
+              <w:t>•Falhas na consolidação e análise de dados operacionais;</w:t>
+            </w:r>
+          </w:p>
+          <w:p>
+            <w:pPr>
+              <w:pStyle w:val="TableParagraph"/>
+              <w:spacing w:before="8"/>
+              <w:ind w:left="110"/>
+              <w:rPr>
+                <w:rFonts w:ascii="Times New Roman" w:hAnsi="Times New Roman"/>
+                <w:i/>
+                <w:color w:val="000000" w:themeColor="text1"/>
+                <w:sz w:val="20"/>
+              </w:rPr>
+            </w:pPr>
+            <w:r>
+              <w:rPr>
+                <w:rFonts w:ascii="Times New Roman" w:hAnsi="Times New Roman"/>
+                <w:i/>
+                <w:color w:val="000000" w:themeColor="text1"/>
+                <w:sz w:val="20"/>
+              </w:rPr>
+              <w:t>•Redução da eficiência logística e organizacional;</w:t>
+            </w:r>
+          </w:p>
+          <w:p>
+            <w:pPr>
+              <w:pStyle w:val="TableParagraph"/>
+              <w:spacing w:before="8"/>
+              <w:ind w:left="110"/>
+              <w:rPr>
+                <w:rFonts w:ascii="Times New Roman" w:hAnsi="Times New Roman"/>
+                <w:i/>
+                <w:color w:val="000000" w:themeColor="text1"/>
+                <w:sz w:val="20"/>
+              </w:rPr>
+            </w:pPr>
+            <w:r>
+              <w:rPr>
+                <w:rFonts w:ascii="Times New Roman" w:hAnsi="Times New Roman"/>
+                <w:i/>
+                <w:color w:val="000000" w:themeColor="text1"/>
+                <w:sz w:val="20"/>
+              </w:rPr>
+              <w:t>•Atrasos em entregas de produtos;</w:t>
+            </w:r>
+          </w:p>
+          <w:p>
+            <w:pPr>
+              <w:pStyle w:val="TableParagraph"/>
+              <w:spacing w:before="8"/>
+              <w:ind w:left="110"/>
+              <w:rPr>
+                <w:rFonts w:ascii="Times New Roman" w:hAnsi="Times New Roman"/>
+                <w:i/>
+                <w:color w:val="000000" w:themeColor="text1"/>
+                <w:sz w:val="20"/>
+              </w:rPr>
+            </w:pPr>
+            <w:r>
+              <w:rPr>
+                <w:rFonts w:ascii="Times New Roman" w:hAnsi="Times New Roman"/>
+                <w:i/>
+                <w:color w:val="000000" w:themeColor="text1"/>
+                <w:sz w:val="20"/>
+              </w:rPr>
+              <w:t>•Falhas na comunicação com clientes sobre disponibilidade de itens;</w:t>
+            </w:r>
+          </w:p>
+          <w:p>
+            <w:pPr>
+              <w:pStyle w:val="TableParagraph"/>
+              <w:spacing w:before="8"/>
+              <w:ind w:left="110"/>
+              <w:rPr>
+                <w:rFonts w:ascii="Times New Roman" w:hAnsi="Times New Roman"/>
+                <w:i/>
+                <w:color w:val="000000" w:themeColor="text1"/>
+                <w:sz w:val="20"/>
+              </w:rPr>
+            </w:pPr>
+            <w:r>
+              <w:rPr>
+                <w:rFonts w:ascii="Times New Roman" w:hAnsi="Times New Roman"/>
+                <w:i/>
+                <w:color w:val="000000" w:themeColor="text1"/>
+                <w:sz w:val="20"/>
+              </w:rPr>
+              <w:t>•Redução da satisfação e confiança dos clientes;</w:t>
+            </w:r>
+          </w:p>
+          <w:p>
+            <w:pPr>
+              <w:pStyle w:val="TableParagraph"/>
+              <w:spacing w:before="8"/>
+              <w:ind w:left="110"/>
+              <w:rPr>
+                <w:rFonts w:ascii="Times New Roman" w:hAnsi="Times New Roman"/>
+                <w:i/>
+                <w:color w:val="000000" w:themeColor="text1"/>
+                <w:sz w:val="20"/>
+              </w:rPr>
+            </w:pPr>
+            <w:r>
+              <w:rPr>
+                <w:rFonts w:ascii="Times New Roman" w:hAnsi="Times New Roman"/>
+                <w:i/>
+                <w:color w:val="000000" w:themeColor="text1"/>
+                <w:sz w:val="20"/>
+              </w:rPr>
+              <w:t>•Risco de perda de competitividade no mercado.</w:t>
             </w:r>
           </w:p>
         </w:tc>
@@ -7479,36 +7567,88 @@
         </w:trPr>
         <w:tc>
           <w:tcPr>
-            <w:tcW w:w="2971" w:type="dxa"/>
+            <w:tcW w:w="2181" w:type="dxa"/>
             <w:tcBorders>
               <w:top w:val="single" w:sz="6" w:space="0" w:color="000000"/>
               <w:bottom w:val="single" w:sz="6" w:space="0" w:color="000000"/>
             </w:tcBorders>
             <w:shd w:val="clear" w:color="auto" w:fill="BEBEBE"/>
+            <w:vAlign w:val="center"/>
           </w:tcPr>
           <w:p>
             <w:pPr>
               <w:pStyle w:val="TableParagraph"/>
               <w:spacing w:before="8"/>
-              <w:ind w:left="180"/>
-              <w:rPr>
-                <w:rFonts w:ascii="Times New Roman"/>
+              <w:rPr>
+                <w:rFonts w:ascii="Times New Roman" w:hAnsi="Times New Roman"/>
                 <w:sz w:val="20"/>
               </w:rPr>
             </w:pPr>
             <w:r>
               <w:rPr>
-                <w:rFonts w:ascii="Times New Roman"/>
+                <w:rFonts w:ascii="Times New Roman" w:hAnsi="Times New Roman"/>
+                <w:sz w:val="20"/>
+              </w:rPr>
+              <w:t>U</w:t>
+            </w:r>
+            <w:r>
+              <w:rPr>
+                <w:rFonts w:ascii="Times New Roman" w:hAnsi="Times New Roman"/>
+                <w:sz w:val="20"/>
+              </w:rPr>
+              <w:t>ma</w:t>
+            </w:r>
+            <w:r>
+              <w:rPr>
+                <w:rFonts w:ascii="Times New Roman" w:hAnsi="Times New Roman"/>
+                <w:spacing w:val="1"/>
+                <w:sz w:val="20"/>
+              </w:rPr>
+              <w:t xml:space="preserve"> </w:t>
+            </w:r>
+            <w:r>
+              <w:rPr>
+                <w:rFonts w:ascii="Times New Roman" w:hAnsi="Times New Roman"/>
+                <w:sz w:val="20"/>
+              </w:rPr>
+              <w:t>boa</w:t>
+            </w:r>
+            <w:r>
+              <w:rPr>
+                <w:rFonts w:ascii="Times New Roman" w:hAnsi="Times New Roman"/>
+                <w:spacing w:val="1"/>
+                <w:sz w:val="20"/>
+              </w:rPr>
+              <w:t xml:space="preserve"> </w:t>
+            </w:r>
+            <w:r>
+              <w:rPr>
+                <w:rFonts w:ascii="Times New Roman" w:hAnsi="Times New Roman"/>
+                <w:sz w:val="20"/>
+              </w:rPr>
+              <w:t>solução</w:t>
+            </w:r>
+            <w:r>
+              <w:rPr>
+                <w:rFonts w:ascii="Times New Roman" w:hAnsi="Times New Roman"/>
+                <w:spacing w:val="-4"/>
+                <w:sz w:val="20"/>
+              </w:rPr>
+              <w:t xml:space="preserve"> </w:t>
+            </w:r>
+            <w:r>
+              <w:rPr>
+                <w:rFonts w:ascii="Times New Roman" w:hAnsi="Times New Roman"/>
                 <w:spacing w:val="-2"/>
                 <w:sz w:val="20"/>
               </w:rPr>
-              <w:t>Afeta</w:t>
+              <w:t>seria</w:t>
             </w:r>
           </w:p>
         </w:tc>
         <w:tc>
           <w:tcPr>
-            <w:tcW w:w="5223" w:type="dxa"/>
+            <w:tcW w:w="6013" w:type="dxa"/>
             <w:tcBorders>
               <w:top w:val="single" w:sz="6" w:space="0" w:color="000000"/>
               <w:bottom w:val="single" w:sz="6" w:space="0" w:color="000000"/>
@@ -7520,129 +7660,359 @@
               <w:spacing w:before="8"/>
               <w:ind w:left="110"/>
               <w:rPr>
-                <w:rFonts w:ascii="Times New Roman"/>
+                <w:rFonts w:ascii="Times New Roman" w:hAnsi="Times New Roman"/>
                 <w:i/>
+                <w:color w:val="000000" w:themeColor="text1"/>
                 <w:sz w:val="20"/>
               </w:rPr>
             </w:pPr>
             <w:r>
               <w:rPr>
-                <w:rFonts w:ascii="Times New Roman"/>
+                <w:rFonts w:ascii="Times New Roman" w:hAnsi="Times New Roman"/>
                 <w:i/>
-                <w:color w:val="0000FF"/>
-                <w:sz w:val="20"/>
-              </w:rPr>
-              <w:t>[os envolvidos</w:t>
-            </w:r>
-            <w:r>
-              <w:rPr>
-                <w:rFonts w:ascii="Times New Roman"/>
+                <w:color w:val="000000" w:themeColor="text1"/>
+                <w:sz w:val="20"/>
+              </w:rPr>
+              <w:t>Desenvolver uma plataforma informatizada integrada capaz de centralizar os dados operacionais e estratégicos da empresa, automatizando processos relacionados ao controle de estoque, movimentações de entrada e saída de produtos e análise das informações organizacionais. A proposta do projeto contempla a implementação de um banco de dados relacional integrado a um ambiente de Data Warehouse (DW), utilizando processos ETL para tratamento e transformação dos dados, além de dashboards analíticos voltados ao acompanhamento das operações logísticas e indicadores gerenciais</w:t>
+            </w:r>
+            <w:r>
+              <w:rPr>
+                <w:rFonts w:ascii="Times New Roman" w:hAnsi="Times New Roman"/>
                 <w:i/>
-                <w:color w:val="0000FF"/>
-                <w:spacing w:val="-1"/>
-                <w:sz w:val="20"/>
-              </w:rPr>
-              <w:t xml:space="preserve"> </w:t>
-            </w:r>
-            <w:r>
-              <w:rPr>
-                <w:rFonts w:ascii="Times New Roman"/>
-                <w:i/>
-                <w:color w:val="0000FF"/>
-                <w:sz w:val="20"/>
-              </w:rPr>
-              <w:t>afetados</w:t>
-            </w:r>
-            <w:r>
-              <w:rPr>
-                <w:rFonts w:ascii="Times New Roman"/>
-                <w:i/>
-                <w:color w:val="0000FF"/>
-                <w:spacing w:val="-1"/>
-                <w:sz w:val="20"/>
-              </w:rPr>
-              <w:t xml:space="preserve"> </w:t>
-            </w:r>
-            <w:r>
-              <w:rPr>
-                <w:rFonts w:ascii="Times New Roman"/>
-                <w:i/>
-                <w:color w:val="0000FF"/>
-                <w:sz w:val="20"/>
-              </w:rPr>
-              <w:t>pelo</w:t>
-            </w:r>
-            <w:r>
-              <w:rPr>
-                <w:rFonts w:ascii="Times New Roman"/>
-                <w:i/>
-                <w:color w:val="0000FF"/>
-                <w:spacing w:val="-3"/>
-                <w:sz w:val="20"/>
-              </w:rPr>
-              <w:t xml:space="preserve"> </w:t>
-            </w:r>
-            <w:r>
-              <w:rPr>
-                <w:rFonts w:ascii="Times New Roman"/>
-                <w:i/>
-                <w:color w:val="0000FF"/>
-                <w:spacing w:val="-2"/>
-                <w:sz w:val="20"/>
-              </w:rPr>
-              <w:t>problema]</w:t>
+                <w:color w:val="000000" w:themeColor="text1"/>
+                <w:sz w:val="20"/>
+              </w:rPr>
+              <w:t>.</w:t>
             </w:r>
           </w:p>
-        </w:tc>
-      </w:tr>
-      <w:tr>
-        <w:trPr>
-          <w:trHeight w:val="360"/>
-        </w:trPr>
-        <w:tc>
-          <w:tcPr>
-            <w:tcW w:w="2971" w:type="dxa"/>
-            <w:tcBorders>
-              <w:top w:val="single" w:sz="6" w:space="0" w:color="000000"/>
-              <w:bottom w:val="single" w:sz="6" w:space="0" w:color="000000"/>
-            </w:tcBorders>
-            <w:shd w:val="clear" w:color="auto" w:fill="BEBEBE"/>
-          </w:tcPr>
           <w:p>
             <w:pPr>
               <w:pStyle w:val="TableParagraph"/>
               <w:spacing w:before="8"/>
-              <w:ind w:left="180"/>
               <w:rPr>
                 <w:rFonts w:ascii="Times New Roman" w:hAnsi="Times New Roman"/>
-                <w:sz w:val="20"/>
+                <w:i/>
+                <w:color w:val="000000" w:themeColor="text1"/>
+                <w:sz w:val="20"/>
+                <w:lang w:val="pt-BR"/>
               </w:rPr>
             </w:pPr>
             <w:r>
               <w:rPr>
                 <w:rFonts w:ascii="Times New Roman" w:hAnsi="Times New Roman"/>
-                <w:sz w:val="20"/>
-              </w:rPr>
-              <w:t xml:space="preserve">cujo impacto </w:t>
+                <w:i/>
+                <w:color w:val="000000" w:themeColor="text1"/>
+                <w:sz w:val="20"/>
+              </w:rPr>
+              <w:t>•</w:t>
             </w:r>
             <w:r>
               <w:rPr>
                 <w:rFonts w:ascii="Times New Roman" w:hAnsi="Times New Roman"/>
-                <w:spacing w:val="-10"/>
-                <w:sz w:val="20"/>
-              </w:rPr>
-              <w:t>é</w:t>
+                <w:i/>
+                <w:color w:val="000000" w:themeColor="text1"/>
+                <w:sz w:val="20"/>
+              </w:rPr>
+              <w:t xml:space="preserve"> </w:t>
+            </w:r>
+            <w:r>
+              <w:rPr>
+                <w:rFonts w:ascii="Times New Roman" w:hAnsi="Times New Roman"/>
+                <w:i/>
+                <w:color w:val="000000" w:themeColor="text1"/>
+                <w:sz w:val="20"/>
+                <w:lang w:val="pt-BR"/>
+              </w:rPr>
+              <w:t>Melhor controle de estoque e movimentações;</w:t>
             </w:r>
           </w:p>
-        </w:tc>
-        <w:tc>
-          <w:tcPr>
-            <w:tcW w:w="5223" w:type="dxa"/>
-            <w:tcBorders>
-              <w:top w:val="single" w:sz="6" w:space="0" w:color="000000"/>
-              <w:bottom w:val="single" w:sz="6" w:space="0" w:color="000000"/>
-            </w:tcBorders>
-          </w:tcPr>
+          <w:p>
+            <w:pPr>
+              <w:pStyle w:val="TableParagraph"/>
+              <w:spacing w:before="8"/>
+              <w:rPr>
+                <w:rFonts w:ascii="Times New Roman" w:hAnsi="Times New Roman"/>
+                <w:i/>
+                <w:color w:val="000000" w:themeColor="text1"/>
+                <w:sz w:val="20"/>
+                <w:lang w:val="pt-BR"/>
+              </w:rPr>
+            </w:pPr>
+            <w:r>
+              <w:rPr>
+                <w:rFonts w:ascii="Times New Roman" w:hAnsi="Times New Roman"/>
+                <w:i/>
+                <w:color w:val="000000" w:themeColor="text1"/>
+                <w:sz w:val="20"/>
+              </w:rPr>
+              <w:t>•</w:t>
+            </w:r>
+            <w:r>
+              <w:rPr>
+                <w:rFonts w:ascii="Times New Roman" w:hAnsi="Times New Roman"/>
+                <w:i/>
+                <w:color w:val="000000" w:themeColor="text1"/>
+                <w:sz w:val="20"/>
+              </w:rPr>
+              <w:t xml:space="preserve"> </w:t>
+            </w:r>
+            <w:r>
+              <w:rPr>
+                <w:rFonts w:ascii="Times New Roman" w:hAnsi="Times New Roman"/>
+                <w:i/>
+                <w:color w:val="000000" w:themeColor="text1"/>
+                <w:sz w:val="20"/>
+                <w:lang w:val="pt-BR"/>
+              </w:rPr>
+              <w:t>Maior eficiência operacional e logística;</w:t>
+            </w:r>
+          </w:p>
+          <w:p>
+            <w:pPr>
+              <w:pStyle w:val="TableParagraph"/>
+              <w:spacing w:before="8"/>
+              <w:rPr>
+                <w:rFonts w:ascii="Times New Roman" w:hAnsi="Times New Roman"/>
+                <w:i/>
+                <w:color w:val="000000" w:themeColor="text1"/>
+                <w:sz w:val="20"/>
+                <w:lang w:val="pt-BR"/>
+              </w:rPr>
+            </w:pPr>
+            <w:r>
+              <w:rPr>
+                <w:rFonts w:ascii="Times New Roman" w:hAnsi="Times New Roman"/>
+                <w:i/>
+                <w:color w:val="000000" w:themeColor="text1"/>
+                <w:sz w:val="20"/>
+              </w:rPr>
+              <w:t>•</w:t>
+            </w:r>
+            <w:r>
+              <w:rPr>
+                <w:rFonts w:ascii="Times New Roman" w:hAnsi="Times New Roman"/>
+                <w:i/>
+                <w:color w:val="000000" w:themeColor="text1"/>
+                <w:sz w:val="20"/>
+              </w:rPr>
+              <w:t xml:space="preserve"> </w:t>
+            </w:r>
+            <w:r>
+              <w:rPr>
+                <w:rFonts w:ascii="Times New Roman" w:hAnsi="Times New Roman"/>
+                <w:i/>
+                <w:color w:val="000000" w:themeColor="text1"/>
+                <w:sz w:val="20"/>
+                <w:lang w:val="pt-BR"/>
+              </w:rPr>
+              <w:t>Automatização e integração das informações;</w:t>
+            </w:r>
+          </w:p>
+          <w:p>
+            <w:pPr>
+              <w:pStyle w:val="TableParagraph"/>
+              <w:spacing w:before="8"/>
+              <w:rPr>
+                <w:rFonts w:ascii="Times New Roman" w:hAnsi="Times New Roman"/>
+                <w:i/>
+                <w:color w:val="000000" w:themeColor="text1"/>
+                <w:sz w:val="20"/>
+                <w:lang w:val="pt-BR"/>
+              </w:rPr>
+            </w:pPr>
+            <w:r>
+              <w:rPr>
+                <w:rFonts w:ascii="Times New Roman" w:hAnsi="Times New Roman"/>
+                <w:i/>
+                <w:color w:val="000000" w:themeColor="text1"/>
+                <w:sz w:val="20"/>
+              </w:rPr>
+              <w:t>•</w:t>
+            </w:r>
+            <w:r>
+              <w:rPr>
+                <w:rFonts w:ascii="Times New Roman" w:hAnsi="Times New Roman"/>
+                <w:i/>
+                <w:color w:val="000000" w:themeColor="text1"/>
+                <w:sz w:val="20"/>
+              </w:rPr>
+              <w:t xml:space="preserve"> </w:t>
+            </w:r>
+            <w:r>
+              <w:rPr>
+                <w:rFonts w:ascii="Times New Roman" w:hAnsi="Times New Roman"/>
+                <w:i/>
+                <w:color w:val="000000" w:themeColor="text1"/>
+                <w:sz w:val="20"/>
+                <w:lang w:val="pt-BR"/>
+              </w:rPr>
+              <w:t>Apoio estratégico à tomada de decisão;</w:t>
+            </w:r>
+          </w:p>
+          <w:p>
+            <w:pPr>
+              <w:pStyle w:val="TableParagraph"/>
+              <w:spacing w:before="8"/>
+              <w:rPr>
+                <w:rFonts w:ascii="Times New Roman" w:hAnsi="Times New Roman"/>
+                <w:i/>
+                <w:color w:val="000000" w:themeColor="text1"/>
+                <w:sz w:val="20"/>
+                <w:lang w:val="pt-BR"/>
+              </w:rPr>
+            </w:pPr>
+            <w:r>
+              <w:rPr>
+                <w:rFonts w:ascii="Times New Roman" w:hAnsi="Times New Roman"/>
+                <w:i/>
+                <w:color w:val="000000" w:themeColor="text1"/>
+                <w:sz w:val="20"/>
+              </w:rPr>
+              <w:t>•</w:t>
+            </w:r>
+            <w:r>
+              <w:rPr>
+                <w:rFonts w:ascii="Times New Roman" w:hAnsi="Times New Roman"/>
+                <w:i/>
+                <w:color w:val="000000" w:themeColor="text1"/>
+                <w:sz w:val="20"/>
+              </w:rPr>
+              <w:t xml:space="preserve"> </w:t>
+            </w:r>
+            <w:r>
+              <w:rPr>
+                <w:rFonts w:ascii="Times New Roman" w:hAnsi="Times New Roman"/>
+                <w:i/>
+                <w:color w:val="000000" w:themeColor="text1"/>
+                <w:sz w:val="20"/>
+                <w:lang w:val="pt-BR"/>
+              </w:rPr>
+              <w:t>Redução de falhas operacionais;</w:t>
+            </w:r>
+          </w:p>
+          <w:p>
+            <w:pPr>
+              <w:pStyle w:val="TableParagraph"/>
+              <w:spacing w:before="8"/>
+              <w:rPr>
+                <w:rFonts w:ascii="Times New Roman" w:hAnsi="Times New Roman"/>
+                <w:i/>
+                <w:color w:val="000000" w:themeColor="text1"/>
+                <w:sz w:val="20"/>
+                <w:lang w:val="pt-BR"/>
+              </w:rPr>
+            </w:pPr>
+            <w:r>
+              <w:rPr>
+                <w:rFonts w:ascii="Times New Roman" w:hAnsi="Times New Roman"/>
+                <w:i/>
+                <w:color w:val="000000" w:themeColor="text1"/>
+                <w:sz w:val="20"/>
+              </w:rPr>
+              <w:t>•</w:t>
+            </w:r>
+            <w:r>
+              <w:rPr>
+                <w:rFonts w:ascii="Times New Roman" w:hAnsi="Times New Roman"/>
+                <w:i/>
+                <w:color w:val="000000" w:themeColor="text1"/>
+                <w:sz w:val="20"/>
+              </w:rPr>
+              <w:t xml:space="preserve"> </w:t>
+            </w:r>
+            <w:r>
+              <w:rPr>
+                <w:rFonts w:ascii="Times New Roman" w:hAnsi="Times New Roman"/>
+                <w:i/>
+                <w:color w:val="000000" w:themeColor="text1"/>
+                <w:sz w:val="20"/>
+                <w:lang w:val="pt-BR"/>
+              </w:rPr>
+              <w:t>Melhoria no relacionamento com clientes;</w:t>
+            </w:r>
+          </w:p>
+          <w:p>
+            <w:pPr>
+              <w:pStyle w:val="TableParagraph"/>
+              <w:spacing w:before="8"/>
+              <w:rPr>
+                <w:rFonts w:ascii="Times New Roman" w:hAnsi="Times New Roman"/>
+                <w:i/>
+                <w:color w:val="000000" w:themeColor="text1"/>
+                <w:sz w:val="20"/>
+                <w:lang w:val="pt-BR"/>
+              </w:rPr>
+            </w:pPr>
+            <w:r>
+              <w:rPr>
+                <w:rFonts w:ascii="Times New Roman" w:hAnsi="Times New Roman"/>
+                <w:i/>
+                <w:color w:val="000000" w:themeColor="text1"/>
+                <w:sz w:val="20"/>
+              </w:rPr>
+              <w:t>•</w:t>
+            </w:r>
+            <w:r>
+              <w:rPr>
+                <w:rFonts w:ascii="Times New Roman" w:hAnsi="Times New Roman"/>
+                <w:i/>
+                <w:color w:val="000000" w:themeColor="text1"/>
+                <w:sz w:val="20"/>
+              </w:rPr>
+              <w:t xml:space="preserve"> </w:t>
+            </w:r>
+            <w:r>
+              <w:rPr>
+                <w:rFonts w:ascii="Times New Roman" w:hAnsi="Times New Roman"/>
+                <w:i/>
+                <w:color w:val="000000" w:themeColor="text1"/>
+                <w:sz w:val="20"/>
+                <w:lang w:val="pt-BR"/>
+              </w:rPr>
+              <w:t>Modernização tecnológica da empresa;</w:t>
+            </w:r>
+          </w:p>
+          <w:p>
+            <w:pPr>
+              <w:pStyle w:val="TableParagraph"/>
+              <w:spacing w:before="8"/>
+              <w:rPr>
+                <w:rFonts w:ascii="Times New Roman" w:hAnsi="Times New Roman"/>
+                <w:i/>
+                <w:color w:val="000000" w:themeColor="text1"/>
+                <w:sz w:val="20"/>
+                <w:lang w:val="pt-BR"/>
+              </w:rPr>
+            </w:pPr>
+            <w:r>
+              <w:rPr>
+                <w:rFonts w:ascii="Times New Roman" w:hAnsi="Times New Roman"/>
+                <w:i/>
+                <w:color w:val="000000" w:themeColor="text1"/>
+                <w:sz w:val="20"/>
+              </w:rPr>
+              <w:t>•</w:t>
+            </w:r>
+            <w:r>
+              <w:rPr>
+                <w:rFonts w:ascii="Times New Roman" w:hAnsi="Times New Roman"/>
+                <w:i/>
+                <w:color w:val="000000" w:themeColor="text1"/>
+                <w:sz w:val="20"/>
+              </w:rPr>
+              <w:t xml:space="preserve"> </w:t>
+            </w:r>
+            <w:r>
+              <w:rPr>
+                <w:rFonts w:ascii="Times New Roman" w:hAnsi="Times New Roman"/>
+                <w:i/>
+                <w:color w:val="000000" w:themeColor="text1"/>
+                <w:sz w:val="20"/>
+                <w:lang w:val="pt-BR"/>
+              </w:rPr>
+              <w:t>Aumento da competitividade organizacional.</w:t>
+            </w:r>
+          </w:p>
           <w:p>
             <w:pPr>
               <w:pStyle w:val="TableParagraph"/>
@@ -7651,300 +8021,10 @@
               <w:rPr>
                 <w:rFonts w:ascii="Times New Roman" w:hAnsi="Times New Roman"/>
                 <w:i/>
+                <w:color w:val="000000" w:themeColor="text1"/>
                 <w:sz w:val="20"/>
               </w:rPr>
             </w:pPr>
-            <w:r>
-              <w:rPr>
-                <w:rFonts w:ascii="Times New Roman" w:hAnsi="Times New Roman"/>
-                <w:i/>
-                <w:color w:val="0000FF"/>
-                <w:sz w:val="20"/>
-              </w:rPr>
-              <w:t>[qual é</w:t>
-            </w:r>
-            <w:r>
-              <w:rPr>
-                <w:rFonts w:ascii="Times New Roman" w:hAnsi="Times New Roman"/>
-                <w:i/>
-                <w:color w:val="0000FF"/>
-                <w:spacing w:val="1"/>
-                <w:sz w:val="20"/>
-              </w:rPr>
-              <w:t xml:space="preserve"> </w:t>
-            </w:r>
-            <w:r>
-              <w:rPr>
-                <w:rFonts w:ascii="Times New Roman" w:hAnsi="Times New Roman"/>
-                <w:i/>
-                <w:color w:val="0000FF"/>
-                <w:sz w:val="20"/>
-              </w:rPr>
-              <w:t>o</w:t>
-            </w:r>
-            <w:r>
-              <w:rPr>
-                <w:rFonts w:ascii="Times New Roman" w:hAnsi="Times New Roman"/>
-                <w:i/>
-                <w:color w:val="0000FF"/>
-                <w:spacing w:val="1"/>
-                <w:sz w:val="20"/>
-              </w:rPr>
-              <w:t xml:space="preserve"> </w:t>
-            </w:r>
-            <w:r>
-              <w:rPr>
-                <w:rFonts w:ascii="Times New Roman" w:hAnsi="Times New Roman"/>
-                <w:i/>
-                <w:color w:val="0000FF"/>
-                <w:sz w:val="20"/>
-              </w:rPr>
-              <w:t>impacto</w:t>
-            </w:r>
-            <w:r>
-              <w:rPr>
-                <w:rFonts w:ascii="Times New Roman" w:hAnsi="Times New Roman"/>
-                <w:i/>
-                <w:color w:val="0000FF"/>
-                <w:spacing w:val="-1"/>
-                <w:sz w:val="20"/>
-              </w:rPr>
-              <w:t xml:space="preserve"> </w:t>
-            </w:r>
-            <w:r>
-              <w:rPr>
-                <w:rFonts w:ascii="Times New Roman" w:hAnsi="Times New Roman"/>
-                <w:i/>
-                <w:color w:val="0000FF"/>
-                <w:sz w:val="20"/>
-              </w:rPr>
-              <w:t>do</w:t>
-            </w:r>
-            <w:r>
-              <w:rPr>
-                <w:rFonts w:ascii="Times New Roman" w:hAnsi="Times New Roman"/>
-                <w:i/>
-                <w:color w:val="0000FF"/>
-                <w:spacing w:val="1"/>
-                <w:sz w:val="20"/>
-              </w:rPr>
-              <w:t xml:space="preserve"> </w:t>
-            </w:r>
-            <w:r>
-              <w:rPr>
-                <w:rFonts w:ascii="Times New Roman" w:hAnsi="Times New Roman"/>
-                <w:i/>
-                <w:color w:val="0000FF"/>
-                <w:spacing w:val="-2"/>
-                <w:sz w:val="20"/>
-              </w:rPr>
-              <w:t>problema?]</w:t>
-            </w:r>
-          </w:p>
-        </w:tc>
-      </w:tr>
-      <w:tr>
-        <w:trPr>
-          <w:trHeight w:val="360"/>
-        </w:trPr>
-        <w:tc>
-          <w:tcPr>
-            <w:tcW w:w="2971" w:type="dxa"/>
-            <w:tcBorders>
-              <w:top w:val="single" w:sz="6" w:space="0" w:color="000000"/>
-              <w:bottom w:val="single" w:sz="6" w:space="0" w:color="000000"/>
-            </w:tcBorders>
-            <w:shd w:val="clear" w:color="auto" w:fill="BEBEBE"/>
-          </w:tcPr>
-          <w:p>
-            <w:pPr>
-              <w:pStyle w:val="TableParagraph"/>
-              <w:spacing w:before="8"/>
-              <w:ind w:left="180"/>
-              <w:rPr>
-                <w:rFonts w:ascii="Times New Roman" w:hAnsi="Times New Roman"/>
-                <w:sz w:val="20"/>
-              </w:rPr>
-            </w:pPr>
-            <w:r>
-              <w:rPr>
-                <w:rFonts w:ascii="Times New Roman" w:hAnsi="Times New Roman"/>
-                <w:sz w:val="20"/>
-              </w:rPr>
-              <w:t>uma</w:t>
-            </w:r>
-            <w:r>
-              <w:rPr>
-                <w:rFonts w:ascii="Times New Roman" w:hAnsi="Times New Roman"/>
-                <w:spacing w:val="1"/>
-                <w:sz w:val="20"/>
-              </w:rPr>
-              <w:t xml:space="preserve"> </w:t>
-            </w:r>
-            <w:r>
-              <w:rPr>
-                <w:rFonts w:ascii="Times New Roman" w:hAnsi="Times New Roman"/>
-                <w:sz w:val="20"/>
-              </w:rPr>
-              <w:t>boa</w:t>
-            </w:r>
-            <w:r>
-              <w:rPr>
-                <w:rFonts w:ascii="Times New Roman" w:hAnsi="Times New Roman"/>
-                <w:spacing w:val="1"/>
-                <w:sz w:val="20"/>
-              </w:rPr>
-              <w:t xml:space="preserve"> </w:t>
-            </w:r>
-            <w:r>
-              <w:rPr>
-                <w:rFonts w:ascii="Times New Roman" w:hAnsi="Times New Roman"/>
-                <w:sz w:val="20"/>
-              </w:rPr>
-              <w:t>solução</w:t>
-            </w:r>
-            <w:r>
-              <w:rPr>
-                <w:rFonts w:ascii="Times New Roman" w:hAnsi="Times New Roman"/>
-                <w:spacing w:val="-4"/>
-                <w:sz w:val="20"/>
-              </w:rPr>
-              <w:t xml:space="preserve"> </w:t>
-            </w:r>
-            <w:r>
-              <w:rPr>
-                <w:rFonts w:ascii="Times New Roman" w:hAnsi="Times New Roman"/>
-                <w:spacing w:val="-2"/>
-                <w:sz w:val="20"/>
-              </w:rPr>
-              <w:t>seria</w:t>
-            </w:r>
-          </w:p>
-        </w:tc>
-        <w:tc>
-          <w:tcPr>
-            <w:tcW w:w="5223" w:type="dxa"/>
-            <w:tcBorders>
-              <w:top w:val="single" w:sz="6" w:space="0" w:color="000000"/>
-              <w:bottom w:val="single" w:sz="6" w:space="0" w:color="000000"/>
-            </w:tcBorders>
-          </w:tcPr>
-          <w:p>
-            <w:pPr>
-              <w:pStyle w:val="TableParagraph"/>
-              <w:spacing w:before="8"/>
-              <w:ind w:left="110"/>
-              <w:rPr>
-                <w:rFonts w:ascii="Times New Roman" w:hAnsi="Times New Roman"/>
-                <w:i/>
-                <w:sz w:val="20"/>
-              </w:rPr>
-            </w:pPr>
-            <w:r>
-              <w:rPr>
-                <w:rFonts w:ascii="Times New Roman" w:hAnsi="Times New Roman"/>
-                <w:i/>
-                <w:color w:val="0000FF"/>
-                <w:sz w:val="20"/>
-              </w:rPr>
-              <w:t>[liste</w:t>
-            </w:r>
-            <w:r>
-              <w:rPr>
-                <w:rFonts w:ascii="Times New Roman" w:hAnsi="Times New Roman"/>
-                <w:i/>
-                <w:color w:val="0000FF"/>
-                <w:spacing w:val="-2"/>
-                <w:sz w:val="20"/>
-              </w:rPr>
-              <w:t xml:space="preserve"> </w:t>
-            </w:r>
-            <w:r>
-              <w:rPr>
-                <w:rFonts w:ascii="Times New Roman" w:hAnsi="Times New Roman"/>
-                <w:i/>
-                <w:color w:val="0000FF"/>
-                <w:sz w:val="20"/>
-              </w:rPr>
-              <w:t>alguns dos principais benefícios</w:t>
-            </w:r>
-            <w:r>
-              <w:rPr>
-                <w:rFonts w:ascii="Times New Roman" w:hAnsi="Times New Roman"/>
-                <w:i/>
-                <w:color w:val="0000FF"/>
-                <w:spacing w:val="1"/>
-                <w:sz w:val="20"/>
-              </w:rPr>
-              <w:t xml:space="preserve"> </w:t>
-            </w:r>
-            <w:r>
-              <w:rPr>
-                <w:rFonts w:ascii="Times New Roman" w:hAnsi="Times New Roman"/>
-                <w:i/>
-                <w:color w:val="0000FF"/>
-                <w:sz w:val="20"/>
-              </w:rPr>
-              <w:t>de</w:t>
-            </w:r>
-            <w:r>
-              <w:rPr>
-                <w:rFonts w:ascii="Times New Roman" w:hAnsi="Times New Roman"/>
-                <w:i/>
-                <w:color w:val="0000FF"/>
-                <w:spacing w:val="-2"/>
-                <w:sz w:val="20"/>
-              </w:rPr>
-              <w:t xml:space="preserve"> </w:t>
-            </w:r>
-            <w:r>
-              <w:rPr>
-                <w:rFonts w:ascii="Times New Roman" w:hAnsi="Times New Roman"/>
-                <w:i/>
-                <w:color w:val="0000FF"/>
-                <w:sz w:val="20"/>
-              </w:rPr>
-              <w:t>uma</w:t>
-            </w:r>
-            <w:r>
-              <w:rPr>
-                <w:rFonts w:ascii="Times New Roman" w:hAnsi="Times New Roman"/>
-                <w:i/>
-                <w:color w:val="0000FF"/>
-                <w:spacing w:val="-2"/>
-                <w:sz w:val="20"/>
-              </w:rPr>
-              <w:t xml:space="preserve"> </w:t>
-            </w:r>
-            <w:r>
-              <w:rPr>
-                <w:rFonts w:ascii="Times New Roman" w:hAnsi="Times New Roman"/>
-                <w:i/>
-                <w:color w:val="0000FF"/>
-                <w:sz w:val="20"/>
-              </w:rPr>
-              <w:t>boa</w:t>
-            </w:r>
-            <w:r>
-              <w:rPr>
-                <w:rFonts w:ascii="Times New Roman" w:hAnsi="Times New Roman"/>
-                <w:i/>
-                <w:color w:val="0000FF"/>
-                <w:spacing w:val="-6"/>
-                <w:sz w:val="20"/>
-              </w:rPr>
-              <w:t xml:space="preserve"> </w:t>
-            </w:r>
-            <w:r>
-              <w:rPr>
-                <w:rFonts w:ascii="Times New Roman" w:hAnsi="Times New Roman"/>
-                <w:i/>
-                <w:color w:val="0000FF"/>
-                <w:spacing w:val="-2"/>
-                <w:sz w:val="20"/>
-              </w:rPr>
-              <w:t>solução]</w:t>
-            </w:r>
           </w:p>
         </w:tc>
       </w:tr>
@@ -9848,7 +9928,7 @@
       </w:tr>
       <w:tr>
         <w:trPr>
-          <w:trHeight w:val="4736"/>
+          <w:trHeight w:val="4911"/>
         </w:trPr>
         <w:tc>
           <w:tcPr>
@@ -9901,7 +9981,7 @@
             <w:pPr>
               <w:pStyle w:val="TableParagraph"/>
               <w:spacing w:line="276" w:lineRule="auto"/>
-              <w:ind w:right="96"/>
+              <w:ind w:left="0" w:right="96"/>
               <w:jc w:val="both"/>
               <w:rPr>
                 <w:sz w:val="20"/>
@@ -9913,7 +9993,7 @@
                 <w:b/>
                 <w:sz w:val="20"/>
               </w:rPr>
-              <w:t>Após as análises Macroambientais e Setoriais que realizaram na 1a. Entrega do PRIMTIII acima, partir para a construção de proposições</w:t>
+              <w:t xml:space="preserve"> Construção de proposições</w:t>
             </w:r>
             <w:r>
               <w:rPr>
@@ -10535,6 +10615,7 @@
             <w:pPr>
               <w:pStyle w:val="TableParagraph"/>
               <w:spacing w:before="2"/>
+              <w:ind w:left="0"/>
               <w:rPr>
                 <w:rFonts w:ascii="Arial"/>
                 <w:b/>
@@ -10550,44 +10631,18 @@
                 <w:sz w:val="20"/>
                 <w:highlight w:val="yellow"/>
               </w:rPr>
-              <w:t>equivalentes.</w:t>
-            </w:r>
-          </w:p>
-        </w:tc>
-      </w:tr>
-      <w:tr>
-        <w:trPr>
-          <w:trHeight w:val="300"/>
-        </w:trPr>
-        <w:tc>
-          <w:tcPr>
-            <w:tcW w:w="2551" w:type="dxa"/>
-            <w:shd w:val="clear" w:color="auto" w:fill="D9D9D9"/>
-          </w:tcPr>
-          <w:p>
-            <w:pPr>
-              <w:pStyle w:val="TableParagraph"/>
-              <w:ind w:left="0"/>
-              <w:rPr>
-                <w:rFonts w:ascii="Times New Roman"/>
-                <w:sz w:val="20"/>
-              </w:rPr>
-            </w:pPr>
-          </w:p>
-        </w:tc>
-        <w:tc>
-          <w:tcPr>
-            <w:tcW w:w="6803" w:type="dxa"/>
-          </w:tcPr>
-          <w:p>
-            <w:pPr>
-              <w:pStyle w:val="TableParagraph"/>
-              <w:ind w:left="0"/>
-              <w:rPr>
-                <w:rFonts w:ascii="Times New Roman"/>
-                <w:sz w:val="20"/>
-              </w:rPr>
-            </w:pPr>
+              <w:t>Equivalentes</w:t>
+            </w:r>
+            <w:r>
+              <w:rPr>
+                <w:rFonts w:ascii="Arial"/>
+                <w:b/>
+                <w:color w:val="FF0000"/>
+                <w:spacing w:val="-2"/>
+                <w:sz w:val="20"/>
+              </w:rPr>
+              <w:t>.</w:t>
+            </w:r>
           </w:p>
         </w:tc>
       </w:tr>
@@ -13265,13 +13320,13 @@
                 <w:spacing w:val="-2"/>
                 <w:sz w:val="20"/>
               </w:rPr>
-              <w:t>dd/mm/</w:t>
+              <w:t>dd/mm</w:t>
             </w:r>
             <w:r>
               <w:rPr>
                 <w:rFonts w:ascii="Arial" w:hAnsi="Arial"/>
                 <w:b/>
-                <w:color w:val="FF0000"/>
+                <w:color w:val="000000" w:themeColor="text1"/>
                 <w:spacing w:val="-2"/>
                 <w:sz w:val="20"/>
               </w:rPr>
@@ -16749,6 +16804,7 @@
             <w:pPr>
               <w:pStyle w:val="TableParagraph"/>
               <w:spacing w:before="12"/>
+              <w:ind w:left="0"/>
               <w:rPr>
                 <w:rFonts w:ascii="Arial" w:hAnsi="Arial"/>
                 <w:b/>
@@ -16762,7 +16818,7 @@
                 <w:spacing w:val="-2"/>
                 <w:sz w:val="20"/>
               </w:rPr>
-              <w:t>Entregável:</w:t>
+              <w:t xml:space="preserve"> Entregável:</w:t>
             </w:r>
           </w:p>
           <w:p>
@@ -17654,18 +17710,6 @@
               </w:rPr>
               <w:t>cursor.</w:t>
             </w:r>
-          </w:p>
-          <w:p>
-            <w:pPr>
-              <w:pStyle w:val="TableParagraph"/>
-              <w:spacing w:before="20"/>
-              <w:ind w:left="0"/>
-              <w:rPr>
-                <w:rFonts w:ascii="Times New Roman"/>
-                <w:i/>
-                <w:sz w:val="20"/>
-              </w:rPr>
-            </w:pPr>
           </w:p>
           <w:p>
             <w:pPr>
@@ -18873,15 +18917,2572 @@
     </w:p>
     <w:p>
       <w:pPr>
+        <w:pStyle w:val="NormalWeb"/>
+        <w:spacing w:before="0" w:after="120"/>
+        <w:ind w:firstLine="357"/>
+      </w:pPr>
+      <w:r>
+        <w:t>Informação e conhecimento são os principais pilares da correta tomada de decisão e da eficiente gestão da estratégia competitiva das empresas. O mundo em constante transformação torna urgente a necessidade de adaptação empresarial no meio em que atua, ou seja, o macroambiente competitivo. A informação pode ser considerada a forma de registro de conhecimento nos mais diversos formatos, mídias e suportes. O conceito de inteligência proposto por Howard Gardner é definido como um potencial biopsicológico voltado ao processamento de informações, que pode ser ativado para a resolução de problemas ou para a criação de produtos valorizados em determinado contexto cultural. Tal potencial não se manifesta de forma automática, estando condicionado à interação entre fatores genéticos individuais e as condições socioculturais e históricas nas quais o indivíduo está inserido.</w:t>
+      </w:r>
+    </w:p>
+    <w:p>
+      <w:pPr>
+        <w:pStyle w:val="NormalWeb"/>
+        <w:spacing w:after="120"/>
+        <w:ind w:firstLine="357"/>
+      </w:pPr>
+      <w:r>
+        <w:t xml:space="preserve">A Inteligência Competitiva é um sistema de coleta e disponibilização de informações aos usuários internos, para a tomada de decisão, ampliação das capacidades individuais, entendimento dos competidores, identificação e entendimento de tendências no ambiente, além do posicionamento competitivo das organizações. De modo geral, trata-se de um processo alternativo com métodos específicos para que se possa desenvolver práticas que tem como base toda a informação que circula no ambiente de negócios. </w:t>
+      </w:r>
+    </w:p>
+    <w:p>
+      <w:pPr>
+        <w:pStyle w:val="NormalWeb"/>
+        <w:spacing w:after="120"/>
+        <w:ind w:firstLine="357"/>
+      </w:pPr>
+      <w:r>
+        <w:t>As origens da Inteligência Competitiva estão associadas a um contexto marcado pelo protecionismo econômico, pela centralidade das grandes corporações, pela predominância da produção como principal motor organizacional e pela valorização do chamado homem operacional. No período posterior à Segunda Guerra Mundial, observa-se uma progressiva abertura dos mercados, impulsionando o processo de globalização. Nesse cenário, emergem as empresas multinacionais, consolidam-se os fundamentos do marketing e ganha destaque o perfil do homem funcional.</w:t>
+      </w:r>
+    </w:p>
+    <w:p>
+      <w:pPr>
+        <w:pStyle w:val="NormalWeb"/>
+        <w:spacing w:after="120"/>
+        <w:ind w:firstLine="357"/>
+      </w:pPr>
+      <w:r>
+        <w:t>Até o início dos anos 2000, o processamento de dados era predominantemente estruturado em um ciclo linear composto por entrada de dados, processamento, saída e realimentação baseada nos resultados obtidos. Na contemporaneidade, esse modelo evolui para uma abordagem mais analítica e estratégica, na qual os dados são coletados, organizados e transformados em informações, que, por sua vez, são analisadas para a geração de conhecimento. Esse processo envolve a aplicação da inteligência na tomada de decisão, seguida pela execução de ações orientadas à obtenção de resultados.</w:t>
+      </w:r>
+      <w:r>
+        <w:t xml:space="preserve"> </w:t>
+      </w:r>
+      <w:r>
+        <w:t>Nesse contexto, a Inteligência Competitiva assume um papel fundamental ao subsidiar a formulação de estratégias organizacionais, contribuindo para a construção e sustentação de vantagens competitivas.</w:t>
+      </w:r>
+    </w:p>
+    <w:p>
+      <w:pPr>
+        <w:pStyle w:val="NormalWeb"/>
+        <w:spacing w:after="120"/>
+        <w:ind w:firstLine="357"/>
+      </w:pPr>
+      <w:r>
+        <w:t xml:space="preserve">O conceito de estratégia vem sendo utilizado de maneira indiscriminada na administração, podendo significar desde um curso de ação formulado de maneira precisa, todo o posicionamento em seu ambiente, até toda a alma, a personalidade e a razão existencial de uma organização. Trata-se, portanto, de um conceito de grande emprego acadêmico e empresarial, dotado de uma grande amplitude e diversificação, </w:t>
+      </w:r>
+      <w:r>
+        <w:lastRenderedPageBreak/>
+        <w:t>que em alguns aspectos é complementar e, em outros, é divergente. Thompson Jr. e Strickland III (2000) definem estratégia como sendo um “conjunto de mudanças competitivas e abordagens comerciais que os gerentes executam para atingir o melhor desempenho da empresa. (...) é o planejamento do jogo de gerência para reforçar a posição da organização no mercado, promover a satisfação dos clientes e atingir os objetivos de desempenho”.</w:t>
+      </w:r>
+    </w:p>
+    <w:p>
+      <w:pPr>
+        <w:pStyle w:val="NormalWeb"/>
+        <w:spacing w:after="120"/>
+        <w:ind w:firstLine="357"/>
+      </w:pPr>
+      <w:r>
+        <w:t xml:space="preserve">Dessa forma, ao considerar que a Inteligência Competitiva fornece subsídios essenciais para a formulação de estratégias organizacionais, torna-se necessário compreender a própria natureza do conceito de estratégia, cuja amplitude teórica e aplicação prática o tornam multifacetado e, por vezes, ambíguo. Nesse sentido, estratégia pode ser entendida tanto como um conjunto estruturado de ações deliberadas quanto como um posicionamento dinâmico frente ao ambiente competitivo, refletindo não apenas escolhas racionais, mas também a identidade e a intencionalidade da organização. Conforme apontam Arthur A. Thompson Jr. e A. J. Strickland III, estratégia consiste em um conjunto de iniciativas e abordagens gerenciais voltadas à obtenção de desempenho superior, envolvendo desde o fortalecimento da posição de mercado até a geração de valor ao cliente e o alcance de objetivos organizacionais. </w:t>
+      </w:r>
+    </w:p>
+    <w:p>
+      <w:pPr>
+        <w:pStyle w:val="NormalWeb"/>
+        <w:spacing w:after="120"/>
+        <w:ind w:firstLine="357"/>
+      </w:pPr>
+      <w:r>
+        <w:t>A</w:t>
+      </w:r>
+      <w:r>
+        <w:t xml:space="preserve"> Inteligência Competitiva atua como elemento integrador entre informação e ação, qualificando o processo decisório ao transformar dados em conhecimento estratégico. Assim, as decisões estratégicas, por influenciarem diretamente a direção de longo prazo da organização, passam a ser fundamentadas em análises mais robustas e contextualizadas, o que potencializa ganhos em eficiência operacional, satisfação do cliente e desempenho financeiro, consolidando-se como um diferencial crítico para organizações que buscam relevância e sustentabilidade em ambientes altamente competitivos.</w:t>
+      </w:r>
+    </w:p>
+    <w:p>
+      <w:pPr>
+        <w:pStyle w:val="NormalWeb"/>
+        <w:spacing w:after="120"/>
+        <w:ind w:firstLine="357"/>
+      </w:pPr>
+      <w:r>
+        <w:t>Decisões estratégicas afetam a direção de longo prazo do negócio. Elas são vitais para o sucesso de qualquer empresa, pois elas definem a direção que a organização tomará no futuro. Uma decisão bem fundamentada pode levar a um aumento significativo na eficiência operacional, na satisfação do cliente e na lucratividade. Portanto, compreender o que é decisão estratégica é essencial para qualquer profissional que deseja se destacar em um mercado competitivo.</w:t>
+      </w:r>
+    </w:p>
+    <w:p>
+      <w:pPr>
+        <w:pStyle w:val="NormalWeb"/>
+        <w:spacing w:after="120"/>
+        <w:ind w:firstLine="357"/>
+      </w:pPr>
+      <w:r>
+        <w:t>A decisão estratégica pode ser compreendida como o processo pelo qual uma organização define direções de longo prazo com base na análise de seu ambiente interno e externo, visando alcançar vantagens competitivas sustentáveis. Essas decisões envolvem escolhas que impactam diretamente o posicionamento, os recursos e a capacidade de adaptação da empresa frente às dinâmicas de mercado. No contexto da empresa MFIX, atuante no segmento de fixadores, parafusos e soluções correlatas, a tomada de decisão estratégica torna-se ainda mais relevante, uma vez que exige a consideração de fatores como competitividade setorial, inovação tecnológica e relacionamento com clientes e fornecedores. Dessa forma, ao alinhar informações qualificadas com objetivos organizacionais, a empresa pode direcionar suas ações de maneira mais assertiva, promovendo eficiência operacional, fortalecimento de sua posição no mercado e geração de valor a longo prazo.</w:t>
+      </w:r>
+    </w:p>
+    <w:p>
+      <w:pPr>
+        <w:pStyle w:val="NormalWeb"/>
+        <w:spacing w:after="0" w:afterAutospacing="0"/>
+        <w:jc w:val="center"/>
+        <w:rPr>
+          <w:b/>
+          <w:bCs/>
+          <w:sz w:val="28"/>
+          <w:szCs w:val="28"/>
+        </w:rPr>
+      </w:pPr>
+    </w:p>
+    <w:p>
+      <w:pPr>
+        <w:pStyle w:val="NormalWeb"/>
+        <w:spacing w:after="0" w:afterAutospacing="0"/>
+        <w:jc w:val="center"/>
+        <w:rPr>
+          <w:b/>
+          <w:bCs/>
+          <w:sz w:val="28"/>
+          <w:szCs w:val="28"/>
+        </w:rPr>
+      </w:pPr>
+    </w:p>
+    <w:p>
+      <w:pPr>
+        <w:pStyle w:val="NormalWeb"/>
+        <w:spacing w:after="0" w:afterAutospacing="0"/>
+        <w:jc w:val="center"/>
+        <w:rPr>
+          <w:b/>
+          <w:bCs/>
+          <w:sz w:val="28"/>
+          <w:szCs w:val="28"/>
+        </w:rPr>
+      </w:pPr>
+    </w:p>
+    <w:p>
+      <w:pPr>
+        <w:pStyle w:val="NormalWeb"/>
+        <w:spacing w:after="0" w:afterAutospacing="0"/>
+        <w:rPr>
+          <w:b/>
+          <w:bCs/>
+          <w:sz w:val="28"/>
+          <w:szCs w:val="28"/>
+        </w:rPr>
+      </w:pPr>
+    </w:p>
+    <w:p>
+      <w:pPr>
+        <w:pStyle w:val="NormalWeb"/>
+        <w:spacing w:before="120" w:beforeAutospacing="0" w:after="120" w:afterAutospacing="0"/>
+        <w:jc w:val="center"/>
+        <w:rPr>
+          <w:b/>
+          <w:bCs/>
+          <w:sz w:val="28"/>
+          <w:szCs w:val="28"/>
+        </w:rPr>
+      </w:pPr>
+      <w:r>
+        <w:rPr>
+          <w:b/>
+          <w:bCs/>
+          <w:sz w:val="28"/>
+          <w:szCs w:val="28"/>
+        </w:rPr>
+        <w:lastRenderedPageBreak/>
+        <w:t>Análise Macroambiental</w:t>
+      </w:r>
+    </w:p>
+    <w:p>
+      <w:pPr>
+        <w:pStyle w:val="NormalWeb"/>
+        <w:spacing w:after="120" w:afterAutospacing="0"/>
+        <w:ind w:firstLine="357"/>
+      </w:pPr>
+      <w:r>
+        <w:t xml:space="preserve">A análise macroambiental avalia fatores externos que impactam diretamente a organização. </w:t>
+      </w:r>
+      <w:r>
+        <w:br/>
+        <w:t xml:space="preserve">Esses fatores são considerados incontroláveis pela empresa, porém influenciam suas estratégias, </w:t>
+      </w:r>
+      <w:r>
+        <w:br/>
+        <w:t>custos, competitividade e oportunidades de crescimento</w:t>
+      </w:r>
+      <w:r>
+        <w:t>.</w:t>
+      </w:r>
+    </w:p>
+    <w:tbl>
+      <w:tblPr>
+        <w:tblW w:w="10143" w:type="dxa"/>
+        <w:jc w:val="center"/>
+        <w:tblBorders>
+          <w:top w:val="single" w:sz="6" w:space="0" w:color="808080"/>
+          <w:left w:val="single" w:sz="6" w:space="0" w:color="808080"/>
+          <w:bottom w:val="single" w:sz="6" w:space="0" w:color="808080"/>
+          <w:right w:val="single" w:sz="6" w:space="0" w:color="808080"/>
+          <w:insideH w:val="single" w:sz="6" w:space="0" w:color="808080"/>
+          <w:insideV w:val="single" w:sz="6" w:space="0" w:color="808080"/>
+        </w:tblBorders>
+        <w:tblLayout w:type="fixed"/>
+        <w:tblLook w:val="0600" w:firstRow="0" w:lastRow="0" w:firstColumn="0" w:lastColumn="0" w:noHBand="1" w:noVBand="1"/>
+      </w:tblPr>
+      <w:tblGrid>
+        <w:gridCol w:w="1739"/>
+        <w:gridCol w:w="4169"/>
+        <w:gridCol w:w="4235"/>
+      </w:tblGrid>
+      <w:tr>
+        <w:trPr>
+          <w:trHeight w:val="413"/>
+          <w:jc w:val="center"/>
+        </w:trPr>
+        <w:tc>
+          <w:tcPr>
+            <w:tcW w:w="1739" w:type="dxa"/>
+            <w:tcBorders>
+              <w:top w:val="single" w:sz="6" w:space="0" w:color="000000"/>
+              <w:left w:val="single" w:sz="6" w:space="0" w:color="000000"/>
+              <w:bottom w:val="single" w:sz="6" w:space="0" w:color="000000"/>
+              <w:right w:val="single" w:sz="6" w:space="0" w:color="000000"/>
+            </w:tcBorders>
+            <w:tcMar>
+              <w:top w:w="0" w:type="dxa"/>
+              <w:left w:w="0" w:type="dxa"/>
+              <w:bottom w:w="0" w:type="dxa"/>
+              <w:right w:w="0" w:type="dxa"/>
+            </w:tcMar>
+            <w:vAlign w:val="center"/>
+            <w:hideMark/>
+          </w:tcPr>
+          <w:p>
+            <w:pPr>
+              <w:pStyle w:val="NormalWeb"/>
+              <w:spacing w:after="120"/>
+              <w:jc w:val="center"/>
+              <w:rPr>
+                <w:b/>
+                <w:bCs/>
+              </w:rPr>
+            </w:pPr>
+            <w:r>
+              <w:rPr>
+                <w:b/>
+                <w:bCs/>
+              </w:rPr>
+              <w:t>Ambiente</w:t>
+            </w:r>
+          </w:p>
+        </w:tc>
+        <w:tc>
+          <w:tcPr>
+            <w:tcW w:w="4169" w:type="dxa"/>
+            <w:tcBorders>
+              <w:top w:val="single" w:sz="6" w:space="0" w:color="000000"/>
+              <w:left w:val="single" w:sz="6" w:space="0" w:color="000000"/>
+              <w:bottom w:val="single" w:sz="6" w:space="0" w:color="000000"/>
+              <w:right w:val="single" w:sz="6" w:space="0" w:color="000000"/>
+            </w:tcBorders>
+            <w:tcMar>
+              <w:top w:w="0" w:type="dxa"/>
+              <w:left w:w="0" w:type="dxa"/>
+              <w:bottom w:w="0" w:type="dxa"/>
+              <w:right w:w="0" w:type="dxa"/>
+            </w:tcMar>
+            <w:vAlign w:val="center"/>
+            <w:hideMark/>
+          </w:tcPr>
+          <w:p>
+            <w:pPr>
+              <w:pStyle w:val="NormalWeb"/>
+              <w:spacing w:after="120"/>
+              <w:ind w:firstLine="357"/>
+              <w:jc w:val="center"/>
+              <w:rPr>
+                <w:b/>
+                <w:bCs/>
+              </w:rPr>
+            </w:pPr>
+            <w:r>
+              <w:rPr>
+                <w:b/>
+                <w:bCs/>
+              </w:rPr>
+              <w:t>Ameaças</w:t>
+            </w:r>
+          </w:p>
+        </w:tc>
+        <w:tc>
+          <w:tcPr>
+            <w:tcW w:w="4235" w:type="dxa"/>
+            <w:tcBorders>
+              <w:top w:val="single" w:sz="6" w:space="0" w:color="000000"/>
+              <w:left w:val="single" w:sz="6" w:space="0" w:color="000000"/>
+              <w:bottom w:val="single" w:sz="6" w:space="0" w:color="000000"/>
+              <w:right w:val="single" w:sz="6" w:space="0" w:color="000000"/>
+            </w:tcBorders>
+            <w:tcMar>
+              <w:top w:w="0" w:type="dxa"/>
+              <w:left w:w="0" w:type="dxa"/>
+              <w:bottom w:w="0" w:type="dxa"/>
+              <w:right w:w="0" w:type="dxa"/>
+            </w:tcMar>
+            <w:vAlign w:val="center"/>
+            <w:hideMark/>
+          </w:tcPr>
+          <w:p>
+            <w:pPr>
+              <w:pStyle w:val="NormalWeb"/>
+              <w:spacing w:after="120"/>
+              <w:ind w:firstLine="357"/>
+              <w:jc w:val="center"/>
+              <w:rPr>
+                <w:b/>
+                <w:bCs/>
+              </w:rPr>
+            </w:pPr>
+            <w:r>
+              <w:rPr>
+                <w:b/>
+                <w:bCs/>
+              </w:rPr>
+              <w:t>Oportunidades</w:t>
+            </w:r>
+          </w:p>
+        </w:tc>
+      </w:tr>
+      <w:tr>
+        <w:trPr>
+          <w:trHeight w:val="1522"/>
+          <w:jc w:val="center"/>
+        </w:trPr>
+        <w:tc>
+          <w:tcPr>
+            <w:tcW w:w="1739" w:type="dxa"/>
+            <w:tcBorders>
+              <w:top w:val="single" w:sz="6" w:space="0" w:color="000000"/>
+              <w:left w:val="single" w:sz="6" w:space="0" w:color="000000"/>
+              <w:bottom w:val="single" w:sz="6" w:space="0" w:color="000000"/>
+              <w:right w:val="single" w:sz="6" w:space="0" w:color="000000"/>
+            </w:tcBorders>
+            <w:tcMar>
+              <w:top w:w="0" w:type="dxa"/>
+              <w:left w:w="0" w:type="dxa"/>
+              <w:bottom w:w="0" w:type="dxa"/>
+              <w:right w:w="0" w:type="dxa"/>
+            </w:tcMar>
+            <w:vAlign w:val="center"/>
+            <w:hideMark/>
+          </w:tcPr>
+          <w:p>
+            <w:pPr>
+              <w:pStyle w:val="NormalWeb"/>
+              <w:spacing w:before="0" w:after="120"/>
+              <w:jc w:val="center"/>
+              <w:rPr>
+                <w:b/>
+                <w:bCs/>
+              </w:rPr>
+            </w:pPr>
+            <w:r>
+              <w:rPr>
+                <w:b/>
+                <w:bCs/>
+              </w:rPr>
+              <w:t xml:space="preserve">   </w:t>
+            </w:r>
+            <w:r>
+              <w:rPr>
+                <w:b/>
+                <w:bCs/>
+              </w:rPr>
+              <w:t xml:space="preserve">Econômico </w:t>
+            </w:r>
+          </w:p>
+        </w:tc>
+        <w:tc>
+          <w:tcPr>
+            <w:tcW w:w="4169" w:type="dxa"/>
+            <w:tcBorders>
+              <w:top w:val="single" w:sz="6" w:space="0" w:color="000000"/>
+              <w:left w:val="single" w:sz="6" w:space="0" w:color="000000"/>
+              <w:bottom w:val="single" w:sz="6" w:space="0" w:color="000000"/>
+              <w:right w:val="single" w:sz="6" w:space="0" w:color="000000"/>
+            </w:tcBorders>
+            <w:tcMar>
+              <w:top w:w="0" w:type="dxa"/>
+              <w:left w:w="0" w:type="dxa"/>
+              <w:bottom w:w="0" w:type="dxa"/>
+              <w:right w:w="0" w:type="dxa"/>
+            </w:tcMar>
+            <w:vAlign w:val="center"/>
+            <w:hideMark/>
+          </w:tcPr>
+          <w:p>
+            <w:pPr>
+              <w:pStyle w:val="NormalWeb"/>
+              <w:spacing w:after="120"/>
+              <w:jc w:val="center"/>
+              <w:rPr>
+                <w:sz w:val="22"/>
+                <w:szCs w:val="22"/>
+              </w:rPr>
+            </w:pPr>
+            <w:r>
+              <w:rPr>
+                <w:sz w:val="22"/>
+                <w:szCs w:val="22"/>
+              </w:rPr>
+              <w:t>Alta inflação, aumento do preço do aço e juros elevados podem aumentar os custos operacionais da MFix, reduzir margens de   lucro e dificultar investimentos em expansão e estoque.</w:t>
+            </w:r>
+          </w:p>
+        </w:tc>
+        <w:tc>
+          <w:tcPr>
+            <w:tcW w:w="4235" w:type="dxa"/>
+            <w:tcBorders>
+              <w:top w:val="single" w:sz="6" w:space="0" w:color="000000"/>
+              <w:left w:val="single" w:sz="6" w:space="0" w:color="000000"/>
+              <w:bottom w:val="single" w:sz="6" w:space="0" w:color="000000"/>
+              <w:right w:val="single" w:sz="6" w:space="0" w:color="000000"/>
+            </w:tcBorders>
+            <w:tcMar>
+              <w:top w:w="0" w:type="dxa"/>
+              <w:left w:w="0" w:type="dxa"/>
+              <w:bottom w:w="0" w:type="dxa"/>
+              <w:right w:w="0" w:type="dxa"/>
+            </w:tcMar>
+            <w:vAlign w:val="center"/>
+            <w:hideMark/>
+          </w:tcPr>
+          <w:p>
+            <w:pPr>
+              <w:pStyle w:val="NormalWeb"/>
+              <w:spacing w:after="120"/>
+              <w:jc w:val="center"/>
+              <w:rPr>
+                <w:sz w:val="22"/>
+                <w:szCs w:val="22"/>
+              </w:rPr>
+            </w:pPr>
+            <w:r>
+              <w:rPr>
+                <w:sz w:val="22"/>
+                <w:szCs w:val="22"/>
+              </w:rPr>
+              <w:t>Estabilidade econômica, redução da inflação e crescimento industrial podem aumentar a demanda por produtos da empresa e facilitar investimentos em tecnologia e crescimento.</w:t>
+            </w:r>
+          </w:p>
+        </w:tc>
+      </w:tr>
+      <w:tr>
+        <w:trPr>
+          <w:trHeight w:val="1261"/>
+          <w:jc w:val="center"/>
+        </w:trPr>
+        <w:tc>
+          <w:tcPr>
+            <w:tcW w:w="1739" w:type="dxa"/>
+            <w:tcBorders>
+              <w:top w:val="single" w:sz="6" w:space="0" w:color="000000"/>
+              <w:left w:val="single" w:sz="6" w:space="0" w:color="000000"/>
+              <w:bottom w:val="single" w:sz="6" w:space="0" w:color="000000"/>
+              <w:right w:val="single" w:sz="6" w:space="0" w:color="000000"/>
+            </w:tcBorders>
+            <w:tcMar>
+              <w:top w:w="0" w:type="dxa"/>
+              <w:left w:w="0" w:type="dxa"/>
+              <w:bottom w:w="0" w:type="dxa"/>
+              <w:right w:w="0" w:type="dxa"/>
+            </w:tcMar>
+            <w:vAlign w:val="center"/>
+            <w:hideMark/>
+          </w:tcPr>
+          <w:p>
+            <w:pPr>
+              <w:pStyle w:val="NormalWeb"/>
+              <w:spacing w:before="0" w:after="120"/>
+              <w:jc w:val="center"/>
+              <w:rPr>
+                <w:b/>
+                <w:bCs/>
+              </w:rPr>
+            </w:pPr>
+            <w:r>
+              <w:rPr>
+                <w:b/>
+                <w:bCs/>
+              </w:rPr>
+              <w:t xml:space="preserve"> </w:t>
+            </w:r>
+            <w:r>
+              <w:rPr>
+                <w:b/>
+                <w:bCs/>
+              </w:rPr>
+              <w:t xml:space="preserve">Político-Legal </w:t>
+            </w:r>
+          </w:p>
+        </w:tc>
+        <w:tc>
+          <w:tcPr>
+            <w:tcW w:w="4169" w:type="dxa"/>
+            <w:tcBorders>
+              <w:top w:val="single" w:sz="6" w:space="0" w:color="000000"/>
+              <w:left w:val="single" w:sz="6" w:space="0" w:color="000000"/>
+              <w:bottom w:val="single" w:sz="6" w:space="0" w:color="000000"/>
+              <w:right w:val="single" w:sz="6" w:space="0" w:color="000000"/>
+            </w:tcBorders>
+            <w:tcMar>
+              <w:top w:w="0" w:type="dxa"/>
+              <w:left w:w="0" w:type="dxa"/>
+              <w:bottom w:w="0" w:type="dxa"/>
+              <w:right w:w="0" w:type="dxa"/>
+            </w:tcMar>
+            <w:vAlign w:val="center"/>
+            <w:hideMark/>
+          </w:tcPr>
+          <w:p>
+            <w:pPr>
+              <w:pStyle w:val="NormalWeb"/>
+              <w:spacing w:after="120"/>
+              <w:jc w:val="center"/>
+              <w:rPr>
+                <w:sz w:val="22"/>
+                <w:szCs w:val="22"/>
+              </w:rPr>
+            </w:pPr>
+            <w:r>
+              <w:rPr>
+                <w:sz w:val="22"/>
+                <w:szCs w:val="22"/>
+              </w:rPr>
+              <w:t>Mudanças em leis tributárias, aumento de impostos e alterações em normas técnicas podem gerar custos adicionais e necessidade de adequações rápidas nos processos internos.</w:t>
+            </w:r>
+          </w:p>
+        </w:tc>
+        <w:tc>
+          <w:tcPr>
+            <w:tcW w:w="4235" w:type="dxa"/>
+            <w:tcBorders>
+              <w:top w:val="single" w:sz="6" w:space="0" w:color="000000"/>
+              <w:left w:val="single" w:sz="6" w:space="0" w:color="000000"/>
+              <w:bottom w:val="single" w:sz="6" w:space="0" w:color="000000"/>
+              <w:right w:val="single" w:sz="6" w:space="0" w:color="000000"/>
+            </w:tcBorders>
+            <w:tcMar>
+              <w:top w:w="0" w:type="dxa"/>
+              <w:left w:w="0" w:type="dxa"/>
+              <w:bottom w:w="0" w:type="dxa"/>
+              <w:right w:w="0" w:type="dxa"/>
+            </w:tcMar>
+            <w:vAlign w:val="center"/>
+            <w:hideMark/>
+          </w:tcPr>
+          <w:p>
+            <w:pPr>
+              <w:pStyle w:val="NormalWeb"/>
+              <w:spacing w:after="120"/>
+              <w:jc w:val="center"/>
+              <w:rPr>
+                <w:sz w:val="22"/>
+                <w:szCs w:val="22"/>
+              </w:rPr>
+            </w:pPr>
+            <w:r>
+              <w:rPr>
+                <w:sz w:val="22"/>
+                <w:szCs w:val="22"/>
+              </w:rPr>
+              <w:t>Incentivos fiscais, programas de apoio industrial e acordos comerciais podem facilitar importações, reduzir custos e ampliar a competitividade da empresa.</w:t>
+            </w:r>
+          </w:p>
+        </w:tc>
+      </w:tr>
+      <w:tr>
+        <w:trPr>
+          <w:trHeight w:val="1393"/>
+          <w:jc w:val="center"/>
+        </w:trPr>
+        <w:tc>
+          <w:tcPr>
+            <w:tcW w:w="1739" w:type="dxa"/>
+            <w:tcBorders>
+              <w:top w:val="single" w:sz="6" w:space="0" w:color="000000"/>
+              <w:left w:val="single" w:sz="6" w:space="0" w:color="000000"/>
+              <w:bottom w:val="single" w:sz="6" w:space="0" w:color="000000"/>
+              <w:right w:val="single" w:sz="6" w:space="0" w:color="000000"/>
+            </w:tcBorders>
+            <w:tcMar>
+              <w:top w:w="0" w:type="dxa"/>
+              <w:left w:w="0" w:type="dxa"/>
+              <w:bottom w:w="0" w:type="dxa"/>
+              <w:right w:w="0" w:type="dxa"/>
+            </w:tcMar>
+            <w:vAlign w:val="center"/>
+            <w:hideMark/>
+          </w:tcPr>
+          <w:p>
+            <w:pPr>
+              <w:pStyle w:val="NormalWeb"/>
+              <w:spacing w:before="0" w:after="120"/>
+              <w:jc w:val="center"/>
+              <w:rPr>
+                <w:b/>
+                <w:bCs/>
+              </w:rPr>
+            </w:pPr>
+            <w:r>
+              <w:rPr>
+                <w:b/>
+                <w:bCs/>
+              </w:rPr>
+              <w:t xml:space="preserve">  </w:t>
+            </w:r>
+            <w:r>
+              <w:rPr>
+                <w:b/>
+                <w:bCs/>
+              </w:rPr>
+              <w:t>Demográfico</w:t>
+            </w:r>
+          </w:p>
+          <w:p>
+            <w:pPr>
+              <w:pStyle w:val="NormalWeb"/>
+              <w:spacing w:before="0" w:after="120"/>
+              <w:jc w:val="center"/>
+              <w:rPr>
+                <w:b/>
+                <w:bCs/>
+              </w:rPr>
+            </w:pPr>
+            <w:r>
+              <w:rPr>
+                <w:b/>
+                <w:bCs/>
+              </w:rPr>
+              <w:t xml:space="preserve">  </w:t>
+            </w:r>
+            <w:r>
+              <w:rPr>
+                <w:b/>
+                <w:bCs/>
+              </w:rPr>
+              <w:t xml:space="preserve">Sociocultural </w:t>
+            </w:r>
+          </w:p>
+        </w:tc>
+        <w:tc>
+          <w:tcPr>
+            <w:tcW w:w="4169" w:type="dxa"/>
+            <w:tcBorders>
+              <w:top w:val="single" w:sz="6" w:space="0" w:color="000000"/>
+              <w:left w:val="single" w:sz="6" w:space="0" w:color="000000"/>
+              <w:bottom w:val="single" w:sz="6" w:space="0" w:color="000000"/>
+              <w:right w:val="single" w:sz="6" w:space="0" w:color="000000"/>
+            </w:tcBorders>
+            <w:tcMar>
+              <w:top w:w="0" w:type="dxa"/>
+              <w:left w:w="0" w:type="dxa"/>
+              <w:bottom w:w="0" w:type="dxa"/>
+              <w:right w:w="0" w:type="dxa"/>
+            </w:tcMar>
+            <w:vAlign w:val="center"/>
+            <w:hideMark/>
+          </w:tcPr>
+          <w:p>
+            <w:pPr>
+              <w:pStyle w:val="NormalWeb"/>
+              <w:spacing w:after="120"/>
+              <w:jc w:val="center"/>
+              <w:rPr>
+                <w:sz w:val="22"/>
+                <w:szCs w:val="22"/>
+              </w:rPr>
+            </w:pPr>
+            <w:r>
+              <w:rPr>
+                <w:sz w:val="22"/>
+                <w:szCs w:val="22"/>
+              </w:rPr>
+              <w:t>Consumidores cada vez mais exigentes podem migrar para concorrentes caso a empresa não mantenha qualidade, rapidez e eficiência no atendimento.</w:t>
+            </w:r>
+          </w:p>
+        </w:tc>
+        <w:tc>
+          <w:tcPr>
+            <w:tcW w:w="4235" w:type="dxa"/>
+            <w:tcBorders>
+              <w:top w:val="single" w:sz="6" w:space="0" w:color="000000"/>
+              <w:left w:val="single" w:sz="6" w:space="0" w:color="000000"/>
+              <w:bottom w:val="single" w:sz="6" w:space="0" w:color="000000"/>
+              <w:right w:val="single" w:sz="6" w:space="0" w:color="000000"/>
+            </w:tcBorders>
+            <w:tcMar>
+              <w:top w:w="0" w:type="dxa"/>
+              <w:left w:w="0" w:type="dxa"/>
+              <w:bottom w:w="0" w:type="dxa"/>
+              <w:right w:w="0" w:type="dxa"/>
+            </w:tcMar>
+            <w:vAlign w:val="center"/>
+            <w:hideMark/>
+          </w:tcPr>
+          <w:p>
+            <w:pPr>
+              <w:pStyle w:val="NormalWeb"/>
+              <w:spacing w:after="120"/>
+              <w:jc w:val="center"/>
+              <w:rPr>
+                <w:sz w:val="22"/>
+                <w:szCs w:val="22"/>
+              </w:rPr>
+            </w:pPr>
+            <w:r>
+              <w:rPr>
+                <w:sz w:val="22"/>
+                <w:szCs w:val="22"/>
+              </w:rPr>
+              <w:t>O crescimento da construção civil e da indústria aumenta a procura por fixadores, ferragens e soluções industriais, ampliando o mercado consumidor da MFix.</w:t>
+            </w:r>
+          </w:p>
+        </w:tc>
+      </w:tr>
+      <w:tr>
+        <w:trPr>
+          <w:trHeight w:val="1412"/>
+          <w:jc w:val="center"/>
+        </w:trPr>
+        <w:tc>
+          <w:tcPr>
+            <w:tcW w:w="1739" w:type="dxa"/>
+            <w:tcBorders>
+              <w:top w:val="single" w:sz="6" w:space="0" w:color="000000"/>
+              <w:left w:val="single" w:sz="6" w:space="0" w:color="000000"/>
+              <w:bottom w:val="single" w:sz="6" w:space="0" w:color="000000"/>
+              <w:right w:val="single" w:sz="6" w:space="0" w:color="000000"/>
+            </w:tcBorders>
+            <w:tcMar>
+              <w:top w:w="0" w:type="dxa"/>
+              <w:left w:w="0" w:type="dxa"/>
+              <w:bottom w:w="0" w:type="dxa"/>
+              <w:right w:w="0" w:type="dxa"/>
+            </w:tcMar>
+            <w:vAlign w:val="center"/>
+            <w:hideMark/>
+          </w:tcPr>
+          <w:p>
+            <w:pPr>
+              <w:pStyle w:val="NormalWeb"/>
+              <w:spacing w:before="0" w:after="120"/>
+              <w:jc w:val="center"/>
+              <w:rPr>
+                <w:b/>
+                <w:bCs/>
+              </w:rPr>
+            </w:pPr>
+            <w:r>
+              <w:rPr>
+                <w:b/>
+                <w:bCs/>
+              </w:rPr>
+              <w:t xml:space="preserve">  </w:t>
+            </w:r>
+            <w:r>
+              <w:rPr>
+                <w:b/>
+                <w:bCs/>
+              </w:rPr>
+              <w:t xml:space="preserve">Tecnológico </w:t>
+            </w:r>
+          </w:p>
+        </w:tc>
+        <w:tc>
+          <w:tcPr>
+            <w:tcW w:w="4169" w:type="dxa"/>
+            <w:tcBorders>
+              <w:top w:val="single" w:sz="6" w:space="0" w:color="000000"/>
+              <w:left w:val="single" w:sz="6" w:space="0" w:color="000000"/>
+              <w:bottom w:val="single" w:sz="6" w:space="0" w:color="000000"/>
+              <w:right w:val="single" w:sz="6" w:space="0" w:color="000000"/>
+            </w:tcBorders>
+            <w:tcMar>
+              <w:top w:w="0" w:type="dxa"/>
+              <w:left w:w="0" w:type="dxa"/>
+              <w:bottom w:w="0" w:type="dxa"/>
+              <w:right w:w="0" w:type="dxa"/>
+            </w:tcMar>
+            <w:vAlign w:val="center"/>
+            <w:hideMark/>
+          </w:tcPr>
+          <w:p>
+            <w:pPr>
+              <w:pStyle w:val="NormalWeb"/>
+              <w:spacing w:after="120"/>
+              <w:jc w:val="center"/>
+              <w:rPr>
+                <w:sz w:val="22"/>
+                <w:szCs w:val="22"/>
+              </w:rPr>
+            </w:pPr>
+            <w:r>
+              <w:rPr>
+                <w:sz w:val="22"/>
+                <w:szCs w:val="22"/>
+              </w:rPr>
+              <w:t>Empresas que não investem em automação, sistemas ERP e digitalização podem sofrer com desorganização, atrasos, falhas de estoque e perda de competitividade.</w:t>
+            </w:r>
+          </w:p>
+        </w:tc>
+        <w:tc>
+          <w:tcPr>
+            <w:tcW w:w="4235" w:type="dxa"/>
+            <w:tcBorders>
+              <w:top w:val="single" w:sz="6" w:space="0" w:color="000000"/>
+              <w:left w:val="single" w:sz="6" w:space="0" w:color="000000"/>
+              <w:bottom w:val="single" w:sz="6" w:space="0" w:color="000000"/>
+              <w:right w:val="single" w:sz="6" w:space="0" w:color="000000"/>
+            </w:tcBorders>
+            <w:tcMar>
+              <w:top w:w="0" w:type="dxa"/>
+              <w:left w:w="0" w:type="dxa"/>
+              <w:bottom w:w="0" w:type="dxa"/>
+              <w:right w:w="0" w:type="dxa"/>
+            </w:tcMar>
+            <w:vAlign w:val="center"/>
+            <w:hideMark/>
+          </w:tcPr>
+          <w:p>
+            <w:pPr>
+              <w:pStyle w:val="NormalWeb"/>
+              <w:spacing w:after="120"/>
+              <w:jc w:val="center"/>
+              <w:rPr>
+                <w:sz w:val="22"/>
+                <w:szCs w:val="22"/>
+              </w:rPr>
+            </w:pPr>
+            <w:r>
+              <w:rPr>
+                <w:sz w:val="22"/>
+                <w:szCs w:val="22"/>
+              </w:rPr>
+              <w:t>Investimentos em automação, controle digital e tecnologia podem melhorar produtividade, gestão de estoque, controle operacional e atendimento ao cliente.</w:t>
+            </w:r>
+          </w:p>
+        </w:tc>
+      </w:tr>
+    </w:tbl>
+    <w:p>
+      <w:pPr>
+        <w:pStyle w:val="NormalWeb"/>
+        <w:spacing w:after="0" w:afterAutospacing="0"/>
+        <w:jc w:val="center"/>
+        <w:rPr>
+          <w:b/>
+          <w:bCs/>
+          <w:sz w:val="28"/>
+          <w:szCs w:val="28"/>
+        </w:rPr>
+      </w:pPr>
+      <w:r>
+        <w:rPr>
+          <w:b/>
+          <w:bCs/>
+          <w:sz w:val="28"/>
+          <w:szCs w:val="28"/>
+        </w:rPr>
+        <w:t>Análise Setorial – Modelo das 5 Forças de Porter</w:t>
+      </w:r>
+    </w:p>
+    <w:p>
+      <w:pPr>
+        <w:pStyle w:val="NormalWeb"/>
+        <w:spacing w:after="120" w:afterAutospacing="0"/>
+        <w:ind w:right="234" w:firstLine="357"/>
+      </w:pPr>
+      <w:r>
+        <w:t>O Modelo das 5 Forças de Porter permite compreender as forças competitivas que influenciam o setor de atuação da empresa, avaliando ameaças e oportunidades relacionadas à concorrência, clientes, fornecedores, produtos substitutos e novos entrantes.</w:t>
+      </w:r>
+    </w:p>
+    <w:tbl>
+      <w:tblPr>
+        <w:tblW w:w="10087" w:type="dxa"/>
+        <w:jc w:val="center"/>
+        <w:tblBorders>
+          <w:top w:val="single" w:sz="6" w:space="0" w:color="808080"/>
+          <w:left w:val="single" w:sz="6" w:space="0" w:color="808080"/>
+          <w:bottom w:val="single" w:sz="6" w:space="0" w:color="808080"/>
+          <w:right w:val="single" w:sz="6" w:space="0" w:color="808080"/>
+          <w:insideH w:val="single" w:sz="6" w:space="0" w:color="808080"/>
+          <w:insideV w:val="single" w:sz="6" w:space="0" w:color="808080"/>
+        </w:tblBorders>
+        <w:tblLayout w:type="fixed"/>
+        <w:tblLook w:val="0600" w:firstRow="0" w:lastRow="0" w:firstColumn="0" w:lastColumn="0" w:noHBand="1" w:noVBand="1"/>
+      </w:tblPr>
+      <w:tblGrid>
+        <w:gridCol w:w="1519"/>
+        <w:gridCol w:w="4289"/>
+        <w:gridCol w:w="4279"/>
+      </w:tblGrid>
+      <w:tr>
+        <w:trPr>
+          <w:jc w:val="center"/>
+        </w:trPr>
+        <w:tc>
+          <w:tcPr>
+            <w:tcW w:w="1519" w:type="dxa"/>
+            <w:tcBorders>
+              <w:top w:val="single" w:sz="6" w:space="0" w:color="000000"/>
+              <w:left w:val="single" w:sz="6" w:space="0" w:color="000000"/>
+              <w:bottom w:val="single" w:sz="6" w:space="0" w:color="000000"/>
+              <w:right w:val="single" w:sz="6" w:space="0" w:color="000000"/>
+            </w:tcBorders>
+            <w:tcMar>
+              <w:top w:w="0" w:type="dxa"/>
+              <w:left w:w="0" w:type="dxa"/>
+              <w:bottom w:w="0" w:type="dxa"/>
+              <w:right w:w="0" w:type="dxa"/>
+            </w:tcMar>
+            <w:vAlign w:val="center"/>
+            <w:hideMark/>
+          </w:tcPr>
+          <w:p>
+            <w:pPr>
+              <w:pStyle w:val="NormalWeb"/>
+              <w:spacing w:before="0" w:after="120"/>
+              <w:jc w:val="center"/>
+              <w:rPr>
+                <w:b/>
+                <w:bCs/>
+              </w:rPr>
+            </w:pPr>
+            <w:r>
+              <w:rPr>
+                <w:b/>
+                <w:bCs/>
+              </w:rPr>
+              <w:t>Força Competitiva</w:t>
+            </w:r>
+          </w:p>
+        </w:tc>
+        <w:tc>
+          <w:tcPr>
+            <w:tcW w:w="4289" w:type="dxa"/>
+            <w:tcBorders>
+              <w:top w:val="single" w:sz="6" w:space="0" w:color="000000"/>
+              <w:left w:val="single" w:sz="6" w:space="0" w:color="000000"/>
+              <w:bottom w:val="single" w:sz="6" w:space="0" w:color="000000"/>
+              <w:right w:val="single" w:sz="6" w:space="0" w:color="000000"/>
+            </w:tcBorders>
+            <w:tcMar>
+              <w:top w:w="0" w:type="dxa"/>
+              <w:left w:w="0" w:type="dxa"/>
+              <w:bottom w:w="0" w:type="dxa"/>
+              <w:right w:w="0" w:type="dxa"/>
+            </w:tcMar>
+            <w:vAlign w:val="center"/>
+            <w:hideMark/>
+          </w:tcPr>
+          <w:p>
+            <w:pPr>
+              <w:pStyle w:val="NormalWeb"/>
+              <w:spacing w:before="0" w:after="120"/>
+              <w:jc w:val="center"/>
+              <w:rPr>
+                <w:b/>
+                <w:bCs/>
+              </w:rPr>
+            </w:pPr>
+            <w:r>
+              <w:rPr>
+                <w:b/>
+                <w:bCs/>
+              </w:rPr>
+              <w:t>Ameaças</w:t>
+            </w:r>
+          </w:p>
+        </w:tc>
+        <w:tc>
+          <w:tcPr>
+            <w:tcW w:w="4279" w:type="dxa"/>
+            <w:tcBorders>
+              <w:top w:val="single" w:sz="6" w:space="0" w:color="000000"/>
+              <w:left w:val="single" w:sz="6" w:space="0" w:color="000000"/>
+              <w:bottom w:val="single" w:sz="6" w:space="0" w:color="000000"/>
+              <w:right w:val="single" w:sz="6" w:space="0" w:color="000000"/>
+            </w:tcBorders>
+            <w:tcMar>
+              <w:top w:w="0" w:type="dxa"/>
+              <w:left w:w="0" w:type="dxa"/>
+              <w:bottom w:w="0" w:type="dxa"/>
+              <w:right w:w="0" w:type="dxa"/>
+            </w:tcMar>
+            <w:vAlign w:val="center"/>
+            <w:hideMark/>
+          </w:tcPr>
+          <w:p>
+            <w:pPr>
+              <w:pStyle w:val="NormalWeb"/>
+              <w:spacing w:before="0" w:after="120"/>
+              <w:jc w:val="center"/>
+              <w:rPr>
+                <w:b/>
+                <w:bCs/>
+              </w:rPr>
+            </w:pPr>
+            <w:r>
+              <w:rPr>
+                <w:b/>
+                <w:bCs/>
+              </w:rPr>
+              <w:t>Oportunidades</w:t>
+            </w:r>
+          </w:p>
+        </w:tc>
+      </w:tr>
+      <w:tr>
+        <w:trPr>
+          <w:trHeight w:val="1289"/>
+          <w:jc w:val="center"/>
+        </w:trPr>
+        <w:tc>
+          <w:tcPr>
+            <w:tcW w:w="1519" w:type="dxa"/>
+            <w:tcBorders>
+              <w:top w:val="single" w:sz="6" w:space="0" w:color="000000"/>
+              <w:left w:val="single" w:sz="6" w:space="0" w:color="000000"/>
+              <w:bottom w:val="single" w:sz="6" w:space="0" w:color="000000"/>
+              <w:right w:val="single" w:sz="6" w:space="0" w:color="000000"/>
+            </w:tcBorders>
+            <w:tcMar>
+              <w:top w:w="0" w:type="dxa"/>
+              <w:left w:w="0" w:type="dxa"/>
+              <w:bottom w:w="0" w:type="dxa"/>
+              <w:right w:w="0" w:type="dxa"/>
+            </w:tcMar>
+            <w:vAlign w:val="center"/>
+            <w:hideMark/>
+          </w:tcPr>
+          <w:p>
+            <w:pPr>
+              <w:pStyle w:val="NormalWeb"/>
+              <w:spacing w:before="0" w:after="120"/>
+              <w:jc w:val="center"/>
+              <w:rPr>
+                <w:b/>
+                <w:bCs/>
+              </w:rPr>
+            </w:pPr>
+            <w:r>
+              <w:rPr>
+                <w:b/>
+                <w:bCs/>
+              </w:rPr>
+              <w:t>Concorrentes</w:t>
+            </w:r>
+          </w:p>
+        </w:tc>
+        <w:tc>
+          <w:tcPr>
+            <w:tcW w:w="4289" w:type="dxa"/>
+            <w:tcBorders>
+              <w:top w:val="single" w:sz="6" w:space="0" w:color="000000"/>
+              <w:left w:val="single" w:sz="6" w:space="0" w:color="000000"/>
+              <w:bottom w:val="single" w:sz="6" w:space="0" w:color="000000"/>
+              <w:right w:val="single" w:sz="6" w:space="0" w:color="000000"/>
+            </w:tcBorders>
+            <w:tcMar>
+              <w:top w:w="0" w:type="dxa"/>
+              <w:left w:w="0" w:type="dxa"/>
+              <w:bottom w:w="0" w:type="dxa"/>
+              <w:right w:w="0" w:type="dxa"/>
+            </w:tcMar>
+            <w:vAlign w:val="center"/>
+            <w:hideMark/>
+          </w:tcPr>
+          <w:p>
+            <w:pPr>
+              <w:pStyle w:val="NormalWeb"/>
+              <w:spacing w:after="120"/>
+              <w:jc w:val="center"/>
+              <w:rPr>
+                <w:sz w:val="22"/>
+                <w:szCs w:val="22"/>
+              </w:rPr>
+            </w:pPr>
+            <w:r>
+              <w:rPr>
+                <w:sz w:val="22"/>
+                <w:szCs w:val="22"/>
+              </w:rPr>
+              <w:t>Empresas concorrentes podem oferecer preços menores, maior variedade de produtos e marcas consolidadas, reduzindo a participação da MFix no mercado.</w:t>
+            </w:r>
+          </w:p>
+        </w:tc>
+        <w:tc>
+          <w:tcPr>
+            <w:tcW w:w="4279" w:type="dxa"/>
+            <w:tcBorders>
+              <w:top w:val="single" w:sz="6" w:space="0" w:color="000000"/>
+              <w:left w:val="single" w:sz="6" w:space="0" w:color="000000"/>
+              <w:bottom w:val="single" w:sz="6" w:space="0" w:color="000000"/>
+              <w:right w:val="single" w:sz="6" w:space="0" w:color="000000"/>
+            </w:tcBorders>
+            <w:tcMar>
+              <w:top w:w="0" w:type="dxa"/>
+              <w:left w:w="0" w:type="dxa"/>
+              <w:bottom w:w="0" w:type="dxa"/>
+              <w:right w:w="0" w:type="dxa"/>
+            </w:tcMar>
+            <w:vAlign w:val="center"/>
+            <w:hideMark/>
+          </w:tcPr>
+          <w:p>
+            <w:pPr>
+              <w:pStyle w:val="NormalWeb"/>
+              <w:spacing w:after="120"/>
+              <w:jc w:val="center"/>
+              <w:rPr>
+                <w:sz w:val="22"/>
+                <w:szCs w:val="22"/>
+              </w:rPr>
+            </w:pPr>
+            <w:r>
+              <w:rPr>
+                <w:sz w:val="22"/>
+                <w:szCs w:val="22"/>
+              </w:rPr>
+              <w:t>A MFix pode destacar-se por meio do atendimento personalizado, rapidez nas entregas, qualidade dos produtos e relacionamento próximo com clientes.</w:t>
+            </w:r>
+          </w:p>
+        </w:tc>
+      </w:tr>
+      <w:tr>
+        <w:trPr>
+          <w:trHeight w:val="1215"/>
+          <w:jc w:val="center"/>
+        </w:trPr>
+        <w:tc>
+          <w:tcPr>
+            <w:tcW w:w="1519" w:type="dxa"/>
+            <w:tcBorders>
+              <w:top w:val="single" w:sz="6" w:space="0" w:color="000000"/>
+              <w:left w:val="single" w:sz="6" w:space="0" w:color="000000"/>
+              <w:bottom w:val="single" w:sz="6" w:space="0" w:color="000000"/>
+              <w:right w:val="single" w:sz="6" w:space="0" w:color="000000"/>
+            </w:tcBorders>
+            <w:tcMar>
+              <w:top w:w="0" w:type="dxa"/>
+              <w:left w:w="0" w:type="dxa"/>
+              <w:bottom w:w="0" w:type="dxa"/>
+              <w:right w:w="0" w:type="dxa"/>
+            </w:tcMar>
+            <w:vAlign w:val="center"/>
+            <w:hideMark/>
+          </w:tcPr>
+          <w:p>
+            <w:pPr>
+              <w:pStyle w:val="NormalWeb"/>
+              <w:spacing w:before="0" w:after="120"/>
+              <w:jc w:val="center"/>
+              <w:rPr>
+                <w:b/>
+                <w:bCs/>
+              </w:rPr>
+            </w:pPr>
+            <w:r>
+              <w:rPr>
+                <w:b/>
+                <w:bCs/>
+              </w:rPr>
+              <w:t>Clientes</w:t>
+            </w:r>
+          </w:p>
+        </w:tc>
+        <w:tc>
+          <w:tcPr>
+            <w:tcW w:w="4289" w:type="dxa"/>
+            <w:tcBorders>
+              <w:top w:val="single" w:sz="6" w:space="0" w:color="000000"/>
+              <w:left w:val="single" w:sz="6" w:space="0" w:color="000000"/>
+              <w:bottom w:val="single" w:sz="6" w:space="0" w:color="000000"/>
+              <w:right w:val="single" w:sz="6" w:space="0" w:color="000000"/>
+            </w:tcBorders>
+            <w:tcMar>
+              <w:top w:w="0" w:type="dxa"/>
+              <w:left w:w="0" w:type="dxa"/>
+              <w:bottom w:w="0" w:type="dxa"/>
+              <w:right w:w="0" w:type="dxa"/>
+            </w:tcMar>
+            <w:vAlign w:val="center"/>
+            <w:hideMark/>
+          </w:tcPr>
+          <w:p>
+            <w:pPr>
+              <w:pStyle w:val="NormalWeb"/>
+              <w:spacing w:after="120"/>
+              <w:jc w:val="center"/>
+              <w:rPr>
+                <w:sz w:val="22"/>
+                <w:szCs w:val="22"/>
+              </w:rPr>
+            </w:pPr>
+            <w:r>
+              <w:rPr>
+                <w:sz w:val="22"/>
+                <w:szCs w:val="22"/>
+              </w:rPr>
+              <w:t>Clientes podem migrar para concorrentes caso ocorram atrasos, falhas no atendimento ou preços pouco competitivos.</w:t>
+            </w:r>
+          </w:p>
+        </w:tc>
+        <w:tc>
+          <w:tcPr>
+            <w:tcW w:w="4279" w:type="dxa"/>
+            <w:tcBorders>
+              <w:top w:val="single" w:sz="6" w:space="0" w:color="000000"/>
+              <w:left w:val="single" w:sz="6" w:space="0" w:color="000000"/>
+              <w:bottom w:val="single" w:sz="6" w:space="0" w:color="000000"/>
+              <w:right w:val="single" w:sz="6" w:space="0" w:color="000000"/>
+            </w:tcBorders>
+            <w:tcMar>
+              <w:top w:w="0" w:type="dxa"/>
+              <w:left w:w="0" w:type="dxa"/>
+              <w:bottom w:w="0" w:type="dxa"/>
+              <w:right w:w="0" w:type="dxa"/>
+            </w:tcMar>
+            <w:vAlign w:val="center"/>
+            <w:hideMark/>
+          </w:tcPr>
+          <w:p>
+            <w:pPr>
+              <w:pStyle w:val="NormalWeb"/>
+              <w:spacing w:after="120"/>
+              <w:jc w:val="center"/>
+              <w:rPr>
+                <w:sz w:val="22"/>
+                <w:szCs w:val="22"/>
+              </w:rPr>
+            </w:pPr>
+            <w:r>
+              <w:rPr>
+                <w:sz w:val="22"/>
+                <w:szCs w:val="22"/>
+              </w:rPr>
+              <w:t>Um relacionamento transparente, suporte técnico eficiente e qualidade no atendimento fortalecem a fidelização e aumentam a confiança dos clientes.</w:t>
+            </w:r>
+          </w:p>
+        </w:tc>
+      </w:tr>
+      <w:tr>
+        <w:trPr>
+          <w:trHeight w:val="1119"/>
+          <w:jc w:val="center"/>
+        </w:trPr>
+        <w:tc>
+          <w:tcPr>
+            <w:tcW w:w="1519" w:type="dxa"/>
+            <w:tcBorders>
+              <w:top w:val="single" w:sz="6" w:space="0" w:color="000000"/>
+              <w:left w:val="single" w:sz="6" w:space="0" w:color="000000"/>
+              <w:bottom w:val="single" w:sz="6" w:space="0" w:color="000000"/>
+              <w:right w:val="single" w:sz="6" w:space="0" w:color="000000"/>
+            </w:tcBorders>
+            <w:tcMar>
+              <w:top w:w="0" w:type="dxa"/>
+              <w:left w:w="0" w:type="dxa"/>
+              <w:bottom w:w="0" w:type="dxa"/>
+              <w:right w:w="0" w:type="dxa"/>
+            </w:tcMar>
+            <w:vAlign w:val="center"/>
+            <w:hideMark/>
+          </w:tcPr>
+          <w:p>
+            <w:pPr>
+              <w:pStyle w:val="NormalWeb"/>
+              <w:spacing w:before="0" w:after="120"/>
+              <w:jc w:val="center"/>
+              <w:rPr>
+                <w:b/>
+                <w:bCs/>
+              </w:rPr>
+            </w:pPr>
+            <w:r>
+              <w:rPr>
+                <w:b/>
+                <w:bCs/>
+              </w:rPr>
+              <w:lastRenderedPageBreak/>
+              <w:t>Fornecedores</w:t>
+            </w:r>
+          </w:p>
+        </w:tc>
+        <w:tc>
+          <w:tcPr>
+            <w:tcW w:w="4289" w:type="dxa"/>
+            <w:tcBorders>
+              <w:top w:val="single" w:sz="6" w:space="0" w:color="000000"/>
+              <w:left w:val="single" w:sz="6" w:space="0" w:color="000000"/>
+              <w:bottom w:val="single" w:sz="6" w:space="0" w:color="000000"/>
+              <w:right w:val="single" w:sz="6" w:space="0" w:color="000000"/>
+            </w:tcBorders>
+            <w:tcMar>
+              <w:top w:w="0" w:type="dxa"/>
+              <w:left w:w="0" w:type="dxa"/>
+              <w:bottom w:w="0" w:type="dxa"/>
+              <w:right w:w="0" w:type="dxa"/>
+            </w:tcMar>
+            <w:vAlign w:val="center"/>
+            <w:hideMark/>
+          </w:tcPr>
+          <w:p>
+            <w:pPr>
+              <w:pStyle w:val="NormalWeb"/>
+              <w:spacing w:after="120"/>
+              <w:jc w:val="center"/>
+              <w:rPr>
+                <w:sz w:val="22"/>
+                <w:szCs w:val="22"/>
+              </w:rPr>
+            </w:pPr>
+            <w:r>
+              <w:rPr>
+                <w:sz w:val="22"/>
+                <w:szCs w:val="22"/>
+              </w:rPr>
+              <w:t>Atrasos no fornecimento e aumento do custo da matéria-prima podem comprometer estoques, prazos e vendas da empresa.</w:t>
+            </w:r>
+          </w:p>
+        </w:tc>
+        <w:tc>
+          <w:tcPr>
+            <w:tcW w:w="4279" w:type="dxa"/>
+            <w:tcBorders>
+              <w:top w:val="single" w:sz="6" w:space="0" w:color="000000"/>
+              <w:left w:val="single" w:sz="6" w:space="0" w:color="000000"/>
+              <w:bottom w:val="single" w:sz="6" w:space="0" w:color="000000"/>
+              <w:right w:val="single" w:sz="6" w:space="0" w:color="000000"/>
+            </w:tcBorders>
+            <w:tcMar>
+              <w:top w:w="0" w:type="dxa"/>
+              <w:left w:w="0" w:type="dxa"/>
+              <w:bottom w:w="0" w:type="dxa"/>
+              <w:right w:w="0" w:type="dxa"/>
+            </w:tcMar>
+            <w:vAlign w:val="center"/>
+            <w:hideMark/>
+          </w:tcPr>
+          <w:p>
+            <w:pPr>
+              <w:pStyle w:val="NormalWeb"/>
+              <w:spacing w:after="120"/>
+              <w:jc w:val="center"/>
+              <w:rPr>
+                <w:sz w:val="22"/>
+                <w:szCs w:val="22"/>
+              </w:rPr>
+            </w:pPr>
+            <w:r>
+              <w:rPr>
+                <w:sz w:val="22"/>
+                <w:szCs w:val="22"/>
+              </w:rPr>
+              <w:t>Parcerias sólidas com fornecedores confiáveis garantem maior estabilidade, qualidade dos materiais e segurança operacional.</w:t>
+            </w:r>
+          </w:p>
+        </w:tc>
+      </w:tr>
+      <w:tr>
+        <w:trPr>
+          <w:trHeight w:val="1121"/>
+          <w:jc w:val="center"/>
+        </w:trPr>
+        <w:tc>
+          <w:tcPr>
+            <w:tcW w:w="1519" w:type="dxa"/>
+            <w:tcBorders>
+              <w:top w:val="single" w:sz="6" w:space="0" w:color="000000"/>
+              <w:left w:val="single" w:sz="6" w:space="0" w:color="000000"/>
+              <w:bottom w:val="single" w:sz="6" w:space="0" w:color="000000"/>
+              <w:right w:val="single" w:sz="6" w:space="0" w:color="000000"/>
+            </w:tcBorders>
+            <w:tcMar>
+              <w:top w:w="0" w:type="dxa"/>
+              <w:left w:w="0" w:type="dxa"/>
+              <w:bottom w:w="0" w:type="dxa"/>
+              <w:right w:w="0" w:type="dxa"/>
+            </w:tcMar>
+            <w:vAlign w:val="center"/>
+            <w:hideMark/>
+          </w:tcPr>
+          <w:p>
+            <w:pPr>
+              <w:pStyle w:val="NormalWeb"/>
+              <w:spacing w:before="0" w:after="120"/>
+              <w:jc w:val="center"/>
+              <w:rPr>
+                <w:b/>
+                <w:bCs/>
+              </w:rPr>
+            </w:pPr>
+            <w:r>
+              <w:rPr>
+                <w:b/>
+                <w:bCs/>
+              </w:rPr>
+              <w:t>Produtos Substitutos</w:t>
+            </w:r>
+          </w:p>
+        </w:tc>
+        <w:tc>
+          <w:tcPr>
+            <w:tcW w:w="4289" w:type="dxa"/>
+            <w:tcBorders>
+              <w:top w:val="single" w:sz="6" w:space="0" w:color="000000"/>
+              <w:left w:val="single" w:sz="6" w:space="0" w:color="000000"/>
+              <w:bottom w:val="single" w:sz="6" w:space="0" w:color="000000"/>
+              <w:right w:val="single" w:sz="6" w:space="0" w:color="000000"/>
+            </w:tcBorders>
+            <w:tcMar>
+              <w:top w:w="0" w:type="dxa"/>
+              <w:left w:w="0" w:type="dxa"/>
+              <w:bottom w:w="0" w:type="dxa"/>
+              <w:right w:w="0" w:type="dxa"/>
+            </w:tcMar>
+            <w:vAlign w:val="center"/>
+            <w:hideMark/>
+          </w:tcPr>
+          <w:p>
+            <w:pPr>
+              <w:pStyle w:val="NormalWeb"/>
+              <w:spacing w:after="120"/>
+              <w:jc w:val="center"/>
+              <w:rPr>
+                <w:sz w:val="22"/>
+                <w:szCs w:val="22"/>
+              </w:rPr>
+            </w:pPr>
+            <w:r>
+              <w:rPr>
+                <w:sz w:val="22"/>
+                <w:szCs w:val="22"/>
+              </w:rPr>
+              <w:t>Novas tecnologias e materiais alternativos podem substituir fixadores tradicionais e reduzir a demanda por determinados produtos.</w:t>
+            </w:r>
+          </w:p>
+        </w:tc>
+        <w:tc>
+          <w:tcPr>
+            <w:tcW w:w="4279" w:type="dxa"/>
+            <w:tcBorders>
+              <w:top w:val="single" w:sz="6" w:space="0" w:color="000000"/>
+              <w:left w:val="single" w:sz="6" w:space="0" w:color="000000"/>
+              <w:bottom w:val="single" w:sz="6" w:space="0" w:color="000000"/>
+              <w:right w:val="single" w:sz="6" w:space="0" w:color="000000"/>
+            </w:tcBorders>
+            <w:tcMar>
+              <w:top w:w="0" w:type="dxa"/>
+              <w:left w:w="0" w:type="dxa"/>
+              <w:bottom w:w="0" w:type="dxa"/>
+              <w:right w:w="0" w:type="dxa"/>
+            </w:tcMar>
+            <w:vAlign w:val="center"/>
+            <w:hideMark/>
+          </w:tcPr>
+          <w:p>
+            <w:pPr>
+              <w:pStyle w:val="NormalWeb"/>
+              <w:spacing w:after="120"/>
+              <w:jc w:val="center"/>
+              <w:rPr>
+                <w:sz w:val="22"/>
+                <w:szCs w:val="22"/>
+              </w:rPr>
+            </w:pPr>
+            <w:r>
+              <w:rPr>
+                <w:sz w:val="22"/>
+                <w:szCs w:val="22"/>
+              </w:rPr>
+              <w:t>A empresa pode investir em inovação e ampliar seu catálogo com soluções modernas e especializadas.</w:t>
+            </w:r>
+          </w:p>
+        </w:tc>
+      </w:tr>
+      <w:tr>
+        <w:trPr>
+          <w:trHeight w:val="1121"/>
+          <w:jc w:val="center"/>
+        </w:trPr>
+        <w:tc>
+          <w:tcPr>
+            <w:tcW w:w="1519" w:type="dxa"/>
+            <w:tcBorders>
+              <w:top w:val="single" w:sz="6" w:space="0" w:color="000000"/>
+              <w:left w:val="single" w:sz="6" w:space="0" w:color="000000"/>
+              <w:bottom w:val="single" w:sz="6" w:space="0" w:color="000000"/>
+              <w:right w:val="single" w:sz="6" w:space="0" w:color="000000"/>
+            </w:tcBorders>
+            <w:tcMar>
+              <w:top w:w="0" w:type="dxa"/>
+              <w:left w:w="0" w:type="dxa"/>
+              <w:bottom w:w="0" w:type="dxa"/>
+              <w:right w:w="0" w:type="dxa"/>
+            </w:tcMar>
+            <w:vAlign w:val="center"/>
+            <w:hideMark/>
+          </w:tcPr>
+          <w:p>
+            <w:pPr>
+              <w:pStyle w:val="NormalWeb"/>
+              <w:spacing w:before="0" w:after="120"/>
+              <w:jc w:val="center"/>
+              <w:rPr>
+                <w:b/>
+                <w:bCs/>
+              </w:rPr>
+            </w:pPr>
+            <w:r>
+              <w:rPr>
+                <w:b/>
+                <w:bCs/>
+              </w:rPr>
+              <w:t>Novos Entrantes</w:t>
+            </w:r>
+          </w:p>
+        </w:tc>
+        <w:tc>
+          <w:tcPr>
+            <w:tcW w:w="4289" w:type="dxa"/>
+            <w:tcBorders>
+              <w:top w:val="single" w:sz="6" w:space="0" w:color="000000"/>
+              <w:left w:val="single" w:sz="6" w:space="0" w:color="000000"/>
+              <w:bottom w:val="single" w:sz="6" w:space="0" w:color="000000"/>
+              <w:right w:val="single" w:sz="6" w:space="0" w:color="000000"/>
+            </w:tcBorders>
+            <w:tcMar>
+              <w:top w:w="0" w:type="dxa"/>
+              <w:left w:w="0" w:type="dxa"/>
+              <w:bottom w:w="0" w:type="dxa"/>
+              <w:right w:w="0" w:type="dxa"/>
+            </w:tcMar>
+            <w:vAlign w:val="center"/>
+            <w:hideMark/>
+          </w:tcPr>
+          <w:p>
+            <w:pPr>
+              <w:pStyle w:val="NormalWeb"/>
+              <w:spacing w:after="120"/>
+              <w:jc w:val="center"/>
+              <w:rPr>
+                <w:sz w:val="22"/>
+                <w:szCs w:val="22"/>
+              </w:rPr>
+            </w:pPr>
+            <w:r>
+              <w:rPr>
+                <w:sz w:val="22"/>
+                <w:szCs w:val="22"/>
+              </w:rPr>
+              <w:t>Novos concorrentes digitais e empresas estrangeiras podem entrar no mercado com preços agressivos e forte presença online.</w:t>
+            </w:r>
+          </w:p>
+        </w:tc>
+        <w:tc>
+          <w:tcPr>
+            <w:tcW w:w="4279" w:type="dxa"/>
+            <w:tcBorders>
+              <w:top w:val="single" w:sz="6" w:space="0" w:color="000000"/>
+              <w:left w:val="single" w:sz="6" w:space="0" w:color="000000"/>
+              <w:bottom w:val="single" w:sz="6" w:space="0" w:color="000000"/>
+              <w:right w:val="single" w:sz="6" w:space="0" w:color="000000"/>
+            </w:tcBorders>
+            <w:tcMar>
+              <w:top w:w="0" w:type="dxa"/>
+              <w:left w:w="0" w:type="dxa"/>
+              <w:bottom w:w="0" w:type="dxa"/>
+              <w:right w:w="0" w:type="dxa"/>
+            </w:tcMar>
+            <w:vAlign w:val="center"/>
+            <w:hideMark/>
+          </w:tcPr>
+          <w:p>
+            <w:pPr>
+              <w:pStyle w:val="NormalWeb"/>
+              <w:spacing w:after="120"/>
+              <w:jc w:val="center"/>
+              <w:rPr>
+                <w:sz w:val="22"/>
+                <w:szCs w:val="22"/>
+              </w:rPr>
+            </w:pPr>
+            <w:r>
+              <w:rPr>
+                <w:sz w:val="22"/>
+                <w:szCs w:val="22"/>
+              </w:rPr>
+              <w:t>A experiência da MFix, seu conhecimento técnico e sua carteira de clientes fortalecem sua posição competitiva.</w:t>
+            </w:r>
+          </w:p>
+        </w:tc>
+      </w:tr>
+    </w:tbl>
+    <w:p>
+      <w:pPr>
+        <w:pStyle w:val="NormalWeb"/>
+        <w:spacing w:after="0" w:afterAutospacing="0"/>
+        <w:jc w:val="center"/>
+        <w:rPr>
+          <w:b/>
+          <w:bCs/>
+          <w:sz w:val="28"/>
+          <w:szCs w:val="28"/>
+        </w:rPr>
+      </w:pPr>
+      <w:r>
+        <w:rPr>
+          <w:b/>
+          <w:bCs/>
+          <w:sz w:val="28"/>
+          <w:szCs w:val="28"/>
+        </w:rPr>
+        <w:t>Análise SWOT</w:t>
+      </w:r>
+    </w:p>
+    <w:p>
+      <w:pPr>
+        <w:pStyle w:val="NormalWeb"/>
+        <w:spacing w:after="120" w:afterAutospacing="0"/>
+        <w:ind w:firstLine="357"/>
+      </w:pPr>
+      <w:r>
+        <w:t xml:space="preserve">A análise SWOT identifica fatores internos e externos que influenciam o desempenho estratégico da organização. </w:t>
+      </w:r>
+      <w:r>
+        <w:t xml:space="preserve"> </w:t>
+      </w:r>
+      <w:r>
+        <w:t xml:space="preserve">As forças e fraquezas correspondem ao ambiente interno da empresa, enquanto oportunidades e ameaças referem-se ao ambiente externo. </w:t>
+      </w:r>
+      <w:r>
+        <w:br/>
+      </w:r>
+    </w:p>
+    <w:tbl>
+      <w:tblPr>
+        <w:tblW w:w="9849" w:type="dxa"/>
+        <w:jc w:val="center"/>
+        <w:tblBorders>
+          <w:top w:val="single" w:sz="6" w:space="0" w:color="808080"/>
+          <w:left w:val="single" w:sz="6" w:space="0" w:color="808080"/>
+          <w:bottom w:val="single" w:sz="6" w:space="0" w:color="808080"/>
+          <w:right w:val="single" w:sz="6" w:space="0" w:color="808080"/>
+          <w:insideH w:val="single" w:sz="6" w:space="0" w:color="808080"/>
+          <w:insideV w:val="single" w:sz="6" w:space="0" w:color="808080"/>
+        </w:tblBorders>
+        <w:tblLayout w:type="fixed"/>
+        <w:tblLook w:val="0600" w:firstRow="0" w:lastRow="0" w:firstColumn="0" w:lastColumn="0" w:noHBand="1" w:noVBand="1"/>
+      </w:tblPr>
+      <w:tblGrid>
+        <w:gridCol w:w="2399"/>
+        <w:gridCol w:w="2126"/>
+        <w:gridCol w:w="2410"/>
+        <w:gridCol w:w="2914"/>
+      </w:tblGrid>
+      <w:tr>
+        <w:trPr>
+          <w:trHeight w:val="562"/>
+          <w:jc w:val="center"/>
+        </w:trPr>
+        <w:tc>
+          <w:tcPr>
+            <w:tcW w:w="2399" w:type="dxa"/>
+            <w:tcBorders>
+              <w:top w:val="single" w:sz="6" w:space="0" w:color="000000"/>
+              <w:left w:val="single" w:sz="6" w:space="0" w:color="000000"/>
+              <w:bottom w:val="single" w:sz="6" w:space="0" w:color="000000"/>
+              <w:right w:val="single" w:sz="6" w:space="0" w:color="000000"/>
+            </w:tcBorders>
+            <w:tcMar>
+              <w:top w:w="0" w:type="dxa"/>
+              <w:left w:w="0" w:type="dxa"/>
+              <w:bottom w:w="0" w:type="dxa"/>
+              <w:right w:w="0" w:type="dxa"/>
+            </w:tcMar>
+            <w:vAlign w:val="center"/>
+            <w:hideMark/>
+          </w:tcPr>
+          <w:p>
+            <w:pPr>
+              <w:pStyle w:val="NormalWeb"/>
+              <w:spacing w:after="120"/>
+              <w:ind w:firstLine="357"/>
+              <w:rPr>
+                <w:b/>
+                <w:bCs/>
+              </w:rPr>
+            </w:pPr>
+            <w:r>
+              <w:rPr>
+                <w:b/>
+                <w:bCs/>
+              </w:rPr>
+              <w:t xml:space="preserve">Forças </w:t>
+            </w:r>
+          </w:p>
+        </w:tc>
+        <w:tc>
+          <w:tcPr>
+            <w:tcW w:w="2126" w:type="dxa"/>
+            <w:tcBorders>
+              <w:top w:val="single" w:sz="6" w:space="0" w:color="000000"/>
+              <w:left w:val="single" w:sz="6" w:space="0" w:color="000000"/>
+              <w:bottom w:val="single" w:sz="6" w:space="0" w:color="000000"/>
+              <w:right w:val="single" w:sz="6" w:space="0" w:color="000000"/>
+            </w:tcBorders>
+            <w:tcMar>
+              <w:top w:w="0" w:type="dxa"/>
+              <w:left w:w="0" w:type="dxa"/>
+              <w:bottom w:w="0" w:type="dxa"/>
+              <w:right w:w="0" w:type="dxa"/>
+            </w:tcMar>
+            <w:vAlign w:val="center"/>
+            <w:hideMark/>
+          </w:tcPr>
+          <w:p>
+            <w:pPr>
+              <w:pStyle w:val="NormalWeb"/>
+              <w:spacing w:after="120"/>
+              <w:ind w:firstLine="357"/>
+              <w:rPr>
+                <w:b/>
+                <w:bCs/>
+              </w:rPr>
+            </w:pPr>
+            <w:r>
+              <w:rPr>
+                <w:b/>
+                <w:bCs/>
+              </w:rPr>
+              <w:t xml:space="preserve">Fraquezas </w:t>
+            </w:r>
+          </w:p>
+        </w:tc>
+        <w:tc>
+          <w:tcPr>
+            <w:tcW w:w="2410" w:type="dxa"/>
+            <w:tcBorders>
+              <w:top w:val="single" w:sz="6" w:space="0" w:color="000000"/>
+              <w:left w:val="single" w:sz="6" w:space="0" w:color="000000"/>
+              <w:bottom w:val="single" w:sz="6" w:space="0" w:color="000000"/>
+              <w:right w:val="single" w:sz="6" w:space="0" w:color="000000"/>
+            </w:tcBorders>
+            <w:tcMar>
+              <w:top w:w="0" w:type="dxa"/>
+              <w:left w:w="0" w:type="dxa"/>
+              <w:bottom w:w="0" w:type="dxa"/>
+              <w:right w:w="0" w:type="dxa"/>
+            </w:tcMar>
+            <w:vAlign w:val="center"/>
+            <w:hideMark/>
+          </w:tcPr>
+          <w:p>
+            <w:pPr>
+              <w:pStyle w:val="NormalWeb"/>
+              <w:spacing w:after="120"/>
+              <w:ind w:firstLine="357"/>
+              <w:rPr>
+                <w:b/>
+                <w:bCs/>
+              </w:rPr>
+            </w:pPr>
+            <w:r>
+              <w:rPr>
+                <w:b/>
+                <w:bCs/>
+              </w:rPr>
+              <w:t xml:space="preserve">Oportunidades </w:t>
+            </w:r>
+          </w:p>
+        </w:tc>
+        <w:tc>
+          <w:tcPr>
+            <w:tcW w:w="2914" w:type="dxa"/>
+            <w:tcBorders>
+              <w:top w:val="single" w:sz="6" w:space="0" w:color="000000"/>
+              <w:left w:val="single" w:sz="6" w:space="0" w:color="000000"/>
+              <w:bottom w:val="single" w:sz="6" w:space="0" w:color="000000"/>
+              <w:right w:val="single" w:sz="6" w:space="0" w:color="000000"/>
+            </w:tcBorders>
+            <w:tcMar>
+              <w:top w:w="0" w:type="dxa"/>
+              <w:left w:w="0" w:type="dxa"/>
+              <w:bottom w:w="0" w:type="dxa"/>
+              <w:right w:w="0" w:type="dxa"/>
+            </w:tcMar>
+            <w:vAlign w:val="center"/>
+            <w:hideMark/>
+          </w:tcPr>
+          <w:p>
+            <w:pPr>
+              <w:pStyle w:val="NormalWeb"/>
+              <w:spacing w:after="120"/>
+              <w:ind w:firstLine="357"/>
+              <w:rPr>
+                <w:b/>
+                <w:bCs/>
+              </w:rPr>
+            </w:pPr>
+            <w:r>
+              <w:rPr>
+                <w:b/>
+                <w:bCs/>
+              </w:rPr>
+              <w:t xml:space="preserve">Ameaças </w:t>
+            </w:r>
+          </w:p>
+        </w:tc>
+      </w:tr>
+      <w:tr>
+        <w:trPr>
+          <w:trHeight w:val="3519"/>
+          <w:jc w:val="center"/>
+        </w:trPr>
+        <w:tc>
+          <w:tcPr>
+            <w:tcW w:w="2399" w:type="dxa"/>
+            <w:tcBorders>
+              <w:top w:val="single" w:sz="6" w:space="0" w:color="000000"/>
+              <w:left w:val="single" w:sz="6" w:space="0" w:color="000000"/>
+              <w:bottom w:val="single" w:sz="6" w:space="0" w:color="000000"/>
+              <w:right w:val="single" w:sz="6" w:space="0" w:color="000000"/>
+            </w:tcBorders>
+            <w:tcMar>
+              <w:top w:w="0" w:type="dxa"/>
+              <w:left w:w="0" w:type="dxa"/>
+              <w:bottom w:w="0" w:type="dxa"/>
+              <w:right w:w="0" w:type="dxa"/>
+            </w:tcMar>
+            <w:vAlign w:val="center"/>
+            <w:hideMark/>
+          </w:tcPr>
+          <w:p>
+            <w:pPr>
+              <w:pStyle w:val="NormalWeb"/>
+              <w:spacing w:after="120"/>
+              <w:jc w:val="center"/>
+            </w:pPr>
+            <w:r>
+              <w:t>• Ate</w:t>
+            </w:r>
+            <w:r>
+              <w:t>n</w:t>
+            </w:r>
+            <w:r>
+              <w:t xml:space="preserve">dimento personalizado </w:t>
+            </w:r>
+            <w:r>
+              <w:br/>
+              <w:t>•</w:t>
+            </w:r>
+            <w:r>
+              <w:t xml:space="preserve"> </w:t>
+            </w:r>
+            <w:r>
+              <w:t xml:space="preserve">Entregas rápidas </w:t>
+            </w:r>
+            <w:r>
+              <w:br/>
+              <w:t>• Boa relação com</w:t>
+            </w:r>
+            <w:r>
+              <w:t xml:space="preserve"> </w:t>
+            </w:r>
+            <w:r>
+              <w:t>fornecedores</w:t>
+            </w:r>
+            <w:r>
+              <w:br/>
+              <w:t>• Variedade de produtos</w:t>
+            </w:r>
+            <w:r>
+              <w:br/>
+              <w:t>• Conhecimento técnico do setor</w:t>
+            </w:r>
+          </w:p>
+        </w:tc>
+        <w:tc>
+          <w:tcPr>
+            <w:tcW w:w="2126" w:type="dxa"/>
+            <w:tcBorders>
+              <w:top w:val="single" w:sz="6" w:space="0" w:color="000000"/>
+              <w:left w:val="single" w:sz="6" w:space="0" w:color="000000"/>
+              <w:bottom w:val="single" w:sz="6" w:space="0" w:color="000000"/>
+              <w:right w:val="single" w:sz="6" w:space="0" w:color="000000"/>
+            </w:tcBorders>
+            <w:tcMar>
+              <w:top w:w="0" w:type="dxa"/>
+              <w:left w:w="0" w:type="dxa"/>
+              <w:bottom w:w="0" w:type="dxa"/>
+              <w:right w:w="0" w:type="dxa"/>
+            </w:tcMar>
+            <w:vAlign w:val="center"/>
+            <w:hideMark/>
+          </w:tcPr>
+          <w:p>
+            <w:pPr>
+              <w:pStyle w:val="NormalWeb"/>
+              <w:spacing w:after="120"/>
+              <w:jc w:val="center"/>
+            </w:pPr>
+            <w:r>
+              <w:t xml:space="preserve">• Dependência do preço do aço </w:t>
+            </w:r>
+            <w:r>
+              <w:br/>
+              <w:t>• Necessidade de maior automação</w:t>
+            </w:r>
+            <w:r>
+              <w:br/>
+              <w:t>• Custos logísticos elevados</w:t>
+            </w:r>
+            <w:r>
+              <w:br/>
+              <w:t>• Forte dependência de fornecedores</w:t>
+            </w:r>
+            <w:r>
+              <w:br/>
+              <w:t>• Processos internos que podem ser modernizados</w:t>
+            </w:r>
+          </w:p>
+        </w:tc>
+        <w:tc>
+          <w:tcPr>
+            <w:tcW w:w="2410" w:type="dxa"/>
+            <w:tcBorders>
+              <w:top w:val="single" w:sz="6" w:space="0" w:color="000000"/>
+              <w:left w:val="single" w:sz="6" w:space="0" w:color="000000"/>
+              <w:bottom w:val="single" w:sz="6" w:space="0" w:color="000000"/>
+              <w:right w:val="single" w:sz="6" w:space="0" w:color="000000"/>
+            </w:tcBorders>
+            <w:tcMar>
+              <w:top w:w="0" w:type="dxa"/>
+              <w:left w:w="0" w:type="dxa"/>
+              <w:bottom w:w="0" w:type="dxa"/>
+              <w:right w:w="0" w:type="dxa"/>
+            </w:tcMar>
+            <w:vAlign w:val="center"/>
+            <w:hideMark/>
+          </w:tcPr>
+          <w:p>
+            <w:pPr>
+              <w:pStyle w:val="NormalWeb"/>
+              <w:spacing w:after="120"/>
+              <w:jc w:val="center"/>
+            </w:pPr>
+            <w:r>
+              <w:t>• Crescimento da co</w:t>
+            </w:r>
+            <w:r>
+              <w:t>n</w:t>
+            </w:r>
+            <w:r>
+              <w:t>st</w:t>
+            </w:r>
+            <w:r>
+              <w:t>r</w:t>
+            </w:r>
+            <w:r>
+              <w:t xml:space="preserve">ução civil </w:t>
+            </w:r>
+            <w:r>
+              <w:br/>
+              <w:t>• Expansão para novos mercados</w:t>
+            </w:r>
+            <w:r>
+              <w:br/>
+              <w:t>• Investimentos em tecnologia</w:t>
+            </w:r>
+            <w:r>
+              <w:br/>
+              <w:t>• Fidelização de clientes</w:t>
+            </w:r>
+            <w:r>
+              <w:br/>
+              <w:t>• Crescimento da indústria nacional</w:t>
+            </w:r>
+          </w:p>
+        </w:tc>
+        <w:tc>
+          <w:tcPr>
+            <w:tcW w:w="2914" w:type="dxa"/>
+            <w:tcBorders>
+              <w:top w:val="single" w:sz="6" w:space="0" w:color="000000"/>
+              <w:left w:val="single" w:sz="6" w:space="0" w:color="000000"/>
+              <w:bottom w:val="single" w:sz="6" w:space="0" w:color="000000"/>
+              <w:right w:val="single" w:sz="6" w:space="0" w:color="000000"/>
+            </w:tcBorders>
+            <w:tcMar>
+              <w:top w:w="0" w:type="dxa"/>
+              <w:left w:w="0" w:type="dxa"/>
+              <w:bottom w:w="0" w:type="dxa"/>
+              <w:right w:w="0" w:type="dxa"/>
+            </w:tcMar>
+            <w:vAlign w:val="center"/>
+          </w:tcPr>
+          <w:p>
+            <w:pPr>
+              <w:pStyle w:val="NormalWeb"/>
+              <w:spacing w:after="120"/>
+              <w:jc w:val="center"/>
+            </w:pPr>
+            <w:r>
+              <w:t xml:space="preserve">• Concorrência nacional e internacional </w:t>
+            </w:r>
+            <w:r>
+              <w:br/>
+              <w:t>• Instabilidade</w:t>
+            </w:r>
+            <w:r>
+              <w:t xml:space="preserve"> </w:t>
+            </w:r>
+            <w:r>
+              <w:t>econômica</w:t>
+            </w:r>
+          </w:p>
+          <w:p>
+            <w:pPr>
+              <w:pStyle w:val="NormalWeb"/>
+              <w:spacing w:after="120"/>
+              <w:jc w:val="center"/>
+            </w:pPr>
+            <w:r>
+              <w:t>Aumento de impostos</w:t>
+            </w:r>
+            <w:r>
+              <w:br/>
+              <w:t>• Produtos substitutos mais baratos</w:t>
+            </w:r>
+            <w:r>
+              <w:br/>
+              <w:t>• Mudanças tecnológicas aceleradas</w:t>
+            </w:r>
+          </w:p>
+        </w:tc>
+      </w:tr>
+    </w:tbl>
+    <w:p>
+      <w:pPr>
+        <w:pStyle w:val="NormalWeb"/>
+        <w:spacing w:after="0" w:afterAutospacing="0"/>
+        <w:jc w:val="center"/>
+        <w:rPr>
+          <w:b/>
+          <w:bCs/>
+          <w:sz w:val="28"/>
+          <w:szCs w:val="28"/>
+        </w:rPr>
+      </w:pPr>
+      <w:r>
+        <w:rPr>
+          <w:b/>
+          <w:bCs/>
+          <w:sz w:val="28"/>
+          <w:szCs w:val="28"/>
+        </w:rPr>
+        <w:t>Ambiente Interno da Empresa</w:t>
+      </w:r>
+    </w:p>
+    <w:p>
+      <w:pPr>
+        <w:pStyle w:val="NormalWeb"/>
+        <w:spacing w:after="120" w:afterAutospacing="0"/>
+        <w:ind w:firstLine="357"/>
+      </w:pPr>
+      <w:r>
+        <w:t xml:space="preserve">A MFix busca consolidar-se como referência no setor de fixadores e ferragens industriais, </w:t>
+      </w:r>
+      <w:r>
+        <w:br/>
+        <w:t>pr</w:t>
+      </w:r>
+      <w:r>
+        <w:t>i</w:t>
+      </w:r>
+      <w:r>
+        <w:t xml:space="preserve">orizando qualidade, agilidade e eficiência no atendimento. Sua atuação estratégica depende </w:t>
+      </w:r>
+      <w:r>
+        <w:br/>
+        <w:t xml:space="preserve">da integração entre recursos humanos qualificados, fornecedores confiáveis, gestão financeira eficiente </w:t>
+      </w:r>
+      <w:r>
+        <w:br/>
+        <w:t xml:space="preserve">e investimentos em tecnologia. </w:t>
+      </w:r>
+    </w:p>
+    <w:p>
+      <w:pPr>
+        <w:pStyle w:val="NormalWeb"/>
+        <w:spacing w:after="120" w:afterAutospacing="0"/>
+        <w:ind w:firstLine="357"/>
+      </w:pPr>
+      <w:r>
+        <w:t xml:space="preserve">A empresa apresenta como diferencial competitivo o relacionamento próximo com seus clientes, </w:t>
+      </w:r>
+      <w:r>
+        <w:br/>
+        <w:t xml:space="preserve">além da capacidade de oferecer soluções rápidas e personalizadas. Entretanto, a necessidade de </w:t>
+      </w:r>
+      <w:r>
+        <w:br/>
+        <w:t xml:space="preserve">modernização tecnológica e automação de processos representa um desafio importante para sustentar </w:t>
+      </w:r>
+      <w:r>
+        <w:br/>
+        <w:t xml:space="preserve">o crescimento e manter a competitividade no mercado. </w:t>
+      </w:r>
+    </w:p>
+    <w:p>
+      <w:pPr>
+        <w:pStyle w:val="NormalWeb"/>
+        <w:spacing w:before="120" w:beforeAutospacing="0" w:after="120" w:afterAutospacing="0"/>
+        <w:jc w:val="center"/>
+        <w:rPr>
+          <w:b/>
+          <w:bCs/>
+          <w:sz w:val="28"/>
+          <w:szCs w:val="28"/>
+        </w:rPr>
+      </w:pPr>
+      <w:r>
+        <w:rPr>
+          <w:b/>
+          <w:bCs/>
+          <w:sz w:val="28"/>
+          <w:szCs w:val="28"/>
+        </w:rPr>
+        <w:lastRenderedPageBreak/>
+        <w:t>Desenvolvimento Analítico</w:t>
+      </w:r>
+    </w:p>
+    <w:p>
+      <w:pPr>
+        <w:pStyle w:val="NormalWeb"/>
+        <w:spacing w:after="120"/>
+        <w:ind w:firstLine="357"/>
+      </w:pPr>
+      <w:r>
+        <w:t xml:space="preserve">As análises </w:t>
+      </w:r>
+      <w:proofErr w:type="spellStart"/>
+      <w:r>
+        <w:t>macroambientais</w:t>
+      </w:r>
+      <w:proofErr w:type="spellEnd"/>
+      <w:r>
+        <w:t xml:space="preserve"> (PESTEL) revelaram que a volatilidade econômica e a rápida evolução tecnológica impactam diretamente a MFIX. Segundo Howard Gardner, a inteligência é um potencial para processar informações e resolver problemas em contextos específicos. No cenário atual, a sobrevivência organizacional depende da capacidade de transformar dados em conhecimento estratégico para navegar nesse macroambiente competitivo.</w:t>
+      </w:r>
+    </w:p>
+    <w:p>
+      <w:pPr>
+        <w:pStyle w:val="NormalWeb"/>
+        <w:spacing w:after="120"/>
+        <w:ind w:firstLine="357"/>
+      </w:pPr>
+      <w:r>
+        <w:t>A análise setorial demonstrou que o mercado de ferragens e ferramentas exige não apenas variedade de produtos, mas também eficiência operacional e logística. O sistema desenvolvido no PRIMT III atua como elemento integrador entre informação bruta e ação estratégica.</w:t>
+      </w:r>
+    </w:p>
+    <w:p>
+      <w:pPr>
+        <w:pStyle w:val="NormalWeb"/>
+        <w:spacing w:after="120"/>
+        <w:ind w:right="92" w:firstLine="357"/>
+      </w:pPr>
+      <w:r>
+        <w:t>Ao centralizar o controle de entradas, saídas e saldos, a solução permite:</w:t>
+      </w:r>
+    </w:p>
+    <w:p>
+      <w:pPr>
+        <w:pStyle w:val="NormalWeb"/>
+        <w:numPr>
+          <w:ilvl w:val="0"/>
+          <w:numId w:val="9"/>
+        </w:numPr>
+        <w:spacing w:after="120"/>
+      </w:pPr>
+      <w:r>
+        <w:t>Mitigação de ameaças por meio da redução de erros operacionais e prevenção de prejuízos causados por falhas de estoque;</w:t>
+      </w:r>
+    </w:p>
+    <w:p>
+      <w:pPr>
+        <w:pStyle w:val="NormalWeb"/>
+        <w:numPr>
+          <w:ilvl w:val="0"/>
+          <w:numId w:val="9"/>
+        </w:numPr>
+        <w:spacing w:after="120"/>
+      </w:pPr>
+      <w:r>
+        <w:t>Aproveitamento de oportunidades com maior agilidade operacional e melhoria da rastreabilidade dos produtos;</w:t>
+      </w:r>
+    </w:p>
+    <w:p>
+      <w:pPr>
+        <w:pStyle w:val="NormalWeb"/>
+        <w:numPr>
+          <w:ilvl w:val="0"/>
+          <w:numId w:val="9"/>
+        </w:numPr>
+        <w:spacing w:after="120"/>
+      </w:pPr>
+      <w:r>
+        <w:t>Geração de conhecimento estratégico por meio da transformação de dados operacionais em indicadores para apoio à tomada de decisão.</w:t>
+      </w:r>
+    </w:p>
+    <w:p>
+      <w:pPr>
+        <w:pStyle w:val="NormalWeb"/>
+        <w:spacing w:after="120"/>
+        <w:ind w:firstLine="357"/>
+      </w:pPr>
+      <w:r>
+        <w:t>Além dos fatores econômicos e tecnológicos identificados nas análises PESTEL, também é importante considerar que o comportamento do mercado industrial vem sendo influenciado pela transformação digital e pela necessidade crescente de integração de informações em tempo real. Empresas que não investem em tecnologia e análise de dados tendem a apresentar maior dificuldade no controle operacional e menor capacidade de resposta diante das mudanças do mercado.</w:t>
+      </w:r>
+    </w:p>
+    <w:p>
+      <w:pPr>
+        <w:pStyle w:val="NormalWeb"/>
+        <w:spacing w:after="120"/>
+        <w:ind w:firstLine="357"/>
+      </w:pPr>
+      <w:r>
+        <w:t>Segundo Michael Porter, vantagem competitiva está diretamente relacionada à capacidade da organização em executar suas atividades de forma mais eficiente que seus concorrentes. Nesse contexto, a implementação do sistema integrado desenvolvido no PRIMT III representa uma ferramenta estratégica para a MFIX, pois melhora o fluxo de informações internas e reduz falhas relacionadas à movimentação de estoque.</w:t>
+      </w:r>
+    </w:p>
+    <w:p>
+      <w:pPr>
+        <w:pStyle w:val="NormalWeb"/>
+        <w:spacing w:after="120"/>
+        <w:ind w:firstLine="357"/>
+      </w:pPr>
+      <w:r>
+        <w:t>Outro ponto relevante refere-se à utilização do Data Warehouse como ferramenta de apoio gerencial. Diferentemente de bancos operacionais tradicionais, o DW permite consolidar dados históricos e gerar análises mais completas sobre o comportamento operacional da empresa. Isso possibilita identificar padrões de movimentação de produtos, períodos de maior demanda e possíveis riscos relacionados à gestão de estoque.</w:t>
+      </w:r>
+    </w:p>
+    <w:p>
+      <w:pPr>
+        <w:pStyle w:val="NormalWeb"/>
+        <w:spacing w:after="120"/>
+        <w:ind w:firstLine="357"/>
+      </w:pPr>
+      <w:r>
+        <w:t>Os dashboards integrados também possuem papel importante na visualização estratégica das informações. A apresentação gráfica dos indicadores facilita a interpretação dos dados pelos gestores, tornando o processo decisório mais rápido, eficiente e fundamentado.</w:t>
+      </w:r>
+    </w:p>
+    <w:p>
+      <w:pPr>
+        <w:pStyle w:val="NormalWeb"/>
+        <w:spacing w:after="120"/>
+        <w:ind w:firstLine="357"/>
+      </w:pPr>
+      <w:r>
+        <w:t>Além disso, a integração entre processos ETL, banco relacional e dashboards fortalece a confiabilidade das informações organizacionais, reduzindo inconsistências e aumentando a qualidade dos dados utilizados pela empresa.</w:t>
+      </w:r>
+    </w:p>
+    <w:p>
+      <w:pPr>
+        <w:pStyle w:val="NormalWeb"/>
+        <w:spacing w:after="120"/>
+        <w:ind w:firstLine="357"/>
+      </w:pPr>
+    </w:p>
+    <w:p>
+      <w:pPr>
+        <w:pStyle w:val="NormalWeb"/>
+        <w:spacing w:before="120" w:beforeAutospacing="0" w:after="120" w:afterAutospacing="0"/>
+        <w:jc w:val="center"/>
+        <w:rPr>
+          <w:b/>
+          <w:bCs/>
+          <w:sz w:val="28"/>
+          <w:szCs w:val="28"/>
+        </w:rPr>
+      </w:pPr>
+      <w:r>
+        <w:rPr>
+          <w:b/>
+          <w:bCs/>
+          <w:sz w:val="28"/>
+          <w:szCs w:val="28"/>
+        </w:rPr>
+        <w:lastRenderedPageBreak/>
+        <w:t>Diretrizes Estratégicas</w:t>
+      </w:r>
+    </w:p>
+    <w:p>
+      <w:pPr>
+        <w:pStyle w:val="NormalWeb"/>
+        <w:spacing w:after="120"/>
+        <w:ind w:firstLine="357"/>
+      </w:pPr>
+      <w:r>
+        <w:t>Com base na visão de Thompson Jr. e Strickland III, que definem estratégia como um conjunto de mudanças competitivas e abordagens comerciais para alcançar melhor desempenho organizacional, foram definidas diretrizes estratégicas para a MFIX.</w:t>
+      </w:r>
+    </w:p>
+    <w:p>
+      <w:pPr>
+        <w:pStyle w:val="NormalWeb"/>
+        <w:spacing w:after="120"/>
+        <w:ind w:firstLine="357"/>
+      </w:pPr>
+      <w:r>
+        <w:t>A primeira diretriz refere-se à automatização e integridade dos dados organizacionais. A ampliação do uso do sistema informatizado permite reduzir falhas manuais, melhorar a confiabilidade das informações e garantir maior controle sobre as movimentações de estoque.</w:t>
+      </w:r>
+    </w:p>
+    <w:p>
+      <w:pPr>
+        <w:pStyle w:val="NormalWeb"/>
+        <w:spacing w:after="120"/>
+        <w:ind w:firstLine="357"/>
+      </w:pPr>
+      <w:r>
+        <w:t>Outra diretriz importante é o fortalecimento de uma cultura de decisão baseada em dados. A utilização dos dashboards e indicadores estratégicos possibilita que os gestores acompanhem informações em tempo real, identifiquem problemas operacionais rapidamente e tomem decisões mais assertivas.</w:t>
+      </w:r>
+    </w:p>
+    <w:p>
+      <w:pPr>
+        <w:pStyle w:val="NormalWeb"/>
+        <w:spacing w:after="120"/>
+        <w:ind w:firstLine="357"/>
+      </w:pPr>
+      <w:r>
+        <w:t>Também se destaca a necessidade de fortalecimento da eficiência logística e operacional da empresa. O monitoramento contínuo das entradas e saídas de produtos contribui para redução de desperdícios, prevenção de rupturas de estoque e melhoria do planejamento organizacional.</w:t>
+      </w:r>
+    </w:p>
+    <w:p>
+      <w:pPr>
+        <w:pStyle w:val="NormalWeb"/>
+        <w:spacing w:after="120"/>
+        <w:ind w:firstLine="357"/>
+      </w:pPr>
+      <w:r>
+        <w:t>Outra diretriz estratégica relevante para a MFIX é o fortalecimento da gestão orientada por indicadores de desempenho (KPIs). O acompanhamento contínuo de métricas relacionadas ao estoque, movimentação de produtos e desempenho operacional permite identificar falhas rapidamente e desenvolver ações corretivas com maior precisão.</w:t>
+      </w:r>
+    </w:p>
+    <w:p>
+      <w:pPr>
+        <w:pStyle w:val="NormalWeb"/>
+        <w:spacing w:after="120"/>
+        <w:ind w:firstLine="357"/>
+      </w:pPr>
+      <w:r>
+        <w:t>Também se destaca a necessidade de investimento contínuo em inovação tecnológica. O mercado industrial apresenta mudanças constantes relacionadas à automação, digitalização e integração de sistemas. Dessa forma, empresas que investem em modernização tecnológica possuem maior capacidade de crescimento e adaptação competitiva.</w:t>
+      </w:r>
+    </w:p>
+    <w:p>
+      <w:pPr>
+        <w:pStyle w:val="NormalWeb"/>
+        <w:spacing w:after="120"/>
+        <w:ind w:firstLine="357"/>
+      </w:pPr>
+      <w:r>
+        <w:t>Além disso, a utilização da inteligência competitiva pode auxiliar a MFIX na análise de comportamento dos clientes, identificação de produtos com maior demanda e compreensão das tendências do setor industrial. Essas informações podem contribuir para melhorias estratégicas relacionadas ao planejamento logístico, compras e organização operacional.</w:t>
+      </w:r>
+    </w:p>
+    <w:p>
+      <w:pPr>
+        <w:pStyle w:val="NormalWeb"/>
+        <w:spacing w:after="120"/>
+        <w:ind w:firstLine="357"/>
+      </w:pPr>
+      <w:r>
+        <w:t>Outro aspecto importante é a valorização da segurança e integridade das informações organizacionais. A centralização dos dados em sistemas estruturados reduz riscos de perda de informações, melhora a rastreabilidade dos processos e aumenta a confiabilidade das análises realizadas pela empresa.</w:t>
+      </w:r>
+    </w:p>
+    <w:p>
+      <w:pPr>
+        <w:pStyle w:val="NormalWeb"/>
+        <w:spacing w:before="120" w:beforeAutospacing="0" w:after="120" w:afterAutospacing="0"/>
+        <w:jc w:val="center"/>
+        <w:rPr>
+          <w:b/>
+          <w:bCs/>
+          <w:sz w:val="28"/>
+          <w:szCs w:val="28"/>
+        </w:rPr>
+      </w:pPr>
+      <w:r>
+        <w:rPr>
+          <w:b/>
+          <w:bCs/>
+          <w:sz w:val="28"/>
+          <w:szCs w:val="28"/>
+        </w:rPr>
+        <w:t>Conclusão Estratégica</w:t>
+      </w:r>
+    </w:p>
+    <w:p>
+      <w:pPr>
+        <w:pStyle w:val="NormalWeb"/>
+        <w:spacing w:after="120"/>
+        <w:ind w:firstLine="357"/>
+      </w:pPr>
+      <w:r>
+        <w:t>A aplicação da Inteligência Competitiva na MFIX Fixadores demonstrou ser um diferencial estratégico para fortalecer a competitividade organizacional. A integração entre banco de dados relacional, Data Warehouse e dashboards analíticos</w:t>
+      </w:r>
+      <w:r>
+        <w:t>,</w:t>
+      </w:r>
+      <w:r>
+        <w:t xml:space="preserve"> desenvolvida no Projeto Integrador III moderniza o controle operacional e amplia a capacidade analítica da empresa.</w:t>
+      </w:r>
+    </w:p>
+    <w:p>
+      <w:pPr>
+        <w:pStyle w:val="NormalWeb"/>
+        <w:spacing w:after="120"/>
+        <w:ind w:firstLine="357"/>
+      </w:pPr>
+      <w:r>
+        <w:t>Além de melhorar a gestão de estoque e o controle das entradas e saídas de produtos, a solução permite transformar dados operacionais em informações estratégicas para apoiar decisões gerenciais mais assertivas.</w:t>
+      </w:r>
+    </w:p>
+    <w:p>
+      <w:pPr>
+        <w:pStyle w:val="NormalWeb"/>
+        <w:spacing w:after="120"/>
+        <w:ind w:firstLine="357"/>
+      </w:pPr>
+      <w:r>
+        <w:lastRenderedPageBreak/>
+        <w:t>A implementação da solução desenvolvida no Projeto Integrador III demonstra como a tecnologia pode atuar como elemento estratégico dentro das organizações. Mais do que automatizar processos operacionais, o sistema permite transformar informações dispersas em conhecimento estratégico relevante para o crescimento da empresa.</w:t>
+      </w:r>
+    </w:p>
+    <w:p>
+      <w:pPr>
+        <w:pStyle w:val="NormalWeb"/>
+        <w:spacing w:after="120"/>
+        <w:ind w:firstLine="357"/>
+      </w:pPr>
+      <w:r>
+        <w:t>A utilização integrada de banco de dados relacional, processos ETL, Data Warehouse e dashboards analíticos fortalece a capacidade de monitoramento operacional e amplia o potencial analítico da MFIX. Isso contribui não apenas para melhoria do controle de estoque, mas também para o desenvolvimento de uma gestão mais estratégica, eficiente e orientada por dados.</w:t>
+      </w:r>
+    </w:p>
+    <w:p>
+      <w:pPr>
+        <w:pStyle w:val="NormalWeb"/>
+        <w:spacing w:after="120"/>
+        <w:ind w:firstLine="357"/>
+      </w:pPr>
+      <w:r>
+        <w:t>Dessa forma, a Inteligência Competitiva aplicada à MFIX evidencia que empresas que utilizam tecnologia, análise de dados e planejamento estratégico possuem maiores condições de adaptação, inovação e permanência em mercados competitivos.</w:t>
+      </w:r>
+    </w:p>
+    <w:p>
+      <w:pPr>
+        <w:pStyle w:val="Ttulo4"/>
+        <w:numPr>
+          <w:ilvl w:val="0"/>
+          <w:numId w:val="6"/>
+        </w:numPr>
+        <w:tabs>
+          <w:tab w:val="left" w:pos="699"/>
+          <w:tab w:val="left" w:pos="4395"/>
+        </w:tabs>
+        <w:ind w:left="699" w:hanging="339"/>
+      </w:pPr>
+      <w:bookmarkStart w:id="6" w:name="_TOC_250005"/>
+      <w:r>
+        <w:t>Artefatos</w:t>
+      </w:r>
+      <w:r>
+        <w:rPr>
+          <w:spacing w:val="-7"/>
+        </w:rPr>
+        <w:t xml:space="preserve"> </w:t>
+      </w:r>
+      <w:r>
+        <w:t>de Gestão</w:t>
+      </w:r>
+      <w:r>
+        <w:rPr>
+          <w:spacing w:val="-2"/>
+        </w:rPr>
+        <w:t xml:space="preserve"> </w:t>
+      </w:r>
+      <w:r>
+        <w:t>de</w:t>
+      </w:r>
+      <w:r>
+        <w:rPr>
+          <w:spacing w:val="-6"/>
+        </w:rPr>
+        <w:t xml:space="preserve"> </w:t>
+      </w:r>
+      <w:bookmarkEnd w:id="6"/>
+      <w:r>
+        <w:rPr>
+          <w:spacing w:val="-2"/>
+        </w:rPr>
+        <w:t>Projetos</w:t>
+      </w:r>
+    </w:p>
+    <w:p>
+      <w:pPr>
         <w:pStyle w:val="Corpodetexto"/>
         <w:spacing w:before="66" w:line="249" w:lineRule="auto"/>
-        <w:ind w:left="360" w:right="753"/>
+        <w:ind w:left="360"/>
       </w:pPr>
       <w:r>
         <w:rPr>
           <w:color w:val="0000FF"/>
         </w:rPr>
-        <w:t>[Esta seção apresenta os artefatos de Inteligência Competitiva do Projeto, de acordo, com os requisitos definidos</w:t>
+        <w:t>[Esta seção</w:t>
+      </w:r>
+      <w:r>
+        <w:rPr>
+          <w:color w:val="0000FF"/>
+          <w:spacing w:val="-3"/>
+        </w:rPr>
+        <w:t xml:space="preserve"> </w:t>
+      </w:r>
+      <w:r>
+        <w:rPr>
+          <w:color w:val="0000FF"/>
+        </w:rPr>
+        <w:t>apresenta os artefatos</w:t>
+      </w:r>
+      <w:r>
+        <w:rPr>
+          <w:color w:val="0000FF"/>
+          <w:spacing w:val="-1"/>
+        </w:rPr>
+        <w:t xml:space="preserve"> </w:t>
+      </w:r>
+      <w:r>
+        <w:rPr>
+          <w:color w:val="0000FF"/>
+        </w:rPr>
+        <w:t>relativos a Gestão</w:t>
+      </w:r>
+      <w:r>
+        <w:rPr>
+          <w:color w:val="0000FF"/>
+          <w:spacing w:val="-3"/>
+        </w:rPr>
+        <w:t xml:space="preserve"> </w:t>
+      </w:r>
+      <w:r>
+        <w:rPr>
+          <w:color w:val="0000FF"/>
+        </w:rPr>
+        <w:t>de Projetos, de acordo, com os requisitos definidos no item 4. Disciplina de Apoio:</w:t>
       </w:r>
       <w:r>
         <w:rPr>
@@ -18894,13 +21495,8 @@
         <w:rPr>
           <w:color w:val="0000FF"/>
         </w:rPr>
-        <w:t>no item 4. Disciplina de Apoio Inteligência Competitiva ].</w:t>
-      </w:r>
-    </w:p>
-    <w:p>
-      <w:pPr>
-        <w:pStyle w:val="Corpodetexto"/>
-      </w:pPr>
+        <w:t>Gestão de Projetos].</w:t>
+      </w:r>
     </w:p>
     <w:p>
       <w:pPr>
@@ -18920,130 +21516,6 @@
         </w:tabs>
         <w:ind w:left="699" w:hanging="339"/>
       </w:pPr>
-      <w:bookmarkStart w:id="6" w:name="_TOC_250005"/>
-      <w:r>
-        <w:t>Artefatos</w:t>
-      </w:r>
-      <w:r>
-        <w:rPr>
-          <w:spacing w:val="-7"/>
-        </w:rPr>
-        <w:t xml:space="preserve"> </w:t>
-      </w:r>
-      <w:r>
-        <w:t>de Gestão</w:t>
-      </w:r>
-      <w:r>
-        <w:rPr>
-          <w:spacing w:val="-2"/>
-        </w:rPr>
-        <w:t xml:space="preserve"> </w:t>
-      </w:r>
-      <w:r>
-        <w:t>de</w:t>
-      </w:r>
-      <w:r>
-        <w:rPr>
-          <w:spacing w:val="-6"/>
-        </w:rPr>
-        <w:t xml:space="preserve"> </w:t>
-      </w:r>
-      <w:bookmarkEnd w:id="6"/>
-      <w:r>
-        <w:rPr>
-          <w:spacing w:val="-2"/>
-        </w:rPr>
-        <w:t>Projetos</w:t>
-      </w:r>
-    </w:p>
-    <w:p>
-      <w:pPr>
-        <w:pStyle w:val="Corpodetexto"/>
-        <w:spacing w:before="66" w:line="249" w:lineRule="auto"/>
-        <w:ind w:left="360"/>
-      </w:pPr>
-      <w:r>
-        <w:rPr>
-          <w:color w:val="0000FF"/>
-        </w:rPr>
-        <w:t>[Esta seção</w:t>
-      </w:r>
-      <w:r>
-        <w:rPr>
-          <w:color w:val="0000FF"/>
-          <w:spacing w:val="-3"/>
-        </w:rPr>
-        <w:t xml:space="preserve"> </w:t>
-      </w:r>
-      <w:r>
-        <w:rPr>
-          <w:color w:val="0000FF"/>
-        </w:rPr>
-        <w:t>apresenta os artefatos</w:t>
-      </w:r>
-      <w:r>
-        <w:rPr>
-          <w:color w:val="0000FF"/>
-          <w:spacing w:val="-1"/>
-        </w:rPr>
-        <w:t xml:space="preserve"> </w:t>
-      </w:r>
-      <w:r>
-        <w:rPr>
-          <w:color w:val="0000FF"/>
-        </w:rPr>
-        <w:t>relativos a Gestão</w:t>
-      </w:r>
-      <w:r>
-        <w:rPr>
-          <w:color w:val="0000FF"/>
-          <w:spacing w:val="-3"/>
-        </w:rPr>
-        <w:t xml:space="preserve"> </w:t>
-      </w:r>
-      <w:r>
-        <w:rPr>
-          <w:color w:val="0000FF"/>
-        </w:rPr>
-        <w:t>de Projetos, de acordo, com os requisitos definidos no item 4. Disciplina de Apoio:</w:t>
-      </w:r>
-      <w:r>
-        <w:rPr>
-          <w:color w:val="0000FF"/>
-          <w:spacing w:val="40"/>
-        </w:rPr>
-        <w:t xml:space="preserve"> </w:t>
-      </w:r>
-      <w:r>
-        <w:rPr>
-          <w:color w:val="0000FF"/>
-        </w:rPr>
-        <w:t>Gestão de Projetos].</w:t>
-      </w:r>
-    </w:p>
-    <w:p>
-      <w:pPr>
-        <w:pStyle w:val="Corpodetexto"/>
-      </w:pPr>
-    </w:p>
-    <w:p>
-      <w:pPr>
-        <w:pStyle w:val="Corpodetexto"/>
-        <w:spacing w:before="146"/>
-      </w:pPr>
-    </w:p>
-    <w:p>
-      <w:pPr>
-        <w:pStyle w:val="Ttulo4"/>
-        <w:numPr>
-          <w:ilvl w:val="0"/>
-          <w:numId w:val="6"/>
-        </w:numPr>
-        <w:tabs>
-          <w:tab w:val="left" w:pos="699"/>
-        </w:tabs>
-        <w:ind w:left="699" w:hanging="339"/>
-      </w:pPr>
       <w:bookmarkStart w:id="7" w:name="_TOC_250004"/>
       <w:r>
         <w:t>Artefatos</w:t>
@@ -19156,13 +21628,7 @@
         <w:ind w:firstLine="357"/>
       </w:pPr>
       <w:r>
-        <w:t xml:space="preserve">Nesse sentido, o presente trabalho articula os conhecimentos desenvolvidos na disciplina com uma aplicação prática orientada ao contexto de análise de dados. A partir da utilização de Python e de suas bibliotecas de manipulação e análise estatística, foi possível explorar informações provenientes do data </w:t>
-      </w:r>
-      <w:r>
-        <w:t>Warehouse</w:t>
-      </w:r>
-      <w:r>
-        <w:t xml:space="preserve"> do sistema de controle de estoque da MFix, demonstrando como os fundamentos de programação podem ser empregados na construção de soluções analíticas voltadas à interpretação de dados e ao apoio à tomada de decisão.</w:t>
+        <w:t>Nesse sentido, o presente trabalho articula os conhecimentos desenvolvidos na disciplina com uma aplicação prática orientada ao contexto de análise de dados. A partir da utilização de Python e de suas bibliotecas de manipulação e análise estatística, foi possível explorar informações provenientes do data Warehouse do sistema de controle de estoque da MFix, demonstrando como os fundamentos de programação podem ser empregados na construção de soluções analíticas voltadas à interpretação de dados e ao apoio à tomada de decisão.</w:t>
       </w:r>
     </w:p>
     <w:p>
@@ -19172,23 +21638,7 @@
         <w:ind w:firstLine="357"/>
       </w:pPr>
       <w:r>
-        <w:t xml:space="preserve">No presente estudo, utilizou-se como base analítica o </w:t>
-      </w:r>
-      <w:r>
-        <w:t>D</w:t>
-      </w:r>
-      <w:r>
-        <w:t xml:space="preserve">ata </w:t>
-      </w:r>
-      <w:r>
-        <w:t>Warehouse</w:t>
-      </w:r>
-      <w:r>
-        <w:t xml:space="preserve"> desenvolvido para o sistema de controle de estoque da empresa MFix. A modelagem adotada possui como núcleo a tabela fato `fato_movimentacao`, estruturada para registrar eventos operacionais de movimentação de estoque e composta por medidas quantitativas e monetárias, além de chaves de relacionamento com as dimensões de produto, tempo, tipo de movimentação, fornecedor, transportadora e lote. Essa organização dimensional permitiu que os dados históricos já integrados pelo processo de ETL fossem empregados como fonte </w:t>
-      </w:r>
-      <w:r>
-        <w:lastRenderedPageBreak/>
-        <w:t>consistente para análise estatística inferencial, sem necessidade de intervenções adicionais na etapa de carga ou transformação.</w:t>
+        <w:t>No presente estudo, utilizou-se como base analítica o Data Warehouse desenvolvido para o sistema de controle de estoque da empresa MFix. A modelagem adotada possui como núcleo a tabela fato `fato_movimentacao`, estruturada para registrar eventos operacionais de movimentação de estoque e composta por medidas quantitativas e monetárias, além de chaves de relacionamento com as dimensões de produto, tempo, tipo de movimentação, fornecedor, transportadora e lote. Essa organização dimensional permitiu que os dados históricos já integrados pelo processo de ETL fossem empregados como fonte consistente para análise estatística inferencial, sem necessidade de intervenções adicionais na etapa de carga ou transformação.</w:t>
       </w:r>
     </w:p>
     <w:p>
@@ -19198,6 +21648,7 @@
         <w:ind w:firstLine="357"/>
       </w:pPr>
       <w:r>
+        <w:lastRenderedPageBreak/>
         <w:t>A partir da estrutura da tabela fato, foram identificadas as medidas `quantidade` e `valor_total`. Embora ambas apresentem natureza numérica, optou-se pela construção de uma nova variável contínua denominada valor unitário, obtida pela razão entre o valor total da movimentação e a respectiva quantidade movimentada. Essa escolha foi adotada porque a utilização isolada do valor total poderia introduzir distorções decorrentes da variação no tamanho dos lotes movimentados. Em operações de estoque, movimentações com quantidades muito distintas podem apresentar valores totais proporcionalmente diferentes sem necessariamente refletir alteração no comportamento do preço unitário. Dessa forma, o valor unitário foi considerado mais adequado para representar o fenômeno econômico de interesse e permitir comparabilidade estatística entre os registros.</w:t>
       </w:r>
     </w:p>
@@ -19218,19 +21669,7 @@
         <w:t>200 observações</w:t>
       </w:r>
       <w:r>
-        <w:t xml:space="preserve">, consideradas representativas do histórico disponível no </w:t>
-      </w:r>
-      <w:r>
-        <w:t>D</w:t>
-      </w:r>
-      <w:r>
-        <w:t xml:space="preserve">ata </w:t>
-      </w:r>
-      <w:r>
-        <w:t>Warehouse</w:t>
-      </w:r>
-      <w:r>
-        <w:t xml:space="preserve"> para a variável estudada.</w:t>
+        <w:t>, consideradas representativas do histórico disponível no Data Warehouse para a variável estudada.</w:t>
       </w:r>
     </w:p>
     <w:p>
@@ -19290,13 +21729,7 @@
         <w:t>378,79</w:t>
       </w:r>
       <w:r>
-        <w:t>. A análise dos quartis mostrou que 25% das observações apresentaram valores inferiores a 12,19</w:t>
-      </w:r>
-      <w:r>
-        <w:t xml:space="preserve">, </w:t>
-      </w:r>
-      <w:r>
-        <w:t xml:space="preserve">50% inferiores a 18,74 e 75% inferiores a 97,81. O valor mínimo identificado foi 0,25, enquanto o valor máximo atingiu 4248,75. A diferença expressiva entre média e mediana, associada à elevada amplitude observada, indica que a distribuição da variável apresenta </w:t>
+        <w:t xml:space="preserve">. A análise dos quartis mostrou que 25% das observações apresentaram valores inferiores a 12,19, 50% inferiores a 18,74 e 75% inferiores a 97,81. O valor mínimo identificado foi 0,25, enquanto o valor máximo atingiu 4248,75. A diferença expressiva entre média e mediana, associada à elevada amplitude observada, indica que a distribuição da variável apresenta </w:t>
       </w:r>
       <w:r>
         <w:rPr>
@@ -19373,11 +21806,11 @@
         <w:t>não foram encontradas evidências estatísticas suficientes para rejeitar a hipótese nula</w:t>
       </w:r>
       <w:r>
-        <w:t xml:space="preserve">. Em termos </w:t>
+        <w:t xml:space="preserve">. Em termos analíticos, isso significa que, com base nos dados observados, não se pode afirmar que a média populacional </w:t>
       </w:r>
       <w:r>
         <w:lastRenderedPageBreak/>
-        <w:t xml:space="preserve">analíticos, isso significa que, com base nos dados observados, não se pode afirmar que a média populacional do valor unitário seja estatisticamente diferente de 90. Esse resultado é consistente com o intervalo de confiança estimado, uma vez que o valor de referência adotado </w:t>
+        <w:t xml:space="preserve">do valor unitário seja estatisticamente diferente de 90. Esse resultado é consistente com o intervalo de confiança estimado, uma vez que o valor de referência adotado </w:t>
       </w:r>
       <w:r>
         <w:t>se encontra</w:t>
@@ -20335,6 +22768,9 @@
         <w:pStyle w:val="Corpodetexto"/>
         <w:spacing w:before="65" w:line="249" w:lineRule="auto"/>
         <w:ind w:left="360" w:right="753"/>
+        <w:rPr>
+          <w:color w:val="0000FF"/>
+        </w:rPr>
       </w:pPr>
       <w:r>
         <w:rPr>
@@ -20485,6 +22921,387 @@
         </w:rPr>
         <w:t>futuros]</w:t>
       </w:r>
+    </w:p>
+    <w:p>
+      <w:pPr>
+        <w:pStyle w:val="Corpodetexto"/>
+        <w:spacing w:before="65" w:line="249" w:lineRule="auto"/>
+        <w:ind w:left="360" w:right="753"/>
+        <w:rPr>
+          <w:color w:val="0000FF"/>
+        </w:rPr>
+      </w:pPr>
+    </w:p>
+    <w:p>
+      <w:pPr>
+        <w:pStyle w:val="Corpodetexto"/>
+        <w:spacing w:before="65" w:line="249" w:lineRule="auto"/>
+        <w:ind w:left="360" w:right="753"/>
+        <w:rPr>
+          <w:color w:val="0000FF"/>
+        </w:rPr>
+      </w:pPr>
+    </w:p>
+    <w:p>
+      <w:pPr>
+        <w:pStyle w:val="Corpodetexto"/>
+        <w:spacing w:before="65" w:line="249" w:lineRule="auto"/>
+        <w:ind w:left="360" w:right="753"/>
+        <w:rPr>
+          <w:color w:val="0000FF"/>
+        </w:rPr>
+      </w:pPr>
+    </w:p>
+    <w:p>
+      <w:pPr>
+        <w:pStyle w:val="Corpodetexto"/>
+        <w:spacing w:before="65" w:line="249" w:lineRule="auto"/>
+        <w:ind w:left="360" w:right="753"/>
+        <w:rPr>
+          <w:color w:val="0000FF"/>
+        </w:rPr>
+      </w:pPr>
+    </w:p>
+    <w:p>
+      <w:pPr>
+        <w:pStyle w:val="Corpodetexto"/>
+        <w:spacing w:before="65" w:line="249" w:lineRule="auto"/>
+        <w:ind w:left="360" w:right="753"/>
+        <w:rPr>
+          <w:color w:val="0000FF"/>
+        </w:rPr>
+      </w:pPr>
+    </w:p>
+    <w:p>
+      <w:pPr>
+        <w:pStyle w:val="Corpodetexto"/>
+        <w:spacing w:before="65" w:line="249" w:lineRule="auto"/>
+        <w:ind w:left="360" w:right="753"/>
+        <w:rPr>
+          <w:color w:val="0000FF"/>
+        </w:rPr>
+      </w:pPr>
+    </w:p>
+    <w:p>
+      <w:pPr>
+        <w:pStyle w:val="Ttulo4"/>
+        <w:numPr>
+          <w:ilvl w:val="0"/>
+          <w:numId w:val="6"/>
+        </w:numPr>
+        <w:tabs>
+          <w:tab w:val="left" w:pos="1080"/>
+        </w:tabs>
+        <w:spacing w:before="1"/>
+        <w:ind w:left="1080" w:hanging="720"/>
+      </w:pPr>
+      <w:r>
+        <w:t>Referências</w:t>
+      </w:r>
+    </w:p>
+    <w:p>
+      <w:pPr>
+        <w:pStyle w:val="Ttulo4"/>
+        <w:tabs>
+          <w:tab w:val="left" w:pos="1080"/>
+        </w:tabs>
+        <w:spacing w:before="1"/>
+      </w:pPr>
+    </w:p>
+    <w:p>
+      <w:pPr>
+        <w:pStyle w:val="Ttulo4"/>
+        <w:tabs>
+          <w:tab w:val="left" w:pos="1080"/>
+        </w:tabs>
+        <w:spacing w:before="1"/>
+        <w:rPr>
+          <w:lang w:val="pt-BR"/>
+        </w:rPr>
+      </w:pPr>
+    </w:p>
+    <w:p>
+      <w:pPr>
+        <w:tabs>
+          <w:tab w:val="left" w:pos="1080"/>
+        </w:tabs>
+        <w:spacing w:before="10"/>
+        <w:rPr>
+          <w:sz w:val="20"/>
+        </w:rPr>
+      </w:pPr>
+      <w:r>
+        <w:rPr>
+          <w:sz w:val="20"/>
+        </w:rPr>
+        <w:t xml:space="preserve">LOBOSCO, Antonio. Aula 03 – Inteligência Competitiva. FATEC, 2026. </w:t>
+      </w:r>
+    </w:p>
+    <w:p>
+      <w:pPr>
+        <w:tabs>
+          <w:tab w:val="left" w:pos="1080"/>
+        </w:tabs>
+        <w:spacing w:before="10"/>
+        <w:rPr>
+          <w:sz w:val="20"/>
+        </w:rPr>
+      </w:pPr>
+      <w:r>
+        <w:rPr>
+          <w:sz w:val="20"/>
+        </w:rPr>
+        <w:t xml:space="preserve">GOMES, E.; BRAGA, F. Inteligência Competitiva em tempos de Big Data. Alta Books, 2017. </w:t>
+      </w:r>
+    </w:p>
+    <w:p>
+      <w:pPr>
+        <w:tabs>
+          <w:tab w:val="left" w:pos="1080"/>
+        </w:tabs>
+        <w:spacing w:before="10"/>
+        <w:rPr>
+          <w:sz w:val="20"/>
+        </w:rPr>
+      </w:pPr>
+      <w:r>
+        <w:rPr>
+          <w:sz w:val="20"/>
+        </w:rPr>
+        <w:t xml:space="preserve">STAREC, C. Gestão da informação, inovação e inteligência competitiva. Saraiva, 2012. </w:t>
+      </w:r>
+    </w:p>
+    <w:p>
+      <w:pPr>
+        <w:tabs>
+          <w:tab w:val="left" w:pos="1080"/>
+        </w:tabs>
+        <w:spacing w:before="10"/>
+        <w:rPr>
+          <w:sz w:val="20"/>
+          <w:lang w:val="pt-BR"/>
+        </w:rPr>
+      </w:pPr>
+      <w:r>
+        <w:rPr>
+          <w:sz w:val="20"/>
+          <w:lang w:val="pt-BR"/>
+        </w:rPr>
+        <w:t xml:space="preserve">CHIAVENATO, Idalberto. </w:t>
+      </w:r>
+      <w:r>
+        <w:rPr>
+          <w:i/>
+          <w:iCs/>
+          <w:sz w:val="20"/>
+          <w:lang w:val="pt-BR"/>
+        </w:rPr>
+        <w:t>Administração Geral e Pública</w:t>
+      </w:r>
+      <w:r>
+        <w:rPr>
+          <w:sz w:val="20"/>
+          <w:lang w:val="pt-BR"/>
+        </w:rPr>
+        <w:t>. São Paulo: Manole.</w:t>
+      </w:r>
+    </w:p>
+    <w:p>
+      <w:pPr>
+        <w:tabs>
+          <w:tab w:val="left" w:pos="1080"/>
+        </w:tabs>
+        <w:spacing w:before="10"/>
+        <w:rPr>
+          <w:sz w:val="20"/>
+          <w:lang w:val="pt-BR"/>
+        </w:rPr>
+      </w:pPr>
+      <w:r>
+        <w:rPr>
+          <w:sz w:val="20"/>
+          <w:lang w:val="pt-BR"/>
+        </w:rPr>
+        <w:t xml:space="preserve">GARDNER, Howard. </w:t>
+      </w:r>
+      <w:r>
+        <w:rPr>
+          <w:i/>
+          <w:iCs/>
+          <w:sz w:val="20"/>
+          <w:lang w:val="pt-BR"/>
+        </w:rPr>
+        <w:t>Estruturas da Mente: A Teoria das Inteligências Múltiplas</w:t>
+      </w:r>
+      <w:r>
+        <w:rPr>
+          <w:sz w:val="20"/>
+          <w:lang w:val="pt-BR"/>
+        </w:rPr>
+        <w:t>.</w:t>
+      </w:r>
+    </w:p>
+    <w:p>
+      <w:pPr>
+        <w:tabs>
+          <w:tab w:val="left" w:pos="1080"/>
+        </w:tabs>
+        <w:spacing w:before="10"/>
+        <w:rPr>
+          <w:sz w:val="20"/>
+          <w:lang w:val="pt-BR"/>
+        </w:rPr>
+      </w:pPr>
+      <w:r>
+        <w:rPr>
+          <w:sz w:val="20"/>
+          <w:lang w:val="pt-BR"/>
+        </w:rPr>
+        <w:t xml:space="preserve">KOTLER, Philip. </w:t>
+      </w:r>
+      <w:r>
+        <w:rPr>
+          <w:i/>
+          <w:iCs/>
+          <w:sz w:val="20"/>
+          <w:lang w:val="pt-BR"/>
+        </w:rPr>
+        <w:t>Administração de Marketing</w:t>
+      </w:r>
+      <w:r>
+        <w:rPr>
+          <w:sz w:val="20"/>
+          <w:lang w:val="pt-BR"/>
+        </w:rPr>
+        <w:t>. São Paulo: Pearson.</w:t>
+      </w:r>
+    </w:p>
+    <w:p>
+      <w:pPr>
+        <w:tabs>
+          <w:tab w:val="left" w:pos="1080"/>
+        </w:tabs>
+        <w:spacing w:before="10"/>
+        <w:rPr>
+          <w:sz w:val="20"/>
+          <w:lang w:val="pt-BR"/>
+        </w:rPr>
+      </w:pPr>
+      <w:r>
+        <w:rPr>
+          <w:sz w:val="20"/>
+          <w:lang w:val="pt-BR"/>
+        </w:rPr>
+        <w:t xml:space="preserve">LAUDON, Kenneth; LAUDON, Jane. </w:t>
+      </w:r>
+      <w:r>
+        <w:rPr>
+          <w:i/>
+          <w:iCs/>
+          <w:sz w:val="20"/>
+          <w:lang w:val="pt-BR"/>
+        </w:rPr>
+        <w:t>Sistemas de Informação Gerenciais</w:t>
+      </w:r>
+      <w:r>
+        <w:rPr>
+          <w:sz w:val="20"/>
+          <w:lang w:val="pt-BR"/>
+        </w:rPr>
+        <w:t>. São Paulo: Pearson.</w:t>
+      </w:r>
+    </w:p>
+    <w:p>
+      <w:pPr>
+        <w:tabs>
+          <w:tab w:val="left" w:pos="1080"/>
+        </w:tabs>
+        <w:spacing w:before="10"/>
+        <w:rPr>
+          <w:sz w:val="20"/>
+          <w:lang w:val="pt-BR"/>
+        </w:rPr>
+      </w:pPr>
+      <w:r>
+        <w:rPr>
+          <w:sz w:val="20"/>
+          <w:lang w:val="pt-BR"/>
+        </w:rPr>
+        <w:lastRenderedPageBreak/>
+        <w:t xml:space="preserve">PORTER, Michael. </w:t>
+      </w:r>
+      <w:r>
+        <w:rPr>
+          <w:i/>
+          <w:iCs/>
+          <w:sz w:val="20"/>
+          <w:lang w:val="pt-BR"/>
+        </w:rPr>
+        <w:t>Estratégia Competitiva</w:t>
+      </w:r>
+      <w:r>
+        <w:rPr>
+          <w:sz w:val="20"/>
+          <w:lang w:val="pt-BR"/>
+        </w:rPr>
+        <w:t>. Rio de Janeiro: Elsevier.</w:t>
+      </w:r>
+    </w:p>
+    <w:p>
+      <w:pPr>
+        <w:tabs>
+          <w:tab w:val="left" w:pos="1080"/>
+        </w:tabs>
+        <w:spacing w:before="10"/>
+        <w:rPr>
+          <w:sz w:val="20"/>
+          <w:lang w:val="pt-BR"/>
+        </w:rPr>
+      </w:pPr>
+      <w:r>
+        <w:rPr>
+          <w:sz w:val="20"/>
+          <w:lang w:val="pt-BR"/>
+        </w:rPr>
+        <w:t xml:space="preserve">THOMPSON JR., Arthur A.; STRICKLAND III, A. J. </w:t>
+      </w:r>
+      <w:r>
+        <w:rPr>
+          <w:i/>
+          <w:iCs/>
+          <w:sz w:val="20"/>
+          <w:lang w:val="pt-BR"/>
+        </w:rPr>
+        <w:t>Planejamento Estratégico: Elaboração e Execução de Estratégias</w:t>
+      </w:r>
+      <w:r>
+        <w:rPr>
+          <w:sz w:val="20"/>
+          <w:lang w:val="pt-BR"/>
+        </w:rPr>
+        <w:t>.</w:t>
+      </w:r>
+    </w:p>
+    <w:p>
+      <w:pPr>
+        <w:tabs>
+          <w:tab w:val="left" w:pos="1080"/>
+        </w:tabs>
+        <w:spacing w:before="10"/>
+        <w:rPr>
+          <w:sz w:val="20"/>
+        </w:rPr>
+      </w:pPr>
+    </w:p>
+    <w:p>
+      <w:pPr>
+        <w:pStyle w:val="Ttulo4"/>
+        <w:tabs>
+          <w:tab w:val="left" w:pos="1080"/>
+        </w:tabs>
+        <w:spacing w:before="1"/>
+        <w:ind w:left="0" w:firstLine="0"/>
+      </w:pPr>
     </w:p>
     <w:sectPr>
       <w:pgSz w:w="12240" w:h="15840"/>
@@ -20582,17 +23399,7 @@
                           </w:r>
                           <w:r>
                             <w:rPr>
-                              <w:rFonts w:ascii="Times New Roman" w:hAnsi="Times New Roman"/>
-                              <w:b/>
-                              <w:sz w:val="20"/>
-                            </w:rPr>
-                            <w:t>&lt;Nome</w:t>
-                          </w:r>
-                          <w:r>
-                            <w:rPr>
-                              <w:rFonts w:ascii="Times New Roman" w:hAnsi="Times New Roman"/>
-                              <w:b/>
-                              <w:spacing w:val="-3"/>
+                              <w:rFonts w:ascii="Symbol" w:hAnsi="Symbol"/>
                               <w:sz w:val="20"/>
                             </w:rPr>
                             <w:t xml:space="preserve"> </w:t>
@@ -20600,26 +23407,17 @@
                           <w:r>
                             <w:rPr>
                               <w:rFonts w:ascii="Times New Roman" w:hAnsi="Times New Roman"/>
-                              <w:b/>
+                              <w:bCs/>
                               <w:sz w:val="20"/>
                             </w:rPr>
-                            <w:t>da</w:t>
-                          </w:r>
-                          <w:r>
-                            <w:rPr>
-                              <w:rFonts w:ascii="Times New Roman" w:hAnsi="Times New Roman"/>
-                              <w:b/>
-                              <w:spacing w:val="-1"/>
-                              <w:sz w:val="20"/>
-                            </w:rPr>
-                            <w:t xml:space="preserve"> </w:t>
+                            <w:t>Projeto MFIX</w:t>
                           </w:r>
                           <w:r>
                             <w:rPr>
                               <w:rFonts w:ascii="Times New Roman" w:hAnsi="Times New Roman"/>
                               <w:sz w:val="20"/>
                             </w:rPr>
-                            <w:t>Projeto&gt;,</w:t>
+                            <w:t>,</w:t>
                           </w:r>
                           <w:r>
                             <w:rPr>
@@ -20676,17 +23474,7 @@
                     </w:r>
                     <w:r>
                       <w:rPr>
-                        <w:rFonts w:ascii="Times New Roman" w:hAnsi="Times New Roman"/>
-                        <w:b/>
-                        <w:sz w:val="20"/>
-                      </w:rPr>
-                      <w:t>&lt;Nome</w:t>
-                    </w:r>
-                    <w:r>
-                      <w:rPr>
-                        <w:rFonts w:ascii="Times New Roman" w:hAnsi="Times New Roman"/>
-                        <w:b/>
-                        <w:spacing w:val="-3"/>
+                        <w:rFonts w:ascii="Symbol" w:hAnsi="Symbol"/>
                         <w:sz w:val="20"/>
                       </w:rPr>
                       <w:t xml:space="preserve"> </w:t>
@@ -20694,26 +23482,17 @@
                     <w:r>
                       <w:rPr>
                         <w:rFonts w:ascii="Times New Roman" w:hAnsi="Times New Roman"/>
-                        <w:b/>
+                        <w:bCs/>
                         <w:sz w:val="20"/>
                       </w:rPr>
-                      <w:t>da</w:t>
-                    </w:r>
-                    <w:r>
-                      <w:rPr>
-                        <w:rFonts w:ascii="Times New Roman" w:hAnsi="Times New Roman"/>
-                        <w:b/>
-                        <w:spacing w:val="-1"/>
-                        <w:sz w:val="20"/>
-                      </w:rPr>
-                      <w:t xml:space="preserve"> </w:t>
+                      <w:t>Projeto MFIX</w:t>
                     </w:r>
                     <w:r>
                       <w:rPr>
                         <w:rFonts w:ascii="Times New Roman" w:hAnsi="Times New Roman"/>
                         <w:sz w:val="20"/>
                       </w:rPr>
-                      <w:t>Projeto&gt;,</w:t>
+                      <w:t>,</w:t>
                     </w:r>
                     <w:r>
                       <w:rPr>
@@ -21051,39 +23830,7 @@
                                     <w:rFonts w:ascii="Times New Roman"/>
                                     <w:sz w:val="20"/>
                                   </w:rPr>
-                                  <w:t>&lt;Nome</w:t>
-                                </w:r>
-                                <w:r>
-                                  <w:rPr>
-                                    <w:rFonts w:ascii="Times New Roman"/>
-                                    <w:spacing w:val="1"/>
-                                    <w:sz w:val="20"/>
-                                  </w:rPr>
-                                  <w:t xml:space="preserve"> </w:t>
-                                </w:r>
-                                <w:r>
-                                  <w:rPr>
-                                    <w:rFonts w:ascii="Times New Roman"/>
-                                    <w:sz w:val="20"/>
-                                  </w:rPr>
-                                  <w:t>do</w:t>
-                                </w:r>
-                                <w:r>
-                                  <w:rPr>
-                                    <w:rFonts w:ascii="Times New Roman"/>
-                                    <w:spacing w:val="2"/>
-                                    <w:sz w:val="20"/>
-                                  </w:rPr>
-                                  <w:t xml:space="preserve"> </w:t>
-                                </w:r>
-                                <w:r>
-                                  <w:rPr>
-                                    <w:rFonts w:ascii="Times New Roman"/>
-                                    <w:b/>
-                                    <w:spacing w:val="-2"/>
-                                    <w:sz w:val="20"/>
-                                  </w:rPr>
-                                  <w:t>Projeto&gt;</w:t>
+                                  <w:t>Projeto MFIX</w:t>
                                 </w:r>
                               </w:p>
                             </w:tc>
@@ -21110,22 +23857,7 @@
                                     <w:spacing w:val="-2"/>
                                     <w:sz w:val="20"/>
                                   </w:rPr>
-                                  <w:t>Versão:</w:t>
-                                </w:r>
-                                <w:r>
-                                  <w:rPr>
-                                    <w:rFonts w:ascii="Times New Roman" w:hAnsi="Times New Roman"/>
-                                    <w:sz w:val="20"/>
-                                  </w:rPr>
-                                  <w:tab/>
-                                </w:r>
-                                <w:r>
-                                  <w:rPr>
-                                    <w:rFonts w:ascii="Times New Roman" w:hAnsi="Times New Roman"/>
-                                    <w:spacing w:val="-2"/>
-                                    <w:sz w:val="20"/>
-                                  </w:rPr>
-                                  <w:t>&lt;1.0&gt;</w:t>
+                                  <w:t>Versão:1.0</w:t>
                                 </w:r>
                               </w:p>
                             </w:tc>
@@ -21238,7 +23970,39 @@
                                     <w:spacing w:val="-2"/>
                                     <w:sz w:val="20"/>
                                   </w:rPr>
-                                  <w:t>&lt;dd/mmm/aa&gt;</w:t>
+                                  <w:t>20</w:t>
+                                </w:r>
+                                <w:r>
+                                  <w:rPr>
+                                    <w:rFonts w:ascii="Times New Roman"/>
+                                    <w:spacing w:val="-2"/>
+                                    <w:sz w:val="20"/>
+                                  </w:rPr>
+                                  <w:t>/</w:t>
+                                </w:r>
+                                <w:r>
+                                  <w:rPr>
+                                    <w:rFonts w:ascii="Times New Roman"/>
+                                    <w:spacing w:val="-2"/>
+                                    <w:sz w:val="20"/>
+                                  </w:rPr>
+                                  <w:t>06</w:t>
+                                </w:r>
+                                <w:r>
+                                  <w:rPr>
+                                    <w:rFonts w:ascii="Times New Roman"/>
+                                    <w:spacing w:val="-2"/>
+                                    <w:sz w:val="20"/>
+                                  </w:rPr>
+                                  <w:t>/</w:t>
+                                </w:r>
+                                <w:r>
+                                  <w:rPr>
+                                    <w:rFonts w:ascii="Times New Roman"/>
+                                    <w:spacing w:val="-2"/>
+                                    <w:sz w:val="20"/>
+                                  </w:rPr>
+                                  <w:t>2026</w:t>
                                 </w:r>
                               </w:p>
                             </w:tc>
@@ -21313,39 +24077,7 @@
                               <w:rFonts w:ascii="Times New Roman"/>
                               <w:sz w:val="20"/>
                             </w:rPr>
-                            <w:t>&lt;Nome</w:t>
-                          </w:r>
-                          <w:r>
-                            <w:rPr>
-                              <w:rFonts w:ascii="Times New Roman"/>
-                              <w:spacing w:val="1"/>
-                              <w:sz w:val="20"/>
-                            </w:rPr>
-                            <w:t xml:space="preserve"> </w:t>
-                          </w:r>
-                          <w:r>
-                            <w:rPr>
-                              <w:rFonts w:ascii="Times New Roman"/>
-                              <w:sz w:val="20"/>
-                            </w:rPr>
-                            <w:t>do</w:t>
-                          </w:r>
-                          <w:r>
-                            <w:rPr>
-                              <w:rFonts w:ascii="Times New Roman"/>
-                              <w:spacing w:val="2"/>
-                              <w:sz w:val="20"/>
-                            </w:rPr>
-                            <w:t xml:space="preserve"> </w:t>
-                          </w:r>
-                          <w:r>
-                            <w:rPr>
-                              <w:rFonts w:ascii="Times New Roman"/>
-                              <w:b/>
-                              <w:spacing w:val="-2"/>
-                              <w:sz w:val="20"/>
-                            </w:rPr>
-                            <w:t>Projeto&gt;</w:t>
+                            <w:t>Projeto MFIX</w:t>
                           </w:r>
                         </w:p>
                       </w:tc>
@@ -21372,22 +24104,7 @@
                               <w:spacing w:val="-2"/>
                               <w:sz w:val="20"/>
                             </w:rPr>
-                            <w:t>Versão:</w:t>
-                          </w:r>
-                          <w:r>
-                            <w:rPr>
-                              <w:rFonts w:ascii="Times New Roman" w:hAnsi="Times New Roman"/>
-                              <w:sz w:val="20"/>
-                            </w:rPr>
-                            <w:tab/>
-                          </w:r>
-                          <w:r>
-                            <w:rPr>
-                              <w:rFonts w:ascii="Times New Roman" w:hAnsi="Times New Roman"/>
-                              <w:spacing w:val="-2"/>
-                              <w:sz w:val="20"/>
-                            </w:rPr>
-                            <w:t>&lt;1.0&gt;</w:t>
+                            <w:t>Versão:1.0</w:t>
                           </w:r>
                         </w:p>
                       </w:tc>
@@ -21500,7 +24217,39 @@
                               <w:spacing w:val="-2"/>
                               <w:sz w:val="20"/>
                             </w:rPr>
-                            <w:t>&lt;dd/mmm/aa&gt;</w:t>
+                            <w:t>20</w:t>
+                          </w:r>
+                          <w:r>
+                            <w:rPr>
+                              <w:rFonts w:ascii="Times New Roman"/>
+                              <w:spacing w:val="-2"/>
+                              <w:sz w:val="20"/>
+                            </w:rPr>
+                            <w:t>/</w:t>
+                          </w:r>
+                          <w:r>
+                            <w:rPr>
+                              <w:rFonts w:ascii="Times New Roman"/>
+                              <w:spacing w:val="-2"/>
+                              <w:sz w:val="20"/>
+                            </w:rPr>
+                            <w:t>06</w:t>
+                          </w:r>
+                          <w:r>
+                            <w:rPr>
+                              <w:rFonts w:ascii="Times New Roman"/>
+                              <w:spacing w:val="-2"/>
+                              <w:sz w:val="20"/>
+                            </w:rPr>
+                            <w:t>/</w:t>
+                          </w:r>
+                          <w:r>
+                            <w:rPr>
+                              <w:rFonts w:ascii="Times New Roman"/>
+                              <w:spacing w:val="-2"/>
+                              <w:sz w:val="20"/>
+                            </w:rPr>
+                            <w:t>2026</w:t>
                           </w:r>
                         </w:p>
                       </w:tc>
@@ -21526,6 +24275,146 @@
 <file path=word/numbering.xml><?xml version="1.0" encoding="utf-8"?>
 <w:numbering xmlns:wpc="http://schemas.microsoft.com/office/word/2010/wordprocessingCanvas" xmlns:cx="http://schemas.microsoft.com/office/drawing/2014/chartex" xmlns:cx1="http://schemas.microsoft.com/office/drawing/2015/9/8/chartex" xmlns:cx2="http://schemas.microsoft.com/office/drawing/2015/10/21/chartex" xmlns:cx3="http://schemas.microsoft.com/office/drawing/2016/5/9/chartex" xmlns:cx4="http://schemas.microsoft.com/office/drawing/2016/5/10/chartex" xmlns:cx5="http://schemas.microsoft.com/office/drawing/2016/5/11/chartex" xmlns:cx6="http://schemas.microsoft.com/office/drawing/2016/5/12/chartex" xmlns:cx7="http://schemas.microsoft.com/office/drawing/2016/5/13/chartex" xmlns:cx8="http://schemas.microsoft.com/office/drawing/2016/5/14/chartex" xmlns:mc="http://schemas.openxmlformats.org/markup-compatibility/2006" xmlns:aink="http://schemas.microsoft.com/office/drawing/2016/ink" xmlns:am3d="http://schemas.microsoft.com/office/drawing/2017/model3d" xmlns:o="urn:schemas-microsoft-com:office:office" xmlns:oel="http://schemas.microsoft.com/office/2019/extlst" xmlns:r="http://schemas.openxmlformats.org/officeDocument/2006/relationships" xmlns:m="http://schemas.openxmlformats.org/officeDocument/2006/math" xmlns:v="urn:schemas-microsoft-com:vml" xmlns:wp14="http://schemas.microsoft.com/office/word/2010/wordprocessingDrawing" xmlns:wp="http://schemas.openxmlformats.org/drawingml/2006/wordprocessingDrawing" xmlns:w10="urn:schemas-microsoft-com:office:word" xmlns:w="http://schemas.openxmlformats.org/wordprocessingml/2006/main" xmlns:w14="http://schemas.microsoft.com/office/word/2010/wordml" xmlns:w15="http://schemas.microsoft.com/office/word/2012/wordml" xmlns:w16cex="http://schemas.microsoft.com/office/word/2018/wordml/cex" xmlns:w16cid="http://schemas.microsoft.com/office/word/2016/wordml/cid" xmlns:w16="http://schemas.microsoft.com/office/word/2018/wordml" xmlns:w16du="http://schemas.microsoft.com/office/word/2023/wordml/word16du" xmlns:w16sdtdh="http://schemas.microsoft.com/office/word/2020/wordml/sdtdatahash" xmlns:w16sdtfl="http://schemas.microsoft.com/office/word/2024/wordml/sdtformatlock" xmlns:w16se="http://schemas.microsoft.com/office/word/2015/wordml/symex" xmlns:wpg="http://schemas.microsoft.com/office/word/2010/wordprocessingGroup" xmlns:wpi="http://schemas.microsoft.com/office/word/2010/wordprocessingInk" xmlns:wne="http://schemas.microsoft.com/office/word/2006/wordml" xmlns:wps="http://schemas.microsoft.com/office/word/2010/wordprocessingShape" mc:Ignorable="w14 w15 w16se w16cid w16 w16cex w16sdtdh w16sdtfl w16du wp14">
   <w:abstractNum w:abstractNumId="0" w15:restartNumberingAfterBreak="0">
+    <w:nsid w:val="08A609A7"/>
+    <w:multiLevelType w:val="multilevel"/>
+    <w:tmpl w:val="B22E05B4"/>
+    <w:lvl w:ilvl="0">
+      <w:start w:val="1"/>
+      <w:numFmt w:val="bullet"/>
+      <w:lvlText w:val="●"/>
+      <w:lvlJc w:val="left"/>
+      <w:pPr>
+        <w:ind w:left="720" w:hanging="360"/>
+      </w:pPr>
+      <w:rPr>
+        <w:strike w:val="0"/>
+        <w:dstrike w:val="0"/>
+        <w:u w:val="none"/>
+        <w:effect w:val="none"/>
+      </w:rPr>
+    </w:lvl>
+    <w:lvl w:ilvl="1">
+      <w:start w:val="1"/>
+      <w:numFmt w:val="bullet"/>
+      <w:lvlText w:val="○"/>
+      <w:lvlJc w:val="left"/>
+      <w:pPr>
+        <w:ind w:left="1440" w:hanging="360"/>
+      </w:pPr>
+      <w:rPr>
+        <w:strike w:val="0"/>
+        <w:dstrike w:val="0"/>
+        <w:u w:val="none"/>
+        <w:effect w:val="none"/>
+      </w:rPr>
+    </w:lvl>
+    <w:lvl w:ilvl="2">
+      <w:start w:val="1"/>
+      <w:numFmt w:val="bullet"/>
+      <w:lvlText w:val="■"/>
+      <w:lvlJc w:val="left"/>
+      <w:pPr>
+        <w:ind w:left="2160" w:hanging="360"/>
+      </w:pPr>
+      <w:rPr>
+        <w:strike w:val="0"/>
+        <w:dstrike w:val="0"/>
+        <w:u w:val="none"/>
+        <w:effect w:val="none"/>
+      </w:rPr>
+    </w:lvl>
+    <w:lvl w:ilvl="3">
+      <w:start w:val="1"/>
+      <w:numFmt w:val="bullet"/>
+      <w:lvlText w:val="●"/>
+      <w:lvlJc w:val="left"/>
+      <w:pPr>
+        <w:ind w:left="2880" w:hanging="360"/>
+      </w:pPr>
+      <w:rPr>
+        <w:strike w:val="0"/>
+        <w:dstrike w:val="0"/>
+        <w:u w:val="none"/>
+        <w:effect w:val="none"/>
+      </w:rPr>
+    </w:lvl>
+    <w:lvl w:ilvl="4">
+      <w:start w:val="1"/>
+      <w:numFmt w:val="bullet"/>
+      <w:lvlText w:val="○"/>
+      <w:lvlJc w:val="left"/>
+      <w:pPr>
+        <w:ind w:left="3600" w:hanging="360"/>
+      </w:pPr>
+      <w:rPr>
+        <w:strike w:val="0"/>
+        <w:dstrike w:val="0"/>
+        <w:u w:val="none"/>
+        <w:effect w:val="none"/>
+      </w:rPr>
+    </w:lvl>
+    <w:lvl w:ilvl="5">
+      <w:start w:val="1"/>
+      <w:numFmt w:val="bullet"/>
+      <w:lvlText w:val="■"/>
+      <w:lvlJc w:val="left"/>
+      <w:pPr>
+        <w:ind w:left="4320" w:hanging="360"/>
+      </w:pPr>
+      <w:rPr>
+        <w:strike w:val="0"/>
+        <w:dstrike w:val="0"/>
+        <w:u w:val="none"/>
+        <w:effect w:val="none"/>
+      </w:rPr>
+    </w:lvl>
+    <w:lvl w:ilvl="6">
+      <w:start w:val="1"/>
+      <w:numFmt w:val="bullet"/>
+      <w:lvlText w:val="●"/>
+      <w:lvlJc w:val="left"/>
+      <w:pPr>
+        <w:ind w:left="5040" w:hanging="360"/>
+      </w:pPr>
+      <w:rPr>
+        <w:strike w:val="0"/>
+        <w:dstrike w:val="0"/>
+        <w:u w:val="none"/>
+        <w:effect w:val="none"/>
+      </w:rPr>
+    </w:lvl>
+    <w:lvl w:ilvl="7">
+      <w:start w:val="1"/>
+      <w:numFmt w:val="bullet"/>
+      <w:lvlText w:val="○"/>
+      <w:lvlJc w:val="left"/>
+      <w:pPr>
+        <w:ind w:left="5760" w:hanging="360"/>
+      </w:pPr>
+      <w:rPr>
+        <w:strike w:val="0"/>
+        <w:dstrike w:val="0"/>
+        <w:u w:val="none"/>
+        <w:effect w:val="none"/>
+      </w:rPr>
+    </w:lvl>
+    <w:lvl w:ilvl="8">
+      <w:start w:val="1"/>
+      <w:numFmt w:val="bullet"/>
+      <w:lvlText w:val="■"/>
+      <w:lvlJc w:val="left"/>
+      <w:pPr>
+        <w:ind w:left="6480" w:hanging="360"/>
+      </w:pPr>
+      <w:rPr>
+        <w:strike w:val="0"/>
+        <w:dstrike w:val="0"/>
+        <w:u w:val="none"/>
+        <w:effect w:val="none"/>
+      </w:rPr>
+    </w:lvl>
+  </w:abstractNum>
+  <w:abstractNum w:abstractNumId="1" w15:restartNumberingAfterBreak="0">
     <w:nsid w:val="0948311D"/>
     <w:multiLevelType w:val="hybridMultilevel"/>
     <w:tmpl w:val="D30043B2"/>
@@ -21646,7 +24535,7 @@
       </w:rPr>
     </w:lvl>
   </w:abstractNum>
-  <w:abstractNum w:abstractNumId="1" w15:restartNumberingAfterBreak="0">
+  <w:abstractNum w:abstractNumId="2" w15:restartNumberingAfterBreak="0">
     <w:nsid w:val="311D6CC4"/>
     <w:multiLevelType w:val="hybridMultilevel"/>
     <w:tmpl w:val="C53893CA"/>
@@ -21767,7 +24656,7 @@
       </w:rPr>
     </w:lvl>
   </w:abstractNum>
-  <w:abstractNum w:abstractNumId="2" w15:restartNumberingAfterBreak="0">
+  <w:abstractNum w:abstractNumId="3" w15:restartNumberingAfterBreak="0">
     <w:nsid w:val="47F84379"/>
     <w:multiLevelType w:val="hybridMultilevel"/>
     <w:tmpl w:val="80387E30"/>
@@ -21897,7 +24786,7 @@
       </w:rPr>
     </w:lvl>
   </w:abstractNum>
-  <w:abstractNum w:abstractNumId="3" w15:restartNumberingAfterBreak="0">
+  <w:abstractNum w:abstractNumId="4" w15:restartNumberingAfterBreak="0">
     <w:nsid w:val="4FB508C6"/>
     <w:multiLevelType w:val="hybridMultilevel"/>
     <w:tmpl w:val="85E08732"/>
@@ -22019,7 +24908,7 @@
       </w:rPr>
     </w:lvl>
   </w:abstractNum>
-  <w:abstractNum w:abstractNumId="4" w15:restartNumberingAfterBreak="0">
+  <w:abstractNum w:abstractNumId="5" w15:restartNumberingAfterBreak="0">
     <w:nsid w:val="5BCC6B43"/>
     <w:multiLevelType w:val="hybridMultilevel"/>
     <w:tmpl w:val="4F7CBF08"/>
@@ -22149,7 +25038,7 @@
       </w:rPr>
     </w:lvl>
   </w:abstractNum>
-  <w:abstractNum w:abstractNumId="5" w15:restartNumberingAfterBreak="0">
+  <w:abstractNum w:abstractNumId="6" w15:restartNumberingAfterBreak="0">
     <w:nsid w:val="65AD7714"/>
     <w:multiLevelType w:val="multilevel"/>
     <w:tmpl w:val="15663886"/>
@@ -22280,7 +25169,7 @@
       </w:rPr>
     </w:lvl>
   </w:abstractNum>
-  <w:abstractNum w:abstractNumId="6" w15:restartNumberingAfterBreak="0">
+  <w:abstractNum w:abstractNumId="7" w15:restartNumberingAfterBreak="0">
     <w:nsid w:val="70B05AA4"/>
     <w:multiLevelType w:val="multilevel"/>
     <w:tmpl w:val="0E08C95A"/>
@@ -22411,7 +25300,219 @@
       </w:rPr>
     </w:lvl>
   </w:abstractNum>
-  <w:abstractNum w:abstractNumId="7" w15:restartNumberingAfterBreak="0">
+  <w:abstractNum w:abstractNumId="8" w15:restartNumberingAfterBreak="0">
+    <w:nsid w:val="7B0672DE"/>
+    <w:multiLevelType w:val="hybridMultilevel"/>
+    <w:tmpl w:val="193EE04C"/>
+    <w:lvl w:ilvl="0" w:tplc="545A8452">
+      <w:start w:val="1"/>
+      <w:numFmt w:val="bullet"/>
+      <w:lvlText w:val="•"/>
+      <w:lvlJc w:val="left"/>
+      <w:pPr>
+        <w:ind w:left="360" w:firstLine="0"/>
+      </w:pPr>
+      <w:rPr>
+        <w:rFonts w:ascii="Arial" w:eastAsia="Arial" w:hAnsi="Arial" w:cs="Arial"/>
+        <w:b w:val="0"/>
+        <w:i w:val="0"/>
+        <w:strike w:val="0"/>
+        <w:dstrike w:val="0"/>
+        <w:color w:val="000000"/>
+        <w:sz w:val="24"/>
+        <w:szCs w:val="24"/>
+        <w:u w:val="none" w:color="000000"/>
+        <w:effect w:val="none"/>
+        <w:bdr w:val="none" w:sz="0" w:space="0" w:color="auto" w:frame="1"/>
+        <w:vertAlign w:val="baseline"/>
+      </w:rPr>
+    </w:lvl>
+    <w:lvl w:ilvl="1" w:tplc="C05C000C">
+      <w:start w:val="1"/>
+      <w:numFmt w:val="bullet"/>
+      <w:lvlText w:val="o"/>
+      <w:lvlJc w:val="left"/>
+      <w:pPr>
+        <w:ind w:left="1080" w:firstLine="0"/>
+      </w:pPr>
+      <w:rPr>
+        <w:rFonts w:ascii="Arial" w:eastAsia="Arial" w:hAnsi="Arial" w:cs="Arial"/>
+        <w:b w:val="0"/>
+        <w:i w:val="0"/>
+        <w:strike w:val="0"/>
+        <w:dstrike w:val="0"/>
+        <w:color w:val="000000"/>
+        <w:sz w:val="24"/>
+        <w:szCs w:val="24"/>
+        <w:u w:val="none" w:color="000000"/>
+        <w:effect w:val="none"/>
+        <w:bdr w:val="none" w:sz="0" w:space="0" w:color="auto" w:frame="1"/>
+        <w:vertAlign w:val="baseline"/>
+      </w:rPr>
+    </w:lvl>
+    <w:lvl w:ilvl="2" w:tplc="3B8CF310">
+      <w:start w:val="1"/>
+      <w:numFmt w:val="bullet"/>
+      <w:lvlText w:val="▪"/>
+      <w:lvlJc w:val="left"/>
+      <w:pPr>
+        <w:ind w:left="1800" w:firstLine="0"/>
+      </w:pPr>
+      <w:rPr>
+        <w:rFonts w:ascii="Arial" w:eastAsia="Arial" w:hAnsi="Arial" w:cs="Arial"/>
+        <w:b w:val="0"/>
+        <w:i w:val="0"/>
+        <w:strike w:val="0"/>
+        <w:dstrike w:val="0"/>
+        <w:color w:val="000000"/>
+        <w:sz w:val="24"/>
+        <w:szCs w:val="24"/>
+        <w:u w:val="none" w:color="000000"/>
+        <w:effect w:val="none"/>
+        <w:bdr w:val="none" w:sz="0" w:space="0" w:color="auto" w:frame="1"/>
+        <w:vertAlign w:val="baseline"/>
+      </w:rPr>
+    </w:lvl>
+    <w:lvl w:ilvl="3" w:tplc="4464117A">
+      <w:start w:val="1"/>
+      <w:numFmt w:val="bullet"/>
+      <w:lvlText w:val="•"/>
+      <w:lvlJc w:val="left"/>
+      <w:pPr>
+        <w:ind w:left="2520" w:firstLine="0"/>
+      </w:pPr>
+      <w:rPr>
+        <w:rFonts w:ascii="Arial" w:eastAsia="Arial" w:hAnsi="Arial" w:cs="Arial"/>
+        <w:b w:val="0"/>
+        <w:i w:val="0"/>
+        <w:strike w:val="0"/>
+        <w:dstrike w:val="0"/>
+        <w:color w:val="000000"/>
+        <w:sz w:val="24"/>
+        <w:szCs w:val="24"/>
+        <w:u w:val="none" w:color="000000"/>
+        <w:effect w:val="none"/>
+        <w:bdr w:val="none" w:sz="0" w:space="0" w:color="auto" w:frame="1"/>
+        <w:vertAlign w:val="baseline"/>
+      </w:rPr>
+    </w:lvl>
+    <w:lvl w:ilvl="4" w:tplc="E6F0316A">
+      <w:start w:val="1"/>
+      <w:numFmt w:val="bullet"/>
+      <w:lvlText w:val="o"/>
+      <w:lvlJc w:val="left"/>
+      <w:pPr>
+        <w:ind w:left="3240" w:firstLine="0"/>
+      </w:pPr>
+      <w:rPr>
+        <w:rFonts w:ascii="Arial" w:eastAsia="Arial" w:hAnsi="Arial" w:cs="Arial"/>
+        <w:b w:val="0"/>
+        <w:i w:val="0"/>
+        <w:strike w:val="0"/>
+        <w:dstrike w:val="0"/>
+        <w:color w:val="000000"/>
+        <w:sz w:val="24"/>
+        <w:szCs w:val="24"/>
+        <w:u w:val="none" w:color="000000"/>
+        <w:effect w:val="none"/>
+        <w:bdr w:val="none" w:sz="0" w:space="0" w:color="auto" w:frame="1"/>
+        <w:vertAlign w:val="baseline"/>
+      </w:rPr>
+    </w:lvl>
+    <w:lvl w:ilvl="5" w:tplc="08002132">
+      <w:start w:val="1"/>
+      <w:numFmt w:val="bullet"/>
+      <w:lvlText w:val="▪"/>
+      <w:lvlJc w:val="left"/>
+      <w:pPr>
+        <w:ind w:left="3960" w:firstLine="0"/>
+      </w:pPr>
+      <w:rPr>
+        <w:rFonts w:ascii="Arial" w:eastAsia="Arial" w:hAnsi="Arial" w:cs="Arial"/>
+        <w:b w:val="0"/>
+        <w:i w:val="0"/>
+        <w:strike w:val="0"/>
+        <w:dstrike w:val="0"/>
+        <w:color w:val="000000"/>
+        <w:sz w:val="24"/>
+        <w:szCs w:val="24"/>
+        <w:u w:val="none" w:color="000000"/>
+        <w:effect w:val="none"/>
+        <w:bdr w:val="none" w:sz="0" w:space="0" w:color="auto" w:frame="1"/>
+        <w:vertAlign w:val="baseline"/>
+      </w:rPr>
+    </w:lvl>
+    <w:lvl w:ilvl="6" w:tplc="D4B01C36">
+      <w:start w:val="1"/>
+      <w:numFmt w:val="bullet"/>
+      <w:lvlText w:val="•"/>
+      <w:lvlJc w:val="left"/>
+      <w:pPr>
+        <w:ind w:left="4680" w:firstLine="0"/>
+      </w:pPr>
+      <w:rPr>
+        <w:rFonts w:ascii="Arial" w:eastAsia="Arial" w:hAnsi="Arial" w:cs="Arial"/>
+        <w:b w:val="0"/>
+        <w:i w:val="0"/>
+        <w:strike w:val="0"/>
+        <w:dstrike w:val="0"/>
+        <w:color w:val="000000"/>
+        <w:sz w:val="24"/>
+        <w:szCs w:val="24"/>
+        <w:u w:val="none" w:color="000000"/>
+        <w:effect w:val="none"/>
+        <w:bdr w:val="none" w:sz="0" w:space="0" w:color="auto" w:frame="1"/>
+        <w:vertAlign w:val="baseline"/>
+      </w:rPr>
+    </w:lvl>
+    <w:lvl w:ilvl="7" w:tplc="A1BE901E">
+      <w:start w:val="1"/>
+      <w:numFmt w:val="bullet"/>
+      <w:lvlText w:val="o"/>
+      <w:lvlJc w:val="left"/>
+      <w:pPr>
+        <w:ind w:left="5400" w:firstLine="0"/>
+      </w:pPr>
+      <w:rPr>
+        <w:rFonts w:ascii="Arial" w:eastAsia="Arial" w:hAnsi="Arial" w:cs="Arial"/>
+        <w:b w:val="0"/>
+        <w:i w:val="0"/>
+        <w:strike w:val="0"/>
+        <w:dstrike w:val="0"/>
+        <w:color w:val="000000"/>
+        <w:sz w:val="24"/>
+        <w:szCs w:val="24"/>
+        <w:u w:val="none" w:color="000000"/>
+        <w:effect w:val="none"/>
+        <w:bdr w:val="none" w:sz="0" w:space="0" w:color="auto" w:frame="1"/>
+        <w:vertAlign w:val="baseline"/>
+      </w:rPr>
+    </w:lvl>
+    <w:lvl w:ilvl="8" w:tplc="6BC03406">
+      <w:start w:val="1"/>
+      <w:numFmt w:val="bullet"/>
+      <w:lvlText w:val="▪"/>
+      <w:lvlJc w:val="left"/>
+      <w:pPr>
+        <w:ind w:left="6120" w:firstLine="0"/>
+      </w:pPr>
+      <w:rPr>
+        <w:rFonts w:ascii="Arial" w:eastAsia="Arial" w:hAnsi="Arial" w:cs="Arial"/>
+        <w:b w:val="0"/>
+        <w:i w:val="0"/>
+        <w:strike w:val="0"/>
+        <w:dstrike w:val="0"/>
+        <w:color w:val="000000"/>
+        <w:sz w:val="24"/>
+        <w:szCs w:val="24"/>
+        <w:u w:val="none" w:color="000000"/>
+        <w:effect w:val="none"/>
+        <w:bdr w:val="none" w:sz="0" w:space="0" w:color="auto" w:frame="1"/>
+        <w:vertAlign w:val="baseline"/>
+      </w:rPr>
+    </w:lvl>
+  </w:abstractNum>
+  <w:abstractNum w:abstractNumId="9" w15:restartNumberingAfterBreak="0">
     <w:nsid w:val="7C6632A8"/>
     <w:multiLevelType w:val="hybridMultilevel"/>
     <w:tmpl w:val="34B440DA"/>
@@ -22541,28 +25642,52 @@
     </w:lvl>
   </w:abstractNum>
   <w:num w:numId="1" w16cid:durableId="578753930">
+    <w:abstractNumId w:val="9"/>
+  </w:num>
+  <w:num w:numId="2" w16cid:durableId="1668289833">
+    <w:abstractNumId w:val="1"/>
+  </w:num>
+  <w:num w:numId="3" w16cid:durableId="813372409">
+    <w:abstractNumId w:val="3"/>
+  </w:num>
+  <w:num w:numId="4" w16cid:durableId="1147086794">
+    <w:abstractNumId w:val="5"/>
+  </w:num>
+  <w:num w:numId="5" w16cid:durableId="1956785129">
+    <w:abstractNumId w:val="2"/>
+  </w:num>
+  <w:num w:numId="6" w16cid:durableId="533272930">
     <w:abstractNumId w:val="7"/>
   </w:num>
-  <w:num w:numId="2" w16cid:durableId="1668289833">
-    <w:abstractNumId w:val="0"/>
+  <w:num w:numId="7" w16cid:durableId="808792019">
+    <w:abstractNumId w:val="6"/>
   </w:num>
-  <w:num w:numId="3" w16cid:durableId="813372409">
-    <w:abstractNumId w:val="2"/>
-  </w:num>
-  <w:num w:numId="4" w16cid:durableId="1147086794">
+  <w:num w:numId="8" w16cid:durableId="1390687710">
     <w:abstractNumId w:val="4"/>
   </w:num>
-  <w:num w:numId="5" w16cid:durableId="1956785129">
-    <w:abstractNumId w:val="1"/>
+  <w:num w:numId="9" w16cid:durableId="955864448">
+    <w:abstractNumId w:val="0"/>
+    <w:lvlOverride w:ilvl="0"/>
+    <w:lvlOverride w:ilvl="1"/>
+    <w:lvlOverride w:ilvl="2"/>
+    <w:lvlOverride w:ilvl="3"/>
+    <w:lvlOverride w:ilvl="4"/>
+    <w:lvlOverride w:ilvl="5"/>
+    <w:lvlOverride w:ilvl="6"/>
+    <w:lvlOverride w:ilvl="7"/>
+    <w:lvlOverride w:ilvl="8"/>
   </w:num>
-  <w:num w:numId="6" w16cid:durableId="533272930">
-    <w:abstractNumId w:val="6"/>
-  </w:num>
-  <w:num w:numId="7" w16cid:durableId="808792019">
-    <w:abstractNumId w:val="5"/>
-  </w:num>
-  <w:num w:numId="8" w16cid:durableId="1390687710">
-    <w:abstractNumId w:val="3"/>
+  <w:num w:numId="10" w16cid:durableId="890573762">
+    <w:abstractNumId w:val="8"/>
+    <w:lvlOverride w:ilvl="0"/>
+    <w:lvlOverride w:ilvl="1"/>
+    <w:lvlOverride w:ilvl="2"/>
+    <w:lvlOverride w:ilvl="3"/>
+    <w:lvlOverride w:ilvl="4"/>
+    <w:lvlOverride w:ilvl="5"/>
+    <w:lvlOverride w:ilvl="6"/>
+    <w:lvlOverride w:ilvl="7"/>
+    <w:lvlOverride w:ilvl="8"/>
   </w:num>
 </w:numbering>
 </file>
@@ -23030,6 +26155,7 @@
   <w:style w:type="paragraph" w:styleId="Ttulo4">
     <w:name w:val="heading 4"/>
     <w:basedOn w:val="Normal"/>
+    <w:link w:val="Ttulo4Char"/>
     <w:uiPriority w:val="9"/>
     <w:unhideWhenUsed/>
     <w:qFormat/>
@@ -23048,7 +26174,6 @@
   <w:style w:type="character" w:default="1" w:styleId="Fontepargpadro">
     <w:name w:val="Default Paragraph Font"/>
     <w:uiPriority w:val="1"/>
-    <w:semiHidden/>
     <w:unhideWhenUsed/>
   </w:style>
   <w:style w:type="table" w:default="1" w:styleId="Tabelanormal">
@@ -23156,7 +26281,6 @@
     <w:name w:val="Normal (Web)"/>
     <w:basedOn w:val="Normal"/>
     <w:uiPriority w:val="99"/>
-    <w:semiHidden/>
     <w:unhideWhenUsed/>
     <w:rsid w:val="00C35771"/>
     <w:pPr>
@@ -23181,6 +26305,71 @@
     <w:rPr>
       <w:b/>
       <w:bCs/>
+    </w:rPr>
+  </w:style>
+  <w:style w:type="paragraph" w:styleId="Cabealho">
+    <w:name w:val="header"/>
+    <w:basedOn w:val="Normal"/>
+    <w:link w:val="CabealhoChar"/>
+    <w:uiPriority w:val="99"/>
+    <w:unhideWhenUsed/>
+    <w:rsid w:val="00181C87"/>
+    <w:pPr>
+      <w:tabs>
+        <w:tab w:val="center" w:pos="4252"/>
+        <w:tab w:val="right" w:pos="8504"/>
+      </w:tabs>
+    </w:pPr>
+  </w:style>
+  <w:style w:type="character" w:customStyle="1" w:styleId="CabealhoChar">
+    <w:name w:val="Cabeçalho Char"/>
+    <w:basedOn w:val="Fontepargpadro"/>
+    <w:link w:val="Cabealho"/>
+    <w:uiPriority w:val="99"/>
+    <w:rsid w:val="00181C87"/>
+    <w:rPr>
+      <w:rFonts w:ascii="Arial MT" w:eastAsia="Arial MT" w:hAnsi="Arial MT" w:cs="Arial MT"/>
+      <w:lang w:val="pt-PT"/>
+    </w:rPr>
+  </w:style>
+  <w:style w:type="paragraph" w:styleId="Rodap">
+    <w:name w:val="footer"/>
+    <w:basedOn w:val="Normal"/>
+    <w:link w:val="RodapChar"/>
+    <w:uiPriority w:val="99"/>
+    <w:unhideWhenUsed/>
+    <w:rsid w:val="00181C87"/>
+    <w:pPr>
+      <w:tabs>
+        <w:tab w:val="center" w:pos="4252"/>
+        <w:tab w:val="right" w:pos="8504"/>
+      </w:tabs>
+    </w:pPr>
+  </w:style>
+  <w:style w:type="character" w:customStyle="1" w:styleId="RodapChar">
+    <w:name w:val="Rodapé Char"/>
+    <w:basedOn w:val="Fontepargpadro"/>
+    <w:link w:val="Rodap"/>
+    <w:uiPriority w:val="99"/>
+    <w:rsid w:val="00181C87"/>
+    <w:rPr>
+      <w:rFonts w:ascii="Arial MT" w:eastAsia="Arial MT" w:hAnsi="Arial MT" w:cs="Arial MT"/>
+      <w:lang w:val="pt-PT"/>
+    </w:rPr>
+  </w:style>
+  <w:style w:type="character" w:customStyle="1" w:styleId="Ttulo4Char">
+    <w:name w:val="Título 4 Char"/>
+    <w:basedOn w:val="Fontepargpadro"/>
+    <w:link w:val="Ttulo4"/>
+    <w:uiPriority w:val="9"/>
+    <w:rsid w:val="00F43D2F"/>
+    <w:rPr>
+      <w:rFonts w:ascii="Arial" w:eastAsia="Arial" w:hAnsi="Arial" w:cs="Arial"/>
+      <w:b/>
+      <w:bCs/>
+      <w:sz w:val="20"/>
+      <w:szCs w:val="20"/>
+      <w:lang w:val="pt-PT"/>
     </w:rPr>
   </w:style>
 </w:styles>

--- a/MFIX-OFC.docx
+++ b/MFIX-OFC.docx
@@ -389,6 +389,12 @@
         <w:pStyle w:val="Ttulo2"/>
         <w:ind w:left="993" w:right="1509" w:firstLine="142"/>
         <w:sectPr>
+          <w:headerReference w:type="even" r:id="rId8"/>
+          <w:headerReference w:type="default" r:id="rId9"/>
+          <w:footerReference w:type="even" r:id="rId10"/>
+          <w:footerReference w:type="default" r:id="rId11"/>
+          <w:headerReference w:type="first" r:id="rId12"/>
+          <w:footerReference w:type="first" r:id="rId13"/>
           <w:type w:val="continuous"/>
           <w:pgSz w:w="12240" w:h="15840"/>
           <w:pgMar w:top="640" w:right="720" w:bottom="280" w:left="1080" w:header="720" w:footer="720" w:gutter="0"/>
@@ -2404,8 +2410,8 @@
           <w:sz w:val="24"/>
         </w:rPr>
         <w:sectPr>
-          <w:headerReference w:type="default" r:id="rId8"/>
-          <w:footerReference w:type="default" r:id="rId9"/>
+          <w:headerReference w:type="default" r:id="rId14"/>
+          <w:footerReference w:type="default" r:id="rId15"/>
           <w:pgSz w:w="12240" w:h="15840"/>
           <w:pgMar w:top="1260" w:right="720" w:bottom="1200" w:left="1080" w:header="728" w:footer="1002" w:gutter="0"/>
           <w:pgNumType w:start="2"/>
@@ -7064,16 +7070,7 @@
                 <w:color w:val="000000" w:themeColor="text1"/>
                 <w:sz w:val="20"/>
               </w:rPr>
-              <w:t>M</w:t>
-            </w:r>
-            <w:r>
-              <w:rPr>
-                <w:rFonts w:ascii="Times New Roman"/>
-                <w:i/>
-                <w:color w:val="000000" w:themeColor="text1"/>
-                <w:sz w:val="20"/>
-              </w:rPr>
-              <w:t>onitoramento das movimenta</w:t>
+              <w:t>Monitoramento das movimenta</w:t>
             </w:r>
             <w:r>
               <w:rPr>
@@ -7082,16 +7079,7 @@
                 <w:color w:val="000000" w:themeColor="text1"/>
                 <w:sz w:val="20"/>
               </w:rPr>
-              <w:t>ç</w:t>
-            </w:r>
-            <w:r>
-              <w:rPr>
-                <w:rFonts w:ascii="Times New Roman" w:hAnsi="Times New Roman" w:cs="Times New Roman"/>
-                <w:i/>
-                <w:color w:val="000000" w:themeColor="text1"/>
-                <w:sz w:val="20"/>
-              </w:rPr>
-              <w:t>õ</w:t>
+              <w:t>çõ</w:t>
             </w:r>
             <w:r>
               <w:rPr>
@@ -7359,14 +7347,7 @@
                 <w:rFonts w:ascii="Times New Roman" w:hAnsi="Times New Roman"/>
                 <w:sz w:val="20"/>
               </w:rPr>
-              <w:t>C</w:t>
-            </w:r>
-            <w:r>
-              <w:rPr>
-                <w:rFonts w:ascii="Times New Roman" w:hAnsi="Times New Roman"/>
-                <w:sz w:val="20"/>
-              </w:rPr>
-              <w:t xml:space="preserve">ujo impacto </w:t>
+              <w:t xml:space="preserve">Cujo impacto </w:t>
             </w:r>
             <w:r>
               <w:rPr>
@@ -7406,25 +7387,7 @@
                 <w:color w:val="000000" w:themeColor="text1"/>
                 <w:sz w:val="20"/>
               </w:rPr>
-              <w:t>•Dificuldade no acompanhamento das movimentações de</w:t>
-            </w:r>
-            <w:r>
-              <w:rPr>
-                <w:rFonts w:ascii="Times New Roman" w:hAnsi="Times New Roman"/>
-                <w:i/>
-                <w:color w:val="000000" w:themeColor="text1"/>
-                <w:sz w:val="20"/>
-              </w:rPr>
-              <w:t xml:space="preserve"> </w:t>
-            </w:r>
-            <w:r>
-              <w:rPr>
-                <w:rFonts w:ascii="Times New Roman" w:hAnsi="Times New Roman"/>
-                <w:i/>
-                <w:color w:val="000000" w:themeColor="text1"/>
-                <w:sz w:val="20"/>
-              </w:rPr>
-              <w:t>estoque;</w:t>
+              <w:t>•Dificuldade no acompanhamento das movimentações de estoque;</w:t>
             </w:r>
           </w:p>
           <w:p>
@@ -7589,14 +7552,7 @@
                 <w:rFonts w:ascii="Times New Roman" w:hAnsi="Times New Roman"/>
                 <w:sz w:val="20"/>
               </w:rPr>
-              <w:t>U</w:t>
-            </w:r>
-            <w:r>
-              <w:rPr>
-                <w:rFonts w:ascii="Times New Roman" w:hAnsi="Times New Roman"/>
-                <w:sz w:val="20"/>
-              </w:rPr>
-              <w:t>ma</w:t>
+              <w:t>Uma</w:t>
             </w:r>
             <w:r>
               <w:rPr>
@@ -8042,6 +7998,36 @@
     </w:p>
     <w:p>
       <w:pPr>
+        <w:pStyle w:val="Corpodetexto"/>
+        <w:spacing w:before="33"/>
+      </w:pPr>
+    </w:p>
+    <w:p>
+      <w:pPr>
+        <w:pStyle w:val="Corpodetexto"/>
+        <w:spacing w:before="33"/>
+      </w:pPr>
+    </w:p>
+    <w:p>
+      <w:pPr>
+        <w:pStyle w:val="Corpodetexto"/>
+        <w:spacing w:before="33"/>
+      </w:pPr>
+    </w:p>
+    <w:p>
+      <w:pPr>
+        <w:pStyle w:val="Corpodetexto"/>
+        <w:spacing w:before="33"/>
+      </w:pPr>
+    </w:p>
+    <w:p>
+      <w:pPr>
+        <w:pStyle w:val="Corpodetexto"/>
+        <w:spacing w:before="33"/>
+      </w:pPr>
+    </w:p>
+    <w:p>
+      <w:pPr>
         <w:pStyle w:val="Ttulo4"/>
         <w:numPr>
           <w:ilvl w:val="0"/>
@@ -8081,159 +8067,72 @@
     </w:p>
     <w:p>
       <w:pPr>
-        <w:pStyle w:val="Corpodetexto"/>
-        <w:spacing w:before="66"/>
-        <w:ind w:left="360"/>
-        <w:jc w:val="both"/>
-      </w:pPr>
-      <w:r>
-        <w:rPr>
-          <w:color w:val="0000FF"/>
-        </w:rPr>
-        <w:t>[Esta</w:t>
-      </w:r>
-      <w:r>
-        <w:rPr>
-          <w:color w:val="0000FF"/>
-          <w:spacing w:val="-4"/>
-        </w:rPr>
-        <w:t xml:space="preserve"> </w:t>
-      </w:r>
-      <w:r>
-        <w:rPr>
-          <w:color w:val="0000FF"/>
-        </w:rPr>
-        <w:t>seção</w:t>
-      </w:r>
-      <w:r>
-        <w:rPr>
-          <w:color w:val="0000FF"/>
-          <w:spacing w:val="-2"/>
-        </w:rPr>
-        <w:t xml:space="preserve"> </w:t>
-      </w:r>
-      <w:r>
-        <w:rPr>
-          <w:color w:val="0000FF"/>
-        </w:rPr>
-        <w:t>oferece uma</w:t>
-      </w:r>
-      <w:r>
-        <w:rPr>
-          <w:color w:val="0000FF"/>
-          <w:spacing w:val="-2"/>
-        </w:rPr>
-        <w:t xml:space="preserve"> </w:t>
-      </w:r>
-      <w:r>
-        <w:rPr>
-          <w:color w:val="0000FF"/>
-        </w:rPr>
-        <w:t>visão</w:t>
-      </w:r>
-      <w:r>
-        <w:rPr>
-          <w:color w:val="0000FF"/>
-          <w:spacing w:val="-1"/>
-        </w:rPr>
-        <w:t xml:space="preserve"> </w:t>
-      </w:r>
-      <w:r>
-        <w:rPr>
-          <w:color w:val="0000FF"/>
-        </w:rPr>
-        <w:t>de</w:t>
-      </w:r>
-      <w:r>
-        <w:rPr>
-          <w:color w:val="0000FF"/>
-          <w:spacing w:val="-1"/>
-        </w:rPr>
-        <w:t xml:space="preserve"> </w:t>
-      </w:r>
-      <w:r>
-        <w:rPr>
-          <w:color w:val="0000FF"/>
-        </w:rPr>
-        <w:t>nível</w:t>
-      </w:r>
-      <w:r>
-        <w:rPr>
-          <w:color w:val="0000FF"/>
-          <w:spacing w:val="-3"/>
-        </w:rPr>
-        <w:t xml:space="preserve"> </w:t>
-      </w:r>
-      <w:r>
-        <w:rPr>
-          <w:color w:val="0000FF"/>
-        </w:rPr>
-        <w:t>superior do</w:t>
-      </w:r>
-      <w:r>
-        <w:rPr>
-          <w:color w:val="0000FF"/>
-          <w:spacing w:val="-1"/>
-        </w:rPr>
-        <w:t xml:space="preserve"> </w:t>
-      </w:r>
-      <w:r>
-        <w:rPr>
-          <w:color w:val="0000FF"/>
-        </w:rPr>
-        <w:t>projeto</w:t>
-      </w:r>
-      <w:r>
-        <w:rPr>
-          <w:color w:val="0000FF"/>
-          <w:spacing w:val="-3"/>
-        </w:rPr>
-        <w:t xml:space="preserve"> </w:t>
-      </w:r>
-      <w:r>
-        <w:rPr>
-          <w:color w:val="0000FF"/>
-        </w:rPr>
-        <w:t>detalhando</w:t>
-      </w:r>
-      <w:r>
-        <w:rPr>
-          <w:color w:val="0000FF"/>
-          <w:spacing w:val="-2"/>
-        </w:rPr>
-        <w:t xml:space="preserve"> </w:t>
-      </w:r>
-      <w:r>
-        <w:rPr>
-          <w:color w:val="0000FF"/>
-        </w:rPr>
-        <w:t>seus</w:t>
-      </w:r>
-      <w:r>
-        <w:rPr>
-          <w:color w:val="0000FF"/>
-          <w:spacing w:val="1"/>
-        </w:rPr>
-        <w:t xml:space="preserve"> </w:t>
-      </w:r>
-      <w:r>
-        <w:rPr>
-          <w:color w:val="0000FF"/>
-          <w:spacing w:val="-2"/>
-        </w:rPr>
-        <w:t>objetivos.]</w:t>
+        <w:pStyle w:val="NormalWeb"/>
+        <w:spacing w:before="0" w:after="120"/>
+        <w:ind w:firstLine="357"/>
+      </w:pPr>
+      <w:r>
+        <w:t xml:space="preserve">O projeto MFIX tem como objetivo desenvolver uma solução informatizada voltada ao gerenciamento estratégico e operacional das movimentações de estoque da empresa. </w:t>
+      </w:r>
+      <w:r>
+        <w:br/>
+        <w:t>A proposta contempla a integração entre banco de dados relacional, processos ETL, ambiente de Data Warehouse e dashboards analíticos, permitindo centralização das informações e maior confiabilidade dos dados organizacionais.</w:t>
       </w:r>
     </w:p>
     <w:p>
       <w:pPr>
-        <w:pStyle w:val="Corpodetexto"/>
-      </w:pPr>
+        <w:pStyle w:val="NormalWeb"/>
+        <w:spacing w:before="0" w:after="120"/>
+        <w:ind w:firstLine="357"/>
+      </w:pPr>
+      <w:r>
+        <w:t xml:space="preserve">A solução permitirá monitoramento das entradas e saídas de produtos, controle logístico, rastreamento de movimentações e acompanhamento de indicadores estratégicos em tempo real. </w:t>
+      </w:r>
+      <w:r>
+        <w:br/>
+        <w:t>Além disso, o sistema contribuirá para automatização de processos internos, redução de falhas operacionais e melhoria da eficiência administrativa.</w:t>
+      </w:r>
     </w:p>
     <w:p>
       <w:pPr>
-        <w:pStyle w:val="Corpodetexto"/>
-        <w:spacing w:before="154"/>
-      </w:pPr>
+        <w:pStyle w:val="NormalWeb"/>
+        <w:spacing w:before="0" w:after="120"/>
+        <w:ind w:firstLine="357"/>
+      </w:pPr>
+      <w:r>
+        <w:t>O ambiente analítico desenvolvido possibilitará transformar dados operacionais em informações estratégicas para apoio à tomada de decisão, permitindo identificar padrões de movimentação, prever demandas e acompanhar indicadores de desempenho organizacional.</w:t>
+      </w:r>
+      <w:r>
+        <w:br/>
+      </w:r>
+      <w:r>
+        <w:br/>
+        <w:t>Entre os principais benefícios esperados estão:</w:t>
+      </w:r>
+      <w:r>
+        <w:br/>
+        <w:t>• melhoria no controle de estoque;</w:t>
+      </w:r>
+      <w:r>
+        <w:br/>
+        <w:t>• maior integração das informações;</w:t>
+      </w:r>
+      <w:r>
+        <w:br/>
+        <w:t>• apoio estratégico à gestão empresarial;</w:t>
+      </w:r>
+      <w:r>
+        <w:br/>
+        <w:t>• modernização tecnológica dos processos;</w:t>
+      </w:r>
+      <w:r>
+        <w:br/>
+        <w:t>• melhoria no relacionamento com clientes;</w:t>
+      </w:r>
+      <w:r>
+        <w:br/>
+        <w:t>• aumento da eficiência logística e operacional.</w:t>
+      </w:r>
     </w:p>
     <w:p>
       <w:pPr>
@@ -8276,140 +8175,12 @@
     </w:p>
     <w:p>
       <w:pPr>
-        <w:pStyle w:val="Corpodetexto"/>
-        <w:spacing w:before="67" w:line="249" w:lineRule="auto"/>
-        <w:ind w:left="360" w:right="709"/>
-        <w:jc w:val="both"/>
-      </w:pPr>
-      <w:r>
-        <w:rPr>
-          <w:color w:val="0000FF"/>
-        </w:rPr>
-        <w:t>[Nesta</w:t>
-      </w:r>
-      <w:r>
-        <w:rPr>
-          <w:color w:val="0000FF"/>
-          <w:spacing w:val="-1"/>
-        </w:rPr>
-        <w:t xml:space="preserve"> </w:t>
-      </w:r>
-      <w:r>
-        <w:rPr>
-          <w:color w:val="0000FF"/>
-        </w:rPr>
-        <w:t>seção</w:t>
-      </w:r>
-      <w:r>
-        <w:rPr>
-          <w:color w:val="0000FF"/>
-          <w:spacing w:val="-1"/>
-        </w:rPr>
-        <w:t xml:space="preserve"> </w:t>
-      </w:r>
-      <w:r>
-        <w:rPr>
-          <w:color w:val="0000FF"/>
-        </w:rPr>
-        <w:t>os requisitos do</w:t>
-      </w:r>
-      <w:r>
-        <w:rPr>
-          <w:color w:val="0000FF"/>
-          <w:spacing w:val="-1"/>
-        </w:rPr>
-        <w:t xml:space="preserve"> </w:t>
-      </w:r>
-      <w:r>
-        <w:rPr>
-          <w:color w:val="0000FF"/>
-        </w:rPr>
-        <w:t>projeto</w:t>
-      </w:r>
-      <w:r>
-        <w:rPr>
-          <w:color w:val="0000FF"/>
-          <w:spacing w:val="-1"/>
-        </w:rPr>
-        <w:t xml:space="preserve"> </w:t>
-      </w:r>
-      <w:r>
-        <w:rPr>
-          <w:color w:val="0000FF"/>
-        </w:rPr>
-        <w:t>devem ser especificados, sob</w:t>
-      </w:r>
-      <w:r>
-        <w:rPr>
-          <w:color w:val="0000FF"/>
-          <w:spacing w:val="-1"/>
-        </w:rPr>
-        <w:t xml:space="preserve"> </w:t>
-      </w:r>
-      <w:r>
-        <w:rPr>
-          <w:color w:val="0000FF"/>
-        </w:rPr>
-        <w:t>o</w:t>
-      </w:r>
-      <w:r>
-        <w:rPr>
-          <w:color w:val="0000FF"/>
-          <w:spacing w:val="-1"/>
-        </w:rPr>
-        <w:t xml:space="preserve"> </w:t>
-      </w:r>
-      <w:r>
-        <w:rPr>
-          <w:color w:val="0000FF"/>
-        </w:rPr>
-        <w:t>ponto</w:t>
-      </w:r>
-      <w:r>
-        <w:rPr>
-          <w:color w:val="0000FF"/>
-          <w:spacing w:val="-2"/>
-        </w:rPr>
-        <w:t xml:space="preserve"> </w:t>
-      </w:r>
-      <w:r>
-        <w:rPr>
-          <w:color w:val="0000FF"/>
-        </w:rPr>
-        <w:t>de vista</w:t>
-      </w:r>
-      <w:r>
-        <w:rPr>
-          <w:color w:val="0000FF"/>
-          <w:spacing w:val="-1"/>
-        </w:rPr>
-        <w:t xml:space="preserve"> </w:t>
-      </w:r>
-      <w:r>
-        <w:rPr>
-          <w:color w:val="0000FF"/>
-        </w:rPr>
-        <w:t>dos dados que geram</w:t>
-      </w:r>
-      <w:r>
-        <w:rPr>
-          <w:color w:val="0000FF"/>
-          <w:spacing w:val="-1"/>
-        </w:rPr>
-        <w:t xml:space="preserve"> </w:t>
-      </w:r>
-      <w:r>
-        <w:rPr>
-          <w:color w:val="0000FF"/>
-        </w:rPr>
-        <w:t xml:space="preserve">valor para o negócio. O enfoque principal está em requisitos que atendam o nível organizacional da Empresa. Nesta seção também devem ser definidas as Sprint e suas entregas. Pode-se utilizar: Product Backlog com uma lista de </w:t>
-      </w:r>
-      <w:r>
-        <w:rPr>
-          <w:color w:val="0000FF"/>
-          <w:spacing w:val="-2"/>
-        </w:rPr>
-        <w:t>requisitos].</w:t>
+        <w:pStyle w:val="NormalWeb"/>
+        <w:spacing w:before="0" w:after="120"/>
+        <w:ind w:firstLine="357"/>
+      </w:pPr>
+      <w:r>
+        <w:t>Os requisitos do projeto foram definidos com foco na informatização dos processos organizacionais da MFIX, priorizando controle operacional, análise de dados e integração das informações corporativas.</w:t>
       </w:r>
     </w:p>
     <w:p>
@@ -8417,6 +8188,9 @@
         <w:pStyle w:val="Ttulo4"/>
         <w:spacing w:before="127"/>
         <w:ind w:left="1326" w:firstLine="0"/>
+        <w:rPr>
+          <w:spacing w:val="-2"/>
+        </w:rPr>
       </w:pPr>
       <w:r>
         <w:t>4.1-</w:t>
@@ -8460,6 +8234,1610 @@
         </w:rPr>
         <w:t>Funcionais</w:t>
       </w:r>
+    </w:p>
+    <w:p>
+      <w:pPr>
+        <w:pStyle w:val="Ttulo4"/>
+        <w:spacing w:before="127"/>
+        <w:ind w:left="1326" w:firstLine="0"/>
+        <w:rPr>
+          <w:spacing w:val="-2"/>
+        </w:rPr>
+      </w:pPr>
+    </w:p>
+    <w:tbl>
+      <w:tblPr>
+        <w:tblStyle w:val="Tabelacomgrade1"/>
+        <w:tblW w:w="0" w:type="auto"/>
+        <w:jc w:val="center"/>
+        <w:tblLook w:val="04A0" w:firstRow="1" w:lastRow="0" w:firstColumn="1" w:lastColumn="0" w:noHBand="0" w:noVBand="1"/>
+      </w:tblPr>
+      <w:tblGrid>
+        <w:gridCol w:w="1390"/>
+        <w:gridCol w:w="2615"/>
+        <w:gridCol w:w="3670"/>
+      </w:tblGrid>
+      <w:tr>
+        <w:trPr>
+          <w:trHeight w:val="325"/>
+          <w:jc w:val="center"/>
+        </w:trPr>
+        <w:tc>
+          <w:tcPr>
+            <w:tcW w:w="1390" w:type="dxa"/>
+            <w:vAlign w:val="center"/>
+          </w:tcPr>
+          <w:p>
+            <w:pPr>
+              <w:spacing w:after="200" w:line="276" w:lineRule="auto"/>
+              <w:jc w:val="center"/>
+              <w:rPr>
+                <w:rFonts w:ascii="Cambria" w:eastAsia="MS Mincho" w:hAnsi="Cambria" w:cs="Times New Roman"/>
+                <w:b/>
+                <w:bCs/>
+                <w:sz w:val="18"/>
+                <w:szCs w:val="18"/>
+                <w:lang w:val="en-US"/>
+              </w:rPr>
+            </w:pPr>
+            <w:r>
+              <w:rPr>
+                <w:rFonts w:ascii="Cambria" w:eastAsia="MS Mincho" w:hAnsi="Cambria" w:cs="Times New Roman"/>
+                <w:b/>
+                <w:bCs/>
+                <w:sz w:val="18"/>
+                <w:szCs w:val="18"/>
+                <w:lang w:val="en-US"/>
+              </w:rPr>
+              <w:t>Código</w:t>
+            </w:r>
+          </w:p>
+        </w:tc>
+        <w:tc>
+          <w:tcPr>
+            <w:tcW w:w="2615" w:type="dxa"/>
+            <w:vAlign w:val="center"/>
+          </w:tcPr>
+          <w:p>
+            <w:pPr>
+              <w:spacing w:after="200" w:line="276" w:lineRule="auto"/>
+              <w:jc w:val="center"/>
+              <w:rPr>
+                <w:rFonts w:ascii="Cambria" w:eastAsia="MS Mincho" w:hAnsi="Cambria" w:cs="Times New Roman"/>
+                <w:b/>
+                <w:bCs/>
+                <w:sz w:val="18"/>
+                <w:szCs w:val="18"/>
+                <w:lang w:val="en-US"/>
+              </w:rPr>
+            </w:pPr>
+            <w:proofErr w:type="spellStart"/>
+            <w:r>
+              <w:rPr>
+                <w:rFonts w:ascii="Cambria" w:eastAsia="MS Mincho" w:hAnsi="Cambria" w:cs="Times New Roman"/>
+                <w:b/>
+                <w:bCs/>
+                <w:sz w:val="18"/>
+                <w:szCs w:val="18"/>
+                <w:lang w:val="en-US"/>
+              </w:rPr>
+              <w:t>Requisito</w:t>
+            </w:r>
+            <w:proofErr w:type="spellEnd"/>
+            <w:r>
+              <w:rPr>
+                <w:rFonts w:ascii="Cambria" w:eastAsia="MS Mincho" w:hAnsi="Cambria" w:cs="Times New Roman"/>
+                <w:b/>
+                <w:bCs/>
+                <w:sz w:val="18"/>
+                <w:szCs w:val="18"/>
+                <w:lang w:val="en-US"/>
+              </w:rPr>
+              <w:t xml:space="preserve"> </w:t>
+            </w:r>
+            <w:proofErr w:type="spellStart"/>
+            <w:r>
+              <w:rPr>
+                <w:rFonts w:ascii="Cambria" w:eastAsia="MS Mincho" w:hAnsi="Cambria" w:cs="Times New Roman"/>
+                <w:b/>
+                <w:bCs/>
+                <w:sz w:val="18"/>
+                <w:szCs w:val="18"/>
+                <w:lang w:val="en-US"/>
+              </w:rPr>
+              <w:t>Funcional</w:t>
+            </w:r>
+            <w:proofErr w:type="spellEnd"/>
+          </w:p>
+        </w:tc>
+        <w:tc>
+          <w:tcPr>
+            <w:tcW w:w="3670" w:type="dxa"/>
+            <w:vAlign w:val="center"/>
+          </w:tcPr>
+          <w:p>
+            <w:pPr>
+              <w:spacing w:after="200" w:line="276" w:lineRule="auto"/>
+              <w:jc w:val="center"/>
+              <w:rPr>
+                <w:rFonts w:ascii="Cambria" w:eastAsia="MS Mincho" w:hAnsi="Cambria" w:cs="Times New Roman"/>
+                <w:b/>
+                <w:bCs/>
+                <w:sz w:val="18"/>
+                <w:szCs w:val="18"/>
+                <w:lang w:val="en-US"/>
+              </w:rPr>
+            </w:pPr>
+            <w:proofErr w:type="spellStart"/>
+            <w:r>
+              <w:rPr>
+                <w:rFonts w:ascii="Cambria" w:eastAsia="MS Mincho" w:hAnsi="Cambria" w:cs="Times New Roman"/>
+                <w:b/>
+                <w:bCs/>
+                <w:sz w:val="18"/>
+                <w:szCs w:val="18"/>
+                <w:lang w:val="en-US"/>
+              </w:rPr>
+              <w:t>Objetivo</w:t>
+            </w:r>
+            <w:proofErr w:type="spellEnd"/>
+          </w:p>
+        </w:tc>
+      </w:tr>
+      <w:tr>
+        <w:trPr>
+          <w:trHeight w:val="284"/>
+          <w:jc w:val="center"/>
+        </w:trPr>
+        <w:tc>
+          <w:tcPr>
+            <w:tcW w:w="1390" w:type="dxa"/>
+            <w:vAlign w:val="center"/>
+          </w:tcPr>
+          <w:p>
+            <w:pPr>
+              <w:spacing w:after="200" w:line="276" w:lineRule="auto"/>
+              <w:rPr>
+                <w:rFonts w:ascii="Cambria" w:eastAsia="MS Mincho" w:hAnsi="Cambria" w:cs="Times New Roman"/>
+                <w:sz w:val="18"/>
+                <w:szCs w:val="18"/>
+                <w:lang w:val="en-US"/>
+              </w:rPr>
+            </w:pPr>
+            <w:r>
+              <w:rPr>
+                <w:rFonts w:ascii="Cambria" w:eastAsia="MS Mincho" w:hAnsi="Cambria" w:cs="Times New Roman"/>
+                <w:sz w:val="18"/>
+                <w:szCs w:val="18"/>
+                <w:lang w:val="en-US"/>
+              </w:rPr>
+              <w:t>RF01</w:t>
+            </w:r>
+          </w:p>
+        </w:tc>
+        <w:tc>
+          <w:tcPr>
+            <w:tcW w:w="2615" w:type="dxa"/>
+            <w:vAlign w:val="center"/>
+          </w:tcPr>
+          <w:p>
+            <w:pPr>
+              <w:spacing w:after="200" w:line="276" w:lineRule="auto"/>
+              <w:rPr>
+                <w:rFonts w:ascii="Cambria" w:eastAsia="MS Mincho" w:hAnsi="Cambria" w:cs="Times New Roman"/>
+                <w:sz w:val="18"/>
+                <w:szCs w:val="18"/>
+                <w:lang w:val="en-US"/>
+              </w:rPr>
+            </w:pPr>
+            <w:proofErr w:type="spellStart"/>
+            <w:r>
+              <w:rPr>
+                <w:rFonts w:ascii="Cambria" w:eastAsia="MS Mincho" w:hAnsi="Cambria" w:cs="Times New Roman"/>
+                <w:sz w:val="18"/>
+                <w:szCs w:val="18"/>
+                <w:lang w:val="en-US"/>
+              </w:rPr>
+              <w:t>Cadastrar</w:t>
+            </w:r>
+            <w:proofErr w:type="spellEnd"/>
+            <w:r>
+              <w:rPr>
+                <w:rFonts w:ascii="Cambria" w:eastAsia="MS Mincho" w:hAnsi="Cambria" w:cs="Times New Roman"/>
+                <w:sz w:val="18"/>
+                <w:szCs w:val="18"/>
+                <w:lang w:val="en-US"/>
+              </w:rPr>
+              <w:t xml:space="preserve"> </w:t>
+            </w:r>
+            <w:proofErr w:type="spellStart"/>
+            <w:r>
+              <w:rPr>
+                <w:rFonts w:ascii="Cambria" w:eastAsia="MS Mincho" w:hAnsi="Cambria" w:cs="Times New Roman"/>
+                <w:sz w:val="18"/>
+                <w:szCs w:val="18"/>
+                <w:lang w:val="en-US"/>
+              </w:rPr>
+              <w:t>produtos</w:t>
+            </w:r>
+            <w:proofErr w:type="spellEnd"/>
+          </w:p>
+        </w:tc>
+        <w:tc>
+          <w:tcPr>
+            <w:tcW w:w="3670" w:type="dxa"/>
+            <w:vAlign w:val="center"/>
+          </w:tcPr>
+          <w:p>
+            <w:pPr>
+              <w:spacing w:after="200" w:line="276" w:lineRule="auto"/>
+              <w:rPr>
+                <w:rFonts w:ascii="Cambria" w:eastAsia="MS Mincho" w:hAnsi="Cambria" w:cs="Times New Roman"/>
+                <w:sz w:val="18"/>
+                <w:szCs w:val="18"/>
+                <w:lang w:val="pt-BR"/>
+              </w:rPr>
+            </w:pPr>
+            <w:r>
+              <w:rPr>
+                <w:rFonts w:ascii="Cambria" w:eastAsia="MS Mincho" w:hAnsi="Cambria" w:cs="Times New Roman"/>
+                <w:sz w:val="18"/>
+                <w:szCs w:val="18"/>
+                <w:lang w:val="pt-BR"/>
+              </w:rPr>
+              <w:t>Permitir registro e atualização de produtos</w:t>
+            </w:r>
+          </w:p>
+        </w:tc>
+      </w:tr>
+      <w:tr>
+        <w:trPr>
+          <w:trHeight w:val="284"/>
+          <w:jc w:val="center"/>
+        </w:trPr>
+        <w:tc>
+          <w:tcPr>
+            <w:tcW w:w="1390" w:type="dxa"/>
+            <w:vAlign w:val="center"/>
+          </w:tcPr>
+          <w:p>
+            <w:pPr>
+              <w:spacing w:after="200" w:line="276" w:lineRule="auto"/>
+              <w:rPr>
+                <w:rFonts w:ascii="Cambria" w:eastAsia="MS Mincho" w:hAnsi="Cambria" w:cs="Times New Roman"/>
+                <w:sz w:val="18"/>
+                <w:szCs w:val="18"/>
+                <w:lang w:val="en-US"/>
+              </w:rPr>
+            </w:pPr>
+            <w:r>
+              <w:rPr>
+                <w:rFonts w:ascii="Cambria" w:eastAsia="MS Mincho" w:hAnsi="Cambria" w:cs="Times New Roman"/>
+                <w:sz w:val="18"/>
+                <w:szCs w:val="18"/>
+                <w:lang w:val="en-US"/>
+              </w:rPr>
+              <w:t>RF02</w:t>
+            </w:r>
+          </w:p>
+        </w:tc>
+        <w:tc>
+          <w:tcPr>
+            <w:tcW w:w="2615" w:type="dxa"/>
+            <w:vAlign w:val="center"/>
+          </w:tcPr>
+          <w:p>
+            <w:pPr>
+              <w:spacing w:after="200" w:line="276" w:lineRule="auto"/>
+              <w:rPr>
+                <w:rFonts w:ascii="Cambria" w:eastAsia="MS Mincho" w:hAnsi="Cambria" w:cs="Times New Roman"/>
+                <w:sz w:val="18"/>
+                <w:szCs w:val="18"/>
+                <w:lang w:val="en-US"/>
+              </w:rPr>
+            </w:pPr>
+            <w:proofErr w:type="spellStart"/>
+            <w:r>
+              <w:rPr>
+                <w:rFonts w:ascii="Cambria" w:eastAsia="MS Mincho" w:hAnsi="Cambria" w:cs="Times New Roman"/>
+                <w:sz w:val="18"/>
+                <w:szCs w:val="18"/>
+                <w:lang w:val="en-US"/>
+              </w:rPr>
+              <w:t>Controlar</w:t>
+            </w:r>
+            <w:proofErr w:type="spellEnd"/>
+            <w:r>
+              <w:rPr>
+                <w:rFonts w:ascii="Cambria" w:eastAsia="MS Mincho" w:hAnsi="Cambria" w:cs="Times New Roman"/>
+                <w:sz w:val="18"/>
+                <w:szCs w:val="18"/>
+                <w:lang w:val="en-US"/>
+              </w:rPr>
+              <w:t xml:space="preserve"> entradas de estoque</w:t>
+            </w:r>
+          </w:p>
+        </w:tc>
+        <w:tc>
+          <w:tcPr>
+            <w:tcW w:w="3670" w:type="dxa"/>
+            <w:vAlign w:val="center"/>
+          </w:tcPr>
+          <w:p>
+            <w:pPr>
+              <w:spacing w:after="200" w:line="276" w:lineRule="auto"/>
+              <w:rPr>
+                <w:rFonts w:ascii="Cambria" w:eastAsia="MS Mincho" w:hAnsi="Cambria" w:cs="Times New Roman"/>
+                <w:sz w:val="18"/>
+                <w:szCs w:val="18"/>
+                <w:lang w:val="en-US"/>
+              </w:rPr>
+            </w:pPr>
+            <w:r>
+              <w:rPr>
+                <w:rFonts w:ascii="Cambria" w:eastAsia="MS Mincho" w:hAnsi="Cambria" w:cs="Times New Roman"/>
+                <w:sz w:val="18"/>
+                <w:szCs w:val="18"/>
+                <w:lang w:val="en-US"/>
+              </w:rPr>
+              <w:t xml:space="preserve">Registrar </w:t>
+            </w:r>
+            <w:proofErr w:type="spellStart"/>
+            <w:r>
+              <w:rPr>
+                <w:rFonts w:ascii="Cambria" w:eastAsia="MS Mincho" w:hAnsi="Cambria" w:cs="Times New Roman"/>
+                <w:sz w:val="18"/>
+                <w:szCs w:val="18"/>
+                <w:lang w:val="en-US"/>
+              </w:rPr>
+              <w:t>movimentações</w:t>
+            </w:r>
+            <w:proofErr w:type="spellEnd"/>
+            <w:r>
+              <w:rPr>
+                <w:rFonts w:ascii="Cambria" w:eastAsia="MS Mincho" w:hAnsi="Cambria" w:cs="Times New Roman"/>
+                <w:sz w:val="18"/>
+                <w:szCs w:val="18"/>
+                <w:lang w:val="en-US"/>
+              </w:rPr>
+              <w:t xml:space="preserve"> de entrada</w:t>
+            </w:r>
+          </w:p>
+        </w:tc>
+      </w:tr>
+      <w:tr>
+        <w:trPr>
+          <w:trHeight w:val="284"/>
+          <w:jc w:val="center"/>
+        </w:trPr>
+        <w:tc>
+          <w:tcPr>
+            <w:tcW w:w="1390" w:type="dxa"/>
+            <w:vAlign w:val="center"/>
+          </w:tcPr>
+          <w:p>
+            <w:pPr>
+              <w:spacing w:after="200" w:line="276" w:lineRule="auto"/>
+              <w:rPr>
+                <w:rFonts w:ascii="Cambria" w:eastAsia="MS Mincho" w:hAnsi="Cambria" w:cs="Times New Roman"/>
+                <w:sz w:val="18"/>
+                <w:szCs w:val="18"/>
+                <w:lang w:val="en-US"/>
+              </w:rPr>
+            </w:pPr>
+            <w:r>
+              <w:rPr>
+                <w:rFonts w:ascii="Cambria" w:eastAsia="MS Mincho" w:hAnsi="Cambria" w:cs="Times New Roman"/>
+                <w:sz w:val="18"/>
+                <w:szCs w:val="18"/>
+                <w:lang w:val="en-US"/>
+              </w:rPr>
+              <w:t>RF03</w:t>
+            </w:r>
+          </w:p>
+        </w:tc>
+        <w:tc>
+          <w:tcPr>
+            <w:tcW w:w="2615" w:type="dxa"/>
+            <w:vAlign w:val="center"/>
+          </w:tcPr>
+          <w:p>
+            <w:pPr>
+              <w:spacing w:after="200" w:line="276" w:lineRule="auto"/>
+              <w:rPr>
+                <w:rFonts w:ascii="Cambria" w:eastAsia="MS Mincho" w:hAnsi="Cambria" w:cs="Times New Roman"/>
+                <w:sz w:val="18"/>
+                <w:szCs w:val="18"/>
+                <w:lang w:val="en-US"/>
+              </w:rPr>
+            </w:pPr>
+            <w:proofErr w:type="spellStart"/>
+            <w:r>
+              <w:rPr>
+                <w:rFonts w:ascii="Cambria" w:eastAsia="MS Mincho" w:hAnsi="Cambria" w:cs="Times New Roman"/>
+                <w:sz w:val="18"/>
+                <w:szCs w:val="18"/>
+                <w:lang w:val="en-US"/>
+              </w:rPr>
+              <w:t>Controlar</w:t>
+            </w:r>
+            <w:proofErr w:type="spellEnd"/>
+            <w:r>
+              <w:rPr>
+                <w:rFonts w:ascii="Cambria" w:eastAsia="MS Mincho" w:hAnsi="Cambria" w:cs="Times New Roman"/>
+                <w:sz w:val="18"/>
+                <w:szCs w:val="18"/>
+                <w:lang w:val="en-US"/>
+              </w:rPr>
+              <w:t xml:space="preserve"> </w:t>
+            </w:r>
+            <w:proofErr w:type="spellStart"/>
+            <w:r>
+              <w:rPr>
+                <w:rFonts w:ascii="Cambria" w:eastAsia="MS Mincho" w:hAnsi="Cambria" w:cs="Times New Roman"/>
+                <w:sz w:val="18"/>
+                <w:szCs w:val="18"/>
+                <w:lang w:val="en-US"/>
+              </w:rPr>
+              <w:t>saídas</w:t>
+            </w:r>
+            <w:proofErr w:type="spellEnd"/>
+            <w:r>
+              <w:rPr>
+                <w:rFonts w:ascii="Cambria" w:eastAsia="MS Mincho" w:hAnsi="Cambria" w:cs="Times New Roman"/>
+                <w:sz w:val="18"/>
+                <w:szCs w:val="18"/>
+                <w:lang w:val="en-US"/>
+              </w:rPr>
+              <w:t xml:space="preserve"> de estoque</w:t>
+            </w:r>
+          </w:p>
+        </w:tc>
+        <w:tc>
+          <w:tcPr>
+            <w:tcW w:w="3670" w:type="dxa"/>
+            <w:vAlign w:val="center"/>
+          </w:tcPr>
+          <w:p>
+            <w:pPr>
+              <w:spacing w:after="200" w:line="276" w:lineRule="auto"/>
+              <w:rPr>
+                <w:rFonts w:ascii="Cambria" w:eastAsia="MS Mincho" w:hAnsi="Cambria" w:cs="Times New Roman"/>
+                <w:sz w:val="18"/>
+                <w:szCs w:val="18"/>
+                <w:lang w:val="en-US"/>
+              </w:rPr>
+            </w:pPr>
+            <w:r>
+              <w:rPr>
+                <w:rFonts w:ascii="Cambria" w:eastAsia="MS Mincho" w:hAnsi="Cambria" w:cs="Times New Roman"/>
+                <w:sz w:val="18"/>
+                <w:szCs w:val="18"/>
+                <w:lang w:val="en-US"/>
+              </w:rPr>
+              <w:t xml:space="preserve">Registrar </w:t>
+            </w:r>
+            <w:proofErr w:type="spellStart"/>
+            <w:r>
+              <w:rPr>
+                <w:rFonts w:ascii="Cambria" w:eastAsia="MS Mincho" w:hAnsi="Cambria" w:cs="Times New Roman"/>
+                <w:sz w:val="18"/>
+                <w:szCs w:val="18"/>
+                <w:lang w:val="en-US"/>
+              </w:rPr>
+              <w:t>movimentações</w:t>
+            </w:r>
+            <w:proofErr w:type="spellEnd"/>
+            <w:r>
+              <w:rPr>
+                <w:rFonts w:ascii="Cambria" w:eastAsia="MS Mincho" w:hAnsi="Cambria" w:cs="Times New Roman"/>
+                <w:sz w:val="18"/>
+                <w:szCs w:val="18"/>
+                <w:lang w:val="en-US"/>
+              </w:rPr>
+              <w:t xml:space="preserve"> de </w:t>
+            </w:r>
+            <w:proofErr w:type="spellStart"/>
+            <w:r>
+              <w:rPr>
+                <w:rFonts w:ascii="Cambria" w:eastAsia="MS Mincho" w:hAnsi="Cambria" w:cs="Times New Roman"/>
+                <w:sz w:val="18"/>
+                <w:szCs w:val="18"/>
+                <w:lang w:val="en-US"/>
+              </w:rPr>
+              <w:t>saída</w:t>
+            </w:r>
+            <w:proofErr w:type="spellEnd"/>
+          </w:p>
+        </w:tc>
+      </w:tr>
+      <w:tr>
+        <w:trPr>
+          <w:trHeight w:val="284"/>
+          <w:jc w:val="center"/>
+        </w:trPr>
+        <w:tc>
+          <w:tcPr>
+            <w:tcW w:w="1390" w:type="dxa"/>
+            <w:vAlign w:val="center"/>
+          </w:tcPr>
+          <w:p>
+            <w:pPr>
+              <w:spacing w:after="200" w:line="276" w:lineRule="auto"/>
+              <w:rPr>
+                <w:rFonts w:ascii="Cambria" w:eastAsia="MS Mincho" w:hAnsi="Cambria" w:cs="Times New Roman"/>
+                <w:sz w:val="18"/>
+                <w:szCs w:val="18"/>
+                <w:lang w:val="en-US"/>
+              </w:rPr>
+            </w:pPr>
+            <w:r>
+              <w:rPr>
+                <w:rFonts w:ascii="Cambria" w:eastAsia="MS Mincho" w:hAnsi="Cambria" w:cs="Times New Roman"/>
+                <w:sz w:val="18"/>
+                <w:szCs w:val="18"/>
+                <w:lang w:val="en-US"/>
+              </w:rPr>
+              <w:t>RF04</w:t>
+            </w:r>
+          </w:p>
+        </w:tc>
+        <w:tc>
+          <w:tcPr>
+            <w:tcW w:w="2615" w:type="dxa"/>
+            <w:vAlign w:val="center"/>
+          </w:tcPr>
+          <w:p>
+            <w:pPr>
+              <w:spacing w:after="200" w:line="276" w:lineRule="auto"/>
+              <w:rPr>
+                <w:rFonts w:ascii="Cambria" w:eastAsia="MS Mincho" w:hAnsi="Cambria" w:cs="Times New Roman"/>
+                <w:sz w:val="18"/>
+                <w:szCs w:val="18"/>
+                <w:lang w:val="en-US"/>
+              </w:rPr>
+            </w:pPr>
+            <w:proofErr w:type="spellStart"/>
+            <w:r>
+              <w:rPr>
+                <w:rFonts w:ascii="Cambria" w:eastAsia="MS Mincho" w:hAnsi="Cambria" w:cs="Times New Roman"/>
+                <w:sz w:val="18"/>
+                <w:szCs w:val="18"/>
+                <w:lang w:val="en-US"/>
+              </w:rPr>
+              <w:t>Consultar</w:t>
+            </w:r>
+            <w:proofErr w:type="spellEnd"/>
+            <w:r>
+              <w:rPr>
+                <w:rFonts w:ascii="Cambria" w:eastAsia="MS Mincho" w:hAnsi="Cambria" w:cs="Times New Roman"/>
+                <w:sz w:val="18"/>
+                <w:szCs w:val="18"/>
+                <w:lang w:val="en-US"/>
+              </w:rPr>
+              <w:t xml:space="preserve"> </w:t>
+            </w:r>
+            <w:proofErr w:type="spellStart"/>
+            <w:r>
+              <w:rPr>
+                <w:rFonts w:ascii="Cambria" w:eastAsia="MS Mincho" w:hAnsi="Cambria" w:cs="Times New Roman"/>
+                <w:sz w:val="18"/>
+                <w:szCs w:val="18"/>
+                <w:lang w:val="en-US"/>
+              </w:rPr>
+              <w:t>disponibilidade</w:t>
+            </w:r>
+            <w:proofErr w:type="spellEnd"/>
+          </w:p>
+        </w:tc>
+        <w:tc>
+          <w:tcPr>
+            <w:tcW w:w="3670" w:type="dxa"/>
+            <w:vAlign w:val="center"/>
+          </w:tcPr>
+          <w:p>
+            <w:pPr>
+              <w:spacing w:after="200" w:line="276" w:lineRule="auto"/>
+              <w:rPr>
+                <w:rFonts w:ascii="Cambria" w:eastAsia="MS Mincho" w:hAnsi="Cambria" w:cs="Times New Roman"/>
+                <w:sz w:val="18"/>
+                <w:szCs w:val="18"/>
+                <w:lang w:val="en-US"/>
+              </w:rPr>
+            </w:pPr>
+            <w:proofErr w:type="spellStart"/>
+            <w:r>
+              <w:rPr>
+                <w:rFonts w:ascii="Cambria" w:eastAsia="MS Mincho" w:hAnsi="Cambria" w:cs="Times New Roman"/>
+                <w:sz w:val="18"/>
+                <w:szCs w:val="18"/>
+                <w:lang w:val="en-US"/>
+              </w:rPr>
+              <w:t>Visualizar</w:t>
+            </w:r>
+            <w:proofErr w:type="spellEnd"/>
+            <w:r>
+              <w:rPr>
+                <w:rFonts w:ascii="Cambria" w:eastAsia="MS Mincho" w:hAnsi="Cambria" w:cs="Times New Roman"/>
+                <w:sz w:val="18"/>
+                <w:szCs w:val="18"/>
+                <w:lang w:val="en-US"/>
+              </w:rPr>
+              <w:t xml:space="preserve"> </w:t>
+            </w:r>
+            <w:proofErr w:type="spellStart"/>
+            <w:r>
+              <w:rPr>
+                <w:rFonts w:ascii="Cambria" w:eastAsia="MS Mincho" w:hAnsi="Cambria" w:cs="Times New Roman"/>
+                <w:sz w:val="18"/>
+                <w:szCs w:val="18"/>
+                <w:lang w:val="en-US"/>
+              </w:rPr>
+              <w:t>saldo</w:t>
+            </w:r>
+            <w:proofErr w:type="spellEnd"/>
+            <w:r>
+              <w:rPr>
+                <w:rFonts w:ascii="Cambria" w:eastAsia="MS Mincho" w:hAnsi="Cambria" w:cs="Times New Roman"/>
+                <w:sz w:val="18"/>
+                <w:szCs w:val="18"/>
+                <w:lang w:val="en-US"/>
+              </w:rPr>
+              <w:t xml:space="preserve"> dos </w:t>
+            </w:r>
+            <w:proofErr w:type="spellStart"/>
+            <w:r>
+              <w:rPr>
+                <w:rFonts w:ascii="Cambria" w:eastAsia="MS Mincho" w:hAnsi="Cambria" w:cs="Times New Roman"/>
+                <w:sz w:val="18"/>
+                <w:szCs w:val="18"/>
+                <w:lang w:val="en-US"/>
+              </w:rPr>
+              <w:t>produtos</w:t>
+            </w:r>
+            <w:proofErr w:type="spellEnd"/>
+          </w:p>
+        </w:tc>
+      </w:tr>
+      <w:tr>
+        <w:trPr>
+          <w:trHeight w:val="284"/>
+          <w:jc w:val="center"/>
+        </w:trPr>
+        <w:tc>
+          <w:tcPr>
+            <w:tcW w:w="1390" w:type="dxa"/>
+            <w:vAlign w:val="center"/>
+          </w:tcPr>
+          <w:p>
+            <w:pPr>
+              <w:spacing w:after="200" w:line="276" w:lineRule="auto"/>
+              <w:rPr>
+                <w:rFonts w:ascii="Cambria" w:eastAsia="MS Mincho" w:hAnsi="Cambria" w:cs="Times New Roman"/>
+                <w:sz w:val="18"/>
+                <w:szCs w:val="18"/>
+                <w:lang w:val="en-US"/>
+              </w:rPr>
+            </w:pPr>
+            <w:r>
+              <w:rPr>
+                <w:rFonts w:ascii="Cambria" w:eastAsia="MS Mincho" w:hAnsi="Cambria" w:cs="Times New Roman"/>
+                <w:sz w:val="18"/>
+                <w:szCs w:val="18"/>
+                <w:lang w:val="en-US"/>
+              </w:rPr>
+              <w:t>RF05</w:t>
+            </w:r>
+          </w:p>
+        </w:tc>
+        <w:tc>
+          <w:tcPr>
+            <w:tcW w:w="2615" w:type="dxa"/>
+            <w:vAlign w:val="center"/>
+          </w:tcPr>
+          <w:p>
+            <w:pPr>
+              <w:spacing w:after="200" w:line="276" w:lineRule="auto"/>
+              <w:rPr>
+                <w:rFonts w:ascii="Cambria" w:eastAsia="MS Mincho" w:hAnsi="Cambria" w:cs="Times New Roman"/>
+                <w:sz w:val="18"/>
+                <w:szCs w:val="18"/>
+                <w:lang w:val="en-US"/>
+              </w:rPr>
+            </w:pPr>
+            <w:r>
+              <w:rPr>
+                <w:rFonts w:ascii="Cambria" w:eastAsia="MS Mincho" w:hAnsi="Cambria" w:cs="Times New Roman"/>
+                <w:sz w:val="18"/>
+                <w:szCs w:val="18"/>
+                <w:lang w:val="en-US"/>
+              </w:rPr>
+              <w:t xml:space="preserve">Gerar </w:t>
+            </w:r>
+            <w:proofErr w:type="spellStart"/>
+            <w:r>
+              <w:rPr>
+                <w:rFonts w:ascii="Cambria" w:eastAsia="MS Mincho" w:hAnsi="Cambria" w:cs="Times New Roman"/>
+                <w:sz w:val="18"/>
+                <w:szCs w:val="18"/>
+                <w:lang w:val="en-US"/>
+              </w:rPr>
+              <w:t>relatórios</w:t>
+            </w:r>
+            <w:proofErr w:type="spellEnd"/>
+            <w:r>
+              <w:rPr>
+                <w:rFonts w:ascii="Cambria" w:eastAsia="MS Mincho" w:hAnsi="Cambria" w:cs="Times New Roman"/>
+                <w:sz w:val="18"/>
+                <w:szCs w:val="18"/>
+                <w:lang w:val="en-US"/>
+              </w:rPr>
+              <w:t xml:space="preserve"> </w:t>
+            </w:r>
+            <w:proofErr w:type="spellStart"/>
+            <w:r>
+              <w:rPr>
+                <w:rFonts w:ascii="Cambria" w:eastAsia="MS Mincho" w:hAnsi="Cambria" w:cs="Times New Roman"/>
+                <w:sz w:val="18"/>
+                <w:szCs w:val="18"/>
+                <w:lang w:val="en-US"/>
+              </w:rPr>
+              <w:t>gerenciais</w:t>
+            </w:r>
+            <w:proofErr w:type="spellEnd"/>
+          </w:p>
+        </w:tc>
+        <w:tc>
+          <w:tcPr>
+            <w:tcW w:w="3670" w:type="dxa"/>
+            <w:vAlign w:val="center"/>
+          </w:tcPr>
+          <w:p>
+            <w:pPr>
+              <w:spacing w:after="200" w:line="276" w:lineRule="auto"/>
+              <w:rPr>
+                <w:rFonts w:ascii="Cambria" w:eastAsia="MS Mincho" w:hAnsi="Cambria" w:cs="Times New Roman"/>
+                <w:sz w:val="18"/>
+                <w:szCs w:val="18"/>
+                <w:lang w:val="en-US"/>
+              </w:rPr>
+            </w:pPr>
+            <w:r>
+              <w:rPr>
+                <w:rFonts w:ascii="Cambria" w:eastAsia="MS Mincho" w:hAnsi="Cambria" w:cs="Times New Roman"/>
+                <w:sz w:val="18"/>
+                <w:szCs w:val="18"/>
+                <w:lang w:val="en-US"/>
+              </w:rPr>
+              <w:t xml:space="preserve">Auxiliar </w:t>
+            </w:r>
+            <w:proofErr w:type="spellStart"/>
+            <w:r>
+              <w:rPr>
+                <w:rFonts w:ascii="Cambria" w:eastAsia="MS Mincho" w:hAnsi="Cambria" w:cs="Times New Roman"/>
+                <w:sz w:val="18"/>
+                <w:szCs w:val="18"/>
+                <w:lang w:val="en-US"/>
+              </w:rPr>
+              <w:t>análise</w:t>
+            </w:r>
+            <w:proofErr w:type="spellEnd"/>
+            <w:r>
+              <w:rPr>
+                <w:rFonts w:ascii="Cambria" w:eastAsia="MS Mincho" w:hAnsi="Cambria" w:cs="Times New Roman"/>
+                <w:sz w:val="18"/>
+                <w:szCs w:val="18"/>
+                <w:lang w:val="en-US"/>
+              </w:rPr>
+              <w:t xml:space="preserve"> </w:t>
+            </w:r>
+            <w:proofErr w:type="spellStart"/>
+            <w:r>
+              <w:rPr>
+                <w:rFonts w:ascii="Cambria" w:eastAsia="MS Mincho" w:hAnsi="Cambria" w:cs="Times New Roman"/>
+                <w:sz w:val="18"/>
+                <w:szCs w:val="18"/>
+                <w:lang w:val="en-US"/>
+              </w:rPr>
+              <w:t>administrativa</w:t>
+            </w:r>
+            <w:proofErr w:type="spellEnd"/>
+          </w:p>
+        </w:tc>
+      </w:tr>
+      <w:tr>
+        <w:trPr>
+          <w:trHeight w:val="284"/>
+          <w:jc w:val="center"/>
+        </w:trPr>
+        <w:tc>
+          <w:tcPr>
+            <w:tcW w:w="1390" w:type="dxa"/>
+            <w:vAlign w:val="center"/>
+          </w:tcPr>
+          <w:p>
+            <w:pPr>
+              <w:spacing w:after="200" w:line="276" w:lineRule="auto"/>
+              <w:rPr>
+                <w:rFonts w:ascii="Cambria" w:eastAsia="MS Mincho" w:hAnsi="Cambria" w:cs="Times New Roman"/>
+                <w:sz w:val="18"/>
+                <w:szCs w:val="18"/>
+                <w:lang w:val="en-US"/>
+              </w:rPr>
+            </w:pPr>
+            <w:r>
+              <w:rPr>
+                <w:rFonts w:ascii="Cambria" w:eastAsia="MS Mincho" w:hAnsi="Cambria" w:cs="Times New Roman"/>
+                <w:sz w:val="18"/>
+                <w:szCs w:val="18"/>
+                <w:lang w:val="en-US"/>
+              </w:rPr>
+              <w:t>RF06</w:t>
+            </w:r>
+          </w:p>
+        </w:tc>
+        <w:tc>
+          <w:tcPr>
+            <w:tcW w:w="2615" w:type="dxa"/>
+            <w:vAlign w:val="center"/>
+          </w:tcPr>
+          <w:p>
+            <w:pPr>
+              <w:spacing w:after="200" w:line="276" w:lineRule="auto"/>
+              <w:rPr>
+                <w:rFonts w:ascii="Cambria" w:eastAsia="MS Mincho" w:hAnsi="Cambria" w:cs="Times New Roman"/>
+                <w:sz w:val="18"/>
+                <w:szCs w:val="18"/>
+                <w:lang w:val="en-US"/>
+              </w:rPr>
+            </w:pPr>
+            <w:proofErr w:type="spellStart"/>
+            <w:r>
+              <w:rPr>
+                <w:rFonts w:ascii="Cambria" w:eastAsia="MS Mincho" w:hAnsi="Cambria" w:cs="Times New Roman"/>
+                <w:sz w:val="18"/>
+                <w:szCs w:val="18"/>
+                <w:lang w:val="en-US"/>
+              </w:rPr>
+              <w:t>Visualizar</w:t>
+            </w:r>
+            <w:proofErr w:type="spellEnd"/>
+            <w:r>
+              <w:rPr>
+                <w:rFonts w:ascii="Cambria" w:eastAsia="MS Mincho" w:hAnsi="Cambria" w:cs="Times New Roman"/>
+                <w:sz w:val="18"/>
+                <w:szCs w:val="18"/>
+                <w:lang w:val="en-US"/>
+              </w:rPr>
+              <w:t xml:space="preserve"> dashboards</w:t>
+            </w:r>
+          </w:p>
+        </w:tc>
+        <w:tc>
+          <w:tcPr>
+            <w:tcW w:w="3670" w:type="dxa"/>
+            <w:vAlign w:val="center"/>
+          </w:tcPr>
+          <w:p>
+            <w:pPr>
+              <w:spacing w:after="200" w:line="276" w:lineRule="auto"/>
+              <w:rPr>
+                <w:rFonts w:ascii="Cambria" w:eastAsia="MS Mincho" w:hAnsi="Cambria" w:cs="Times New Roman"/>
+                <w:sz w:val="18"/>
+                <w:szCs w:val="18"/>
+                <w:lang w:val="en-US"/>
+              </w:rPr>
+            </w:pPr>
+            <w:proofErr w:type="spellStart"/>
+            <w:r>
+              <w:rPr>
+                <w:rFonts w:ascii="Cambria" w:eastAsia="MS Mincho" w:hAnsi="Cambria" w:cs="Times New Roman"/>
+                <w:sz w:val="18"/>
+                <w:szCs w:val="18"/>
+                <w:lang w:val="en-US"/>
+              </w:rPr>
+              <w:t>Monitorar</w:t>
+            </w:r>
+            <w:proofErr w:type="spellEnd"/>
+            <w:r>
+              <w:rPr>
+                <w:rFonts w:ascii="Cambria" w:eastAsia="MS Mincho" w:hAnsi="Cambria" w:cs="Times New Roman"/>
+                <w:sz w:val="18"/>
+                <w:szCs w:val="18"/>
+                <w:lang w:val="en-US"/>
+              </w:rPr>
+              <w:t xml:space="preserve"> </w:t>
+            </w:r>
+            <w:proofErr w:type="spellStart"/>
+            <w:r>
+              <w:rPr>
+                <w:rFonts w:ascii="Cambria" w:eastAsia="MS Mincho" w:hAnsi="Cambria" w:cs="Times New Roman"/>
+                <w:sz w:val="18"/>
+                <w:szCs w:val="18"/>
+                <w:lang w:val="en-US"/>
+              </w:rPr>
+              <w:t>indicadores</w:t>
+            </w:r>
+            <w:proofErr w:type="spellEnd"/>
+            <w:r>
+              <w:rPr>
+                <w:rFonts w:ascii="Cambria" w:eastAsia="MS Mincho" w:hAnsi="Cambria" w:cs="Times New Roman"/>
+                <w:sz w:val="18"/>
+                <w:szCs w:val="18"/>
+                <w:lang w:val="en-US"/>
+              </w:rPr>
+              <w:t xml:space="preserve"> </w:t>
+            </w:r>
+            <w:proofErr w:type="spellStart"/>
+            <w:r>
+              <w:rPr>
+                <w:rFonts w:ascii="Cambria" w:eastAsia="MS Mincho" w:hAnsi="Cambria" w:cs="Times New Roman"/>
+                <w:sz w:val="18"/>
+                <w:szCs w:val="18"/>
+                <w:lang w:val="en-US"/>
+              </w:rPr>
+              <w:t>estratégicos</w:t>
+            </w:r>
+            <w:proofErr w:type="spellEnd"/>
+          </w:p>
+        </w:tc>
+      </w:tr>
+      <w:tr>
+        <w:trPr>
+          <w:trHeight w:val="284"/>
+          <w:jc w:val="center"/>
+        </w:trPr>
+        <w:tc>
+          <w:tcPr>
+            <w:tcW w:w="1390" w:type="dxa"/>
+            <w:vAlign w:val="center"/>
+          </w:tcPr>
+          <w:p>
+            <w:pPr>
+              <w:spacing w:after="200" w:line="276" w:lineRule="auto"/>
+              <w:rPr>
+                <w:rFonts w:ascii="Cambria" w:eastAsia="MS Mincho" w:hAnsi="Cambria" w:cs="Times New Roman"/>
+                <w:sz w:val="18"/>
+                <w:szCs w:val="18"/>
+                <w:lang w:val="en-US"/>
+              </w:rPr>
+            </w:pPr>
+            <w:r>
+              <w:rPr>
+                <w:rFonts w:ascii="Cambria" w:eastAsia="MS Mincho" w:hAnsi="Cambria" w:cs="Times New Roman"/>
+                <w:sz w:val="18"/>
+                <w:szCs w:val="18"/>
+                <w:lang w:val="en-US"/>
+              </w:rPr>
+              <w:t>RF07</w:t>
+            </w:r>
+          </w:p>
+        </w:tc>
+        <w:tc>
+          <w:tcPr>
+            <w:tcW w:w="2615" w:type="dxa"/>
+            <w:vAlign w:val="center"/>
+          </w:tcPr>
+          <w:p>
+            <w:pPr>
+              <w:spacing w:after="200" w:line="276" w:lineRule="auto"/>
+              <w:rPr>
+                <w:rFonts w:ascii="Cambria" w:eastAsia="MS Mincho" w:hAnsi="Cambria" w:cs="Times New Roman"/>
+                <w:sz w:val="18"/>
+                <w:szCs w:val="18"/>
+                <w:lang w:val="en-US"/>
+              </w:rPr>
+            </w:pPr>
+            <w:proofErr w:type="spellStart"/>
+            <w:r>
+              <w:rPr>
+                <w:rFonts w:ascii="Cambria" w:eastAsia="MS Mincho" w:hAnsi="Cambria" w:cs="Times New Roman"/>
+                <w:sz w:val="18"/>
+                <w:szCs w:val="18"/>
+                <w:lang w:val="en-US"/>
+              </w:rPr>
+              <w:t>Executar</w:t>
+            </w:r>
+            <w:proofErr w:type="spellEnd"/>
+            <w:r>
+              <w:rPr>
+                <w:rFonts w:ascii="Cambria" w:eastAsia="MS Mincho" w:hAnsi="Cambria" w:cs="Times New Roman"/>
+                <w:sz w:val="18"/>
+                <w:szCs w:val="18"/>
+                <w:lang w:val="en-US"/>
+              </w:rPr>
+              <w:t xml:space="preserve"> </w:t>
+            </w:r>
+            <w:proofErr w:type="spellStart"/>
+            <w:r>
+              <w:rPr>
+                <w:rFonts w:ascii="Cambria" w:eastAsia="MS Mincho" w:hAnsi="Cambria" w:cs="Times New Roman"/>
+                <w:sz w:val="18"/>
+                <w:szCs w:val="18"/>
+                <w:lang w:val="en-US"/>
+              </w:rPr>
+              <w:t>processos</w:t>
+            </w:r>
+            <w:proofErr w:type="spellEnd"/>
+            <w:r>
+              <w:rPr>
+                <w:rFonts w:ascii="Cambria" w:eastAsia="MS Mincho" w:hAnsi="Cambria" w:cs="Times New Roman"/>
+                <w:sz w:val="18"/>
+                <w:szCs w:val="18"/>
+                <w:lang w:val="en-US"/>
+              </w:rPr>
+              <w:t xml:space="preserve"> ETL</w:t>
+            </w:r>
+          </w:p>
+        </w:tc>
+        <w:tc>
+          <w:tcPr>
+            <w:tcW w:w="3670" w:type="dxa"/>
+            <w:vAlign w:val="center"/>
+          </w:tcPr>
+          <w:p>
+            <w:pPr>
+              <w:spacing w:after="200" w:line="276" w:lineRule="auto"/>
+              <w:rPr>
+                <w:rFonts w:ascii="Cambria" w:eastAsia="MS Mincho" w:hAnsi="Cambria" w:cs="Times New Roman"/>
+                <w:sz w:val="18"/>
+                <w:szCs w:val="18"/>
+                <w:lang w:val="en-US"/>
+              </w:rPr>
+            </w:pPr>
+            <w:proofErr w:type="spellStart"/>
+            <w:r>
+              <w:rPr>
+                <w:rFonts w:ascii="Cambria" w:eastAsia="MS Mincho" w:hAnsi="Cambria" w:cs="Times New Roman"/>
+                <w:sz w:val="18"/>
+                <w:szCs w:val="18"/>
+                <w:lang w:val="en-US"/>
+              </w:rPr>
+              <w:t>Automatizar</w:t>
+            </w:r>
+            <w:proofErr w:type="spellEnd"/>
+            <w:r>
+              <w:rPr>
+                <w:rFonts w:ascii="Cambria" w:eastAsia="MS Mincho" w:hAnsi="Cambria" w:cs="Times New Roman"/>
+                <w:sz w:val="18"/>
+                <w:szCs w:val="18"/>
+                <w:lang w:val="en-US"/>
+              </w:rPr>
+              <w:t xml:space="preserve"> </w:t>
+            </w:r>
+            <w:proofErr w:type="spellStart"/>
+            <w:r>
+              <w:rPr>
+                <w:rFonts w:ascii="Cambria" w:eastAsia="MS Mincho" w:hAnsi="Cambria" w:cs="Times New Roman"/>
+                <w:sz w:val="18"/>
+                <w:szCs w:val="18"/>
+                <w:lang w:val="en-US"/>
+              </w:rPr>
+              <w:t>integração</w:t>
+            </w:r>
+            <w:proofErr w:type="spellEnd"/>
+            <w:r>
+              <w:rPr>
+                <w:rFonts w:ascii="Cambria" w:eastAsia="MS Mincho" w:hAnsi="Cambria" w:cs="Times New Roman"/>
+                <w:sz w:val="18"/>
+                <w:szCs w:val="18"/>
+                <w:lang w:val="en-US"/>
+              </w:rPr>
+              <w:t xml:space="preserve"> de dados</w:t>
+            </w:r>
+          </w:p>
+        </w:tc>
+      </w:tr>
+      <w:tr>
+        <w:trPr>
+          <w:trHeight w:val="284"/>
+          <w:jc w:val="center"/>
+        </w:trPr>
+        <w:tc>
+          <w:tcPr>
+            <w:tcW w:w="1390" w:type="dxa"/>
+            <w:vAlign w:val="center"/>
+          </w:tcPr>
+          <w:p>
+            <w:pPr>
+              <w:spacing w:after="200" w:line="276" w:lineRule="auto"/>
+              <w:rPr>
+                <w:rFonts w:ascii="Cambria" w:eastAsia="MS Mincho" w:hAnsi="Cambria" w:cs="Times New Roman"/>
+                <w:sz w:val="18"/>
+                <w:szCs w:val="18"/>
+                <w:lang w:val="en-US"/>
+              </w:rPr>
+            </w:pPr>
+            <w:r>
+              <w:rPr>
+                <w:rFonts w:ascii="Cambria" w:eastAsia="MS Mincho" w:hAnsi="Cambria" w:cs="Times New Roman"/>
+                <w:sz w:val="18"/>
+                <w:szCs w:val="18"/>
+                <w:lang w:val="en-US"/>
+              </w:rPr>
+              <w:t>RF08</w:t>
+            </w:r>
+          </w:p>
+        </w:tc>
+        <w:tc>
+          <w:tcPr>
+            <w:tcW w:w="2615" w:type="dxa"/>
+            <w:vAlign w:val="center"/>
+          </w:tcPr>
+          <w:p>
+            <w:pPr>
+              <w:spacing w:after="200" w:line="276" w:lineRule="auto"/>
+              <w:rPr>
+                <w:rFonts w:ascii="Cambria" w:eastAsia="MS Mincho" w:hAnsi="Cambria" w:cs="Times New Roman"/>
+                <w:sz w:val="18"/>
+                <w:szCs w:val="18"/>
+                <w:lang w:val="en-US"/>
+              </w:rPr>
+            </w:pPr>
+            <w:proofErr w:type="spellStart"/>
+            <w:r>
+              <w:rPr>
+                <w:rFonts w:ascii="Cambria" w:eastAsia="MS Mincho" w:hAnsi="Cambria" w:cs="Times New Roman"/>
+                <w:sz w:val="18"/>
+                <w:szCs w:val="18"/>
+                <w:lang w:val="en-US"/>
+              </w:rPr>
+              <w:t>Integrar</w:t>
+            </w:r>
+            <w:proofErr w:type="spellEnd"/>
+            <w:r>
+              <w:rPr>
+                <w:rFonts w:ascii="Cambria" w:eastAsia="MS Mincho" w:hAnsi="Cambria" w:cs="Times New Roman"/>
+                <w:sz w:val="18"/>
+                <w:szCs w:val="18"/>
+                <w:lang w:val="en-US"/>
+              </w:rPr>
+              <w:t xml:space="preserve"> Data Warehouse</w:t>
+            </w:r>
+          </w:p>
+        </w:tc>
+        <w:tc>
+          <w:tcPr>
+            <w:tcW w:w="3670" w:type="dxa"/>
+            <w:vAlign w:val="center"/>
+          </w:tcPr>
+          <w:p>
+            <w:pPr>
+              <w:spacing w:after="200" w:line="276" w:lineRule="auto"/>
+              <w:rPr>
+                <w:rFonts w:ascii="Cambria" w:eastAsia="MS Mincho" w:hAnsi="Cambria" w:cs="Times New Roman"/>
+                <w:sz w:val="18"/>
+                <w:szCs w:val="18"/>
+                <w:lang w:val="en-US"/>
+              </w:rPr>
+            </w:pPr>
+            <w:proofErr w:type="spellStart"/>
+            <w:r>
+              <w:rPr>
+                <w:rFonts w:ascii="Cambria" w:eastAsia="MS Mincho" w:hAnsi="Cambria" w:cs="Times New Roman"/>
+                <w:sz w:val="18"/>
+                <w:szCs w:val="18"/>
+                <w:lang w:val="en-US"/>
+              </w:rPr>
+              <w:t>Centralizar</w:t>
+            </w:r>
+            <w:proofErr w:type="spellEnd"/>
+            <w:r>
+              <w:rPr>
+                <w:rFonts w:ascii="Cambria" w:eastAsia="MS Mincho" w:hAnsi="Cambria" w:cs="Times New Roman"/>
+                <w:sz w:val="18"/>
+                <w:szCs w:val="18"/>
+                <w:lang w:val="en-US"/>
+              </w:rPr>
+              <w:t xml:space="preserve"> </w:t>
+            </w:r>
+            <w:proofErr w:type="spellStart"/>
+            <w:r>
+              <w:rPr>
+                <w:rFonts w:ascii="Cambria" w:eastAsia="MS Mincho" w:hAnsi="Cambria" w:cs="Times New Roman"/>
+                <w:sz w:val="18"/>
+                <w:szCs w:val="18"/>
+                <w:lang w:val="en-US"/>
+              </w:rPr>
+              <w:t>informações</w:t>
+            </w:r>
+            <w:proofErr w:type="spellEnd"/>
+            <w:r>
+              <w:rPr>
+                <w:rFonts w:ascii="Cambria" w:eastAsia="MS Mincho" w:hAnsi="Cambria" w:cs="Times New Roman"/>
+                <w:sz w:val="18"/>
+                <w:szCs w:val="18"/>
+                <w:lang w:val="en-US"/>
+              </w:rPr>
+              <w:t xml:space="preserve"> </w:t>
+            </w:r>
+            <w:proofErr w:type="spellStart"/>
+            <w:r>
+              <w:rPr>
+                <w:rFonts w:ascii="Cambria" w:eastAsia="MS Mincho" w:hAnsi="Cambria" w:cs="Times New Roman"/>
+                <w:sz w:val="18"/>
+                <w:szCs w:val="18"/>
+                <w:lang w:val="en-US"/>
+              </w:rPr>
+              <w:t>analíticas</w:t>
+            </w:r>
+            <w:proofErr w:type="spellEnd"/>
+          </w:p>
+        </w:tc>
+      </w:tr>
+    </w:tbl>
+    <w:p>
+      <w:pPr>
+        <w:pStyle w:val="Ttulo4"/>
+        <w:spacing w:before="127"/>
+        <w:rPr>
+          <w:spacing w:val="-2"/>
+        </w:rPr>
+      </w:pPr>
+    </w:p>
+    <w:p>
+      <w:pPr>
+        <w:pStyle w:val="Ttulo4"/>
+        <w:spacing w:before="127"/>
+      </w:pPr>
+    </w:p>
+    <w:p>
+      <w:pPr>
+        <w:spacing w:before="130"/>
+        <w:ind w:left="1326"/>
+        <w:rPr>
+          <w:rFonts w:ascii="Arial" w:hAnsi="Arial"/>
+          <w:b/>
+          <w:sz w:val="20"/>
+        </w:rPr>
+      </w:pPr>
+    </w:p>
+    <w:p>
+      <w:pPr>
+        <w:keepNext/>
+        <w:keepLines/>
+        <w:widowControl/>
+        <w:autoSpaceDE/>
+        <w:autoSpaceDN/>
+        <w:spacing w:before="200" w:line="276" w:lineRule="auto"/>
+        <w:outlineLvl w:val="2"/>
+        <w:rPr>
+          <w:rFonts w:ascii="Calibri" w:eastAsia="MS Gothic" w:hAnsi="Calibri" w:cs="Times New Roman"/>
+          <w:b/>
+          <w:bCs/>
+          <w:color w:val="4F81BD"/>
+          <w:lang w:val="en-US"/>
+        </w:rPr>
+      </w:pPr>
+      <w:r>
+        <w:rPr>
+          <w:rFonts w:ascii="Calibri" w:eastAsia="MS Gothic" w:hAnsi="Calibri" w:cs="Times New Roman"/>
+          <w:b/>
+          <w:bCs/>
+          <w:color w:val="4F81BD"/>
+          <w:lang w:val="en-US"/>
+        </w:rPr>
+        <w:t>Planejamento das Sprints</w:t>
+      </w:r>
+    </w:p>
+    <w:tbl>
+      <w:tblPr>
+        <w:tblStyle w:val="Tabelacomgrade2"/>
+        <w:tblW w:w="0" w:type="auto"/>
+        <w:jc w:val="center"/>
+        <w:tblLook w:val="04A0" w:firstRow="1" w:lastRow="0" w:firstColumn="1" w:lastColumn="0" w:noHBand="0" w:noVBand="1"/>
+      </w:tblPr>
+      <w:tblGrid>
+        <w:gridCol w:w="2376"/>
+        <w:gridCol w:w="6264"/>
+      </w:tblGrid>
+      <w:tr>
+        <w:trPr>
+          <w:jc w:val="center"/>
+        </w:trPr>
+        <w:tc>
+          <w:tcPr>
+            <w:tcW w:w="2376" w:type="dxa"/>
+            <w:vAlign w:val="center"/>
+          </w:tcPr>
+          <w:p>
+            <w:pPr>
+              <w:spacing w:after="200" w:line="276" w:lineRule="auto"/>
+              <w:jc w:val="center"/>
+              <w:rPr>
+                <w:rFonts w:ascii="Cambria" w:eastAsia="MS Mincho" w:hAnsi="Cambria" w:cs="Times New Roman"/>
+                <w:b/>
+                <w:bCs/>
+                <w:sz w:val="20"/>
+                <w:szCs w:val="20"/>
+                <w:lang w:val="en-US"/>
+              </w:rPr>
+            </w:pPr>
+            <w:r>
+              <w:rPr>
+                <w:rFonts w:ascii="Cambria" w:eastAsia="MS Mincho" w:hAnsi="Cambria" w:cs="Times New Roman"/>
+                <w:b/>
+                <w:bCs/>
+                <w:sz w:val="20"/>
+                <w:szCs w:val="20"/>
+                <w:lang w:val="en-US"/>
+              </w:rPr>
+              <w:t>Sprint</w:t>
+            </w:r>
+          </w:p>
+        </w:tc>
+        <w:tc>
+          <w:tcPr>
+            <w:tcW w:w="6264" w:type="dxa"/>
+            <w:vAlign w:val="center"/>
+          </w:tcPr>
+          <w:p>
+            <w:pPr>
+              <w:spacing w:after="200" w:line="276" w:lineRule="auto"/>
+              <w:jc w:val="center"/>
+              <w:rPr>
+                <w:rFonts w:ascii="Cambria" w:eastAsia="MS Mincho" w:hAnsi="Cambria" w:cs="Times New Roman"/>
+                <w:b/>
+                <w:bCs/>
+                <w:sz w:val="20"/>
+                <w:szCs w:val="20"/>
+                <w:lang w:val="en-US"/>
+              </w:rPr>
+            </w:pPr>
+            <w:proofErr w:type="spellStart"/>
+            <w:r>
+              <w:rPr>
+                <w:rFonts w:ascii="Cambria" w:eastAsia="MS Mincho" w:hAnsi="Cambria" w:cs="Times New Roman"/>
+                <w:b/>
+                <w:bCs/>
+                <w:sz w:val="20"/>
+                <w:szCs w:val="20"/>
+                <w:lang w:val="en-US"/>
+              </w:rPr>
+              <w:t>Entregas</w:t>
+            </w:r>
+            <w:proofErr w:type="spellEnd"/>
+          </w:p>
+        </w:tc>
+      </w:tr>
+      <w:tr>
+        <w:trPr>
+          <w:jc w:val="center"/>
+        </w:trPr>
+        <w:tc>
+          <w:tcPr>
+            <w:tcW w:w="2376" w:type="dxa"/>
+            <w:vAlign w:val="center"/>
+          </w:tcPr>
+          <w:p>
+            <w:pPr>
+              <w:spacing w:after="200" w:line="276" w:lineRule="auto"/>
+              <w:rPr>
+                <w:rFonts w:ascii="Cambria" w:eastAsia="MS Mincho" w:hAnsi="Cambria" w:cs="Times New Roman"/>
+                <w:sz w:val="20"/>
+                <w:szCs w:val="20"/>
+                <w:lang w:val="en-US"/>
+              </w:rPr>
+            </w:pPr>
+            <w:r>
+              <w:rPr>
+                <w:rFonts w:ascii="Cambria" w:eastAsia="MS Mincho" w:hAnsi="Cambria" w:cs="Times New Roman"/>
+                <w:sz w:val="20"/>
+                <w:szCs w:val="20"/>
+                <w:lang w:val="en-US"/>
+              </w:rPr>
+              <w:t>Sprint 1</w:t>
+            </w:r>
+          </w:p>
+        </w:tc>
+        <w:tc>
+          <w:tcPr>
+            <w:tcW w:w="6264" w:type="dxa"/>
+            <w:vAlign w:val="center"/>
+          </w:tcPr>
+          <w:p>
+            <w:pPr>
+              <w:spacing w:after="200" w:line="276" w:lineRule="auto"/>
+              <w:rPr>
+                <w:rFonts w:ascii="Cambria" w:eastAsia="MS Mincho" w:hAnsi="Cambria" w:cs="Times New Roman"/>
+                <w:sz w:val="20"/>
+                <w:szCs w:val="20"/>
+                <w:lang w:val="pt-BR"/>
+              </w:rPr>
+            </w:pPr>
+            <w:r>
+              <w:rPr>
+                <w:rFonts w:ascii="Cambria" w:eastAsia="MS Mincho" w:hAnsi="Cambria" w:cs="Times New Roman"/>
+                <w:sz w:val="20"/>
+                <w:szCs w:val="20"/>
+                <w:lang w:val="pt-BR"/>
+              </w:rPr>
+              <w:t>Levantamento de requisitos, modelagem do banco de dados e definição das tabelas.</w:t>
+            </w:r>
+          </w:p>
+        </w:tc>
+      </w:tr>
+      <w:tr>
+        <w:trPr>
+          <w:jc w:val="center"/>
+        </w:trPr>
+        <w:tc>
+          <w:tcPr>
+            <w:tcW w:w="2376" w:type="dxa"/>
+            <w:vAlign w:val="center"/>
+          </w:tcPr>
+          <w:p>
+            <w:pPr>
+              <w:spacing w:after="200" w:line="276" w:lineRule="auto"/>
+              <w:rPr>
+                <w:rFonts w:ascii="Cambria" w:eastAsia="MS Mincho" w:hAnsi="Cambria" w:cs="Times New Roman"/>
+                <w:sz w:val="20"/>
+                <w:szCs w:val="20"/>
+                <w:lang w:val="en-US"/>
+              </w:rPr>
+            </w:pPr>
+            <w:r>
+              <w:rPr>
+                <w:rFonts w:ascii="Cambria" w:eastAsia="MS Mincho" w:hAnsi="Cambria" w:cs="Times New Roman"/>
+                <w:sz w:val="20"/>
+                <w:szCs w:val="20"/>
+                <w:lang w:val="en-US"/>
+              </w:rPr>
+              <w:t>Sprint 2</w:t>
+            </w:r>
+          </w:p>
+        </w:tc>
+        <w:tc>
+          <w:tcPr>
+            <w:tcW w:w="6264" w:type="dxa"/>
+            <w:vAlign w:val="center"/>
+          </w:tcPr>
+          <w:p>
+            <w:pPr>
+              <w:spacing w:after="200" w:line="276" w:lineRule="auto"/>
+              <w:rPr>
+                <w:rFonts w:ascii="Cambria" w:eastAsia="MS Mincho" w:hAnsi="Cambria" w:cs="Times New Roman"/>
+                <w:sz w:val="20"/>
+                <w:szCs w:val="20"/>
+                <w:lang w:val="pt-BR"/>
+              </w:rPr>
+            </w:pPr>
+            <w:r>
+              <w:rPr>
+                <w:rFonts w:ascii="Cambria" w:eastAsia="MS Mincho" w:hAnsi="Cambria" w:cs="Times New Roman"/>
+                <w:sz w:val="20"/>
+                <w:szCs w:val="20"/>
+                <w:lang w:val="pt-BR"/>
+              </w:rPr>
+              <w:t>Desenvolvimento dos processos ETL e integração do Data Warehouse.</w:t>
+            </w:r>
+          </w:p>
+        </w:tc>
+      </w:tr>
+      <w:tr>
+        <w:trPr>
+          <w:jc w:val="center"/>
+        </w:trPr>
+        <w:tc>
+          <w:tcPr>
+            <w:tcW w:w="2376" w:type="dxa"/>
+            <w:vAlign w:val="center"/>
+          </w:tcPr>
+          <w:p>
+            <w:pPr>
+              <w:spacing w:after="200" w:line="276" w:lineRule="auto"/>
+              <w:rPr>
+                <w:rFonts w:ascii="Cambria" w:eastAsia="MS Mincho" w:hAnsi="Cambria" w:cs="Times New Roman"/>
+                <w:sz w:val="20"/>
+                <w:szCs w:val="20"/>
+                <w:lang w:val="en-US"/>
+              </w:rPr>
+            </w:pPr>
+            <w:r>
+              <w:rPr>
+                <w:rFonts w:ascii="Cambria" w:eastAsia="MS Mincho" w:hAnsi="Cambria" w:cs="Times New Roman"/>
+                <w:sz w:val="20"/>
+                <w:szCs w:val="20"/>
+                <w:lang w:val="en-US"/>
+              </w:rPr>
+              <w:t>Sprint 3</w:t>
+            </w:r>
+          </w:p>
+        </w:tc>
+        <w:tc>
+          <w:tcPr>
+            <w:tcW w:w="6264" w:type="dxa"/>
+            <w:vAlign w:val="center"/>
+          </w:tcPr>
+          <w:p>
+            <w:pPr>
+              <w:spacing w:after="200" w:line="276" w:lineRule="auto"/>
+              <w:rPr>
+                <w:rFonts w:ascii="Cambria" w:eastAsia="MS Mincho" w:hAnsi="Cambria" w:cs="Times New Roman"/>
+                <w:sz w:val="20"/>
+                <w:szCs w:val="20"/>
+                <w:lang w:val="pt-BR"/>
+              </w:rPr>
+            </w:pPr>
+            <w:r>
+              <w:rPr>
+                <w:rFonts w:ascii="Cambria" w:eastAsia="MS Mincho" w:hAnsi="Cambria" w:cs="Times New Roman"/>
+                <w:sz w:val="20"/>
+                <w:szCs w:val="20"/>
+                <w:lang w:val="pt-BR"/>
+              </w:rPr>
+              <w:t>Construção da interface gráfica e dashboards analíticos.</w:t>
+            </w:r>
+          </w:p>
+        </w:tc>
+      </w:tr>
+      <w:tr>
+        <w:trPr>
+          <w:jc w:val="center"/>
+        </w:trPr>
+        <w:tc>
+          <w:tcPr>
+            <w:tcW w:w="2376" w:type="dxa"/>
+            <w:vAlign w:val="center"/>
+          </w:tcPr>
+          <w:p>
+            <w:pPr>
+              <w:spacing w:after="200" w:line="276" w:lineRule="auto"/>
+              <w:rPr>
+                <w:rFonts w:ascii="Cambria" w:eastAsia="MS Mincho" w:hAnsi="Cambria" w:cs="Times New Roman"/>
+                <w:sz w:val="20"/>
+                <w:szCs w:val="20"/>
+                <w:lang w:val="en-US"/>
+              </w:rPr>
+            </w:pPr>
+            <w:r>
+              <w:rPr>
+                <w:rFonts w:ascii="Cambria" w:eastAsia="MS Mincho" w:hAnsi="Cambria" w:cs="Times New Roman"/>
+                <w:sz w:val="20"/>
+                <w:szCs w:val="20"/>
+                <w:lang w:val="en-US"/>
+              </w:rPr>
+              <w:t>Sprint 4</w:t>
+            </w:r>
+          </w:p>
+        </w:tc>
+        <w:tc>
+          <w:tcPr>
+            <w:tcW w:w="6264" w:type="dxa"/>
+            <w:vAlign w:val="center"/>
+          </w:tcPr>
+          <w:p>
+            <w:pPr>
+              <w:spacing w:after="200" w:line="276" w:lineRule="auto"/>
+              <w:rPr>
+                <w:rFonts w:ascii="Cambria" w:eastAsia="MS Mincho" w:hAnsi="Cambria" w:cs="Times New Roman"/>
+                <w:sz w:val="20"/>
+                <w:szCs w:val="20"/>
+                <w:lang w:val="pt-BR"/>
+              </w:rPr>
+            </w:pPr>
+            <w:r>
+              <w:rPr>
+                <w:rFonts w:ascii="Cambria" w:eastAsia="MS Mincho" w:hAnsi="Cambria" w:cs="Times New Roman"/>
+                <w:sz w:val="20"/>
+                <w:szCs w:val="20"/>
+                <w:lang w:val="pt-BR"/>
+              </w:rPr>
+              <w:t>Testes funcionais, validações e ajustes finais do sistema.</w:t>
+            </w:r>
+          </w:p>
+        </w:tc>
+      </w:tr>
+    </w:tbl>
+    <w:p>
+      <w:pPr>
+        <w:spacing w:before="130"/>
+        <w:rPr>
+          <w:rFonts w:ascii="Arial" w:hAnsi="Arial"/>
+          <w:b/>
+          <w:sz w:val="20"/>
+        </w:rPr>
+      </w:pPr>
     </w:p>
     <w:p>
       <w:pPr>
@@ -21435,74 +22813,3021 @@
     </w:p>
     <w:p>
       <w:pPr>
-        <w:pStyle w:val="Corpodetexto"/>
-        <w:spacing w:before="66" w:line="249" w:lineRule="auto"/>
-        <w:ind w:left="360"/>
-      </w:pPr>
-      <w:r>
-        <w:rPr>
-          <w:color w:val="0000FF"/>
-        </w:rPr>
-        <w:t>[Esta seção</w:t>
-      </w:r>
-      <w:r>
-        <w:rPr>
-          <w:color w:val="0000FF"/>
-          <w:spacing w:val="-3"/>
-        </w:rPr>
-        <w:t xml:space="preserve"> </w:t>
-      </w:r>
-      <w:r>
-        <w:rPr>
-          <w:color w:val="0000FF"/>
-        </w:rPr>
-        <w:t>apresenta os artefatos</w:t>
-      </w:r>
-      <w:r>
-        <w:rPr>
-          <w:color w:val="0000FF"/>
-          <w:spacing w:val="-1"/>
-        </w:rPr>
-        <w:t xml:space="preserve"> </w:t>
-      </w:r>
-      <w:r>
-        <w:rPr>
-          <w:color w:val="0000FF"/>
-        </w:rPr>
-        <w:t>relativos a Gestão</w:t>
-      </w:r>
-      <w:r>
-        <w:rPr>
-          <w:color w:val="0000FF"/>
-          <w:spacing w:val="-3"/>
-        </w:rPr>
-        <w:t xml:space="preserve"> </w:t>
-      </w:r>
-      <w:r>
-        <w:rPr>
-          <w:color w:val="0000FF"/>
-        </w:rPr>
-        <w:t>de Projetos, de acordo, com os requisitos definidos no item 4. Disciplina de Apoio:</w:t>
-      </w:r>
-      <w:r>
-        <w:rPr>
-          <w:color w:val="0000FF"/>
-          <w:spacing w:val="40"/>
-        </w:rPr>
-        <w:t xml:space="preserve"> </w:t>
-      </w:r>
-      <w:r>
-        <w:rPr>
-          <w:color w:val="0000FF"/>
-        </w:rPr>
-        <w:t>Gestão de Projetos].</w:t>
-      </w:r>
+        <w:pStyle w:val="Ttulo4"/>
+        <w:tabs>
+          <w:tab w:val="left" w:pos="699"/>
+          <w:tab w:val="left" w:pos="4395"/>
+        </w:tabs>
+        <w:ind w:left="699" w:firstLine="0"/>
+      </w:pPr>
     </w:p>
     <w:p>
       <w:pPr>
-        <w:pStyle w:val="Corpodetexto"/>
-        <w:spacing w:before="146"/>
-      </w:pPr>
+        <w:pStyle w:val="Ttulo4"/>
+        <w:numPr>
+          <w:ilvl w:val="1"/>
+          <w:numId w:val="6"/>
+        </w:numPr>
+        <w:tabs>
+          <w:tab w:val="left" w:pos="699"/>
+          <w:tab w:val="left" w:pos="4395"/>
+        </w:tabs>
+      </w:pPr>
+      <w:r>
+        <w:t>Introdução</w:t>
+      </w:r>
+    </w:p>
+    <w:p>
+      <w:pPr>
+        <w:pStyle w:val="NormalWeb"/>
+        <w:spacing w:after="120"/>
+        <w:ind w:firstLine="357"/>
+      </w:pPr>
+      <w:r>
+        <w:t>Nesta segunda entrega da disciplina de Gestão de Projetos, foram desenvolvidos os artefatos relacionados ao gerenciamento de custos e riscos do Projeto Integrador III da MFIX Fixadores. O objetivo desta etapa é apresentar mecanismos de planejamento, controle e monitoramento capazes de auxiliar na organização do projeto e no acompanhamento das atividades desenvolvidas durante a construção da solução informatizada.</w:t>
+      </w:r>
+    </w:p>
+    <w:p>
+      <w:pPr>
+        <w:pStyle w:val="NormalWeb"/>
+        <w:spacing w:after="120"/>
+        <w:ind w:firstLine="357"/>
+      </w:pPr>
+      <w:r>
+        <w:t>O projeto possui foco na gestão estratégica e operacional de estoque, utilizando tecnologias como banco de dados relacional, processos ETL, Data Warehouse (DW), dashboards analíticos e inteligência artificial para apoiar a tomada de decisão organizacional. Dentro desse contexto, o gerenciamento de projetos torna-se essencial para garantir maior controle das entregas, organização das atividades, acompanhamento do cronograma e redução de possíveis impactos técnicos e operacionais.</w:t>
+      </w:r>
+    </w:p>
+    <w:p>
+      <w:pPr>
+        <w:pStyle w:val="NormalWeb"/>
+        <w:spacing w:after="120"/>
+        <w:ind w:firstLine="357"/>
+      </w:pPr>
+      <w:r>
+        <w:t>Além disso, a definição de um plano de custos e gestão de riscos permite identificar os recursos necessários para o desenvolvimento do projeto e antecipar possíveis problemas que possam comprometer a execução das atividades, a qualidade da solução ou os prazos estabelecidos. Dessa forma, esta etapa contempla a elaboração do orçamento estimado do projeto e a construção do plano de gestão de riscos relacionados ao desenvolvimento do sistema da MFIX Fixadores.</w:t>
+      </w:r>
+    </w:p>
+    <w:p>
+      <w:pPr>
+        <w:pStyle w:val="Ttulo4"/>
+        <w:numPr>
+          <w:ilvl w:val="1"/>
+          <w:numId w:val="12"/>
+        </w:numPr>
+        <w:tabs>
+          <w:tab w:val="left" w:pos="699"/>
+          <w:tab w:val="left" w:pos="4395"/>
+        </w:tabs>
+      </w:pPr>
+      <w:r>
+        <w:t>Orçamento do Projeto</w:t>
+      </w:r>
+    </w:p>
+    <w:p>
+      <w:pPr>
+        <w:pStyle w:val="NormalWeb"/>
+        <w:spacing w:after="120"/>
+        <w:ind w:firstLine="357"/>
+        <w:rPr>
+          <w:lang w:val="pt-PT"/>
+        </w:rPr>
+      </w:pPr>
+      <w:r>
+        <w:rPr>
+          <w:lang w:val="pt-PT"/>
+        </w:rPr>
+        <w:t>O orçamento do projeto foi elaborado considerando os recursos técnicos, operacionais e tecnológicos utilizados durante o desenvolvimento da solução. Apesar da utilização de ferramentas gratuitas e tecnologias open source, foi realizado um levantamento estimado dos custos relacionados às horas de desenvolvimento, infraestrutura e documentação do sistema</w:t>
+      </w:r>
+      <w:r>
+        <w:rPr>
+          <w:lang w:val="pt-PT"/>
+        </w:rPr>
+        <w:t>.</w:t>
+      </w:r>
+    </w:p>
+    <w:p>
+      <w:pPr>
+        <w:pStyle w:val="NormalWeb"/>
+        <w:spacing w:after="120"/>
+        <w:ind w:firstLine="357"/>
+        <w:rPr>
+          <w:lang w:val="pt-PT"/>
+        </w:rPr>
+      </w:pPr>
+    </w:p>
+    <w:p>
+      <w:pPr>
+        <w:pStyle w:val="NormalWeb"/>
+        <w:spacing w:after="120"/>
+        <w:ind w:firstLine="357"/>
+        <w:rPr>
+          <w:lang w:val="pt-PT"/>
+        </w:rPr>
+      </w:pPr>
+    </w:p>
+    <w:p>
+      <w:pPr>
+        <w:pStyle w:val="NormalWeb"/>
+        <w:spacing w:after="120"/>
+        <w:ind w:firstLine="357"/>
+      </w:pPr>
+    </w:p>
+    <w:tbl>
+      <w:tblPr>
+        <w:tblStyle w:val="Tabelacomgrade"/>
+        <w:tblW w:w="0" w:type="auto"/>
+        <w:jc w:val="center"/>
+        <w:tblLook w:val="04A0" w:firstRow="1" w:lastRow="0" w:firstColumn="1" w:lastColumn="0" w:noHBand="0" w:noVBand="1"/>
+      </w:tblPr>
+      <w:tblGrid>
+        <w:gridCol w:w="1925"/>
+        <w:gridCol w:w="3638"/>
+        <w:gridCol w:w="1857"/>
+        <w:gridCol w:w="1567"/>
+        <w:gridCol w:w="1669"/>
+      </w:tblGrid>
+      <w:tr>
+        <w:trPr>
+          <w:trHeight w:val="839"/>
+          <w:jc w:val="center"/>
+        </w:trPr>
+        <w:tc>
+          <w:tcPr>
+            <w:tcW w:w="1926" w:type="dxa"/>
+            <w:vAlign w:val="center"/>
+          </w:tcPr>
+          <w:p>
+            <w:pPr>
+              <w:pStyle w:val="NormalWeb"/>
+              <w:spacing w:after="120"/>
+              <w:jc w:val="center"/>
+              <w:rPr>
+                <w:b/>
+                <w:bCs/>
+                <w:sz w:val="28"/>
+                <w:szCs w:val="28"/>
+              </w:rPr>
+            </w:pPr>
+            <w:r>
+              <w:rPr>
+                <w:b/>
+                <w:bCs/>
+                <w:sz w:val="28"/>
+                <w:szCs w:val="28"/>
+              </w:rPr>
+              <w:lastRenderedPageBreak/>
+              <w:t>ITEM</w:t>
+            </w:r>
+          </w:p>
+        </w:tc>
+        <w:tc>
+          <w:tcPr>
+            <w:tcW w:w="3680" w:type="dxa"/>
+            <w:vAlign w:val="center"/>
+          </w:tcPr>
+          <w:p>
+            <w:pPr>
+              <w:pStyle w:val="NormalWeb"/>
+              <w:spacing w:after="120"/>
+              <w:jc w:val="center"/>
+              <w:rPr>
+                <w:b/>
+                <w:bCs/>
+                <w:sz w:val="28"/>
+                <w:szCs w:val="28"/>
+              </w:rPr>
+            </w:pPr>
+            <w:r>
+              <w:rPr>
+                <w:b/>
+                <w:bCs/>
+                <w:sz w:val="28"/>
+                <w:szCs w:val="28"/>
+              </w:rPr>
+              <w:t>DESCRIÇÃO</w:t>
+            </w:r>
+          </w:p>
+        </w:tc>
+        <w:tc>
+          <w:tcPr>
+            <w:tcW w:w="1803" w:type="dxa"/>
+            <w:vAlign w:val="center"/>
+          </w:tcPr>
+          <w:p>
+            <w:pPr>
+              <w:pStyle w:val="NormalWeb"/>
+              <w:spacing w:after="120"/>
+              <w:jc w:val="center"/>
+              <w:rPr>
+                <w:b/>
+                <w:bCs/>
+              </w:rPr>
+            </w:pPr>
+            <w:r>
+              <w:rPr>
+                <w:b/>
+                <w:bCs/>
+              </w:rPr>
+              <w:t>QUANTIDADE</w:t>
+            </w:r>
+          </w:p>
+        </w:tc>
+        <w:tc>
+          <w:tcPr>
+            <w:tcW w:w="1570" w:type="dxa"/>
+            <w:vAlign w:val="center"/>
+          </w:tcPr>
+          <w:p>
+            <w:pPr>
+              <w:pStyle w:val="NormalWeb"/>
+              <w:spacing w:after="120"/>
+              <w:jc w:val="center"/>
+              <w:rPr>
+                <w:b/>
+                <w:bCs/>
+              </w:rPr>
+            </w:pPr>
+            <w:r>
+              <w:rPr>
+                <w:b/>
+                <w:bCs/>
+              </w:rPr>
+              <w:t>VALOR UNITÁRIO</w:t>
+            </w:r>
+          </w:p>
+        </w:tc>
+        <w:tc>
+          <w:tcPr>
+            <w:tcW w:w="1677" w:type="dxa"/>
+            <w:vAlign w:val="center"/>
+          </w:tcPr>
+          <w:p>
+            <w:pPr>
+              <w:pStyle w:val="NormalWeb"/>
+              <w:spacing w:after="120"/>
+              <w:jc w:val="center"/>
+              <w:rPr>
+                <w:b/>
+                <w:bCs/>
+              </w:rPr>
+            </w:pPr>
+            <w:r>
+              <w:rPr>
+                <w:b/>
+                <w:bCs/>
+              </w:rPr>
+              <w:t>VALOR TOTAL</w:t>
+            </w:r>
+          </w:p>
+        </w:tc>
+      </w:tr>
+      <w:tr>
+        <w:trPr>
+          <w:trHeight w:val="979"/>
+          <w:jc w:val="center"/>
+        </w:trPr>
+        <w:tc>
+          <w:tcPr>
+            <w:tcW w:w="1926" w:type="dxa"/>
+            <w:vAlign w:val="center"/>
+          </w:tcPr>
+          <w:p>
+            <w:pPr>
+              <w:pStyle w:val="NormalWeb"/>
+              <w:spacing w:after="120"/>
+            </w:pPr>
+            <w:r>
+              <w:t>Modelagem do Banco de Dados</w:t>
+            </w:r>
+          </w:p>
+        </w:tc>
+        <w:tc>
+          <w:tcPr>
+            <w:tcW w:w="3680" w:type="dxa"/>
+            <w:vAlign w:val="center"/>
+          </w:tcPr>
+          <w:p>
+            <w:pPr>
+              <w:pStyle w:val="NormalWeb"/>
+              <w:spacing w:after="120"/>
+            </w:pPr>
+            <w:r>
+              <w:t>Estruturação das tabelas, relacionamentos e modelagem lógica</w:t>
+            </w:r>
+          </w:p>
+        </w:tc>
+        <w:tc>
+          <w:tcPr>
+            <w:tcW w:w="1803" w:type="dxa"/>
+            <w:vAlign w:val="center"/>
+          </w:tcPr>
+          <w:p>
+            <w:pPr>
+              <w:pStyle w:val="NormalWeb"/>
+              <w:spacing w:after="120"/>
+            </w:pPr>
+            <w:r>
+              <w:t>40 horas</w:t>
+            </w:r>
+          </w:p>
+        </w:tc>
+        <w:tc>
+          <w:tcPr>
+            <w:tcW w:w="1570" w:type="dxa"/>
+            <w:vAlign w:val="center"/>
+          </w:tcPr>
+          <w:p>
+            <w:pPr>
+              <w:pStyle w:val="NormalWeb"/>
+              <w:spacing w:after="120"/>
+            </w:pPr>
+            <w:r>
+              <w:t>R$ 35,00</w:t>
+            </w:r>
+          </w:p>
+        </w:tc>
+        <w:tc>
+          <w:tcPr>
+            <w:tcW w:w="1677" w:type="dxa"/>
+            <w:vAlign w:val="center"/>
+          </w:tcPr>
+          <w:p>
+            <w:pPr>
+              <w:pStyle w:val="NormalWeb"/>
+              <w:spacing w:after="120"/>
+            </w:pPr>
+            <w:r>
+              <w:t>R$</w:t>
+            </w:r>
+            <w:r>
+              <w:t xml:space="preserve"> </w:t>
+            </w:r>
+            <w:r>
+              <w:t>1.400,00</w:t>
+            </w:r>
+          </w:p>
+        </w:tc>
+      </w:tr>
+      <w:tr>
+        <w:trPr>
+          <w:trHeight w:val="993"/>
+          <w:jc w:val="center"/>
+        </w:trPr>
+        <w:tc>
+          <w:tcPr>
+            <w:tcW w:w="1926" w:type="dxa"/>
+            <w:vAlign w:val="center"/>
+          </w:tcPr>
+          <w:p>
+            <w:pPr>
+              <w:pStyle w:val="NormalWeb"/>
+              <w:spacing w:after="120"/>
+            </w:pPr>
+            <w:r>
+              <w:t>Desenvolvimento ETL em Python</w:t>
+            </w:r>
+          </w:p>
+        </w:tc>
+        <w:tc>
+          <w:tcPr>
+            <w:tcW w:w="3680" w:type="dxa"/>
+            <w:vAlign w:val="center"/>
+          </w:tcPr>
+          <w:p>
+            <w:pPr>
+              <w:pStyle w:val="NormalWeb"/>
+              <w:spacing w:after="120"/>
+            </w:pPr>
+            <w:r>
+              <w:t>Automatização da extração, transformação e carregamento de dados</w:t>
+            </w:r>
+          </w:p>
+        </w:tc>
+        <w:tc>
+          <w:tcPr>
+            <w:tcW w:w="1803" w:type="dxa"/>
+            <w:vAlign w:val="center"/>
+          </w:tcPr>
+          <w:p>
+            <w:pPr>
+              <w:pStyle w:val="NormalWeb"/>
+              <w:spacing w:after="120"/>
+            </w:pPr>
+            <w:r>
+              <w:t>35 horas</w:t>
+            </w:r>
+          </w:p>
+        </w:tc>
+        <w:tc>
+          <w:tcPr>
+            <w:tcW w:w="1570" w:type="dxa"/>
+            <w:vAlign w:val="center"/>
+          </w:tcPr>
+          <w:p>
+            <w:pPr>
+              <w:pStyle w:val="NormalWeb"/>
+              <w:spacing w:after="120"/>
+            </w:pPr>
+            <w:r>
+              <w:t>R$ 35,00</w:t>
+            </w:r>
+          </w:p>
+        </w:tc>
+        <w:tc>
+          <w:tcPr>
+            <w:tcW w:w="1677" w:type="dxa"/>
+            <w:vAlign w:val="center"/>
+          </w:tcPr>
+          <w:p>
+            <w:pPr>
+              <w:pStyle w:val="NormalWeb"/>
+              <w:spacing w:after="120"/>
+            </w:pPr>
+            <w:r>
+              <w:t>R$ 1.225,00</w:t>
+            </w:r>
+          </w:p>
+        </w:tc>
+      </w:tr>
+      <w:tr>
+        <w:trPr>
+          <w:trHeight w:val="978"/>
+          <w:jc w:val="center"/>
+        </w:trPr>
+        <w:tc>
+          <w:tcPr>
+            <w:tcW w:w="1926" w:type="dxa"/>
+            <w:vAlign w:val="center"/>
+          </w:tcPr>
+          <w:p>
+            <w:pPr>
+              <w:pStyle w:val="NormalWeb"/>
+              <w:spacing w:after="120"/>
+            </w:pPr>
+            <w:r>
+              <w:t>Desenvolvimento do Data Warehouse</w:t>
+            </w:r>
+          </w:p>
+        </w:tc>
+        <w:tc>
+          <w:tcPr>
+            <w:tcW w:w="3680" w:type="dxa"/>
+            <w:vAlign w:val="center"/>
+          </w:tcPr>
+          <w:p>
+            <w:pPr>
+              <w:pStyle w:val="NormalWeb"/>
+              <w:spacing w:after="120"/>
+            </w:pPr>
+            <w:r>
+              <w:t>Estruturação multidimensional e integração analítica</w:t>
+            </w:r>
+          </w:p>
+        </w:tc>
+        <w:tc>
+          <w:tcPr>
+            <w:tcW w:w="1803" w:type="dxa"/>
+            <w:vAlign w:val="center"/>
+          </w:tcPr>
+          <w:p>
+            <w:pPr>
+              <w:pStyle w:val="NormalWeb"/>
+              <w:spacing w:after="120"/>
+            </w:pPr>
+            <w:r>
+              <w:t>30 horas</w:t>
+            </w:r>
+          </w:p>
+        </w:tc>
+        <w:tc>
+          <w:tcPr>
+            <w:tcW w:w="1570" w:type="dxa"/>
+            <w:vAlign w:val="center"/>
+          </w:tcPr>
+          <w:p>
+            <w:pPr>
+              <w:pStyle w:val="NormalWeb"/>
+              <w:spacing w:after="120"/>
+            </w:pPr>
+            <w:r>
+              <w:t>R$ 40,00</w:t>
+            </w:r>
+          </w:p>
+        </w:tc>
+        <w:tc>
+          <w:tcPr>
+            <w:tcW w:w="1677" w:type="dxa"/>
+            <w:vAlign w:val="center"/>
+          </w:tcPr>
+          <w:p>
+            <w:pPr>
+              <w:spacing w:after="33" w:line="259" w:lineRule="auto"/>
+              <w:rPr>
+                <w:rFonts w:ascii="Times New Roman" w:eastAsia="Times New Roman" w:hAnsi="Times New Roman" w:cs="Times New Roman"/>
+                <w:sz w:val="24"/>
+                <w:szCs w:val="24"/>
+                <w:lang w:val="pt-BR" w:eastAsia="pt-BR"/>
+              </w:rPr>
+            </w:pPr>
+            <w:r>
+              <w:rPr>
+                <w:rFonts w:ascii="Times New Roman" w:eastAsia="Times New Roman" w:hAnsi="Times New Roman" w:cs="Times New Roman"/>
+                <w:sz w:val="24"/>
+                <w:szCs w:val="24"/>
+                <w:lang w:val="pt-BR" w:eastAsia="pt-BR"/>
+              </w:rPr>
+              <w:t>R$1.200,00</w:t>
+            </w:r>
+          </w:p>
+        </w:tc>
+      </w:tr>
+      <w:tr>
+        <w:trPr>
+          <w:trHeight w:val="836"/>
+          <w:jc w:val="center"/>
+        </w:trPr>
+        <w:tc>
+          <w:tcPr>
+            <w:tcW w:w="1926" w:type="dxa"/>
+            <w:vAlign w:val="center"/>
+          </w:tcPr>
+          <w:p>
+            <w:pPr>
+              <w:pStyle w:val="NormalWeb"/>
+              <w:spacing w:after="120"/>
+            </w:pPr>
+            <w:r>
+              <w:t>Desenvolvimento da Interface</w:t>
+            </w:r>
+          </w:p>
+        </w:tc>
+        <w:tc>
+          <w:tcPr>
+            <w:tcW w:w="3680" w:type="dxa"/>
+            <w:vAlign w:val="center"/>
+          </w:tcPr>
+          <w:p>
+            <w:pPr>
+              <w:pStyle w:val="NormalWeb"/>
+              <w:spacing w:after="120"/>
+            </w:pPr>
+            <w:r>
+              <w:t>Criação da interface gráfica e dashboards</w:t>
+            </w:r>
+          </w:p>
+        </w:tc>
+        <w:tc>
+          <w:tcPr>
+            <w:tcW w:w="1803" w:type="dxa"/>
+            <w:vAlign w:val="center"/>
+          </w:tcPr>
+          <w:p>
+            <w:pPr>
+              <w:pStyle w:val="NormalWeb"/>
+              <w:spacing w:after="120"/>
+            </w:pPr>
+            <w:r>
+              <w:t>45 horas</w:t>
+            </w:r>
+          </w:p>
+        </w:tc>
+        <w:tc>
+          <w:tcPr>
+            <w:tcW w:w="1570" w:type="dxa"/>
+            <w:vAlign w:val="center"/>
+          </w:tcPr>
+          <w:p>
+            <w:pPr>
+              <w:pStyle w:val="NormalWeb"/>
+              <w:spacing w:after="120"/>
+            </w:pPr>
+            <w:r>
+              <w:t>R$ 35,00</w:t>
+            </w:r>
+          </w:p>
+        </w:tc>
+        <w:tc>
+          <w:tcPr>
+            <w:tcW w:w="1677" w:type="dxa"/>
+            <w:vAlign w:val="center"/>
+          </w:tcPr>
+          <w:p>
+            <w:pPr>
+              <w:pStyle w:val="NormalWeb"/>
+              <w:spacing w:after="120"/>
+            </w:pPr>
+            <w:r>
+              <w:t>R$1.575,00</w:t>
+            </w:r>
+          </w:p>
+        </w:tc>
+      </w:tr>
+      <w:tr>
+        <w:trPr>
+          <w:trHeight w:val="693"/>
+          <w:jc w:val="center"/>
+        </w:trPr>
+        <w:tc>
+          <w:tcPr>
+            <w:tcW w:w="1926" w:type="dxa"/>
+            <w:vAlign w:val="center"/>
+          </w:tcPr>
+          <w:p>
+            <w:pPr>
+              <w:pStyle w:val="NormalWeb"/>
+              <w:spacing w:after="120"/>
+            </w:pPr>
+            <w:r>
+              <w:t>Testes e Validações</w:t>
+            </w:r>
+          </w:p>
+        </w:tc>
+        <w:tc>
+          <w:tcPr>
+            <w:tcW w:w="3680" w:type="dxa"/>
+            <w:vAlign w:val="center"/>
+          </w:tcPr>
+          <w:p>
+            <w:pPr>
+              <w:pStyle w:val="NormalWeb"/>
+              <w:spacing w:after="120"/>
+            </w:pPr>
+            <w:r>
+              <w:t>Ajustes, correções e testes funcionais</w:t>
+            </w:r>
+          </w:p>
+        </w:tc>
+        <w:tc>
+          <w:tcPr>
+            <w:tcW w:w="1803" w:type="dxa"/>
+            <w:vAlign w:val="center"/>
+          </w:tcPr>
+          <w:p>
+            <w:pPr>
+              <w:pStyle w:val="NormalWeb"/>
+              <w:spacing w:after="120"/>
+            </w:pPr>
+            <w:r>
+              <w:t>25 horas</w:t>
+            </w:r>
+          </w:p>
+        </w:tc>
+        <w:tc>
+          <w:tcPr>
+            <w:tcW w:w="1570" w:type="dxa"/>
+            <w:vAlign w:val="center"/>
+          </w:tcPr>
+          <w:p>
+            <w:pPr>
+              <w:pStyle w:val="NormalWeb"/>
+              <w:spacing w:after="120"/>
+            </w:pPr>
+            <w:r>
+              <w:t>R$ 30,00</w:t>
+            </w:r>
+          </w:p>
+        </w:tc>
+        <w:tc>
+          <w:tcPr>
+            <w:tcW w:w="1677" w:type="dxa"/>
+            <w:vAlign w:val="center"/>
+          </w:tcPr>
+          <w:p>
+            <w:pPr>
+              <w:pStyle w:val="NormalWeb"/>
+              <w:spacing w:after="120"/>
+            </w:pPr>
+            <w:r>
+              <w:t>R$750,00</w:t>
+            </w:r>
+          </w:p>
+        </w:tc>
+      </w:tr>
+      <w:tr>
+        <w:trPr>
+          <w:trHeight w:val="845"/>
+          <w:jc w:val="center"/>
+        </w:trPr>
+        <w:tc>
+          <w:tcPr>
+            <w:tcW w:w="1926" w:type="dxa"/>
+            <w:vAlign w:val="center"/>
+          </w:tcPr>
+          <w:p>
+            <w:pPr>
+              <w:pStyle w:val="NormalWeb"/>
+              <w:spacing w:after="120"/>
+            </w:pPr>
+            <w:r>
+              <w:t>Infraestrutura Tecnológica</w:t>
+            </w:r>
+          </w:p>
+        </w:tc>
+        <w:tc>
+          <w:tcPr>
+            <w:tcW w:w="3680" w:type="dxa"/>
+            <w:vAlign w:val="center"/>
+          </w:tcPr>
+          <w:p>
+            <w:pPr>
+              <w:pStyle w:val="NormalWeb"/>
+              <w:spacing w:after="120"/>
+            </w:pPr>
+            <w:r>
+              <w:t>Internet, energia elétrica e equipamentos utilizados</w:t>
+            </w:r>
+          </w:p>
+        </w:tc>
+        <w:tc>
+          <w:tcPr>
+            <w:tcW w:w="1803" w:type="dxa"/>
+            <w:vAlign w:val="center"/>
+          </w:tcPr>
+          <w:p>
+            <w:pPr>
+              <w:pStyle w:val="NormalWeb"/>
+              <w:spacing w:after="120"/>
+            </w:pPr>
+            <w:r>
+              <w:t>-</w:t>
+            </w:r>
+          </w:p>
+        </w:tc>
+        <w:tc>
+          <w:tcPr>
+            <w:tcW w:w="1570" w:type="dxa"/>
+            <w:vAlign w:val="center"/>
+          </w:tcPr>
+          <w:p>
+            <w:pPr>
+              <w:pStyle w:val="NormalWeb"/>
+              <w:spacing w:after="120"/>
+            </w:pPr>
+            <w:r>
+              <w:t>R$ 500,00</w:t>
+            </w:r>
+          </w:p>
+        </w:tc>
+        <w:tc>
+          <w:tcPr>
+            <w:tcW w:w="1677" w:type="dxa"/>
+            <w:vAlign w:val="center"/>
+          </w:tcPr>
+          <w:p>
+            <w:pPr>
+              <w:pStyle w:val="NormalWeb"/>
+              <w:spacing w:after="120"/>
+            </w:pPr>
+            <w:r>
+              <w:t>R$ 500,00</w:t>
+            </w:r>
+          </w:p>
+        </w:tc>
+      </w:tr>
+      <w:tr>
+        <w:trPr>
+          <w:trHeight w:val="700"/>
+          <w:jc w:val="center"/>
+        </w:trPr>
+        <w:tc>
+          <w:tcPr>
+            <w:tcW w:w="1926" w:type="dxa"/>
+            <w:vAlign w:val="center"/>
+          </w:tcPr>
+          <w:p>
+            <w:pPr>
+              <w:pStyle w:val="NormalWeb"/>
+              <w:spacing w:after="120"/>
+            </w:pPr>
+            <w:r>
+              <w:t>Ferramentas Utilizadas</w:t>
+            </w:r>
+          </w:p>
+        </w:tc>
+        <w:tc>
+          <w:tcPr>
+            <w:tcW w:w="3680" w:type="dxa"/>
+            <w:vAlign w:val="center"/>
+          </w:tcPr>
+          <w:p>
+            <w:pPr>
+              <w:pStyle w:val="NormalWeb"/>
+              <w:spacing w:after="120"/>
+            </w:pPr>
+            <w:r>
+              <w:t>PostgreSQL, Github, VSCode e bibliotecas Python</w:t>
+            </w:r>
+          </w:p>
+        </w:tc>
+        <w:tc>
+          <w:tcPr>
+            <w:tcW w:w="1803" w:type="dxa"/>
+            <w:vAlign w:val="center"/>
+          </w:tcPr>
+          <w:p>
+            <w:pPr>
+              <w:pStyle w:val="NormalWeb"/>
+              <w:spacing w:after="120"/>
+            </w:pPr>
+            <w:r>
+              <w:t>-</w:t>
+            </w:r>
+          </w:p>
+        </w:tc>
+        <w:tc>
+          <w:tcPr>
+            <w:tcW w:w="1570" w:type="dxa"/>
+            <w:vAlign w:val="center"/>
+          </w:tcPr>
+          <w:p>
+            <w:pPr>
+              <w:pStyle w:val="NormalWeb"/>
+              <w:spacing w:after="120"/>
+            </w:pPr>
+            <w:r>
+              <w:t>R$ 0,00</w:t>
+            </w:r>
+          </w:p>
+        </w:tc>
+        <w:tc>
+          <w:tcPr>
+            <w:tcW w:w="1677" w:type="dxa"/>
+            <w:vAlign w:val="center"/>
+          </w:tcPr>
+          <w:p>
+            <w:pPr>
+              <w:pStyle w:val="NormalWeb"/>
+              <w:spacing w:after="120"/>
+            </w:pPr>
+            <w:r>
+              <w:t>R$ 0,00</w:t>
+            </w:r>
+          </w:p>
+        </w:tc>
+      </w:tr>
+      <w:tr>
+        <w:trPr>
+          <w:jc w:val="center"/>
+        </w:trPr>
+        <w:tc>
+          <w:tcPr>
+            <w:tcW w:w="1926" w:type="dxa"/>
+            <w:vAlign w:val="center"/>
+          </w:tcPr>
+          <w:p>
+            <w:pPr>
+              <w:pStyle w:val="NormalWeb"/>
+              <w:spacing w:after="120"/>
+            </w:pPr>
+            <w:r>
+              <w:t>Documentação Acadêmica</w:t>
+            </w:r>
+          </w:p>
+        </w:tc>
+        <w:tc>
+          <w:tcPr>
+            <w:tcW w:w="3680" w:type="dxa"/>
+            <w:vAlign w:val="center"/>
+          </w:tcPr>
+          <w:p>
+            <w:pPr>
+              <w:pStyle w:val="NormalWeb"/>
+              <w:spacing w:after="120"/>
+            </w:pPr>
+            <w:r>
+              <w:t>Desenvolvimento da documentação técnica e relatórios</w:t>
+            </w:r>
+          </w:p>
+        </w:tc>
+        <w:tc>
+          <w:tcPr>
+            <w:tcW w:w="1803" w:type="dxa"/>
+            <w:vAlign w:val="center"/>
+          </w:tcPr>
+          <w:p>
+            <w:pPr>
+              <w:pStyle w:val="NormalWeb"/>
+              <w:spacing w:after="120"/>
+            </w:pPr>
+            <w:r>
+              <w:t>20 horas</w:t>
+            </w:r>
+          </w:p>
+        </w:tc>
+        <w:tc>
+          <w:tcPr>
+            <w:tcW w:w="1570" w:type="dxa"/>
+            <w:vAlign w:val="center"/>
+          </w:tcPr>
+          <w:p>
+            <w:pPr>
+              <w:pStyle w:val="NormalWeb"/>
+              <w:spacing w:after="120"/>
+            </w:pPr>
+            <w:r>
+              <w:t>R$ 25,00</w:t>
+            </w:r>
+          </w:p>
+        </w:tc>
+        <w:tc>
+          <w:tcPr>
+            <w:tcW w:w="1677" w:type="dxa"/>
+            <w:vAlign w:val="center"/>
+          </w:tcPr>
+          <w:p>
+            <w:pPr>
+              <w:pStyle w:val="NormalWeb"/>
+              <w:spacing w:after="120"/>
+            </w:pPr>
+            <w:r>
+              <w:t>R$ 500,00</w:t>
+            </w:r>
+          </w:p>
+        </w:tc>
+      </w:tr>
+    </w:tbl>
+    <w:p>
+      <w:pPr>
+        <w:pStyle w:val="NormalWeb"/>
+        <w:spacing w:after="120"/>
+      </w:pPr>
+      <w:r>
+        <w:t xml:space="preserve">Valor total estimado do projeto MFix  </w:t>
+      </w:r>
+      <w:r>
+        <w:rPr>
+          <w:noProof/>
+        </w:rPr>
+        <w:drawing>
+          <wp:inline distT="0" distB="0" distL="0" distR="0" wp14:anchorId="4759F4FA" wp14:editId="19F63EEC">
+            <wp:extent cx="96982" cy="96982"/>
+            <wp:effectExtent l="0" t="0" r="0" b="0"/>
+            <wp:docPr id="935740605" name="Gráfico 7" descr="Seta para Direita com preenchimento sólido"/>
+            <wp:cNvGraphicFramePr>
+              <a:graphicFrameLocks xmlns:a="http://schemas.openxmlformats.org/drawingml/2006/main" noChangeAspect="1"/>
+            </wp:cNvGraphicFramePr>
+            <a:graphic xmlns:a="http://schemas.openxmlformats.org/drawingml/2006/main">
+              <a:graphicData uri="http://schemas.openxmlformats.org/drawingml/2006/picture">
+                <pic:pic xmlns:pic="http://schemas.openxmlformats.org/drawingml/2006/picture">
+                  <pic:nvPicPr>
+                    <pic:cNvPr id="935740605" name="Gráfico 935740605" descr="Seta para Direita com preenchimento sólido"/>
+                    <pic:cNvPicPr/>
+                  </pic:nvPicPr>
+                  <pic:blipFill>
+                    <a:blip r:embed="rId16">
+                      <a:extLst>
+                        <a:ext uri="{96DAC541-7B7A-43D3-8B79-37D633B846F1}">
+                          <asvg:svgBlip xmlns:asvg="http://schemas.microsoft.com/office/drawing/2016/SVG/main" r:embed="rId17"/>
+                        </a:ext>
+                      </a:extLst>
+                    </a:blip>
+                    <a:stretch>
+                      <a:fillRect/>
+                    </a:stretch>
+                  </pic:blipFill>
+                  <pic:spPr>
+                    <a:xfrm>
+                      <a:off x="0" y="0"/>
+                      <a:ext cx="100066" cy="100066"/>
+                    </a:xfrm>
+                    <a:prstGeom prst="rect">
+                      <a:avLst/>
+                    </a:prstGeom>
+                  </pic:spPr>
+                </pic:pic>
+              </a:graphicData>
+            </a:graphic>
+          </wp:inline>
+        </w:drawing>
+      </w:r>
+      <w:r>
+        <w:t xml:space="preserve"> R$ 7.150,00.</w:t>
+      </w:r>
+    </w:p>
+    <w:p>
+      <w:pPr>
+        <w:pStyle w:val="Ttulo4"/>
+        <w:numPr>
+          <w:ilvl w:val="1"/>
+          <w:numId w:val="12"/>
+        </w:numPr>
+        <w:tabs>
+          <w:tab w:val="left" w:pos="699"/>
+          <w:tab w:val="left" w:pos="4395"/>
+        </w:tabs>
+      </w:pPr>
+      <w:r>
+        <w:t>Plano de gestão de Riscos</w:t>
+      </w:r>
+    </w:p>
+    <w:p>
+      <w:pPr>
+        <w:pStyle w:val="NormalWeb"/>
+        <w:spacing w:after="120"/>
+        <w:ind w:firstLine="360"/>
+      </w:pPr>
+      <w:r>
+        <w:t>O plano de gestão de riscos foi desenvolvido com a finalidade de identificar possíveis eventos que possam impactar negativamente o desenvolvimento do projeto, permitindo maior controle sobre as atividades e definição de estratégias preventivas.</w:t>
+      </w:r>
+    </w:p>
+    <w:p>
+      <w:pPr>
+        <w:pStyle w:val="NormalWeb"/>
+        <w:spacing w:after="120"/>
+        <w:ind w:firstLine="360"/>
+      </w:pPr>
+      <w:r>
+        <w:t>Os riscos foram classificados de acordo com sua probabilidade de ocorrência e impacto no projeto, considerando fatores técnicos, operacionais, organizacionais e acadêmicos.</w:t>
+      </w:r>
+    </w:p>
+    <w:p>
+      <w:pPr>
+        <w:pStyle w:val="NormalWeb"/>
+        <w:spacing w:after="120"/>
+        <w:ind w:firstLine="360"/>
+      </w:pPr>
+      <w:r>
+        <w:t>O gerenciamento adequado dos riscos contribui para a redução de falhas, melhoria da organização da equipe e maior segurança durante o desenvolvimento da solução.</w:t>
+      </w:r>
+    </w:p>
+    <w:p>
+      <w:pPr>
+        <w:pStyle w:val="NormalWeb"/>
+        <w:spacing w:after="120"/>
+        <w:ind w:firstLine="360"/>
+      </w:pPr>
+    </w:p>
+    <w:p>
+      <w:pPr>
+        <w:pStyle w:val="NormalWeb"/>
+        <w:spacing w:after="120"/>
+        <w:ind w:firstLine="360"/>
+      </w:pPr>
+    </w:p>
+    <w:p>
+      <w:pPr>
+        <w:pStyle w:val="NormalWeb"/>
+        <w:spacing w:after="120"/>
+        <w:ind w:firstLine="360"/>
+      </w:pPr>
+    </w:p>
+    <w:p>
+      <w:pPr>
+        <w:pStyle w:val="NormalWeb"/>
+        <w:spacing w:after="120"/>
+        <w:ind w:firstLine="360"/>
+      </w:pPr>
+    </w:p>
+    <w:p>
+      <w:pPr>
+        <w:pStyle w:val="Ttulo4"/>
+        <w:tabs>
+          <w:tab w:val="left" w:pos="699"/>
+          <w:tab w:val="left" w:pos="4395"/>
+        </w:tabs>
+        <w:spacing w:after="240"/>
+        <w:ind w:left="357" w:firstLine="0"/>
+      </w:pPr>
+      <w:r>
+        <w:t>6.4 Identificação e Análise dos Riscos</w:t>
+      </w:r>
+    </w:p>
+    <w:tbl>
+      <w:tblPr>
+        <w:tblStyle w:val="TableGrid"/>
+        <w:tblW w:w="8771" w:type="dxa"/>
+        <w:jc w:val="center"/>
+        <w:tblInd w:w="0" w:type="dxa"/>
+        <w:tblBorders>
+          <w:top w:val="single" w:sz="4" w:space="0" w:color="auto"/>
+          <w:left w:val="single" w:sz="4" w:space="0" w:color="auto"/>
+          <w:bottom w:val="single" w:sz="4" w:space="0" w:color="auto"/>
+          <w:right w:val="single" w:sz="4" w:space="0" w:color="auto"/>
+          <w:insideH w:val="single" w:sz="4" w:space="0" w:color="auto"/>
+          <w:insideV w:val="single" w:sz="4" w:space="0" w:color="auto"/>
+        </w:tblBorders>
+        <w:tblCellMar>
+          <w:top w:w="95" w:type="dxa"/>
+          <w:right w:w="115" w:type="dxa"/>
+        </w:tblCellMar>
+        <w:tblLook w:val="04A0" w:firstRow="1" w:lastRow="0" w:firstColumn="1" w:lastColumn="0" w:noHBand="0" w:noVBand="1"/>
+      </w:tblPr>
+      <w:tblGrid>
+        <w:gridCol w:w="725"/>
+        <w:gridCol w:w="2694"/>
+        <w:gridCol w:w="1417"/>
+        <w:gridCol w:w="1419"/>
+        <w:gridCol w:w="2516"/>
+      </w:tblGrid>
+      <w:tr>
+        <w:trPr>
+          <w:cantSplit/>
+          <w:trHeight w:val="510"/>
+          <w:jc w:val="center"/>
+        </w:trPr>
+        <w:tc>
+          <w:tcPr>
+            <w:tcW w:w="725" w:type="dxa"/>
+            <w:vAlign w:val="center"/>
+          </w:tcPr>
+          <w:p>
+            <w:pPr>
+              <w:pStyle w:val="NormalWeb"/>
+              <w:spacing w:after="120"/>
+              <w:jc w:val="center"/>
+              <w:rPr>
+                <w:b/>
+                <w:bCs/>
+                <w:kern w:val="0"/>
+                <w14:ligatures w14:val="none"/>
+              </w:rPr>
+            </w:pPr>
+            <w:r>
+              <w:rPr>
+                <w:b/>
+                <w:bCs/>
+                <w:kern w:val="0"/>
+                <w14:ligatures w14:val="none"/>
+              </w:rPr>
+              <w:t>ID</w:t>
+            </w:r>
+          </w:p>
+        </w:tc>
+        <w:tc>
+          <w:tcPr>
+            <w:tcW w:w="2694" w:type="dxa"/>
+            <w:vAlign w:val="center"/>
+          </w:tcPr>
+          <w:p>
+            <w:pPr>
+              <w:pStyle w:val="NormalWeb"/>
+              <w:spacing w:after="120"/>
+              <w:jc w:val="center"/>
+              <w:rPr>
+                <w:b/>
+                <w:bCs/>
+                <w:kern w:val="0"/>
+                <w14:ligatures w14:val="none"/>
+              </w:rPr>
+            </w:pPr>
+            <w:r>
+              <w:rPr>
+                <w:b/>
+                <w:bCs/>
+                <w:kern w:val="0"/>
+                <w14:ligatures w14:val="none"/>
+              </w:rPr>
+              <w:t>RISCO</w:t>
+            </w:r>
+          </w:p>
+        </w:tc>
+        <w:tc>
+          <w:tcPr>
+            <w:tcW w:w="1417" w:type="dxa"/>
+            <w:vAlign w:val="center"/>
+          </w:tcPr>
+          <w:p>
+            <w:pPr>
+              <w:pStyle w:val="NormalWeb"/>
+              <w:spacing w:after="120"/>
+              <w:jc w:val="center"/>
+              <w:rPr>
+                <w:b/>
+                <w:bCs/>
+                <w:kern w:val="0"/>
+                <w14:ligatures w14:val="none"/>
+              </w:rPr>
+            </w:pPr>
+            <w:r>
+              <w:rPr>
+                <w:b/>
+                <w:bCs/>
+                <w:kern w:val="0"/>
+                <w14:ligatures w14:val="none"/>
+              </w:rPr>
+              <w:t xml:space="preserve">  </w:t>
+            </w:r>
+            <w:r>
+              <w:rPr>
+                <w:b/>
+                <w:bCs/>
+                <w:kern w:val="0"/>
+                <w14:ligatures w14:val="none"/>
+              </w:rPr>
+              <w:t>PROBABI</w:t>
+            </w:r>
+            <w:r>
+              <w:rPr>
+                <w:b/>
+                <w:bCs/>
+                <w:kern w:val="0"/>
+                <w14:ligatures w14:val="none"/>
+              </w:rPr>
+              <w:t>-</w:t>
+            </w:r>
+            <w:r>
+              <w:rPr>
+                <w:b/>
+                <w:bCs/>
+                <w:kern w:val="0"/>
+                <w14:ligatures w14:val="none"/>
+              </w:rPr>
+              <w:t>LIDADE</w:t>
+            </w:r>
+          </w:p>
+        </w:tc>
+        <w:tc>
+          <w:tcPr>
+            <w:tcW w:w="1419" w:type="dxa"/>
+            <w:vAlign w:val="center"/>
+          </w:tcPr>
+          <w:p>
+            <w:pPr>
+              <w:pStyle w:val="NormalWeb"/>
+              <w:spacing w:after="120"/>
+              <w:jc w:val="center"/>
+              <w:rPr>
+                <w:b/>
+                <w:bCs/>
+                <w:kern w:val="0"/>
+                <w14:ligatures w14:val="none"/>
+              </w:rPr>
+            </w:pPr>
+            <w:r>
+              <w:rPr>
+                <w:b/>
+                <w:bCs/>
+                <w:kern w:val="0"/>
+                <w14:ligatures w14:val="none"/>
+              </w:rPr>
+              <w:t>IMPACTO</w:t>
+            </w:r>
+          </w:p>
+        </w:tc>
+        <w:tc>
+          <w:tcPr>
+            <w:tcW w:w="2516" w:type="dxa"/>
+            <w:vAlign w:val="center"/>
+          </w:tcPr>
+          <w:p>
+            <w:pPr>
+              <w:pStyle w:val="NormalWeb"/>
+              <w:spacing w:after="120"/>
+              <w:jc w:val="center"/>
+              <w:rPr>
+                <w:b/>
+                <w:bCs/>
+                <w:kern w:val="0"/>
+                <w14:ligatures w14:val="none"/>
+              </w:rPr>
+            </w:pPr>
+            <w:r>
+              <w:rPr>
+                <w:b/>
+                <w:bCs/>
+                <w:kern w:val="0"/>
+                <w14:ligatures w14:val="none"/>
+              </w:rPr>
+              <w:t>ESTRATÉGIA DE MITIGAÇÃO</w:t>
+            </w:r>
+          </w:p>
+        </w:tc>
+      </w:tr>
+      <w:tr>
+        <w:trPr>
+          <w:cantSplit/>
+          <w:trHeight w:val="654"/>
+          <w:jc w:val="center"/>
+        </w:trPr>
+        <w:tc>
+          <w:tcPr>
+            <w:tcW w:w="725" w:type="dxa"/>
+            <w:vAlign w:val="center"/>
+          </w:tcPr>
+          <w:p>
+            <w:pPr>
+              <w:spacing w:line="259" w:lineRule="auto"/>
+              <w:jc w:val="center"/>
+              <w:rPr>
+                <w:rFonts w:ascii="Times New Roman" w:hAnsi="Times New Roman" w:cs="Times New Roman"/>
+                <w:sz w:val="22"/>
+                <w:szCs w:val="22"/>
+              </w:rPr>
+            </w:pPr>
+            <w:r>
+              <w:rPr>
+                <w:rFonts w:ascii="Times New Roman" w:hAnsi="Times New Roman" w:cs="Times New Roman"/>
+                <w:sz w:val="22"/>
+                <w:szCs w:val="22"/>
+              </w:rPr>
+              <w:t>R0</w:t>
+            </w:r>
+            <w:r>
+              <w:rPr>
+                <w:rFonts w:ascii="Times New Roman" w:hAnsi="Times New Roman" w:cs="Times New Roman"/>
+                <w:sz w:val="22"/>
+                <w:szCs w:val="22"/>
+              </w:rPr>
+              <w:t>1</w:t>
+            </w:r>
+          </w:p>
+        </w:tc>
+        <w:tc>
+          <w:tcPr>
+            <w:tcW w:w="2694" w:type="dxa"/>
+            <w:vAlign w:val="center"/>
+          </w:tcPr>
+          <w:p>
+            <w:pPr>
+              <w:spacing w:line="259" w:lineRule="auto"/>
+              <w:jc w:val="center"/>
+              <w:rPr>
+                <w:rFonts w:ascii="Times New Roman" w:hAnsi="Times New Roman" w:cs="Times New Roman"/>
+                <w:sz w:val="22"/>
+                <w:szCs w:val="22"/>
+              </w:rPr>
+            </w:pPr>
+            <w:r>
+              <w:rPr>
+                <w:rFonts w:ascii="Times New Roman" w:hAnsi="Times New Roman" w:cs="Times New Roman"/>
+                <w:sz w:val="22"/>
+                <w:szCs w:val="22"/>
+              </w:rPr>
+              <w:t>Falhas na integração entre banco de dados e DW</w:t>
+            </w:r>
+          </w:p>
+        </w:tc>
+        <w:tc>
+          <w:tcPr>
+            <w:tcW w:w="1417" w:type="dxa"/>
+            <w:vAlign w:val="center"/>
+          </w:tcPr>
+          <w:p>
+            <w:pPr>
+              <w:spacing w:line="259" w:lineRule="auto"/>
+              <w:jc w:val="center"/>
+              <w:rPr>
+                <w:rFonts w:ascii="Times New Roman" w:hAnsi="Times New Roman" w:cs="Times New Roman"/>
+                <w:sz w:val="22"/>
+                <w:szCs w:val="22"/>
+              </w:rPr>
+            </w:pPr>
+            <w:r>
+              <w:rPr>
+                <w:rFonts w:ascii="Times New Roman" w:hAnsi="Times New Roman" w:cs="Times New Roman"/>
+                <w:sz w:val="22"/>
+                <w:szCs w:val="22"/>
+              </w:rPr>
+              <w:t>Média</w:t>
+            </w:r>
+          </w:p>
+        </w:tc>
+        <w:tc>
+          <w:tcPr>
+            <w:tcW w:w="1419" w:type="dxa"/>
+            <w:vAlign w:val="center"/>
+          </w:tcPr>
+          <w:p>
+            <w:pPr>
+              <w:spacing w:line="259" w:lineRule="auto"/>
+              <w:jc w:val="center"/>
+              <w:rPr>
+                <w:rFonts w:ascii="Times New Roman" w:hAnsi="Times New Roman" w:cs="Times New Roman"/>
+                <w:sz w:val="22"/>
+                <w:szCs w:val="22"/>
+              </w:rPr>
+            </w:pPr>
+            <w:r>
+              <w:rPr>
+                <w:rFonts w:ascii="Times New Roman" w:hAnsi="Times New Roman" w:cs="Times New Roman"/>
+                <w:sz w:val="22"/>
+                <w:szCs w:val="22"/>
+              </w:rPr>
+              <w:t>Alto</w:t>
+            </w:r>
+          </w:p>
+        </w:tc>
+        <w:tc>
+          <w:tcPr>
+            <w:tcW w:w="2516" w:type="dxa"/>
+            <w:vAlign w:val="center"/>
+          </w:tcPr>
+          <w:p>
+            <w:pPr>
+              <w:spacing w:line="259" w:lineRule="auto"/>
+              <w:jc w:val="center"/>
+              <w:rPr>
+                <w:rFonts w:ascii="Times New Roman" w:hAnsi="Times New Roman" w:cs="Times New Roman"/>
+                <w:sz w:val="22"/>
+                <w:szCs w:val="22"/>
+              </w:rPr>
+            </w:pPr>
+            <w:r>
+              <w:rPr>
+                <w:rFonts w:ascii="Times New Roman" w:hAnsi="Times New Roman" w:cs="Times New Roman"/>
+                <w:sz w:val="22"/>
+                <w:szCs w:val="22"/>
+              </w:rPr>
+              <w:t>Realizar testes contínuos de integração</w:t>
+            </w:r>
+          </w:p>
+        </w:tc>
+      </w:tr>
+      <w:tr>
+        <w:trPr>
+          <w:cantSplit/>
+          <w:trHeight w:val="510"/>
+          <w:jc w:val="center"/>
+        </w:trPr>
+        <w:tc>
+          <w:tcPr>
+            <w:tcW w:w="725" w:type="dxa"/>
+            <w:vAlign w:val="center"/>
+          </w:tcPr>
+          <w:p>
+            <w:pPr>
+              <w:spacing w:line="259" w:lineRule="auto"/>
+              <w:jc w:val="center"/>
+              <w:rPr>
+                <w:rFonts w:ascii="Times New Roman" w:hAnsi="Times New Roman" w:cs="Times New Roman"/>
+                <w:sz w:val="22"/>
+                <w:szCs w:val="22"/>
+              </w:rPr>
+            </w:pPr>
+            <w:r>
+              <w:rPr>
+                <w:rFonts w:ascii="Times New Roman" w:hAnsi="Times New Roman" w:cs="Times New Roman"/>
+                <w:sz w:val="22"/>
+                <w:szCs w:val="22"/>
+              </w:rPr>
+              <w:t>R02</w:t>
+            </w:r>
+          </w:p>
+        </w:tc>
+        <w:tc>
+          <w:tcPr>
+            <w:tcW w:w="2694" w:type="dxa"/>
+            <w:vAlign w:val="center"/>
+          </w:tcPr>
+          <w:p>
+            <w:pPr>
+              <w:spacing w:line="259" w:lineRule="auto"/>
+              <w:jc w:val="center"/>
+              <w:rPr>
+                <w:rFonts w:ascii="Times New Roman" w:hAnsi="Times New Roman" w:cs="Times New Roman"/>
+                <w:sz w:val="22"/>
+                <w:szCs w:val="22"/>
+              </w:rPr>
+            </w:pPr>
+            <w:r>
+              <w:rPr>
+                <w:rFonts w:ascii="Times New Roman" w:hAnsi="Times New Roman" w:cs="Times New Roman"/>
+                <w:sz w:val="22"/>
+                <w:szCs w:val="22"/>
+              </w:rPr>
+              <w:t>Inconsistência nos dados utilizados no ETL</w:t>
+            </w:r>
+          </w:p>
+        </w:tc>
+        <w:tc>
+          <w:tcPr>
+            <w:tcW w:w="1417" w:type="dxa"/>
+            <w:vAlign w:val="center"/>
+          </w:tcPr>
+          <w:p>
+            <w:pPr>
+              <w:spacing w:line="259" w:lineRule="auto"/>
+              <w:jc w:val="center"/>
+              <w:rPr>
+                <w:rFonts w:ascii="Times New Roman" w:hAnsi="Times New Roman" w:cs="Times New Roman"/>
+                <w:sz w:val="22"/>
+                <w:szCs w:val="22"/>
+              </w:rPr>
+            </w:pPr>
+            <w:r>
+              <w:rPr>
+                <w:rFonts w:ascii="Times New Roman" w:hAnsi="Times New Roman" w:cs="Times New Roman"/>
+                <w:sz w:val="22"/>
+                <w:szCs w:val="22"/>
+              </w:rPr>
+              <w:t>Alta</w:t>
+            </w:r>
+          </w:p>
+        </w:tc>
+        <w:tc>
+          <w:tcPr>
+            <w:tcW w:w="1419" w:type="dxa"/>
+            <w:vAlign w:val="center"/>
+          </w:tcPr>
+          <w:p>
+            <w:pPr>
+              <w:spacing w:line="259" w:lineRule="auto"/>
+              <w:jc w:val="center"/>
+              <w:rPr>
+                <w:rFonts w:ascii="Times New Roman" w:hAnsi="Times New Roman" w:cs="Times New Roman"/>
+                <w:sz w:val="22"/>
+                <w:szCs w:val="22"/>
+              </w:rPr>
+            </w:pPr>
+            <w:r>
+              <w:rPr>
+                <w:rFonts w:ascii="Times New Roman" w:hAnsi="Times New Roman" w:cs="Times New Roman"/>
+                <w:sz w:val="22"/>
+                <w:szCs w:val="22"/>
+              </w:rPr>
+              <w:t>Alto</w:t>
+            </w:r>
+          </w:p>
+        </w:tc>
+        <w:tc>
+          <w:tcPr>
+            <w:tcW w:w="2516" w:type="dxa"/>
+            <w:vAlign w:val="center"/>
+          </w:tcPr>
+          <w:p>
+            <w:pPr>
+              <w:spacing w:line="259" w:lineRule="auto"/>
+              <w:jc w:val="center"/>
+              <w:rPr>
+                <w:rFonts w:ascii="Times New Roman" w:hAnsi="Times New Roman" w:cs="Times New Roman"/>
+                <w:sz w:val="22"/>
+                <w:szCs w:val="22"/>
+              </w:rPr>
+            </w:pPr>
+            <w:r>
+              <w:rPr>
+                <w:rFonts w:ascii="Times New Roman" w:hAnsi="Times New Roman" w:cs="Times New Roman"/>
+                <w:sz w:val="22"/>
+                <w:szCs w:val="22"/>
+              </w:rPr>
+              <w:t>Implementar validação e limpeza automatizada dos dados</w:t>
+            </w:r>
+          </w:p>
+        </w:tc>
+      </w:tr>
+      <w:tr>
+        <w:trPr>
+          <w:cantSplit/>
+          <w:trHeight w:val="510"/>
+          <w:jc w:val="center"/>
+        </w:trPr>
+        <w:tc>
+          <w:tcPr>
+            <w:tcW w:w="725" w:type="dxa"/>
+            <w:vAlign w:val="center"/>
+          </w:tcPr>
+          <w:p>
+            <w:pPr>
+              <w:spacing w:line="259" w:lineRule="auto"/>
+              <w:jc w:val="center"/>
+              <w:rPr>
+                <w:rFonts w:ascii="Times New Roman" w:hAnsi="Times New Roman" w:cs="Times New Roman"/>
+                <w:sz w:val="22"/>
+                <w:szCs w:val="22"/>
+              </w:rPr>
+            </w:pPr>
+            <w:r>
+              <w:rPr>
+                <w:rFonts w:ascii="Times New Roman" w:hAnsi="Times New Roman" w:cs="Times New Roman"/>
+                <w:sz w:val="22"/>
+                <w:szCs w:val="22"/>
+              </w:rPr>
+              <w:t>R03</w:t>
+            </w:r>
+          </w:p>
+        </w:tc>
+        <w:tc>
+          <w:tcPr>
+            <w:tcW w:w="2694" w:type="dxa"/>
+            <w:vAlign w:val="center"/>
+          </w:tcPr>
+          <w:p>
+            <w:pPr>
+              <w:spacing w:line="259" w:lineRule="auto"/>
+              <w:ind w:right="123"/>
+              <w:jc w:val="center"/>
+              <w:rPr>
+                <w:rFonts w:ascii="Times New Roman" w:hAnsi="Times New Roman" w:cs="Times New Roman"/>
+                <w:sz w:val="22"/>
+                <w:szCs w:val="22"/>
+              </w:rPr>
+            </w:pPr>
+            <w:r>
+              <w:rPr>
+                <w:rFonts w:ascii="Times New Roman" w:hAnsi="Times New Roman" w:cs="Times New Roman"/>
+                <w:sz w:val="22"/>
+                <w:szCs w:val="22"/>
+              </w:rPr>
+              <w:t>Atrasos no desenvolvimento da interface</w:t>
+            </w:r>
+          </w:p>
+        </w:tc>
+        <w:tc>
+          <w:tcPr>
+            <w:tcW w:w="1417" w:type="dxa"/>
+            <w:vAlign w:val="center"/>
+          </w:tcPr>
+          <w:p>
+            <w:pPr>
+              <w:spacing w:line="259" w:lineRule="auto"/>
+              <w:jc w:val="center"/>
+              <w:rPr>
+                <w:rFonts w:ascii="Times New Roman" w:hAnsi="Times New Roman" w:cs="Times New Roman"/>
+                <w:sz w:val="22"/>
+                <w:szCs w:val="22"/>
+              </w:rPr>
+            </w:pPr>
+            <w:r>
+              <w:rPr>
+                <w:rFonts w:ascii="Times New Roman" w:hAnsi="Times New Roman" w:cs="Times New Roman"/>
+                <w:sz w:val="22"/>
+                <w:szCs w:val="22"/>
+              </w:rPr>
+              <w:t>Média</w:t>
+            </w:r>
+          </w:p>
+        </w:tc>
+        <w:tc>
+          <w:tcPr>
+            <w:tcW w:w="1419" w:type="dxa"/>
+            <w:vAlign w:val="center"/>
+          </w:tcPr>
+          <w:p>
+            <w:pPr>
+              <w:spacing w:line="259" w:lineRule="auto"/>
+              <w:jc w:val="center"/>
+              <w:rPr>
+                <w:rFonts w:ascii="Times New Roman" w:hAnsi="Times New Roman" w:cs="Times New Roman"/>
+                <w:sz w:val="22"/>
+                <w:szCs w:val="22"/>
+              </w:rPr>
+            </w:pPr>
+            <w:r>
+              <w:rPr>
+                <w:rFonts w:ascii="Times New Roman" w:hAnsi="Times New Roman" w:cs="Times New Roman"/>
+                <w:sz w:val="22"/>
+                <w:szCs w:val="22"/>
+              </w:rPr>
+              <w:t>Médio</w:t>
+            </w:r>
+          </w:p>
+        </w:tc>
+        <w:tc>
+          <w:tcPr>
+            <w:tcW w:w="2516" w:type="dxa"/>
+            <w:vAlign w:val="center"/>
+          </w:tcPr>
+          <w:p>
+            <w:pPr>
+              <w:spacing w:line="259" w:lineRule="auto"/>
+              <w:jc w:val="center"/>
+              <w:rPr>
+                <w:rFonts w:ascii="Times New Roman" w:hAnsi="Times New Roman" w:cs="Times New Roman"/>
+                <w:sz w:val="22"/>
+                <w:szCs w:val="22"/>
+              </w:rPr>
+            </w:pPr>
+            <w:r>
+              <w:rPr>
+                <w:rFonts w:ascii="Times New Roman" w:hAnsi="Times New Roman" w:cs="Times New Roman"/>
+                <w:sz w:val="22"/>
+                <w:szCs w:val="22"/>
+              </w:rPr>
+              <w:t>Dividir tarefas e acompanhar cronograma semanalmente</w:t>
+            </w:r>
+          </w:p>
+        </w:tc>
+      </w:tr>
+      <w:tr>
+        <w:trPr>
+          <w:cantSplit/>
+          <w:trHeight w:val="510"/>
+          <w:jc w:val="center"/>
+        </w:trPr>
+        <w:tc>
+          <w:tcPr>
+            <w:tcW w:w="725" w:type="dxa"/>
+            <w:vAlign w:val="center"/>
+          </w:tcPr>
+          <w:p>
+            <w:pPr>
+              <w:spacing w:line="259" w:lineRule="auto"/>
+              <w:jc w:val="center"/>
+              <w:rPr>
+                <w:rFonts w:ascii="Times New Roman" w:hAnsi="Times New Roman" w:cs="Times New Roman"/>
+                <w:sz w:val="22"/>
+                <w:szCs w:val="22"/>
+              </w:rPr>
+            </w:pPr>
+            <w:r>
+              <w:rPr>
+                <w:rFonts w:ascii="Times New Roman" w:hAnsi="Times New Roman" w:cs="Times New Roman"/>
+                <w:sz w:val="22"/>
+                <w:szCs w:val="22"/>
+              </w:rPr>
+              <w:t>R04</w:t>
+            </w:r>
+          </w:p>
+        </w:tc>
+        <w:tc>
+          <w:tcPr>
+            <w:tcW w:w="2694" w:type="dxa"/>
+            <w:vAlign w:val="center"/>
+          </w:tcPr>
+          <w:p>
+            <w:pPr>
+              <w:spacing w:line="259" w:lineRule="auto"/>
+              <w:ind w:right="210"/>
+              <w:jc w:val="center"/>
+              <w:rPr>
+                <w:rFonts w:ascii="Times New Roman" w:hAnsi="Times New Roman" w:cs="Times New Roman"/>
+                <w:sz w:val="22"/>
+                <w:szCs w:val="22"/>
+              </w:rPr>
+            </w:pPr>
+            <w:r>
+              <w:rPr>
+                <w:rFonts w:ascii="Times New Roman" w:hAnsi="Times New Roman" w:cs="Times New Roman"/>
+                <w:sz w:val="22"/>
+                <w:szCs w:val="22"/>
+              </w:rPr>
+              <w:t>Problemas d</w:t>
+            </w:r>
+            <w:r>
+              <w:rPr>
+                <w:rFonts w:ascii="Times New Roman" w:hAnsi="Times New Roman" w:cs="Times New Roman"/>
+                <w:sz w:val="22"/>
+                <w:szCs w:val="22"/>
+              </w:rPr>
+              <w:t xml:space="preserve">e </w:t>
+            </w:r>
+            <w:r>
+              <w:rPr>
+                <w:rFonts w:ascii="Times New Roman" w:hAnsi="Times New Roman" w:cs="Times New Roman"/>
+                <w:sz w:val="22"/>
+                <w:szCs w:val="22"/>
+              </w:rPr>
+              <w:t>compatibilidade entre bibliotecas Python</w:t>
+            </w:r>
+          </w:p>
+        </w:tc>
+        <w:tc>
+          <w:tcPr>
+            <w:tcW w:w="1417" w:type="dxa"/>
+            <w:vAlign w:val="center"/>
+          </w:tcPr>
+          <w:p>
+            <w:pPr>
+              <w:spacing w:line="259" w:lineRule="auto"/>
+              <w:jc w:val="center"/>
+              <w:rPr>
+                <w:rFonts w:ascii="Times New Roman" w:hAnsi="Times New Roman" w:cs="Times New Roman"/>
+                <w:sz w:val="22"/>
+                <w:szCs w:val="22"/>
+              </w:rPr>
+            </w:pPr>
+            <w:r>
+              <w:rPr>
+                <w:rFonts w:ascii="Times New Roman" w:hAnsi="Times New Roman" w:cs="Times New Roman"/>
+                <w:sz w:val="22"/>
+                <w:szCs w:val="22"/>
+              </w:rPr>
+              <w:t>Média</w:t>
+            </w:r>
+          </w:p>
+        </w:tc>
+        <w:tc>
+          <w:tcPr>
+            <w:tcW w:w="1419" w:type="dxa"/>
+            <w:vAlign w:val="center"/>
+          </w:tcPr>
+          <w:p>
+            <w:pPr>
+              <w:spacing w:line="259" w:lineRule="auto"/>
+              <w:jc w:val="center"/>
+              <w:rPr>
+                <w:rFonts w:ascii="Times New Roman" w:hAnsi="Times New Roman" w:cs="Times New Roman"/>
+                <w:sz w:val="22"/>
+                <w:szCs w:val="22"/>
+              </w:rPr>
+            </w:pPr>
+            <w:r>
+              <w:rPr>
+                <w:rFonts w:ascii="Times New Roman" w:hAnsi="Times New Roman" w:cs="Times New Roman"/>
+                <w:sz w:val="22"/>
+                <w:szCs w:val="22"/>
+              </w:rPr>
+              <w:t>Médio</w:t>
+            </w:r>
+          </w:p>
+        </w:tc>
+        <w:tc>
+          <w:tcPr>
+            <w:tcW w:w="2516" w:type="dxa"/>
+            <w:vAlign w:val="center"/>
+          </w:tcPr>
+          <w:p>
+            <w:pPr>
+              <w:spacing w:line="259" w:lineRule="auto"/>
+              <w:jc w:val="center"/>
+              <w:rPr>
+                <w:rFonts w:ascii="Times New Roman" w:hAnsi="Times New Roman" w:cs="Times New Roman"/>
+                <w:sz w:val="22"/>
+                <w:szCs w:val="22"/>
+              </w:rPr>
+            </w:pPr>
+            <w:r>
+              <w:rPr>
+                <w:rFonts w:ascii="Times New Roman" w:hAnsi="Times New Roman" w:cs="Times New Roman"/>
+                <w:sz w:val="22"/>
+                <w:szCs w:val="22"/>
+              </w:rPr>
+              <w:t>Padronizar versões das bibliotecas utilizadas</w:t>
+            </w:r>
+          </w:p>
+        </w:tc>
+      </w:tr>
+      <w:tr>
+        <w:trPr>
+          <w:cantSplit/>
+          <w:trHeight w:val="510"/>
+          <w:jc w:val="center"/>
+        </w:trPr>
+        <w:tc>
+          <w:tcPr>
+            <w:tcW w:w="725" w:type="dxa"/>
+            <w:vAlign w:val="center"/>
+          </w:tcPr>
+          <w:p>
+            <w:pPr>
+              <w:spacing w:line="259" w:lineRule="auto"/>
+              <w:jc w:val="center"/>
+              <w:rPr>
+                <w:rFonts w:ascii="Times New Roman" w:hAnsi="Times New Roman" w:cs="Times New Roman"/>
+                <w:sz w:val="22"/>
+                <w:szCs w:val="22"/>
+              </w:rPr>
+            </w:pPr>
+            <w:r>
+              <w:rPr>
+                <w:rFonts w:ascii="Times New Roman" w:hAnsi="Times New Roman" w:cs="Times New Roman"/>
+                <w:sz w:val="22"/>
+                <w:szCs w:val="22"/>
+              </w:rPr>
+              <w:t>R05</w:t>
+            </w:r>
+          </w:p>
+        </w:tc>
+        <w:tc>
+          <w:tcPr>
+            <w:tcW w:w="2694" w:type="dxa"/>
+            <w:vAlign w:val="center"/>
+          </w:tcPr>
+          <w:p>
+            <w:pPr>
+              <w:spacing w:line="259" w:lineRule="auto"/>
+              <w:jc w:val="center"/>
+              <w:rPr>
+                <w:rFonts w:ascii="Times New Roman" w:hAnsi="Times New Roman" w:cs="Times New Roman"/>
+                <w:sz w:val="22"/>
+                <w:szCs w:val="22"/>
+              </w:rPr>
+            </w:pPr>
+            <w:r>
+              <w:rPr>
+                <w:rFonts w:ascii="Times New Roman" w:hAnsi="Times New Roman" w:cs="Times New Roman"/>
+                <w:sz w:val="22"/>
+                <w:szCs w:val="22"/>
+              </w:rPr>
+              <w:t>Perda de arquivos do projeto</w:t>
+            </w:r>
+          </w:p>
+        </w:tc>
+        <w:tc>
+          <w:tcPr>
+            <w:tcW w:w="1417" w:type="dxa"/>
+            <w:vAlign w:val="center"/>
+          </w:tcPr>
+          <w:p>
+            <w:pPr>
+              <w:spacing w:line="259" w:lineRule="auto"/>
+              <w:jc w:val="center"/>
+              <w:rPr>
+                <w:rFonts w:ascii="Times New Roman" w:hAnsi="Times New Roman" w:cs="Times New Roman"/>
+                <w:sz w:val="22"/>
+                <w:szCs w:val="22"/>
+              </w:rPr>
+            </w:pPr>
+            <w:r>
+              <w:rPr>
+                <w:rFonts w:ascii="Times New Roman" w:hAnsi="Times New Roman" w:cs="Times New Roman"/>
+                <w:sz w:val="22"/>
+                <w:szCs w:val="22"/>
+              </w:rPr>
+              <w:t>Baixa</w:t>
+            </w:r>
+          </w:p>
+        </w:tc>
+        <w:tc>
+          <w:tcPr>
+            <w:tcW w:w="1419" w:type="dxa"/>
+            <w:vAlign w:val="center"/>
+          </w:tcPr>
+          <w:p>
+            <w:pPr>
+              <w:spacing w:line="259" w:lineRule="auto"/>
+              <w:jc w:val="center"/>
+              <w:rPr>
+                <w:rFonts w:ascii="Times New Roman" w:hAnsi="Times New Roman" w:cs="Times New Roman"/>
+                <w:sz w:val="22"/>
+                <w:szCs w:val="22"/>
+              </w:rPr>
+            </w:pPr>
+            <w:r>
+              <w:rPr>
+                <w:rFonts w:ascii="Times New Roman" w:hAnsi="Times New Roman" w:cs="Times New Roman"/>
+                <w:sz w:val="22"/>
+                <w:szCs w:val="22"/>
+              </w:rPr>
+              <w:t>Alto</w:t>
+            </w:r>
+          </w:p>
+        </w:tc>
+        <w:tc>
+          <w:tcPr>
+            <w:tcW w:w="2516" w:type="dxa"/>
+            <w:vAlign w:val="center"/>
+          </w:tcPr>
+          <w:p>
+            <w:pPr>
+              <w:spacing w:line="259" w:lineRule="auto"/>
+              <w:jc w:val="center"/>
+              <w:rPr>
+                <w:rFonts w:ascii="Times New Roman" w:hAnsi="Times New Roman" w:cs="Times New Roman"/>
+                <w:sz w:val="22"/>
+                <w:szCs w:val="22"/>
+              </w:rPr>
+            </w:pPr>
+            <w:r>
+              <w:rPr>
+                <w:rFonts w:ascii="Times New Roman" w:hAnsi="Times New Roman" w:cs="Times New Roman"/>
+                <w:sz w:val="22"/>
+                <w:szCs w:val="22"/>
+              </w:rPr>
+              <w:t>Utilizar Github e backups em nuvem</w:t>
+            </w:r>
+          </w:p>
+        </w:tc>
+      </w:tr>
+      <w:tr>
+        <w:trPr>
+          <w:cantSplit/>
+          <w:trHeight w:val="510"/>
+          <w:jc w:val="center"/>
+        </w:trPr>
+        <w:tc>
+          <w:tcPr>
+            <w:tcW w:w="725" w:type="dxa"/>
+            <w:vAlign w:val="center"/>
+          </w:tcPr>
+          <w:p>
+            <w:pPr>
+              <w:spacing w:line="259" w:lineRule="auto"/>
+              <w:jc w:val="center"/>
+              <w:rPr>
+                <w:rFonts w:ascii="Times New Roman" w:hAnsi="Times New Roman" w:cs="Times New Roman"/>
+                <w:sz w:val="22"/>
+                <w:szCs w:val="22"/>
+              </w:rPr>
+            </w:pPr>
+            <w:r>
+              <w:rPr>
+                <w:rFonts w:ascii="Times New Roman" w:hAnsi="Times New Roman" w:cs="Times New Roman"/>
+                <w:sz w:val="22"/>
+                <w:szCs w:val="22"/>
+              </w:rPr>
+              <w:t>R06</w:t>
+            </w:r>
+          </w:p>
+        </w:tc>
+        <w:tc>
+          <w:tcPr>
+            <w:tcW w:w="2694" w:type="dxa"/>
+            <w:vAlign w:val="center"/>
+          </w:tcPr>
+          <w:p>
+            <w:pPr>
+              <w:spacing w:after="33" w:line="259" w:lineRule="auto"/>
+              <w:jc w:val="center"/>
+              <w:rPr>
+                <w:rFonts w:ascii="Times New Roman" w:hAnsi="Times New Roman" w:cs="Times New Roman"/>
+                <w:sz w:val="22"/>
+                <w:szCs w:val="22"/>
+              </w:rPr>
+            </w:pPr>
+            <w:r>
+              <w:rPr>
+                <w:rFonts w:ascii="Times New Roman" w:hAnsi="Times New Roman" w:cs="Times New Roman"/>
+                <w:sz w:val="22"/>
+                <w:szCs w:val="22"/>
+              </w:rPr>
+              <w:t>Falhas nos dashboards e</w:t>
+            </w:r>
+          </w:p>
+          <w:p>
+            <w:pPr>
+              <w:spacing w:line="259" w:lineRule="auto"/>
+              <w:jc w:val="center"/>
+              <w:rPr>
+                <w:rFonts w:ascii="Times New Roman" w:hAnsi="Times New Roman" w:cs="Times New Roman"/>
+                <w:sz w:val="22"/>
+                <w:szCs w:val="22"/>
+              </w:rPr>
+            </w:pPr>
+            <w:r>
+              <w:rPr>
+                <w:rFonts w:ascii="Times New Roman" w:hAnsi="Times New Roman" w:cs="Times New Roman"/>
+                <w:sz w:val="22"/>
+                <w:szCs w:val="22"/>
+              </w:rPr>
+              <w:t>filtros</w:t>
+            </w:r>
+          </w:p>
+        </w:tc>
+        <w:tc>
+          <w:tcPr>
+            <w:tcW w:w="1417" w:type="dxa"/>
+            <w:vAlign w:val="center"/>
+          </w:tcPr>
+          <w:p>
+            <w:pPr>
+              <w:spacing w:line="259" w:lineRule="auto"/>
+              <w:jc w:val="center"/>
+              <w:rPr>
+                <w:rFonts w:ascii="Times New Roman" w:hAnsi="Times New Roman" w:cs="Times New Roman"/>
+                <w:sz w:val="22"/>
+                <w:szCs w:val="22"/>
+              </w:rPr>
+            </w:pPr>
+            <w:r>
+              <w:rPr>
+                <w:rFonts w:ascii="Times New Roman" w:hAnsi="Times New Roman" w:cs="Times New Roman"/>
+                <w:sz w:val="22"/>
+                <w:szCs w:val="22"/>
+              </w:rPr>
+              <w:t>Média</w:t>
+            </w:r>
+          </w:p>
+        </w:tc>
+        <w:tc>
+          <w:tcPr>
+            <w:tcW w:w="1419" w:type="dxa"/>
+            <w:vAlign w:val="center"/>
+          </w:tcPr>
+          <w:p>
+            <w:pPr>
+              <w:spacing w:line="259" w:lineRule="auto"/>
+              <w:jc w:val="center"/>
+              <w:rPr>
+                <w:rFonts w:ascii="Times New Roman" w:hAnsi="Times New Roman" w:cs="Times New Roman"/>
+                <w:sz w:val="22"/>
+                <w:szCs w:val="22"/>
+              </w:rPr>
+            </w:pPr>
+            <w:r>
+              <w:rPr>
+                <w:rFonts w:ascii="Times New Roman" w:hAnsi="Times New Roman" w:cs="Times New Roman"/>
+                <w:sz w:val="22"/>
+                <w:szCs w:val="22"/>
+              </w:rPr>
+              <w:t>Médio</w:t>
+            </w:r>
+          </w:p>
+        </w:tc>
+        <w:tc>
+          <w:tcPr>
+            <w:tcW w:w="2516" w:type="dxa"/>
+            <w:vAlign w:val="center"/>
+          </w:tcPr>
+          <w:p>
+            <w:pPr>
+              <w:spacing w:line="259" w:lineRule="auto"/>
+              <w:jc w:val="center"/>
+              <w:rPr>
+                <w:rFonts w:ascii="Times New Roman" w:hAnsi="Times New Roman" w:cs="Times New Roman"/>
+                <w:sz w:val="22"/>
+                <w:szCs w:val="22"/>
+              </w:rPr>
+            </w:pPr>
+            <w:r>
+              <w:rPr>
+                <w:rFonts w:ascii="Times New Roman" w:hAnsi="Times New Roman" w:cs="Times New Roman"/>
+                <w:sz w:val="22"/>
+                <w:szCs w:val="22"/>
+              </w:rPr>
+              <w:t>Realizar testes incrementais por funcionalidade</w:t>
+            </w:r>
+          </w:p>
+        </w:tc>
+      </w:tr>
+      <w:tr>
+        <w:trPr>
+          <w:cantSplit/>
+          <w:trHeight w:val="510"/>
+          <w:jc w:val="center"/>
+        </w:trPr>
+        <w:tc>
+          <w:tcPr>
+            <w:tcW w:w="725" w:type="dxa"/>
+            <w:vAlign w:val="center"/>
+          </w:tcPr>
+          <w:p>
+            <w:pPr>
+              <w:spacing w:line="259" w:lineRule="auto"/>
+              <w:jc w:val="center"/>
+              <w:rPr>
+                <w:rFonts w:ascii="Times New Roman" w:hAnsi="Times New Roman" w:cs="Times New Roman"/>
+                <w:sz w:val="22"/>
+                <w:szCs w:val="22"/>
+              </w:rPr>
+            </w:pPr>
+            <w:r>
+              <w:rPr>
+                <w:rFonts w:ascii="Times New Roman" w:hAnsi="Times New Roman" w:cs="Times New Roman"/>
+                <w:sz w:val="22"/>
+                <w:szCs w:val="22"/>
+              </w:rPr>
+              <w:t>R07</w:t>
+            </w:r>
+          </w:p>
+        </w:tc>
+        <w:tc>
+          <w:tcPr>
+            <w:tcW w:w="2694" w:type="dxa"/>
+            <w:vAlign w:val="center"/>
+          </w:tcPr>
+          <w:p>
+            <w:pPr>
+              <w:spacing w:line="259" w:lineRule="auto"/>
+              <w:ind w:right="54"/>
+              <w:jc w:val="center"/>
+              <w:rPr>
+                <w:rFonts w:ascii="Times New Roman" w:hAnsi="Times New Roman" w:cs="Times New Roman"/>
+                <w:sz w:val="22"/>
+                <w:szCs w:val="22"/>
+              </w:rPr>
+            </w:pPr>
+            <w:r>
+              <w:rPr>
+                <w:rFonts w:ascii="Times New Roman" w:hAnsi="Times New Roman" w:cs="Times New Roman"/>
+                <w:sz w:val="22"/>
+                <w:szCs w:val="22"/>
+              </w:rPr>
+              <w:t>Alterações no escopo do projeto</w:t>
+            </w:r>
+          </w:p>
+        </w:tc>
+        <w:tc>
+          <w:tcPr>
+            <w:tcW w:w="1417" w:type="dxa"/>
+            <w:vAlign w:val="center"/>
+          </w:tcPr>
+          <w:p>
+            <w:pPr>
+              <w:spacing w:line="259" w:lineRule="auto"/>
+              <w:jc w:val="center"/>
+              <w:rPr>
+                <w:rFonts w:ascii="Times New Roman" w:hAnsi="Times New Roman" w:cs="Times New Roman"/>
+                <w:sz w:val="22"/>
+                <w:szCs w:val="22"/>
+              </w:rPr>
+            </w:pPr>
+            <w:r>
+              <w:rPr>
+                <w:rFonts w:ascii="Times New Roman" w:hAnsi="Times New Roman" w:cs="Times New Roman"/>
+                <w:sz w:val="22"/>
+                <w:szCs w:val="22"/>
+              </w:rPr>
+              <w:t>Alta</w:t>
+            </w:r>
+          </w:p>
+        </w:tc>
+        <w:tc>
+          <w:tcPr>
+            <w:tcW w:w="1419" w:type="dxa"/>
+            <w:vAlign w:val="center"/>
+          </w:tcPr>
+          <w:p>
+            <w:pPr>
+              <w:spacing w:line="259" w:lineRule="auto"/>
+              <w:jc w:val="center"/>
+              <w:rPr>
+                <w:rFonts w:ascii="Times New Roman" w:hAnsi="Times New Roman" w:cs="Times New Roman"/>
+                <w:sz w:val="22"/>
+                <w:szCs w:val="22"/>
+              </w:rPr>
+            </w:pPr>
+            <w:r>
+              <w:rPr>
+                <w:rFonts w:ascii="Times New Roman" w:hAnsi="Times New Roman" w:cs="Times New Roman"/>
+                <w:sz w:val="22"/>
+                <w:szCs w:val="22"/>
+              </w:rPr>
+              <w:t>Médio</w:t>
+            </w:r>
+          </w:p>
+        </w:tc>
+        <w:tc>
+          <w:tcPr>
+            <w:tcW w:w="2516" w:type="dxa"/>
+            <w:vAlign w:val="center"/>
+          </w:tcPr>
+          <w:p>
+            <w:pPr>
+              <w:spacing w:line="259" w:lineRule="auto"/>
+              <w:jc w:val="center"/>
+              <w:rPr>
+                <w:rFonts w:ascii="Times New Roman" w:hAnsi="Times New Roman" w:cs="Times New Roman"/>
+                <w:sz w:val="22"/>
+                <w:szCs w:val="22"/>
+              </w:rPr>
+            </w:pPr>
+            <w:r>
+              <w:rPr>
+                <w:rFonts w:ascii="Times New Roman" w:hAnsi="Times New Roman" w:cs="Times New Roman"/>
+                <w:sz w:val="22"/>
+                <w:szCs w:val="22"/>
+              </w:rPr>
+              <w:t>Revisar constantemente o planejamento</w:t>
+            </w:r>
+          </w:p>
+        </w:tc>
+      </w:tr>
+      <w:tr>
+        <w:trPr>
+          <w:cantSplit/>
+          <w:trHeight w:val="510"/>
+          <w:jc w:val="center"/>
+        </w:trPr>
+        <w:tc>
+          <w:tcPr>
+            <w:tcW w:w="725" w:type="dxa"/>
+            <w:vAlign w:val="center"/>
+          </w:tcPr>
+          <w:p>
+            <w:pPr>
+              <w:spacing w:line="259" w:lineRule="auto"/>
+              <w:jc w:val="center"/>
+              <w:rPr>
+                <w:rFonts w:ascii="Times New Roman" w:hAnsi="Times New Roman" w:cs="Times New Roman"/>
+                <w:sz w:val="22"/>
+                <w:szCs w:val="22"/>
+              </w:rPr>
+            </w:pPr>
+            <w:r>
+              <w:rPr>
+                <w:rFonts w:ascii="Times New Roman" w:hAnsi="Times New Roman" w:cs="Times New Roman"/>
+                <w:sz w:val="22"/>
+                <w:szCs w:val="22"/>
+              </w:rPr>
+              <w:t>R08</w:t>
+            </w:r>
+          </w:p>
+        </w:tc>
+        <w:tc>
+          <w:tcPr>
+            <w:tcW w:w="2694" w:type="dxa"/>
+            <w:vAlign w:val="center"/>
+          </w:tcPr>
+          <w:p>
+            <w:pPr>
+              <w:spacing w:line="259" w:lineRule="auto"/>
+              <w:jc w:val="center"/>
+              <w:rPr>
+                <w:rFonts w:ascii="Times New Roman" w:hAnsi="Times New Roman" w:cs="Times New Roman"/>
+                <w:sz w:val="22"/>
+                <w:szCs w:val="22"/>
+              </w:rPr>
+            </w:pPr>
+            <w:r>
+              <w:rPr>
+                <w:rFonts w:ascii="Times New Roman" w:hAnsi="Times New Roman" w:cs="Times New Roman"/>
+                <w:sz w:val="22"/>
+                <w:szCs w:val="22"/>
+              </w:rPr>
+              <w:t>Atrasos nas entregas parciais</w:t>
+            </w:r>
+          </w:p>
+        </w:tc>
+        <w:tc>
+          <w:tcPr>
+            <w:tcW w:w="1417" w:type="dxa"/>
+            <w:vAlign w:val="center"/>
+          </w:tcPr>
+          <w:p>
+            <w:pPr>
+              <w:spacing w:line="259" w:lineRule="auto"/>
+              <w:jc w:val="center"/>
+              <w:rPr>
+                <w:rFonts w:ascii="Times New Roman" w:hAnsi="Times New Roman" w:cs="Times New Roman"/>
+                <w:sz w:val="22"/>
+                <w:szCs w:val="22"/>
+              </w:rPr>
+            </w:pPr>
+            <w:r>
+              <w:rPr>
+                <w:rFonts w:ascii="Times New Roman" w:hAnsi="Times New Roman" w:cs="Times New Roman"/>
+                <w:sz w:val="22"/>
+                <w:szCs w:val="22"/>
+              </w:rPr>
+              <w:t>Média</w:t>
+            </w:r>
+          </w:p>
+        </w:tc>
+        <w:tc>
+          <w:tcPr>
+            <w:tcW w:w="1419" w:type="dxa"/>
+            <w:vAlign w:val="center"/>
+          </w:tcPr>
+          <w:p>
+            <w:pPr>
+              <w:spacing w:line="259" w:lineRule="auto"/>
+              <w:jc w:val="center"/>
+              <w:rPr>
+                <w:rFonts w:ascii="Times New Roman" w:hAnsi="Times New Roman" w:cs="Times New Roman"/>
+                <w:sz w:val="22"/>
+                <w:szCs w:val="22"/>
+              </w:rPr>
+            </w:pPr>
+            <w:r>
+              <w:rPr>
+                <w:rFonts w:ascii="Times New Roman" w:hAnsi="Times New Roman" w:cs="Times New Roman"/>
+                <w:sz w:val="22"/>
+                <w:szCs w:val="22"/>
+              </w:rPr>
+              <w:t>Alto</w:t>
+            </w:r>
+          </w:p>
+        </w:tc>
+        <w:tc>
+          <w:tcPr>
+            <w:tcW w:w="2516" w:type="dxa"/>
+            <w:vAlign w:val="center"/>
+          </w:tcPr>
+          <w:p>
+            <w:pPr>
+              <w:spacing w:line="259" w:lineRule="auto"/>
+              <w:jc w:val="center"/>
+              <w:rPr>
+                <w:rFonts w:ascii="Times New Roman" w:hAnsi="Times New Roman" w:cs="Times New Roman"/>
+                <w:sz w:val="22"/>
+                <w:szCs w:val="22"/>
+              </w:rPr>
+            </w:pPr>
+            <w:r>
+              <w:rPr>
+                <w:rFonts w:ascii="Times New Roman" w:hAnsi="Times New Roman" w:cs="Times New Roman"/>
+                <w:sz w:val="22"/>
+                <w:szCs w:val="22"/>
+              </w:rPr>
+              <w:t>Monitorar atividades e redistribuir tarefas</w:t>
+            </w:r>
+          </w:p>
+        </w:tc>
+      </w:tr>
+      <w:tr>
+        <w:trPr>
+          <w:cantSplit/>
+          <w:trHeight w:val="510"/>
+          <w:jc w:val="center"/>
+        </w:trPr>
+        <w:tc>
+          <w:tcPr>
+            <w:tcW w:w="725" w:type="dxa"/>
+            <w:vAlign w:val="center"/>
+          </w:tcPr>
+          <w:p>
+            <w:pPr>
+              <w:spacing w:line="259" w:lineRule="auto"/>
+              <w:jc w:val="center"/>
+              <w:rPr>
+                <w:rFonts w:ascii="Times New Roman" w:hAnsi="Times New Roman" w:cs="Times New Roman"/>
+                <w:sz w:val="22"/>
+                <w:szCs w:val="22"/>
+              </w:rPr>
+            </w:pPr>
+            <w:r>
+              <w:rPr>
+                <w:rFonts w:ascii="Times New Roman" w:hAnsi="Times New Roman" w:cs="Times New Roman"/>
+                <w:sz w:val="22"/>
+                <w:szCs w:val="22"/>
+              </w:rPr>
+              <w:t>R09</w:t>
+            </w:r>
+          </w:p>
+        </w:tc>
+        <w:tc>
+          <w:tcPr>
+            <w:tcW w:w="2694" w:type="dxa"/>
+            <w:vAlign w:val="center"/>
+          </w:tcPr>
+          <w:p>
+            <w:pPr>
+              <w:spacing w:line="259" w:lineRule="auto"/>
+              <w:jc w:val="center"/>
+              <w:rPr>
+                <w:rFonts w:ascii="Times New Roman" w:hAnsi="Times New Roman" w:cs="Times New Roman"/>
+                <w:sz w:val="22"/>
+                <w:szCs w:val="22"/>
+              </w:rPr>
+            </w:pPr>
+            <w:r>
+              <w:rPr>
+                <w:rFonts w:ascii="Times New Roman" w:hAnsi="Times New Roman" w:cs="Times New Roman"/>
+                <w:sz w:val="22"/>
+                <w:szCs w:val="22"/>
+              </w:rPr>
+              <w:t>Instabilidade no ambiente de desenvolvimento</w:t>
+            </w:r>
+          </w:p>
+        </w:tc>
+        <w:tc>
+          <w:tcPr>
+            <w:tcW w:w="1417" w:type="dxa"/>
+            <w:vAlign w:val="center"/>
+          </w:tcPr>
+          <w:p>
+            <w:pPr>
+              <w:spacing w:line="259" w:lineRule="auto"/>
+              <w:jc w:val="center"/>
+              <w:rPr>
+                <w:rFonts w:ascii="Times New Roman" w:hAnsi="Times New Roman" w:cs="Times New Roman"/>
+                <w:sz w:val="22"/>
+                <w:szCs w:val="22"/>
+              </w:rPr>
+            </w:pPr>
+            <w:r>
+              <w:rPr>
+                <w:rFonts w:ascii="Times New Roman" w:hAnsi="Times New Roman" w:cs="Times New Roman"/>
+                <w:sz w:val="22"/>
+                <w:szCs w:val="22"/>
+              </w:rPr>
+              <w:t>Baixa</w:t>
+            </w:r>
+          </w:p>
+        </w:tc>
+        <w:tc>
+          <w:tcPr>
+            <w:tcW w:w="1419" w:type="dxa"/>
+            <w:vAlign w:val="center"/>
+          </w:tcPr>
+          <w:p>
+            <w:pPr>
+              <w:spacing w:line="259" w:lineRule="auto"/>
+              <w:jc w:val="center"/>
+              <w:rPr>
+                <w:rFonts w:ascii="Times New Roman" w:hAnsi="Times New Roman" w:cs="Times New Roman"/>
+                <w:sz w:val="22"/>
+                <w:szCs w:val="22"/>
+              </w:rPr>
+            </w:pPr>
+            <w:r>
+              <w:rPr>
+                <w:rFonts w:ascii="Times New Roman" w:hAnsi="Times New Roman" w:cs="Times New Roman"/>
+                <w:sz w:val="22"/>
+                <w:szCs w:val="22"/>
+              </w:rPr>
+              <w:t>Médio</w:t>
+            </w:r>
+          </w:p>
+        </w:tc>
+        <w:tc>
+          <w:tcPr>
+            <w:tcW w:w="2516" w:type="dxa"/>
+            <w:vAlign w:val="center"/>
+          </w:tcPr>
+          <w:p>
+            <w:pPr>
+              <w:spacing w:line="259" w:lineRule="auto"/>
+              <w:jc w:val="center"/>
+              <w:rPr>
+                <w:rFonts w:ascii="Times New Roman" w:hAnsi="Times New Roman" w:cs="Times New Roman"/>
+                <w:sz w:val="22"/>
+                <w:szCs w:val="22"/>
+              </w:rPr>
+            </w:pPr>
+            <w:r>
+              <w:rPr>
+                <w:rFonts w:ascii="Times New Roman" w:hAnsi="Times New Roman" w:cs="Times New Roman"/>
+                <w:sz w:val="22"/>
+                <w:szCs w:val="22"/>
+              </w:rPr>
+              <w:t>Backup local e armazenamento em nuvem</w:t>
+            </w:r>
+          </w:p>
+        </w:tc>
+      </w:tr>
+      <w:tr>
+        <w:trPr>
+          <w:cantSplit/>
+          <w:trHeight w:val="510"/>
+          <w:jc w:val="center"/>
+        </w:trPr>
+        <w:tc>
+          <w:tcPr>
+            <w:tcW w:w="725" w:type="dxa"/>
+            <w:vAlign w:val="center"/>
+          </w:tcPr>
+          <w:p>
+            <w:pPr>
+              <w:spacing w:line="259" w:lineRule="auto"/>
+              <w:jc w:val="center"/>
+              <w:rPr>
+                <w:rFonts w:ascii="Times New Roman" w:hAnsi="Times New Roman" w:cs="Times New Roman"/>
+                <w:sz w:val="22"/>
+                <w:szCs w:val="22"/>
+              </w:rPr>
+            </w:pPr>
+            <w:r>
+              <w:rPr>
+                <w:rFonts w:ascii="Times New Roman" w:hAnsi="Times New Roman" w:cs="Times New Roman"/>
+                <w:sz w:val="22"/>
+                <w:szCs w:val="22"/>
+              </w:rPr>
+              <w:t>R10</w:t>
+            </w:r>
+          </w:p>
+        </w:tc>
+        <w:tc>
+          <w:tcPr>
+            <w:tcW w:w="2694" w:type="dxa"/>
+            <w:vAlign w:val="center"/>
+          </w:tcPr>
+          <w:p>
+            <w:pPr>
+              <w:spacing w:line="259" w:lineRule="auto"/>
+              <w:ind w:right="181"/>
+              <w:jc w:val="center"/>
+              <w:rPr>
+                <w:rFonts w:ascii="Times New Roman" w:hAnsi="Times New Roman" w:cs="Times New Roman"/>
+                <w:sz w:val="22"/>
+                <w:szCs w:val="22"/>
+              </w:rPr>
+            </w:pPr>
+            <w:r>
+              <w:rPr>
+                <w:rFonts w:ascii="Times New Roman" w:hAnsi="Times New Roman" w:cs="Times New Roman"/>
+                <w:sz w:val="22"/>
+                <w:szCs w:val="22"/>
+              </w:rPr>
+              <w:t>Problemas em consultas SQL e integrações</w:t>
+            </w:r>
+          </w:p>
+        </w:tc>
+        <w:tc>
+          <w:tcPr>
+            <w:tcW w:w="1417" w:type="dxa"/>
+            <w:vAlign w:val="center"/>
+          </w:tcPr>
+          <w:p>
+            <w:pPr>
+              <w:spacing w:line="259" w:lineRule="auto"/>
+              <w:jc w:val="center"/>
+              <w:rPr>
+                <w:rFonts w:ascii="Times New Roman" w:hAnsi="Times New Roman" w:cs="Times New Roman"/>
+                <w:sz w:val="22"/>
+                <w:szCs w:val="22"/>
+              </w:rPr>
+            </w:pPr>
+            <w:r>
+              <w:rPr>
+                <w:rFonts w:ascii="Times New Roman" w:hAnsi="Times New Roman" w:cs="Times New Roman"/>
+                <w:sz w:val="22"/>
+                <w:szCs w:val="22"/>
+              </w:rPr>
+              <w:t>Média</w:t>
+            </w:r>
+          </w:p>
+        </w:tc>
+        <w:tc>
+          <w:tcPr>
+            <w:tcW w:w="1419" w:type="dxa"/>
+            <w:vAlign w:val="center"/>
+          </w:tcPr>
+          <w:p>
+            <w:pPr>
+              <w:spacing w:line="259" w:lineRule="auto"/>
+              <w:jc w:val="center"/>
+              <w:rPr>
+                <w:rFonts w:ascii="Times New Roman" w:hAnsi="Times New Roman" w:cs="Times New Roman"/>
+                <w:sz w:val="22"/>
+                <w:szCs w:val="22"/>
+              </w:rPr>
+            </w:pPr>
+            <w:r>
+              <w:rPr>
+                <w:rFonts w:ascii="Times New Roman" w:hAnsi="Times New Roman" w:cs="Times New Roman"/>
+                <w:sz w:val="22"/>
+                <w:szCs w:val="22"/>
+              </w:rPr>
+              <w:t>Médio</w:t>
+            </w:r>
+          </w:p>
+        </w:tc>
+        <w:tc>
+          <w:tcPr>
+            <w:tcW w:w="2516" w:type="dxa"/>
+            <w:vAlign w:val="center"/>
+          </w:tcPr>
+          <w:p>
+            <w:pPr>
+              <w:spacing w:line="259" w:lineRule="auto"/>
+              <w:jc w:val="center"/>
+              <w:rPr>
+                <w:rFonts w:ascii="Times New Roman" w:hAnsi="Times New Roman" w:cs="Times New Roman"/>
+                <w:sz w:val="22"/>
+                <w:szCs w:val="22"/>
+              </w:rPr>
+            </w:pPr>
+            <w:r>
+              <w:rPr>
+                <w:rFonts w:ascii="Times New Roman" w:hAnsi="Times New Roman" w:cs="Times New Roman"/>
+                <w:sz w:val="22"/>
+                <w:szCs w:val="22"/>
+              </w:rPr>
+              <w:t>Realizar testes operacionais frequentes</w:t>
+            </w:r>
+          </w:p>
+        </w:tc>
+      </w:tr>
+      <w:tr>
+        <w:trPr>
+          <w:cantSplit/>
+          <w:trHeight w:val="510"/>
+          <w:jc w:val="center"/>
+        </w:trPr>
+        <w:tc>
+          <w:tcPr>
+            <w:tcW w:w="725" w:type="dxa"/>
+            <w:vAlign w:val="center"/>
+          </w:tcPr>
+          <w:p>
+            <w:pPr>
+              <w:spacing w:line="259" w:lineRule="auto"/>
+              <w:jc w:val="center"/>
+              <w:rPr>
+                <w:rFonts w:ascii="Times New Roman" w:hAnsi="Times New Roman" w:cs="Times New Roman"/>
+                <w:sz w:val="22"/>
+                <w:szCs w:val="22"/>
+              </w:rPr>
+            </w:pPr>
+            <w:r>
+              <w:rPr>
+                <w:rFonts w:ascii="Times New Roman" w:hAnsi="Times New Roman" w:cs="Times New Roman"/>
+                <w:sz w:val="22"/>
+                <w:szCs w:val="22"/>
+              </w:rPr>
+              <w:t>R11</w:t>
+            </w:r>
+          </w:p>
+        </w:tc>
+        <w:tc>
+          <w:tcPr>
+            <w:tcW w:w="2694" w:type="dxa"/>
+            <w:vAlign w:val="center"/>
+          </w:tcPr>
+          <w:p>
+            <w:pPr>
+              <w:spacing w:line="259" w:lineRule="auto"/>
+              <w:ind w:right="202"/>
+              <w:jc w:val="center"/>
+              <w:rPr>
+                <w:rFonts w:ascii="Times New Roman" w:hAnsi="Times New Roman" w:cs="Times New Roman"/>
+                <w:sz w:val="22"/>
+                <w:szCs w:val="22"/>
+              </w:rPr>
+            </w:pPr>
+            <w:r>
+              <w:rPr>
+                <w:rFonts w:ascii="Times New Roman" w:hAnsi="Times New Roman" w:cs="Times New Roman"/>
+                <w:sz w:val="22"/>
+                <w:szCs w:val="22"/>
+              </w:rPr>
+              <w:t>Dificuldade na implementação da IA e análises estatísticas</w:t>
+            </w:r>
+          </w:p>
+        </w:tc>
+        <w:tc>
+          <w:tcPr>
+            <w:tcW w:w="1417" w:type="dxa"/>
+            <w:vAlign w:val="center"/>
+          </w:tcPr>
+          <w:p>
+            <w:pPr>
+              <w:spacing w:line="259" w:lineRule="auto"/>
+              <w:jc w:val="center"/>
+              <w:rPr>
+                <w:rFonts w:ascii="Times New Roman" w:hAnsi="Times New Roman" w:cs="Times New Roman"/>
+                <w:sz w:val="22"/>
+                <w:szCs w:val="22"/>
+              </w:rPr>
+            </w:pPr>
+            <w:r>
+              <w:rPr>
+                <w:rFonts w:ascii="Times New Roman" w:hAnsi="Times New Roman" w:cs="Times New Roman"/>
+                <w:sz w:val="22"/>
+                <w:szCs w:val="22"/>
+              </w:rPr>
+              <w:t>Baixa</w:t>
+            </w:r>
+          </w:p>
+        </w:tc>
+        <w:tc>
+          <w:tcPr>
+            <w:tcW w:w="1419" w:type="dxa"/>
+            <w:vAlign w:val="center"/>
+          </w:tcPr>
+          <w:p>
+            <w:pPr>
+              <w:spacing w:line="259" w:lineRule="auto"/>
+              <w:jc w:val="center"/>
+              <w:rPr>
+                <w:rFonts w:ascii="Times New Roman" w:hAnsi="Times New Roman" w:cs="Times New Roman"/>
+                <w:sz w:val="22"/>
+                <w:szCs w:val="22"/>
+              </w:rPr>
+            </w:pPr>
+            <w:r>
+              <w:rPr>
+                <w:rFonts w:ascii="Times New Roman" w:hAnsi="Times New Roman" w:cs="Times New Roman"/>
+                <w:sz w:val="22"/>
+                <w:szCs w:val="22"/>
+              </w:rPr>
+              <w:t>Médio</w:t>
+            </w:r>
+          </w:p>
+        </w:tc>
+        <w:tc>
+          <w:tcPr>
+            <w:tcW w:w="2516" w:type="dxa"/>
+            <w:vAlign w:val="center"/>
+          </w:tcPr>
+          <w:p>
+            <w:pPr>
+              <w:spacing w:line="259" w:lineRule="auto"/>
+              <w:ind w:right="53"/>
+              <w:jc w:val="center"/>
+              <w:rPr>
+                <w:rFonts w:ascii="Times New Roman" w:hAnsi="Times New Roman" w:cs="Times New Roman"/>
+                <w:sz w:val="22"/>
+                <w:szCs w:val="22"/>
+              </w:rPr>
+            </w:pPr>
+            <w:r>
+              <w:rPr>
+                <w:rFonts w:ascii="Times New Roman" w:hAnsi="Times New Roman" w:cs="Times New Roman"/>
+                <w:sz w:val="22"/>
+                <w:szCs w:val="22"/>
+              </w:rPr>
+              <w:t>Utilizar pesquisas e documentação complementar</w:t>
+            </w:r>
+          </w:p>
+        </w:tc>
+      </w:tr>
+      <w:tr>
+        <w:trPr>
+          <w:cantSplit/>
+          <w:trHeight w:val="510"/>
+          <w:jc w:val="center"/>
+        </w:trPr>
+        <w:tc>
+          <w:tcPr>
+            <w:tcW w:w="725" w:type="dxa"/>
+            <w:vAlign w:val="center"/>
+          </w:tcPr>
+          <w:p>
+            <w:pPr>
+              <w:spacing w:line="259" w:lineRule="auto"/>
+              <w:jc w:val="center"/>
+              <w:rPr>
+                <w:rFonts w:ascii="Times New Roman" w:hAnsi="Times New Roman" w:cs="Times New Roman"/>
+                <w:sz w:val="22"/>
+                <w:szCs w:val="22"/>
+              </w:rPr>
+            </w:pPr>
+            <w:r>
+              <w:rPr>
+                <w:rFonts w:ascii="Times New Roman" w:hAnsi="Times New Roman" w:cs="Times New Roman"/>
+                <w:sz w:val="22"/>
+                <w:szCs w:val="22"/>
+              </w:rPr>
+              <w:t>R12</w:t>
+            </w:r>
+          </w:p>
+        </w:tc>
+        <w:tc>
+          <w:tcPr>
+            <w:tcW w:w="2694" w:type="dxa"/>
+            <w:vAlign w:val="center"/>
+          </w:tcPr>
+          <w:p>
+            <w:pPr>
+              <w:spacing w:line="259" w:lineRule="auto"/>
+              <w:jc w:val="center"/>
+              <w:rPr>
+                <w:rFonts w:ascii="Times New Roman" w:hAnsi="Times New Roman" w:cs="Times New Roman"/>
+                <w:sz w:val="22"/>
+                <w:szCs w:val="22"/>
+              </w:rPr>
+            </w:pPr>
+            <w:r>
+              <w:rPr>
+                <w:rFonts w:ascii="Times New Roman" w:hAnsi="Times New Roman" w:cs="Times New Roman"/>
+                <w:sz w:val="22"/>
+                <w:szCs w:val="22"/>
+              </w:rPr>
+              <w:t>Falhas na comunicação entre equipe e cliente</w:t>
+            </w:r>
+          </w:p>
+        </w:tc>
+        <w:tc>
+          <w:tcPr>
+            <w:tcW w:w="1417" w:type="dxa"/>
+            <w:vAlign w:val="center"/>
+          </w:tcPr>
+          <w:p>
+            <w:pPr>
+              <w:spacing w:line="259" w:lineRule="auto"/>
+              <w:jc w:val="center"/>
+              <w:rPr>
+                <w:rFonts w:ascii="Times New Roman" w:hAnsi="Times New Roman" w:cs="Times New Roman"/>
+                <w:sz w:val="22"/>
+                <w:szCs w:val="22"/>
+              </w:rPr>
+            </w:pPr>
+            <w:r>
+              <w:rPr>
+                <w:rFonts w:ascii="Times New Roman" w:hAnsi="Times New Roman" w:cs="Times New Roman"/>
+                <w:sz w:val="22"/>
+                <w:szCs w:val="22"/>
+              </w:rPr>
+              <w:t>Média</w:t>
+            </w:r>
+          </w:p>
+        </w:tc>
+        <w:tc>
+          <w:tcPr>
+            <w:tcW w:w="1419" w:type="dxa"/>
+            <w:vAlign w:val="center"/>
+          </w:tcPr>
+          <w:p>
+            <w:pPr>
+              <w:spacing w:line="259" w:lineRule="auto"/>
+              <w:jc w:val="center"/>
+              <w:rPr>
+                <w:rFonts w:ascii="Times New Roman" w:hAnsi="Times New Roman" w:cs="Times New Roman"/>
+                <w:sz w:val="22"/>
+                <w:szCs w:val="22"/>
+              </w:rPr>
+            </w:pPr>
+            <w:r>
+              <w:rPr>
+                <w:rFonts w:ascii="Times New Roman" w:hAnsi="Times New Roman" w:cs="Times New Roman"/>
+                <w:sz w:val="22"/>
+                <w:szCs w:val="22"/>
+              </w:rPr>
+              <w:t>Alto</w:t>
+            </w:r>
+          </w:p>
+        </w:tc>
+        <w:tc>
+          <w:tcPr>
+            <w:tcW w:w="2516" w:type="dxa"/>
+            <w:vAlign w:val="center"/>
+          </w:tcPr>
+          <w:p>
+            <w:pPr>
+              <w:spacing w:line="259" w:lineRule="auto"/>
+              <w:jc w:val="center"/>
+              <w:rPr>
+                <w:rFonts w:ascii="Times New Roman" w:hAnsi="Times New Roman" w:cs="Times New Roman"/>
+                <w:sz w:val="22"/>
+                <w:szCs w:val="22"/>
+              </w:rPr>
+            </w:pPr>
+            <w:r>
+              <w:rPr>
+                <w:rFonts w:ascii="Times New Roman" w:hAnsi="Times New Roman" w:cs="Times New Roman"/>
+                <w:sz w:val="22"/>
+                <w:szCs w:val="22"/>
+              </w:rPr>
+              <w:t>Realizar alinhamentos e reuniões periódicas</w:t>
+            </w:r>
+          </w:p>
+        </w:tc>
+      </w:tr>
+    </w:tbl>
+    <w:p>
+      <w:pPr>
+        <w:pStyle w:val="Ttulo4"/>
+        <w:tabs>
+          <w:tab w:val="left" w:pos="699"/>
+          <w:tab w:val="left" w:pos="4395"/>
+        </w:tabs>
+        <w:ind w:left="0" w:firstLine="0"/>
+      </w:pPr>
+    </w:p>
+    <w:p>
+      <w:pPr>
+        <w:pStyle w:val="Ttulo4"/>
+        <w:tabs>
+          <w:tab w:val="left" w:pos="699"/>
+          <w:tab w:val="left" w:pos="4395"/>
+        </w:tabs>
+        <w:spacing w:before="240" w:after="240"/>
+        <w:ind w:left="357" w:firstLine="0"/>
+      </w:pPr>
+      <w:r>
+        <w:t>6.5 Monitoramento e Controle de Riscos</w:t>
+      </w:r>
+    </w:p>
+    <w:p>
+      <w:pPr>
+        <w:pStyle w:val="NormalWeb"/>
+        <w:spacing w:after="120"/>
+        <w:ind w:firstLine="360"/>
+      </w:pPr>
+      <w:r>
+        <w:tab/>
+        <w:t>O monitoramento dos riscos será realizado continuamente durante o desenvolvimento do projeto por meio do acompanhamento das atividades, validação das entregas e revisão periódica do cronograma.</w:t>
+      </w:r>
+    </w:p>
+    <w:p>
+      <w:pPr>
+        <w:pStyle w:val="NormalWeb"/>
+        <w:spacing w:after="120"/>
+        <w:ind w:firstLine="360"/>
+      </w:pPr>
+      <w:r>
+        <w:t>Sempre que identificado um novo risco ou alteração no impacto de um risco já existente, serão aplicadas medidas corretivas e preventivas com o objetivo de reduzir impactos no desenvolvimento do sistema.</w:t>
+      </w:r>
+    </w:p>
+    <w:p>
+      <w:pPr>
+        <w:pStyle w:val="NormalWeb"/>
+        <w:spacing w:after="120"/>
+        <w:ind w:firstLine="360"/>
+      </w:pPr>
+      <w:r>
+        <w:lastRenderedPageBreak/>
+        <w:t>Além disso, ferramentas como Github, PostgreSQL, Python e dashboards analíticos contribuem para maior rastreabilidade das atividades, controle das alterações realizadas e organização técnica do projeto.</w:t>
+      </w:r>
+    </w:p>
+    <w:p>
+      <w:pPr>
+        <w:pStyle w:val="NormalWeb"/>
+        <w:spacing w:after="120"/>
+        <w:ind w:firstLine="360"/>
+      </w:pPr>
+      <w:r>
+        <w:t>A utilização de backups, testes frequentes e validação das integrações também auxilia na prevenção de falhas operacionais e inconsistências nos dados.</w:t>
+      </w:r>
+    </w:p>
+    <w:p>
+      <w:pPr>
+        <w:pStyle w:val="Ttulo4"/>
+        <w:tabs>
+          <w:tab w:val="left" w:pos="699"/>
+          <w:tab w:val="left" w:pos="4395"/>
+        </w:tabs>
+        <w:ind w:left="360" w:firstLine="0"/>
+      </w:pPr>
+      <w:r>
+        <w:t xml:space="preserve">6.6 </w:t>
+      </w:r>
+      <w:r>
+        <w:t>Plano de gestão de Riscos</w:t>
+      </w:r>
+    </w:p>
+    <w:p>
+      <w:pPr>
+        <w:pStyle w:val="NormalWeb"/>
+        <w:spacing w:after="120"/>
+        <w:ind w:firstLine="360"/>
+      </w:pPr>
+      <w:r>
+        <w:t>O desenvolvimento dos artefatos de Gestão de Projetos permitiu maior organização e controle das atividades relacionadas ao Projeto Integrador III da MFIX Fixadores. A elaboração do orçamento possibilitou identificar os principais recursos necessários para o desenvolvimento da solução, enquanto o plano de gestão de riscos contribuiu para antecipar possíveis problemas técnicos, operacionais e organizacionais.</w:t>
+      </w:r>
+    </w:p>
+    <w:p>
+      <w:pPr>
+        <w:pStyle w:val="NormalWeb"/>
+        <w:spacing w:after="120"/>
+        <w:ind w:firstLine="360"/>
+      </w:pPr>
+      <w:r>
+        <w:t>Além disso, a aplicação das práticas de gerenciamento de projetos favorece o acompanhamento das entregas, a redução de falhas e a melhoria da eficiência durante o desenvolvimento do sistema. Dessa forma, espera-se que o projeto seja concluído de maneira organizada, eficiente e alinhada às necessidades operacionais e estratégicas da MFIX Fixadores.</w:t>
+      </w:r>
     </w:p>
     <w:p>
       <w:pPr>
@@ -21514,7 +25839,6 @@
         <w:tabs>
           <w:tab w:val="left" w:pos="699"/>
         </w:tabs>
-        <w:ind w:left="699" w:hanging="339"/>
       </w:pPr>
       <w:bookmarkStart w:id="7" w:name="_TOC_250004"/>
       <w:r>
@@ -22984,6 +27308,106 @@
     </w:p>
     <w:p>
       <w:pPr>
+        <w:pStyle w:val="Corpodetexto"/>
+        <w:spacing w:before="65" w:line="249" w:lineRule="auto"/>
+        <w:ind w:left="360" w:right="753"/>
+        <w:rPr>
+          <w:color w:val="0000FF"/>
+        </w:rPr>
+      </w:pPr>
+    </w:p>
+    <w:p>
+      <w:pPr>
+        <w:pStyle w:val="Corpodetexto"/>
+        <w:spacing w:before="65" w:line="249" w:lineRule="auto"/>
+        <w:ind w:left="360" w:right="753"/>
+        <w:rPr>
+          <w:color w:val="0000FF"/>
+        </w:rPr>
+      </w:pPr>
+    </w:p>
+    <w:p>
+      <w:pPr>
+        <w:pStyle w:val="Corpodetexto"/>
+        <w:spacing w:before="65" w:line="249" w:lineRule="auto"/>
+        <w:ind w:left="360" w:right="753"/>
+        <w:rPr>
+          <w:color w:val="0000FF"/>
+        </w:rPr>
+      </w:pPr>
+    </w:p>
+    <w:p>
+      <w:pPr>
+        <w:pStyle w:val="Corpodetexto"/>
+        <w:spacing w:before="65" w:line="249" w:lineRule="auto"/>
+        <w:ind w:left="360" w:right="753"/>
+        <w:rPr>
+          <w:color w:val="0000FF"/>
+        </w:rPr>
+      </w:pPr>
+    </w:p>
+    <w:p>
+      <w:pPr>
+        <w:pStyle w:val="Corpodetexto"/>
+        <w:spacing w:before="65" w:line="249" w:lineRule="auto"/>
+        <w:ind w:left="360" w:right="753"/>
+        <w:rPr>
+          <w:color w:val="0000FF"/>
+        </w:rPr>
+      </w:pPr>
+    </w:p>
+    <w:p>
+      <w:pPr>
+        <w:pStyle w:val="Corpodetexto"/>
+        <w:spacing w:before="65" w:line="249" w:lineRule="auto"/>
+        <w:ind w:left="360" w:right="753"/>
+        <w:rPr>
+          <w:color w:val="0000FF"/>
+        </w:rPr>
+      </w:pPr>
+    </w:p>
+    <w:p>
+      <w:pPr>
+        <w:pStyle w:val="Corpodetexto"/>
+        <w:spacing w:before="65" w:line="249" w:lineRule="auto"/>
+        <w:ind w:left="360" w:right="753"/>
+        <w:rPr>
+          <w:color w:val="0000FF"/>
+        </w:rPr>
+      </w:pPr>
+    </w:p>
+    <w:p>
+      <w:pPr>
+        <w:pStyle w:val="Corpodetexto"/>
+        <w:spacing w:before="65" w:line="249" w:lineRule="auto"/>
+        <w:ind w:left="360" w:right="753"/>
+        <w:rPr>
+          <w:color w:val="0000FF"/>
+        </w:rPr>
+      </w:pPr>
+    </w:p>
+    <w:p>
+      <w:pPr>
+        <w:pStyle w:val="Corpodetexto"/>
+        <w:spacing w:before="65" w:line="249" w:lineRule="auto"/>
+        <w:ind w:left="360" w:right="753"/>
+        <w:rPr>
+          <w:color w:val="0000FF"/>
+        </w:rPr>
+      </w:pPr>
+    </w:p>
+    <w:p>
+      <w:pPr>
+        <w:pStyle w:val="Corpodetexto"/>
+        <w:spacing w:before="65" w:line="249" w:lineRule="auto"/>
+        <w:ind w:left="360" w:right="753"/>
+        <w:rPr>
+          <w:color w:val="0000FF"/>
+        </w:rPr>
+      </w:pPr>
+    </w:p>
+    <w:p>
+      <w:pPr>
         <w:pStyle w:val="Ttulo4"/>
         <w:numPr>
           <w:ilvl w:val="0"/>
@@ -23227,7 +27651,6 @@
           <w:sz w:val="20"/>
           <w:lang w:val="pt-BR"/>
         </w:rPr>
-        <w:lastRenderedPageBreak/>
         <w:t xml:space="preserve">PORTER, Michael. </w:t>
       </w:r>
       <w:r>
@@ -23332,6 +27755,36 @@
 </file>
 
 <file path=word/footer1.xml><?xml version="1.0" encoding="utf-8"?>
+<w:ftr xmlns:wpc="http://schemas.microsoft.com/office/word/2010/wordprocessingCanvas" xmlns:cx="http://schemas.microsoft.com/office/drawing/2014/chartex" xmlns:cx1="http://schemas.microsoft.com/office/drawing/2015/9/8/chartex" xmlns:cx2="http://schemas.microsoft.com/office/drawing/2015/10/21/chartex" xmlns:cx3="http://schemas.microsoft.com/office/drawing/2016/5/9/chartex" xmlns:cx4="http://schemas.microsoft.com/office/drawing/2016/5/10/chartex" xmlns:cx5="http://schemas.microsoft.com/office/drawing/2016/5/11/chartex" xmlns:cx6="http://schemas.microsoft.com/office/drawing/2016/5/12/chartex" xmlns:cx7="http://schemas.microsoft.com/office/drawing/2016/5/13/chartex" xmlns:cx8="http://schemas.microsoft.com/office/drawing/2016/5/14/chartex" xmlns:mc="http://schemas.openxmlformats.org/markup-compatibility/2006" xmlns:aink="http://schemas.microsoft.com/office/drawing/2016/ink" xmlns:am3d="http://schemas.microsoft.com/office/drawing/2017/model3d" xmlns:o="urn:schemas-microsoft-com:office:office" xmlns:oel="http://schemas.microsoft.com/office/2019/extlst" xmlns:r="http://schemas.openxmlformats.org/officeDocument/2006/relationships" xmlns:m="http://schemas.openxmlformats.org/officeDocument/2006/math" xmlns:v="urn:schemas-microsoft-com:vml" xmlns:wp14="http://schemas.microsoft.com/office/word/2010/wordprocessingDrawing" xmlns:wp="http://schemas.openxmlformats.org/drawingml/2006/wordprocessingDrawing" xmlns:w10="urn:schemas-microsoft-com:office:word" xmlns:w="http://schemas.openxmlformats.org/wordprocessingml/2006/main" xmlns:w14="http://schemas.microsoft.com/office/word/2010/wordml" xmlns:w15="http://schemas.microsoft.com/office/word/2012/wordml" xmlns:w16cex="http://schemas.microsoft.com/office/word/2018/wordml/cex" xmlns:w16cid="http://schemas.microsoft.com/office/word/2016/wordml/cid" xmlns:w16="http://schemas.microsoft.com/office/word/2018/wordml" xmlns:w16du="http://schemas.microsoft.com/office/word/2023/wordml/word16du" xmlns:w16sdtdh="http://schemas.microsoft.com/office/word/2020/wordml/sdtdatahash" xmlns:w16sdtfl="http://schemas.microsoft.com/office/word/2024/wordml/sdtformatlock" xmlns:w16se="http://schemas.microsoft.com/office/word/2015/wordml/symex" xmlns:wpg="http://schemas.microsoft.com/office/word/2010/wordprocessingGroup" xmlns:wpi="http://schemas.microsoft.com/office/word/2010/wordprocessingInk" xmlns:wne="http://schemas.microsoft.com/office/word/2006/wordml" xmlns:wps="http://schemas.microsoft.com/office/word/2010/wordprocessingShape" mc:Ignorable="w14 w15 w16se w16cid w16 w16cex w16sdtdh w16sdtfl w16du wp14">
+  <w:p>
+    <w:pPr>
+      <w:pStyle w:val="Rodap"/>
+    </w:pPr>
+  </w:p>
+</w:ftr>
+</file>
+
+<file path=word/footer2.xml><?xml version="1.0" encoding="utf-8"?>
+<w:ftr xmlns:wpc="http://schemas.microsoft.com/office/word/2010/wordprocessingCanvas" xmlns:cx="http://schemas.microsoft.com/office/drawing/2014/chartex" xmlns:cx1="http://schemas.microsoft.com/office/drawing/2015/9/8/chartex" xmlns:cx2="http://schemas.microsoft.com/office/drawing/2015/10/21/chartex" xmlns:cx3="http://schemas.microsoft.com/office/drawing/2016/5/9/chartex" xmlns:cx4="http://schemas.microsoft.com/office/drawing/2016/5/10/chartex" xmlns:cx5="http://schemas.microsoft.com/office/drawing/2016/5/11/chartex" xmlns:cx6="http://schemas.microsoft.com/office/drawing/2016/5/12/chartex" xmlns:cx7="http://schemas.microsoft.com/office/drawing/2016/5/13/chartex" xmlns:cx8="http://schemas.microsoft.com/office/drawing/2016/5/14/chartex" xmlns:mc="http://schemas.openxmlformats.org/markup-compatibility/2006" xmlns:aink="http://schemas.microsoft.com/office/drawing/2016/ink" xmlns:am3d="http://schemas.microsoft.com/office/drawing/2017/model3d" xmlns:o="urn:schemas-microsoft-com:office:office" xmlns:oel="http://schemas.microsoft.com/office/2019/extlst" xmlns:r="http://schemas.openxmlformats.org/officeDocument/2006/relationships" xmlns:m="http://schemas.openxmlformats.org/officeDocument/2006/math" xmlns:v="urn:schemas-microsoft-com:vml" xmlns:wp14="http://schemas.microsoft.com/office/word/2010/wordprocessingDrawing" xmlns:wp="http://schemas.openxmlformats.org/drawingml/2006/wordprocessingDrawing" xmlns:w10="urn:schemas-microsoft-com:office:word" xmlns:w="http://schemas.openxmlformats.org/wordprocessingml/2006/main" xmlns:w14="http://schemas.microsoft.com/office/word/2010/wordml" xmlns:w15="http://schemas.microsoft.com/office/word/2012/wordml" xmlns:w16cex="http://schemas.microsoft.com/office/word/2018/wordml/cex" xmlns:w16cid="http://schemas.microsoft.com/office/word/2016/wordml/cid" xmlns:w16="http://schemas.microsoft.com/office/word/2018/wordml" xmlns:w16du="http://schemas.microsoft.com/office/word/2023/wordml/word16du" xmlns:w16sdtdh="http://schemas.microsoft.com/office/word/2020/wordml/sdtdatahash" xmlns:w16sdtfl="http://schemas.microsoft.com/office/word/2024/wordml/sdtformatlock" xmlns:w16se="http://schemas.microsoft.com/office/word/2015/wordml/symex" xmlns:wpg="http://schemas.microsoft.com/office/word/2010/wordprocessingGroup" xmlns:wpi="http://schemas.microsoft.com/office/word/2010/wordprocessingInk" xmlns:wne="http://schemas.microsoft.com/office/word/2006/wordml" xmlns:wps="http://schemas.microsoft.com/office/word/2010/wordprocessingShape" mc:Ignorable="w14 w15 w16se w16cid w16 w16cex w16sdtdh w16sdtfl w16du wp14">
+  <w:p>
+    <w:pPr>
+      <w:pStyle w:val="Rodap"/>
+    </w:pPr>
+  </w:p>
+</w:ftr>
+</file>
+
+<file path=word/footer3.xml><?xml version="1.0" encoding="utf-8"?>
+<w:ftr xmlns:wpc="http://schemas.microsoft.com/office/word/2010/wordprocessingCanvas" xmlns:cx="http://schemas.microsoft.com/office/drawing/2014/chartex" xmlns:cx1="http://schemas.microsoft.com/office/drawing/2015/9/8/chartex" xmlns:cx2="http://schemas.microsoft.com/office/drawing/2015/10/21/chartex" xmlns:cx3="http://schemas.microsoft.com/office/drawing/2016/5/9/chartex" xmlns:cx4="http://schemas.microsoft.com/office/drawing/2016/5/10/chartex" xmlns:cx5="http://schemas.microsoft.com/office/drawing/2016/5/11/chartex" xmlns:cx6="http://schemas.microsoft.com/office/drawing/2016/5/12/chartex" xmlns:cx7="http://schemas.microsoft.com/office/drawing/2016/5/13/chartex" xmlns:cx8="http://schemas.microsoft.com/office/drawing/2016/5/14/chartex" xmlns:mc="http://schemas.openxmlformats.org/markup-compatibility/2006" xmlns:aink="http://schemas.microsoft.com/office/drawing/2016/ink" xmlns:am3d="http://schemas.microsoft.com/office/drawing/2017/model3d" xmlns:o="urn:schemas-microsoft-com:office:office" xmlns:oel="http://schemas.microsoft.com/office/2019/extlst" xmlns:r="http://schemas.openxmlformats.org/officeDocument/2006/relationships" xmlns:m="http://schemas.openxmlformats.org/officeDocument/2006/math" xmlns:v="urn:schemas-microsoft-com:vml" xmlns:wp14="http://schemas.microsoft.com/office/word/2010/wordprocessingDrawing" xmlns:wp="http://schemas.openxmlformats.org/drawingml/2006/wordprocessingDrawing" xmlns:w10="urn:schemas-microsoft-com:office:word" xmlns:w="http://schemas.openxmlformats.org/wordprocessingml/2006/main" xmlns:w14="http://schemas.microsoft.com/office/word/2010/wordml" xmlns:w15="http://schemas.microsoft.com/office/word/2012/wordml" xmlns:w16cex="http://schemas.microsoft.com/office/word/2018/wordml/cex" xmlns:w16cid="http://schemas.microsoft.com/office/word/2016/wordml/cid" xmlns:w16="http://schemas.microsoft.com/office/word/2018/wordml" xmlns:w16du="http://schemas.microsoft.com/office/word/2023/wordml/word16du" xmlns:w16sdtdh="http://schemas.microsoft.com/office/word/2020/wordml/sdtdatahash" xmlns:w16sdtfl="http://schemas.microsoft.com/office/word/2024/wordml/sdtformatlock" xmlns:w16se="http://schemas.microsoft.com/office/word/2015/wordml/symex" xmlns:wpg="http://schemas.microsoft.com/office/word/2010/wordprocessingGroup" xmlns:wpi="http://schemas.microsoft.com/office/word/2010/wordprocessingInk" xmlns:wne="http://schemas.microsoft.com/office/word/2006/wordml" xmlns:wps="http://schemas.microsoft.com/office/word/2010/wordprocessingShape" mc:Ignorable="w14 w15 w16se w16cid w16 w16cex w16sdtdh w16sdtfl w16du wp14">
+  <w:p>
+    <w:pPr>
+      <w:pStyle w:val="Rodap"/>
+    </w:pPr>
+  </w:p>
+</w:ftr>
+</file>
+
+<file path=word/footer4.xml><?xml version="1.0" encoding="utf-8"?>
 <w:ftr xmlns:wpc="http://schemas.microsoft.com/office/word/2010/wordprocessingCanvas" xmlns:cx="http://schemas.microsoft.com/office/drawing/2014/chartex" xmlns:cx1="http://schemas.microsoft.com/office/drawing/2015/9/8/chartex" xmlns:cx2="http://schemas.microsoft.com/office/drawing/2015/10/21/chartex" xmlns:cx3="http://schemas.microsoft.com/office/drawing/2016/5/9/chartex" xmlns:cx4="http://schemas.microsoft.com/office/drawing/2016/5/10/chartex" xmlns:cx5="http://schemas.microsoft.com/office/drawing/2016/5/11/chartex" xmlns:cx6="http://schemas.microsoft.com/office/drawing/2016/5/12/chartex" xmlns:cx7="http://schemas.microsoft.com/office/drawing/2016/5/13/chartex" xmlns:cx8="http://schemas.microsoft.com/office/drawing/2016/5/14/chartex" xmlns:mc="http://schemas.openxmlformats.org/markup-compatibility/2006" xmlns:aink="http://schemas.microsoft.com/office/drawing/2016/ink" xmlns:am3d="http://schemas.microsoft.com/office/drawing/2017/model3d" xmlns:o="urn:schemas-microsoft-com:office:office" xmlns:oel="http://schemas.microsoft.com/office/2019/extlst" xmlns:r="http://schemas.openxmlformats.org/officeDocument/2006/relationships" xmlns:m="http://schemas.openxmlformats.org/officeDocument/2006/math" xmlns:v="urn:schemas-microsoft-com:vml" xmlns:wp14="http://schemas.microsoft.com/office/word/2010/wordprocessingDrawing" xmlns:wp="http://schemas.openxmlformats.org/drawingml/2006/wordprocessingDrawing" xmlns:w10="urn:schemas-microsoft-com:office:word" xmlns:w="http://schemas.openxmlformats.org/wordprocessingml/2006/main" xmlns:w14="http://schemas.microsoft.com/office/word/2010/wordml" xmlns:w15="http://schemas.microsoft.com/office/word/2012/wordml" xmlns:w16cex="http://schemas.microsoft.com/office/word/2018/wordml/cex" xmlns:w16cid="http://schemas.microsoft.com/office/word/2016/wordml/cid" xmlns:w16="http://schemas.microsoft.com/office/word/2018/wordml" xmlns:w16du="http://schemas.microsoft.com/office/word/2023/wordml/word16du" xmlns:w16sdtdh="http://schemas.microsoft.com/office/word/2020/wordml/sdtdatahash" xmlns:w16sdtfl="http://schemas.microsoft.com/office/word/2024/wordml/sdtformatlock" xmlns:w16se="http://schemas.microsoft.com/office/word/2015/wordml/symex" xmlns:wpg="http://schemas.microsoft.com/office/word/2010/wordprocessingGroup" xmlns:wpi="http://schemas.microsoft.com/office/word/2010/wordprocessingInk" xmlns:wne="http://schemas.microsoft.com/office/word/2006/wordml" xmlns:wps="http://schemas.microsoft.com/office/word/2010/wordprocessingShape" mc:Ignorable="w14 w15 w16se w16cid w16 w16cex w16sdtdh w16sdtfl w16du wp14">
   <w:p>
     <w:pPr>
@@ -23737,6 +28190,36 @@
 </file>
 
 <file path=word/header1.xml><?xml version="1.0" encoding="utf-8"?>
+<w:hdr xmlns:wpc="http://schemas.microsoft.com/office/word/2010/wordprocessingCanvas" xmlns:cx="http://schemas.microsoft.com/office/drawing/2014/chartex" xmlns:cx1="http://schemas.microsoft.com/office/drawing/2015/9/8/chartex" xmlns:cx2="http://schemas.microsoft.com/office/drawing/2015/10/21/chartex" xmlns:cx3="http://schemas.microsoft.com/office/drawing/2016/5/9/chartex" xmlns:cx4="http://schemas.microsoft.com/office/drawing/2016/5/10/chartex" xmlns:cx5="http://schemas.microsoft.com/office/drawing/2016/5/11/chartex" xmlns:cx6="http://schemas.microsoft.com/office/drawing/2016/5/12/chartex" xmlns:cx7="http://schemas.microsoft.com/office/drawing/2016/5/13/chartex" xmlns:cx8="http://schemas.microsoft.com/office/drawing/2016/5/14/chartex" xmlns:mc="http://schemas.openxmlformats.org/markup-compatibility/2006" xmlns:aink="http://schemas.microsoft.com/office/drawing/2016/ink" xmlns:am3d="http://schemas.microsoft.com/office/drawing/2017/model3d" xmlns:o="urn:schemas-microsoft-com:office:office" xmlns:oel="http://schemas.microsoft.com/office/2019/extlst" xmlns:r="http://schemas.openxmlformats.org/officeDocument/2006/relationships" xmlns:m="http://schemas.openxmlformats.org/officeDocument/2006/math" xmlns:v="urn:schemas-microsoft-com:vml" xmlns:wp14="http://schemas.microsoft.com/office/word/2010/wordprocessingDrawing" xmlns:wp="http://schemas.openxmlformats.org/drawingml/2006/wordprocessingDrawing" xmlns:w10="urn:schemas-microsoft-com:office:word" xmlns:w="http://schemas.openxmlformats.org/wordprocessingml/2006/main" xmlns:w14="http://schemas.microsoft.com/office/word/2010/wordml" xmlns:w15="http://schemas.microsoft.com/office/word/2012/wordml" xmlns:w16cex="http://schemas.microsoft.com/office/word/2018/wordml/cex" xmlns:w16cid="http://schemas.microsoft.com/office/word/2016/wordml/cid" xmlns:w16="http://schemas.microsoft.com/office/word/2018/wordml" xmlns:w16du="http://schemas.microsoft.com/office/word/2023/wordml/word16du" xmlns:w16sdtdh="http://schemas.microsoft.com/office/word/2020/wordml/sdtdatahash" xmlns:w16sdtfl="http://schemas.microsoft.com/office/word/2024/wordml/sdtformatlock" xmlns:w16se="http://schemas.microsoft.com/office/word/2015/wordml/symex" xmlns:wpg="http://schemas.microsoft.com/office/word/2010/wordprocessingGroup" xmlns:wpi="http://schemas.microsoft.com/office/word/2010/wordprocessingInk" xmlns:wne="http://schemas.microsoft.com/office/word/2006/wordml" xmlns:wps="http://schemas.microsoft.com/office/word/2010/wordprocessingShape" mc:Ignorable="w14 w15 w16se w16cid w16 w16cex w16sdtdh w16sdtfl w16du wp14">
+  <w:p>
+    <w:pPr>
+      <w:pStyle w:val="Cabealho"/>
+    </w:pPr>
+  </w:p>
+</w:hdr>
+</file>
+
+<file path=word/header2.xml><?xml version="1.0" encoding="utf-8"?>
+<w:hdr xmlns:wpc="http://schemas.microsoft.com/office/word/2010/wordprocessingCanvas" xmlns:cx="http://schemas.microsoft.com/office/drawing/2014/chartex" xmlns:cx1="http://schemas.microsoft.com/office/drawing/2015/9/8/chartex" xmlns:cx2="http://schemas.microsoft.com/office/drawing/2015/10/21/chartex" xmlns:cx3="http://schemas.microsoft.com/office/drawing/2016/5/9/chartex" xmlns:cx4="http://schemas.microsoft.com/office/drawing/2016/5/10/chartex" xmlns:cx5="http://schemas.microsoft.com/office/drawing/2016/5/11/chartex" xmlns:cx6="http://schemas.microsoft.com/office/drawing/2016/5/12/chartex" xmlns:cx7="http://schemas.microsoft.com/office/drawing/2016/5/13/chartex" xmlns:cx8="http://schemas.microsoft.com/office/drawing/2016/5/14/chartex" xmlns:mc="http://schemas.openxmlformats.org/markup-compatibility/2006" xmlns:aink="http://schemas.microsoft.com/office/drawing/2016/ink" xmlns:am3d="http://schemas.microsoft.com/office/drawing/2017/model3d" xmlns:o="urn:schemas-microsoft-com:office:office" xmlns:oel="http://schemas.microsoft.com/office/2019/extlst" xmlns:r="http://schemas.openxmlformats.org/officeDocument/2006/relationships" xmlns:m="http://schemas.openxmlformats.org/officeDocument/2006/math" xmlns:v="urn:schemas-microsoft-com:vml" xmlns:wp14="http://schemas.microsoft.com/office/word/2010/wordprocessingDrawing" xmlns:wp="http://schemas.openxmlformats.org/drawingml/2006/wordprocessingDrawing" xmlns:w10="urn:schemas-microsoft-com:office:word" xmlns:w="http://schemas.openxmlformats.org/wordprocessingml/2006/main" xmlns:w14="http://schemas.microsoft.com/office/word/2010/wordml" xmlns:w15="http://schemas.microsoft.com/office/word/2012/wordml" xmlns:w16cex="http://schemas.microsoft.com/office/word/2018/wordml/cex" xmlns:w16cid="http://schemas.microsoft.com/office/word/2016/wordml/cid" xmlns:w16="http://schemas.microsoft.com/office/word/2018/wordml" xmlns:w16du="http://schemas.microsoft.com/office/word/2023/wordml/word16du" xmlns:w16sdtdh="http://schemas.microsoft.com/office/word/2020/wordml/sdtdatahash" xmlns:w16sdtfl="http://schemas.microsoft.com/office/word/2024/wordml/sdtformatlock" xmlns:w16se="http://schemas.microsoft.com/office/word/2015/wordml/symex" xmlns:wpg="http://schemas.microsoft.com/office/word/2010/wordprocessingGroup" xmlns:wpi="http://schemas.microsoft.com/office/word/2010/wordprocessingInk" xmlns:wne="http://schemas.microsoft.com/office/word/2006/wordml" xmlns:wps="http://schemas.microsoft.com/office/word/2010/wordprocessingShape" mc:Ignorable="w14 w15 w16se w16cid w16 w16cex w16sdtdh w16sdtfl w16du wp14">
+  <w:p>
+    <w:pPr>
+      <w:pStyle w:val="Cabealho"/>
+    </w:pPr>
+  </w:p>
+</w:hdr>
+</file>
+
+<file path=word/header3.xml><?xml version="1.0" encoding="utf-8"?>
+<w:hdr xmlns:wpc="http://schemas.microsoft.com/office/word/2010/wordprocessingCanvas" xmlns:cx="http://schemas.microsoft.com/office/drawing/2014/chartex" xmlns:cx1="http://schemas.microsoft.com/office/drawing/2015/9/8/chartex" xmlns:cx2="http://schemas.microsoft.com/office/drawing/2015/10/21/chartex" xmlns:cx3="http://schemas.microsoft.com/office/drawing/2016/5/9/chartex" xmlns:cx4="http://schemas.microsoft.com/office/drawing/2016/5/10/chartex" xmlns:cx5="http://schemas.microsoft.com/office/drawing/2016/5/11/chartex" xmlns:cx6="http://schemas.microsoft.com/office/drawing/2016/5/12/chartex" xmlns:cx7="http://schemas.microsoft.com/office/drawing/2016/5/13/chartex" xmlns:cx8="http://schemas.microsoft.com/office/drawing/2016/5/14/chartex" xmlns:mc="http://schemas.openxmlformats.org/markup-compatibility/2006" xmlns:aink="http://schemas.microsoft.com/office/drawing/2016/ink" xmlns:am3d="http://schemas.microsoft.com/office/drawing/2017/model3d" xmlns:o="urn:schemas-microsoft-com:office:office" xmlns:oel="http://schemas.microsoft.com/office/2019/extlst" xmlns:r="http://schemas.openxmlformats.org/officeDocument/2006/relationships" xmlns:m="http://schemas.openxmlformats.org/officeDocument/2006/math" xmlns:v="urn:schemas-microsoft-com:vml" xmlns:wp14="http://schemas.microsoft.com/office/word/2010/wordprocessingDrawing" xmlns:wp="http://schemas.openxmlformats.org/drawingml/2006/wordprocessingDrawing" xmlns:w10="urn:schemas-microsoft-com:office:word" xmlns:w="http://schemas.openxmlformats.org/wordprocessingml/2006/main" xmlns:w14="http://schemas.microsoft.com/office/word/2010/wordml" xmlns:w15="http://schemas.microsoft.com/office/word/2012/wordml" xmlns:w16cex="http://schemas.microsoft.com/office/word/2018/wordml/cex" xmlns:w16cid="http://schemas.microsoft.com/office/word/2016/wordml/cid" xmlns:w16="http://schemas.microsoft.com/office/word/2018/wordml" xmlns:w16du="http://schemas.microsoft.com/office/word/2023/wordml/word16du" xmlns:w16sdtdh="http://schemas.microsoft.com/office/word/2020/wordml/sdtdatahash" xmlns:w16sdtfl="http://schemas.microsoft.com/office/word/2024/wordml/sdtformatlock" xmlns:w16se="http://schemas.microsoft.com/office/word/2015/wordml/symex" xmlns:wpg="http://schemas.microsoft.com/office/word/2010/wordprocessingGroup" xmlns:wpi="http://schemas.microsoft.com/office/word/2010/wordprocessingInk" xmlns:wne="http://schemas.microsoft.com/office/word/2006/wordml" xmlns:wps="http://schemas.microsoft.com/office/word/2010/wordprocessingShape" mc:Ignorable="w14 w15 w16se w16cid w16 w16cex w16sdtdh w16sdtfl w16du wp14">
+  <w:p>
+    <w:pPr>
+      <w:pStyle w:val="Cabealho"/>
+    </w:pPr>
+  </w:p>
+</w:hdr>
+</file>
+
+<file path=word/header4.xml><?xml version="1.0" encoding="utf-8"?>
 <w:hdr xmlns:wpc="http://schemas.microsoft.com/office/word/2010/wordprocessingCanvas" xmlns:cx="http://schemas.microsoft.com/office/drawing/2014/chartex" xmlns:cx1="http://schemas.microsoft.com/office/drawing/2015/9/8/chartex" xmlns:cx2="http://schemas.microsoft.com/office/drawing/2015/10/21/chartex" xmlns:cx3="http://schemas.microsoft.com/office/drawing/2016/5/9/chartex" xmlns:cx4="http://schemas.microsoft.com/office/drawing/2016/5/10/chartex" xmlns:cx5="http://schemas.microsoft.com/office/drawing/2016/5/11/chartex" xmlns:cx6="http://schemas.microsoft.com/office/drawing/2016/5/12/chartex" xmlns:cx7="http://schemas.microsoft.com/office/drawing/2016/5/13/chartex" xmlns:cx8="http://schemas.microsoft.com/office/drawing/2016/5/14/chartex" xmlns:mc="http://schemas.openxmlformats.org/markup-compatibility/2006" xmlns:aink="http://schemas.microsoft.com/office/drawing/2016/ink" xmlns:am3d="http://schemas.microsoft.com/office/drawing/2017/model3d" xmlns:o="urn:schemas-microsoft-com:office:office" xmlns:oel="http://schemas.microsoft.com/office/2019/extlst" xmlns:r="http://schemas.openxmlformats.org/officeDocument/2006/relationships" xmlns:m="http://schemas.openxmlformats.org/officeDocument/2006/math" xmlns:v="urn:schemas-microsoft-com:vml" xmlns:wp14="http://schemas.microsoft.com/office/word/2010/wordprocessingDrawing" xmlns:wp="http://schemas.openxmlformats.org/drawingml/2006/wordprocessingDrawing" xmlns:w10="urn:schemas-microsoft-com:office:word" xmlns:w="http://schemas.openxmlformats.org/wordprocessingml/2006/main" xmlns:w14="http://schemas.microsoft.com/office/word/2010/wordml" xmlns:w15="http://schemas.microsoft.com/office/word/2012/wordml" xmlns:w16cex="http://schemas.microsoft.com/office/word/2018/wordml/cex" xmlns:w16cid="http://schemas.microsoft.com/office/word/2016/wordml/cid" xmlns:w16="http://schemas.microsoft.com/office/word/2018/wordml" xmlns:w16du="http://schemas.microsoft.com/office/word/2023/wordml/word16du" xmlns:w16sdtdh="http://schemas.microsoft.com/office/word/2020/wordml/sdtdatahash" xmlns:w16sdtfl="http://schemas.microsoft.com/office/word/2024/wordml/sdtformatlock" xmlns:w16se="http://schemas.microsoft.com/office/word/2015/wordml/symex" xmlns:wpg="http://schemas.microsoft.com/office/word/2010/wordprocessingGroup" xmlns:wpi="http://schemas.microsoft.com/office/word/2010/wordprocessingInk" xmlns:wne="http://schemas.microsoft.com/office/word/2006/wordml" xmlns:wps="http://schemas.microsoft.com/office/word/2010/wordprocessingShape" mc:Ignorable="w14 w15 w16se w16cid w16 w16cex w16sdtdh w16sdtfl w16du wp14">
   <w:p>
     <w:pPr>
@@ -24536,6 +29019,476 @@
     </w:lvl>
   </w:abstractNum>
   <w:abstractNum w:abstractNumId="2" w15:restartNumberingAfterBreak="0">
+    <w:nsid w:val="09BD41F8"/>
+    <w:multiLevelType w:val="multilevel"/>
+    <w:tmpl w:val="85F46754"/>
+    <w:lvl w:ilvl="0">
+      <w:start w:val="6"/>
+      <w:numFmt w:val="decimal"/>
+      <w:lvlText w:val="%1"/>
+      <w:lvlJc w:val="left"/>
+      <w:pPr>
+        <w:ind w:left="360" w:hanging="360"/>
+      </w:pPr>
+      <w:rPr>
+        <w:rFonts w:hint="default"/>
+      </w:rPr>
+    </w:lvl>
+    <w:lvl w:ilvl="1">
+      <w:start w:val="2"/>
+      <w:numFmt w:val="decimal"/>
+      <w:lvlText w:val="%1.%2"/>
+      <w:lvlJc w:val="left"/>
+      <w:pPr>
+        <w:ind w:left="720" w:hanging="360"/>
+      </w:pPr>
+      <w:rPr>
+        <w:rFonts w:hint="default"/>
+      </w:rPr>
+    </w:lvl>
+    <w:lvl w:ilvl="2">
+      <w:start w:val="1"/>
+      <w:numFmt w:val="decimal"/>
+      <w:lvlText w:val="%1.%2.%3"/>
+      <w:lvlJc w:val="left"/>
+      <w:pPr>
+        <w:ind w:left="1440" w:hanging="720"/>
+      </w:pPr>
+      <w:rPr>
+        <w:rFonts w:hint="default"/>
+      </w:rPr>
+    </w:lvl>
+    <w:lvl w:ilvl="3">
+      <w:start w:val="1"/>
+      <w:numFmt w:val="decimal"/>
+      <w:lvlText w:val="%1.%2.%3.%4"/>
+      <w:lvlJc w:val="left"/>
+      <w:pPr>
+        <w:ind w:left="1800" w:hanging="720"/>
+      </w:pPr>
+      <w:rPr>
+        <w:rFonts w:hint="default"/>
+      </w:rPr>
+    </w:lvl>
+    <w:lvl w:ilvl="4">
+      <w:start w:val="1"/>
+      <w:numFmt w:val="decimal"/>
+      <w:lvlText w:val="%1.%2.%3.%4.%5"/>
+      <w:lvlJc w:val="left"/>
+      <w:pPr>
+        <w:ind w:left="2520" w:hanging="1080"/>
+      </w:pPr>
+      <w:rPr>
+        <w:rFonts w:hint="default"/>
+      </w:rPr>
+    </w:lvl>
+    <w:lvl w:ilvl="5">
+      <w:start w:val="1"/>
+      <w:numFmt w:val="decimal"/>
+      <w:lvlText w:val="%1.%2.%3.%4.%5.%6"/>
+      <w:lvlJc w:val="left"/>
+      <w:pPr>
+        <w:ind w:left="2880" w:hanging="1080"/>
+      </w:pPr>
+      <w:rPr>
+        <w:rFonts w:hint="default"/>
+      </w:rPr>
+    </w:lvl>
+    <w:lvl w:ilvl="6">
+      <w:start w:val="1"/>
+      <w:numFmt w:val="decimal"/>
+      <w:lvlText w:val="%1.%2.%3.%4.%5.%6.%7"/>
+      <w:lvlJc w:val="left"/>
+      <w:pPr>
+        <w:ind w:left="3600" w:hanging="1440"/>
+      </w:pPr>
+      <w:rPr>
+        <w:rFonts w:hint="default"/>
+      </w:rPr>
+    </w:lvl>
+    <w:lvl w:ilvl="7">
+      <w:start w:val="1"/>
+      <w:numFmt w:val="decimal"/>
+      <w:lvlText w:val="%1.%2.%3.%4.%5.%6.%7.%8"/>
+      <w:lvlJc w:val="left"/>
+      <w:pPr>
+        <w:ind w:left="3960" w:hanging="1440"/>
+      </w:pPr>
+      <w:rPr>
+        <w:rFonts w:hint="default"/>
+      </w:rPr>
+    </w:lvl>
+    <w:lvl w:ilvl="8">
+      <w:start w:val="1"/>
+      <w:numFmt w:val="decimal"/>
+      <w:lvlText w:val="%1.%2.%3.%4.%5.%6.%7.%8.%9"/>
+      <w:lvlJc w:val="left"/>
+      <w:pPr>
+        <w:ind w:left="4680" w:hanging="1800"/>
+      </w:pPr>
+      <w:rPr>
+        <w:rFonts w:hint="default"/>
+      </w:rPr>
+    </w:lvl>
+  </w:abstractNum>
+  <w:abstractNum w:abstractNumId="3" w15:restartNumberingAfterBreak="0">
+    <w:nsid w:val="0E896135"/>
+    <w:multiLevelType w:val="multilevel"/>
+    <w:tmpl w:val="0E08C95A"/>
+    <w:lvl w:ilvl="0">
+      <w:start w:val="1"/>
+      <w:numFmt w:val="decimal"/>
+      <w:lvlText w:val="%1."/>
+      <w:lvlJc w:val="left"/>
+      <w:pPr>
+        <w:ind w:left="645" w:hanging="285"/>
+      </w:pPr>
+      <w:rPr>
+        <w:rFonts w:ascii="Arial" w:eastAsia="Arial" w:hAnsi="Arial" w:cs="Arial" w:hint="default"/>
+        <w:b/>
+        <w:bCs/>
+        <w:i w:val="0"/>
+        <w:iCs w:val="0"/>
+        <w:spacing w:val="-2"/>
+        <w:w w:val="96"/>
+        <w:sz w:val="20"/>
+        <w:szCs w:val="20"/>
+        <w:lang w:val="pt-PT" w:eastAsia="en-US" w:bidi="ar-SA"/>
+      </w:rPr>
+    </w:lvl>
+    <w:lvl w:ilvl="1">
+      <w:start w:val="1"/>
+      <w:numFmt w:val="decimal"/>
+      <w:lvlText w:val="%1.%2"/>
+      <w:lvlJc w:val="left"/>
+      <w:pPr>
+        <w:ind w:left="1081" w:hanging="721"/>
+      </w:pPr>
+      <w:rPr>
+        <w:rFonts w:ascii="Arial" w:eastAsia="Arial" w:hAnsi="Arial" w:cs="Arial" w:hint="default"/>
+        <w:b/>
+        <w:bCs/>
+        <w:i w:val="0"/>
+        <w:iCs w:val="0"/>
+        <w:spacing w:val="-2"/>
+        <w:w w:val="100"/>
+        <w:sz w:val="20"/>
+        <w:szCs w:val="20"/>
+        <w:lang w:val="pt-PT" w:eastAsia="en-US" w:bidi="ar-SA"/>
+      </w:rPr>
+    </w:lvl>
+    <w:lvl w:ilvl="2">
+      <w:numFmt w:val="bullet"/>
+      <w:lvlText w:val="•"/>
+      <w:lvlJc w:val="left"/>
+      <w:pPr>
+        <w:ind w:left="1146" w:hanging="721"/>
+      </w:pPr>
+      <w:rPr>
+        <w:rFonts w:hint="default"/>
+        <w:lang w:val="pt-PT" w:eastAsia="en-US" w:bidi="ar-SA"/>
+      </w:rPr>
+    </w:lvl>
+    <w:lvl w:ilvl="3">
+      <w:numFmt w:val="bullet"/>
+      <w:lvlText w:val="•"/>
+      <w:lvlJc w:val="left"/>
+      <w:pPr>
+        <w:ind w:left="1212" w:hanging="721"/>
+      </w:pPr>
+      <w:rPr>
+        <w:rFonts w:hint="default"/>
+        <w:lang w:val="pt-PT" w:eastAsia="en-US" w:bidi="ar-SA"/>
+      </w:rPr>
+    </w:lvl>
+    <w:lvl w:ilvl="4">
+      <w:numFmt w:val="bullet"/>
+      <w:lvlText w:val="•"/>
+      <w:lvlJc w:val="left"/>
+      <w:pPr>
+        <w:ind w:left="1279" w:hanging="721"/>
+      </w:pPr>
+      <w:rPr>
+        <w:rFonts w:hint="default"/>
+        <w:lang w:val="pt-PT" w:eastAsia="en-US" w:bidi="ar-SA"/>
+      </w:rPr>
+    </w:lvl>
+    <w:lvl w:ilvl="5">
+      <w:numFmt w:val="bullet"/>
+      <w:lvlText w:val="•"/>
+      <w:lvlJc w:val="left"/>
+      <w:pPr>
+        <w:ind w:left="1345" w:hanging="721"/>
+      </w:pPr>
+      <w:rPr>
+        <w:rFonts w:hint="default"/>
+        <w:lang w:val="pt-PT" w:eastAsia="en-US" w:bidi="ar-SA"/>
+      </w:rPr>
+    </w:lvl>
+    <w:lvl w:ilvl="6">
+      <w:numFmt w:val="bullet"/>
+      <w:lvlText w:val="•"/>
+      <w:lvlJc w:val="left"/>
+      <w:pPr>
+        <w:ind w:left="1411" w:hanging="721"/>
+      </w:pPr>
+      <w:rPr>
+        <w:rFonts w:hint="default"/>
+        <w:lang w:val="pt-PT" w:eastAsia="en-US" w:bidi="ar-SA"/>
+      </w:rPr>
+    </w:lvl>
+    <w:lvl w:ilvl="7">
+      <w:numFmt w:val="bullet"/>
+      <w:lvlText w:val="•"/>
+      <w:lvlJc w:val="left"/>
+      <w:pPr>
+        <w:ind w:left="1478" w:hanging="721"/>
+      </w:pPr>
+      <w:rPr>
+        <w:rFonts w:hint="default"/>
+        <w:lang w:val="pt-PT" w:eastAsia="en-US" w:bidi="ar-SA"/>
+      </w:rPr>
+    </w:lvl>
+    <w:lvl w:ilvl="8">
+      <w:numFmt w:val="bullet"/>
+      <w:lvlText w:val="•"/>
+      <w:lvlJc w:val="left"/>
+      <w:pPr>
+        <w:ind w:left="1544" w:hanging="721"/>
+      </w:pPr>
+      <w:rPr>
+        <w:rFonts w:hint="default"/>
+        <w:lang w:val="pt-PT" w:eastAsia="en-US" w:bidi="ar-SA"/>
+      </w:rPr>
+    </w:lvl>
+  </w:abstractNum>
+  <w:abstractNum w:abstractNumId="4" w15:restartNumberingAfterBreak="0">
+    <w:nsid w:val="13210430"/>
+    <w:multiLevelType w:val="multilevel"/>
+    <w:tmpl w:val="85F46754"/>
+    <w:lvl w:ilvl="0">
+      <w:start w:val="6"/>
+      <w:numFmt w:val="decimal"/>
+      <w:lvlText w:val="%1"/>
+      <w:lvlJc w:val="left"/>
+      <w:pPr>
+        <w:ind w:left="360" w:hanging="360"/>
+      </w:pPr>
+      <w:rPr>
+        <w:rFonts w:hint="default"/>
+      </w:rPr>
+    </w:lvl>
+    <w:lvl w:ilvl="1">
+      <w:start w:val="2"/>
+      <w:numFmt w:val="decimal"/>
+      <w:lvlText w:val="%1.%2"/>
+      <w:lvlJc w:val="left"/>
+      <w:pPr>
+        <w:ind w:left="720" w:hanging="360"/>
+      </w:pPr>
+      <w:rPr>
+        <w:rFonts w:hint="default"/>
+      </w:rPr>
+    </w:lvl>
+    <w:lvl w:ilvl="2">
+      <w:start w:val="1"/>
+      <w:numFmt w:val="decimal"/>
+      <w:lvlText w:val="%1.%2.%3"/>
+      <w:lvlJc w:val="left"/>
+      <w:pPr>
+        <w:ind w:left="1440" w:hanging="720"/>
+      </w:pPr>
+      <w:rPr>
+        <w:rFonts w:hint="default"/>
+      </w:rPr>
+    </w:lvl>
+    <w:lvl w:ilvl="3">
+      <w:start w:val="1"/>
+      <w:numFmt w:val="decimal"/>
+      <w:lvlText w:val="%1.%2.%3.%4"/>
+      <w:lvlJc w:val="left"/>
+      <w:pPr>
+        <w:ind w:left="1800" w:hanging="720"/>
+      </w:pPr>
+      <w:rPr>
+        <w:rFonts w:hint="default"/>
+      </w:rPr>
+    </w:lvl>
+    <w:lvl w:ilvl="4">
+      <w:start w:val="1"/>
+      <w:numFmt w:val="decimal"/>
+      <w:lvlText w:val="%1.%2.%3.%4.%5"/>
+      <w:lvlJc w:val="left"/>
+      <w:pPr>
+        <w:ind w:left="2520" w:hanging="1080"/>
+      </w:pPr>
+      <w:rPr>
+        <w:rFonts w:hint="default"/>
+      </w:rPr>
+    </w:lvl>
+    <w:lvl w:ilvl="5">
+      <w:start w:val="1"/>
+      <w:numFmt w:val="decimal"/>
+      <w:lvlText w:val="%1.%2.%3.%4.%5.%6"/>
+      <w:lvlJc w:val="left"/>
+      <w:pPr>
+        <w:ind w:left="2880" w:hanging="1080"/>
+      </w:pPr>
+      <w:rPr>
+        <w:rFonts w:hint="default"/>
+      </w:rPr>
+    </w:lvl>
+    <w:lvl w:ilvl="6">
+      <w:start w:val="1"/>
+      <w:numFmt w:val="decimal"/>
+      <w:lvlText w:val="%1.%2.%3.%4.%5.%6.%7"/>
+      <w:lvlJc w:val="left"/>
+      <w:pPr>
+        <w:ind w:left="3600" w:hanging="1440"/>
+      </w:pPr>
+      <w:rPr>
+        <w:rFonts w:hint="default"/>
+      </w:rPr>
+    </w:lvl>
+    <w:lvl w:ilvl="7">
+      <w:start w:val="1"/>
+      <w:numFmt w:val="decimal"/>
+      <w:lvlText w:val="%1.%2.%3.%4.%5.%6.%7.%8"/>
+      <w:lvlJc w:val="left"/>
+      <w:pPr>
+        <w:ind w:left="3960" w:hanging="1440"/>
+      </w:pPr>
+      <w:rPr>
+        <w:rFonts w:hint="default"/>
+      </w:rPr>
+    </w:lvl>
+    <w:lvl w:ilvl="8">
+      <w:start w:val="1"/>
+      <w:numFmt w:val="decimal"/>
+      <w:lvlText w:val="%1.%2.%3.%4.%5.%6.%7.%8.%9"/>
+      <w:lvlJc w:val="left"/>
+      <w:pPr>
+        <w:ind w:left="4680" w:hanging="1800"/>
+      </w:pPr>
+      <w:rPr>
+        <w:rFonts w:hint="default"/>
+      </w:rPr>
+    </w:lvl>
+  </w:abstractNum>
+  <w:abstractNum w:abstractNumId="5" w15:restartNumberingAfterBreak="0">
+    <w:nsid w:val="24AB60EE"/>
+    <w:multiLevelType w:val="multilevel"/>
+    <w:tmpl w:val="85F46754"/>
+    <w:lvl w:ilvl="0">
+      <w:start w:val="6"/>
+      <w:numFmt w:val="decimal"/>
+      <w:lvlText w:val="%1"/>
+      <w:lvlJc w:val="left"/>
+      <w:pPr>
+        <w:ind w:left="360" w:hanging="360"/>
+      </w:pPr>
+      <w:rPr>
+        <w:rFonts w:hint="default"/>
+      </w:rPr>
+    </w:lvl>
+    <w:lvl w:ilvl="1">
+      <w:start w:val="2"/>
+      <w:numFmt w:val="decimal"/>
+      <w:lvlText w:val="%1.%2"/>
+      <w:lvlJc w:val="left"/>
+      <w:pPr>
+        <w:ind w:left="720" w:hanging="360"/>
+      </w:pPr>
+      <w:rPr>
+        <w:rFonts w:hint="default"/>
+      </w:rPr>
+    </w:lvl>
+    <w:lvl w:ilvl="2">
+      <w:start w:val="1"/>
+      <w:numFmt w:val="decimal"/>
+      <w:lvlText w:val="%1.%2.%3"/>
+      <w:lvlJc w:val="left"/>
+      <w:pPr>
+        <w:ind w:left="1440" w:hanging="720"/>
+      </w:pPr>
+      <w:rPr>
+        <w:rFonts w:hint="default"/>
+      </w:rPr>
+    </w:lvl>
+    <w:lvl w:ilvl="3">
+      <w:start w:val="1"/>
+      <w:numFmt w:val="decimal"/>
+      <w:lvlText w:val="%1.%2.%3.%4"/>
+      <w:lvlJc w:val="left"/>
+      <w:pPr>
+        <w:ind w:left="1800" w:hanging="720"/>
+      </w:pPr>
+      <w:rPr>
+        <w:rFonts w:hint="default"/>
+      </w:rPr>
+    </w:lvl>
+    <w:lvl w:ilvl="4">
+      <w:start w:val="1"/>
+      <w:numFmt w:val="decimal"/>
+      <w:lvlText w:val="%1.%2.%3.%4.%5"/>
+      <w:lvlJc w:val="left"/>
+      <w:pPr>
+        <w:ind w:left="2520" w:hanging="1080"/>
+      </w:pPr>
+      <w:rPr>
+        <w:rFonts w:hint="default"/>
+      </w:rPr>
+    </w:lvl>
+    <w:lvl w:ilvl="5">
+      <w:start w:val="1"/>
+      <w:numFmt w:val="decimal"/>
+      <w:lvlText w:val="%1.%2.%3.%4.%5.%6"/>
+      <w:lvlJc w:val="left"/>
+      <w:pPr>
+        <w:ind w:left="2880" w:hanging="1080"/>
+      </w:pPr>
+      <w:rPr>
+        <w:rFonts w:hint="default"/>
+      </w:rPr>
+    </w:lvl>
+    <w:lvl w:ilvl="6">
+      <w:start w:val="1"/>
+      <w:numFmt w:val="decimal"/>
+      <w:lvlText w:val="%1.%2.%3.%4.%5.%6.%7"/>
+      <w:lvlJc w:val="left"/>
+      <w:pPr>
+        <w:ind w:left="3600" w:hanging="1440"/>
+      </w:pPr>
+      <w:rPr>
+        <w:rFonts w:hint="default"/>
+      </w:rPr>
+    </w:lvl>
+    <w:lvl w:ilvl="7">
+      <w:start w:val="1"/>
+      <w:numFmt w:val="decimal"/>
+      <w:lvlText w:val="%1.%2.%3.%4.%5.%6.%7.%8"/>
+      <w:lvlJc w:val="left"/>
+      <w:pPr>
+        <w:ind w:left="3960" w:hanging="1440"/>
+      </w:pPr>
+      <w:rPr>
+        <w:rFonts w:hint="default"/>
+      </w:rPr>
+    </w:lvl>
+    <w:lvl w:ilvl="8">
+      <w:start w:val="1"/>
+      <w:numFmt w:val="decimal"/>
+      <w:lvlText w:val="%1.%2.%3.%4.%5.%6.%7.%8.%9"/>
+      <w:lvlJc w:val="left"/>
+      <w:pPr>
+        <w:ind w:left="4680" w:hanging="1800"/>
+      </w:pPr>
+      <w:rPr>
+        <w:rFonts w:hint="default"/>
+      </w:rPr>
+    </w:lvl>
+  </w:abstractNum>
+  <w:abstractNum w:abstractNumId="6" w15:restartNumberingAfterBreak="0">
     <w:nsid w:val="311D6CC4"/>
     <w:multiLevelType w:val="hybridMultilevel"/>
     <w:tmpl w:val="C53893CA"/>
@@ -24656,7 +29609,7 @@
       </w:rPr>
     </w:lvl>
   </w:abstractNum>
-  <w:abstractNum w:abstractNumId="3" w15:restartNumberingAfterBreak="0">
+  <w:abstractNum w:abstractNumId="7" w15:restartNumberingAfterBreak="0">
     <w:nsid w:val="47F84379"/>
     <w:multiLevelType w:val="hybridMultilevel"/>
     <w:tmpl w:val="80387E30"/>
@@ -24786,7 +29739,7 @@
       </w:rPr>
     </w:lvl>
   </w:abstractNum>
-  <w:abstractNum w:abstractNumId="4" w15:restartNumberingAfterBreak="0">
+  <w:abstractNum w:abstractNumId="8" w15:restartNumberingAfterBreak="0">
     <w:nsid w:val="4FB508C6"/>
     <w:multiLevelType w:val="hybridMultilevel"/>
     <w:tmpl w:val="85E08732"/>
@@ -24908,7 +29861,120 @@
       </w:rPr>
     </w:lvl>
   </w:abstractNum>
-  <w:abstractNum w:abstractNumId="5" w15:restartNumberingAfterBreak="0">
+  <w:abstractNum w:abstractNumId="9" w15:restartNumberingAfterBreak="0">
+    <w:nsid w:val="50F332A9"/>
+    <w:multiLevelType w:val="multilevel"/>
+    <w:tmpl w:val="85F46754"/>
+    <w:lvl w:ilvl="0">
+      <w:start w:val="6"/>
+      <w:numFmt w:val="decimal"/>
+      <w:lvlText w:val="%1"/>
+      <w:lvlJc w:val="left"/>
+      <w:pPr>
+        <w:ind w:left="360" w:hanging="360"/>
+      </w:pPr>
+      <w:rPr>
+        <w:rFonts w:hint="default"/>
+      </w:rPr>
+    </w:lvl>
+    <w:lvl w:ilvl="1">
+      <w:start w:val="2"/>
+      <w:numFmt w:val="decimal"/>
+      <w:lvlText w:val="%1.%2"/>
+      <w:lvlJc w:val="left"/>
+      <w:pPr>
+        <w:ind w:left="720" w:hanging="360"/>
+      </w:pPr>
+      <w:rPr>
+        <w:rFonts w:hint="default"/>
+      </w:rPr>
+    </w:lvl>
+    <w:lvl w:ilvl="2">
+      <w:start w:val="1"/>
+      <w:numFmt w:val="decimal"/>
+      <w:lvlText w:val="%1.%2.%3"/>
+      <w:lvlJc w:val="left"/>
+      <w:pPr>
+        <w:ind w:left="1440" w:hanging="720"/>
+      </w:pPr>
+      <w:rPr>
+        <w:rFonts w:hint="default"/>
+      </w:rPr>
+    </w:lvl>
+    <w:lvl w:ilvl="3">
+      <w:start w:val="1"/>
+      <w:numFmt w:val="decimal"/>
+      <w:lvlText w:val="%1.%2.%3.%4"/>
+      <w:lvlJc w:val="left"/>
+      <w:pPr>
+        <w:ind w:left="1800" w:hanging="720"/>
+      </w:pPr>
+      <w:rPr>
+        <w:rFonts w:hint="default"/>
+      </w:rPr>
+    </w:lvl>
+    <w:lvl w:ilvl="4">
+      <w:start w:val="1"/>
+      <w:numFmt w:val="decimal"/>
+      <w:lvlText w:val="%1.%2.%3.%4.%5"/>
+      <w:lvlJc w:val="left"/>
+      <w:pPr>
+        <w:ind w:left="2520" w:hanging="1080"/>
+      </w:pPr>
+      <w:rPr>
+        <w:rFonts w:hint="default"/>
+      </w:rPr>
+    </w:lvl>
+    <w:lvl w:ilvl="5">
+      <w:start w:val="1"/>
+      <w:numFmt w:val="decimal"/>
+      <w:lvlText w:val="%1.%2.%3.%4.%5.%6"/>
+      <w:lvlJc w:val="left"/>
+      <w:pPr>
+        <w:ind w:left="2880" w:hanging="1080"/>
+      </w:pPr>
+      <w:rPr>
+        <w:rFonts w:hint="default"/>
+      </w:rPr>
+    </w:lvl>
+    <w:lvl w:ilvl="6">
+      <w:start w:val="1"/>
+      <w:numFmt w:val="decimal"/>
+      <w:lvlText w:val="%1.%2.%3.%4.%5.%6.%7"/>
+      <w:lvlJc w:val="left"/>
+      <w:pPr>
+        <w:ind w:left="3600" w:hanging="1440"/>
+      </w:pPr>
+      <w:rPr>
+        <w:rFonts w:hint="default"/>
+      </w:rPr>
+    </w:lvl>
+    <w:lvl w:ilvl="7">
+      <w:start w:val="1"/>
+      <w:numFmt w:val="decimal"/>
+      <w:lvlText w:val="%1.%2.%3.%4.%5.%6.%7.%8"/>
+      <w:lvlJc w:val="left"/>
+      <w:pPr>
+        <w:ind w:left="3960" w:hanging="1440"/>
+      </w:pPr>
+      <w:rPr>
+        <w:rFonts w:hint="default"/>
+      </w:rPr>
+    </w:lvl>
+    <w:lvl w:ilvl="8">
+      <w:start w:val="1"/>
+      <w:numFmt w:val="decimal"/>
+      <w:lvlText w:val="%1.%2.%3.%4.%5.%6.%7.%8.%9"/>
+      <w:lvlJc w:val="left"/>
+      <w:pPr>
+        <w:ind w:left="4680" w:hanging="1800"/>
+      </w:pPr>
+      <w:rPr>
+        <w:rFonts w:hint="default"/>
+      </w:rPr>
+    </w:lvl>
+  </w:abstractNum>
+  <w:abstractNum w:abstractNumId="10" w15:restartNumberingAfterBreak="0">
     <w:nsid w:val="5BCC6B43"/>
     <w:multiLevelType w:val="hybridMultilevel"/>
     <w:tmpl w:val="4F7CBF08"/>
@@ -25038,7 +30104,7 @@
       </w:rPr>
     </w:lvl>
   </w:abstractNum>
-  <w:abstractNum w:abstractNumId="6" w15:restartNumberingAfterBreak="0">
+  <w:abstractNum w:abstractNumId="11" w15:restartNumberingAfterBreak="0">
     <w:nsid w:val="65AD7714"/>
     <w:multiLevelType w:val="multilevel"/>
     <w:tmpl w:val="15663886"/>
@@ -25169,7 +30235,7 @@
       </w:rPr>
     </w:lvl>
   </w:abstractNum>
-  <w:abstractNum w:abstractNumId="7" w15:restartNumberingAfterBreak="0">
+  <w:abstractNum w:abstractNumId="12" w15:restartNumberingAfterBreak="0">
     <w:nsid w:val="70B05AA4"/>
     <w:multiLevelType w:val="multilevel"/>
     <w:tmpl w:val="0E08C95A"/>
@@ -25300,7 +30366,7 @@
       </w:rPr>
     </w:lvl>
   </w:abstractNum>
-  <w:abstractNum w:abstractNumId="8" w15:restartNumberingAfterBreak="0">
+  <w:abstractNum w:abstractNumId="13" w15:restartNumberingAfterBreak="0">
     <w:nsid w:val="7B0672DE"/>
     <w:multiLevelType w:val="hybridMultilevel"/>
     <w:tmpl w:val="193EE04C"/>
@@ -25512,7 +30578,7 @@
       </w:rPr>
     </w:lvl>
   </w:abstractNum>
-  <w:abstractNum w:abstractNumId="9" w15:restartNumberingAfterBreak="0">
+  <w:abstractNum w:abstractNumId="14" w15:restartNumberingAfterBreak="0">
     <w:nsid w:val="7C6632A8"/>
     <w:multiLevelType w:val="hybridMultilevel"/>
     <w:tmpl w:val="34B440DA"/>
@@ -25642,52 +30708,79 @@
     </w:lvl>
   </w:abstractNum>
   <w:num w:numId="1" w16cid:durableId="578753930">
-    <w:abstractNumId w:val="9"/>
+    <w:abstractNumId w:val="14"/>
   </w:num>
   <w:num w:numId="2" w16cid:durableId="1668289833">
     <w:abstractNumId w:val="1"/>
   </w:num>
   <w:num w:numId="3" w16cid:durableId="813372409">
-    <w:abstractNumId w:val="3"/>
+    <w:abstractNumId w:val="7"/>
   </w:num>
   <w:num w:numId="4" w16cid:durableId="1147086794">
-    <w:abstractNumId w:val="5"/>
+    <w:abstractNumId w:val="10"/>
   </w:num>
   <w:num w:numId="5" w16cid:durableId="1956785129">
-    <w:abstractNumId w:val="2"/>
+    <w:abstractNumId w:val="6"/>
   </w:num>
   <w:num w:numId="6" w16cid:durableId="533272930">
-    <w:abstractNumId w:val="7"/>
+    <w:abstractNumId w:val="12"/>
   </w:num>
   <w:num w:numId="7" w16cid:durableId="808792019">
-    <w:abstractNumId w:val="6"/>
+    <w:abstractNumId w:val="11"/>
   </w:num>
   <w:num w:numId="8" w16cid:durableId="1390687710">
-    <w:abstractNumId w:val="4"/>
+    <w:abstractNumId w:val="8"/>
   </w:num>
   <w:num w:numId="9" w16cid:durableId="955864448">
     <w:abstractNumId w:val="0"/>
-    <w:lvlOverride w:ilvl="0"/>
-    <w:lvlOverride w:ilvl="1"/>
-    <w:lvlOverride w:ilvl="2"/>
-    <w:lvlOverride w:ilvl="3"/>
-    <w:lvlOverride w:ilvl="4"/>
-    <w:lvlOverride w:ilvl="5"/>
-    <w:lvlOverride w:ilvl="6"/>
-    <w:lvlOverride w:ilvl="7"/>
-    <w:lvlOverride w:ilvl="8"/>
   </w:num>
   <w:num w:numId="10" w16cid:durableId="890573762">
-    <w:abstractNumId w:val="8"/>
-    <w:lvlOverride w:ilvl="0"/>
-    <w:lvlOverride w:ilvl="1"/>
-    <w:lvlOverride w:ilvl="2"/>
-    <w:lvlOverride w:ilvl="3"/>
-    <w:lvlOverride w:ilvl="4"/>
-    <w:lvlOverride w:ilvl="5"/>
-    <w:lvlOverride w:ilvl="6"/>
-    <w:lvlOverride w:ilvl="7"/>
-    <w:lvlOverride w:ilvl="8"/>
+    <w:abstractNumId w:val="13"/>
+  </w:num>
+  <w:num w:numId="11" w16cid:durableId="1933541232">
+    <w:abstractNumId w:val="3"/>
+  </w:num>
+  <w:num w:numId="12" w16cid:durableId="1039166137">
+    <w:abstractNumId w:val="5"/>
+  </w:num>
+  <w:num w:numId="13" w16cid:durableId="933198722">
+    <w:abstractNumId w:val="9"/>
+  </w:num>
+  <w:num w:numId="14" w16cid:durableId="86391949">
+    <w:abstractNumId w:val="2"/>
+  </w:num>
+  <w:num w:numId="15" w16cid:durableId="1539270165">
+    <w:abstractNumId w:val="4"/>
+  </w:num>
+  <w:num w:numId="16" w16cid:durableId="273172408">
+    <w:abstractNumId w:val="5"/>
+    <w:lvlOverride w:ilvl="0">
+      <w:startOverride w:val="6"/>
+    </w:lvlOverride>
+    <w:lvlOverride w:ilvl="1">
+      <w:startOverride w:val="2"/>
+    </w:lvlOverride>
+    <w:lvlOverride w:ilvl="2">
+      <w:startOverride w:val="1"/>
+    </w:lvlOverride>
+    <w:lvlOverride w:ilvl="3">
+      <w:startOverride w:val="1"/>
+    </w:lvlOverride>
+    <w:lvlOverride w:ilvl="4">
+      <w:startOverride w:val="1"/>
+    </w:lvlOverride>
+    <w:lvlOverride w:ilvl="5">
+      <w:startOverride w:val="1"/>
+    </w:lvlOverride>
+    <w:lvlOverride w:ilvl="6">
+      <w:startOverride w:val="1"/>
+    </w:lvlOverride>
+    <w:lvlOverride w:ilvl="7">
+      <w:startOverride w:val="1"/>
+    </w:lvlOverride>
+    <w:lvlOverride w:ilvl="8">
+      <w:startOverride w:val="1"/>
+    </w:lvlOverride>
   </w:num>
 </w:numbering>
 </file>
@@ -26372,6 +31465,97 @@
       <w:lang w:val="pt-PT"/>
     </w:rPr>
   </w:style>
+  <w:style w:type="table" w:styleId="Tabelacomgrade">
+    <w:name w:val="Table Grid"/>
+    <w:basedOn w:val="Tabelanormal"/>
+    <w:uiPriority w:val="39"/>
+    <w:rsid w:val="00594C27"/>
+    <w:tblPr>
+      <w:tblBorders>
+        <w:top w:val="single" w:sz="4" w:space="0" w:color="auto"/>
+        <w:left w:val="single" w:sz="4" w:space="0" w:color="auto"/>
+        <w:bottom w:val="single" w:sz="4" w:space="0" w:color="auto"/>
+        <w:right w:val="single" w:sz="4" w:space="0" w:color="auto"/>
+        <w:insideH w:val="single" w:sz="4" w:space="0" w:color="auto"/>
+        <w:insideV w:val="single" w:sz="4" w:space="0" w:color="auto"/>
+      </w:tblBorders>
+    </w:tblPr>
+  </w:style>
+  <w:style w:type="table" w:customStyle="1" w:styleId="TableGrid">
+    <w:name w:val="TableGrid"/>
+    <w:rsid w:val="00E05FF9"/>
+    <w:pPr>
+      <w:widowControl/>
+      <w:autoSpaceDE/>
+      <w:autoSpaceDN/>
+    </w:pPr>
+    <w:rPr>
+      <w:rFonts w:eastAsiaTheme="minorEastAsia"/>
+      <w:kern w:val="2"/>
+      <w:sz w:val="24"/>
+      <w:szCs w:val="24"/>
+      <w:lang w:val="pt-BR" w:eastAsia="pt-BR"/>
+      <w14:ligatures w14:val="standardContextual"/>
+    </w:rPr>
+    <w:tblPr>
+      <w:tblCellMar>
+        <w:top w:w="0" w:type="dxa"/>
+        <w:left w:w="0" w:type="dxa"/>
+        <w:bottom w:w="0" w:type="dxa"/>
+        <w:right w:w="0" w:type="dxa"/>
+      </w:tblCellMar>
+    </w:tblPr>
+  </w:style>
+  <w:style w:type="table" w:customStyle="1" w:styleId="Tabelacomgrade1">
+    <w:name w:val="Tabela com grade1"/>
+    <w:basedOn w:val="Tabelanormal"/>
+    <w:next w:val="Tabelacomgrade"/>
+    <w:uiPriority w:val="59"/>
+    <w:rsid w:val="00DE5522"/>
+    <w:pPr>
+      <w:widowControl/>
+      <w:autoSpaceDE/>
+      <w:autoSpaceDN/>
+    </w:pPr>
+    <w:rPr>
+      <w:rFonts w:eastAsia="MS Mincho"/>
+    </w:rPr>
+    <w:tblPr>
+      <w:tblBorders>
+        <w:top w:val="single" w:sz="4" w:space="0" w:color="auto"/>
+        <w:left w:val="single" w:sz="4" w:space="0" w:color="auto"/>
+        <w:bottom w:val="single" w:sz="4" w:space="0" w:color="auto"/>
+        <w:right w:val="single" w:sz="4" w:space="0" w:color="auto"/>
+        <w:insideH w:val="single" w:sz="4" w:space="0" w:color="auto"/>
+        <w:insideV w:val="single" w:sz="4" w:space="0" w:color="auto"/>
+      </w:tblBorders>
+    </w:tblPr>
+  </w:style>
+  <w:style w:type="table" w:customStyle="1" w:styleId="Tabelacomgrade2">
+    <w:name w:val="Tabela com grade2"/>
+    <w:basedOn w:val="Tabelanormal"/>
+    <w:next w:val="Tabelacomgrade"/>
+    <w:uiPriority w:val="59"/>
+    <w:rsid w:val="006342C1"/>
+    <w:pPr>
+      <w:widowControl/>
+      <w:autoSpaceDE/>
+      <w:autoSpaceDN/>
+    </w:pPr>
+    <w:rPr>
+      <w:rFonts w:eastAsia="MS Mincho"/>
+    </w:rPr>
+    <w:tblPr>
+      <w:tblBorders>
+        <w:top w:val="single" w:sz="4" w:space="0" w:color="auto"/>
+        <w:left w:val="single" w:sz="4" w:space="0" w:color="auto"/>
+        <w:bottom w:val="single" w:sz="4" w:space="0" w:color="auto"/>
+        <w:right w:val="single" w:sz="4" w:space="0" w:color="auto"/>
+        <w:insideH w:val="single" w:sz="4" w:space="0" w:color="auto"/>
+        <w:insideV w:val="single" w:sz="4" w:space="0" w:color="auto"/>
+      </w:tblBorders>
+    </w:tblPr>
+  </w:style>
 </w:styles>
 </file>
 
